--- a/cv.docx
+++ b/cv.docx
@@ -92,7 +92,6 @@
       <w:hyperlink r:id="rId8" w:history="1">
         <w:r>
           <w:rPr>
-            <w:rStyle w:val="Hyperlink"/>
             <w:sz w:val="24"/>
             <w:szCs w:val="24"/>
             <w:lang w:val="fr-FR"/>
@@ -176,7 +175,7 @@
                 <w:sz w:val="24"/>
                 <w:szCs w:val="24"/>
               </w:rPr>
-              <w:t xml:space="preserve">2009-2013 </w:t>
+              <w:t xml:space="preserve">2009-2013</w:t>
             </w:r>
           </w:p>
           <w:p>
@@ -203,10 +202,11 @@
             <w:r>
               <w:rPr>
                 <w:b/>
-                <w:sz w:val="24"/>
-                <w:szCs w:val="24"/>
-              </w:rPr>
-              <w:t xml:space="preserve">PhD Environmental Science </w:t>
+                <w:bCs/>
+                <w:sz w:val="24"/>
+                <w:szCs w:val="24"/>
+              </w:rPr>
+              <w:t xml:space="preserve">PhD Environmental Science</w:t>
             </w:r>
           </w:p>
           <w:p>
@@ -989,7 +989,874 @@
           <w:sz w:val="24"/>
           <w:szCs w:val="24"/>
         </w:rPr>
-        <w:t>Peer reviewed publications</w:t>
+        <w:t>Grants and Awards</w:t>
+      </w:r>
+    </w:p>
+    <w:p>
+      <w:pPr>
+        <w:rPr>
+          <w:bCs/>
+          <w:iCs/>
+          <w:sz w:val="24"/>
+          <w:szCs w:val="24"/>
+        </w:rPr>
+      </w:pPr>
+    </w:p>
+    <w:tbl>
+      <w:tblPr>
+        <w:tblW w:w="8811" w:type="dxa"/>
+        <w:tblInd w:w="108" w:type="dxa"/>
+        <w:tblCellMar>
+          <w:top w:w="28" w:type="dxa"/>
+          <w:bottom w:w="28" w:type="dxa"/>
+        </w:tblCellMar>
+        <w:tblLook w:val="04A0" w:firstRow="1" w:lastRow="0" w:firstColumn="1" w:lastColumn="0" w:noHBand="0" w:noVBand="1"/>
+      </w:tblPr>
+      <w:tblGrid>
+        <w:gridCol w:w="1736"/>
+        <w:gridCol w:w="4758"/>
+        <w:gridCol w:w="2317"/>
+      </w:tblGrid>
+      <w:tr>
+        <w:trPr>
+          <w:trHeight w:val="1205"/>
+        </w:trPr>
+        <w:tc>
+          <w:tcPr>
+            <w:tcW w:w="1736" w:type="dxa"/>
+          </w:tcPr>
+          <w:p>
+            <w:pPr>
+              <w:rPr>
+                <w:bCs/>
+                <w:sz w:val="24"/>
+                <w:szCs w:val="24"/>
+              </w:rPr>
+            </w:pPr>
+            <w:r>
+              <w:rPr>
+                <w:bCs/>
+                <w:sz w:val="24"/>
+                <w:szCs w:val="24"/>
+              </w:rPr>
+              <w:t>1/1/2027-12/31/2029</w:t>
+            </w:r>
+          </w:p>
+        </w:tc>
+        <w:tc>
+          <w:tcPr>
+            <w:tcW w:w="7075" w:type="dxa"/>
+            <w:gridSpan w:val="2"/>
+          </w:tcPr>
+          <w:p>
+            <w:pPr>
+              <w:rPr>
+                <w:color w:val="000000"/>
+                <w:sz w:val="24"/>
+                <w:szCs w:val="24"/>
+              </w:rPr>
+            </w:pPr>
+            <w:r>
+              <w:rPr>
+                <w:sz w:val="24"/>
+                <w:szCs w:val="24"/>
+              </w:rPr>
+              <w:t xml:space="preserve">NSF co-Principal Investigator award (Total award: $1,454,878 to PI Steve Wilhelm; $245,469 to co-PI David Talmy) “</w:t>
+            </w:r>
+            <w:r>
+              <w:rPr>
+                <w:i/>
+                <w:iCs/>
+                <w:sz w:val="24"/>
+                <w:szCs w:val="24"/>
+              </w:rPr>
+              <w:t xml:space="preserve">How temporal niche partitioning and growth on urea selects for cyanobacteria in fresh waters</w:t>
+            </w:r>
+            <w:r>
+              <w:rPr>
+                <w:sz w:val="24"/>
+                <w:szCs w:val="24"/>
+              </w:rPr>
+              <w:t xml:space="preserve">”. ID number: DEB-2534721</w:t>
+            </w:r>
+          </w:p>
+        </w:tc>
+      </w:tr>
+      <w:tr>
+        <w:trPr>
+          <w:trHeight w:val="1601"/>
+        </w:trPr>
+        <w:tc>
+          <w:tcPr>
+            <w:tcW w:w="1736" w:type="dxa"/>
+          </w:tcPr>
+          <w:p>
+            <w:pPr>
+              <w:rPr>
+                <w:bCs/>
+                <w:color w:val="000000" w:themeColor="text1"/>
+                <w:sz w:val="24"/>
+                <w:szCs w:val="24"/>
+              </w:rPr>
+            </w:pPr>
+            <w:r>
+              <w:rPr>
+                <w:bCs/>
+                <w:color w:val="000000" w:themeColor="text1"/>
+                <w:sz w:val="24"/>
+                <w:szCs w:val="24"/>
+              </w:rPr>
+              <w:t>5/1/2025-4/30/2028</w:t>
+            </w:r>
+          </w:p>
+        </w:tc>
+        <w:tc>
+          <w:tcPr>
+            <w:tcW w:w="7075" w:type="dxa"/>
+            <w:gridSpan w:val="2"/>
+          </w:tcPr>
+          <w:p>
+            <w:pPr>
+              <w:suppressAutoHyphens w:val="0"/>
+              <w:autoSpaceDE w:val="0"/>
+              <w:autoSpaceDN w:val="0"/>
+              <w:adjustRightInd w:val="0"/>
+              <w:rPr>
+                <w:bCs/>
+                <w:color w:val="000000" w:themeColor="text1"/>
+                <w:sz w:val="24"/>
+                <w:szCs w:val="24"/>
+                <w:lang w:eastAsia="en-US"/>
+              </w:rPr>
+            </w:pPr>
+            <w:r>
+              <w:rPr>
+                <w:bCs/>
+                <w:color w:val="000000" w:themeColor="text1"/>
+                <w:sz w:val="24"/>
+                <w:szCs w:val="24"/>
+              </w:rPr>
+              <w:t>NSF Principal Investigator award (Total award: $1,607,111; $454,006 to PI David Talmy) “</w:t>
+            </w:r>
+            <w:r>
+              <w:rPr>
+                <w:bCs/>
+                <w:i/>
+                <w:iCs/>
+                <w:color w:val="000000" w:themeColor="text1"/>
+                <w:sz w:val="24"/>
+                <w:szCs w:val="24"/>
+              </w:rPr>
+              <w:t>Collaborative</w:t>
+            </w:r>
+            <w:r>
+              <w:rPr>
+                <w:bCs/>
+                <w:i/>
+                <w:iCs/>
+                <w:color w:val="000000" w:themeColor="text1"/>
+                <w:sz w:val="24"/>
+                <w:szCs w:val="24"/>
+              </w:rPr>
+              <w:t> </w:t>
+            </w:r>
+            <w:r>
+              <w:rPr>
+                <w:bCs/>
+                <w:i/>
+                <w:iCs/>
+                <w:color w:val="000000" w:themeColor="text1"/>
+                <w:sz w:val="24"/>
+                <w:szCs w:val="24"/>
+              </w:rPr>
+              <w:t>Research</w:t>
+            </w:r>
+            <w:r>
+              <w:rPr>
+                <w:bCs/>
+                <w:i/>
+                <w:iCs/>
+                <w:color w:val="000000" w:themeColor="text1"/>
+                <w:sz w:val="24"/>
+                <w:szCs w:val="24"/>
+              </w:rPr>
+              <w:t xml:space="preserve">: Constraining virus loss and carbon and nitrogen flow through virovory in temperate marine ecosystems with isotope tracing and microbial food web models</w:t>
+            </w:r>
+            <w:r>
+              <w:rPr>
+                <w:bCs/>
+                <w:color w:val="000000" w:themeColor="text1"/>
+                <w:sz w:val="24"/>
+                <w:szCs w:val="24"/>
+              </w:rPr>
+              <w:t xml:space="preserve">”. </w:t>
+            </w:r>
+            <w:r>
+              <w:rPr>
+                <w:sz w:val="24"/>
+                <w:szCs w:val="24"/>
+              </w:rPr>
+              <w:t>ID number: OCE-2445508</w:t>
+            </w:r>
+          </w:p>
+        </w:tc>
+      </w:tr>
+      <w:tr>
+        <w:trPr>
+          <w:trHeight w:val="1205"/>
+        </w:trPr>
+        <w:tc>
+          <w:tcPr>
+            <w:tcW w:w="1736" w:type="dxa"/>
+          </w:tcPr>
+          <w:p>
+            <w:pPr>
+              <w:rPr>
+                <w:bCs/>
+                <w:sz w:val="24"/>
+                <w:szCs w:val="24"/>
+              </w:rPr>
+            </w:pPr>
+            <w:r>
+              <w:rPr>
+                <w:bCs/>
+                <w:sz w:val="24"/>
+                <w:szCs w:val="24"/>
+              </w:rPr>
+              <w:t>10/1/2024-9/30/2027</w:t>
+            </w:r>
+          </w:p>
+        </w:tc>
+        <w:tc>
+          <w:tcPr>
+            <w:tcW w:w="7075" w:type="dxa"/>
+            <w:gridSpan w:val="2"/>
+          </w:tcPr>
+          <w:p>
+            <w:pPr>
+              <w:suppressAutoHyphens w:val="0"/>
+              <w:autoSpaceDE w:val="0"/>
+              <w:autoSpaceDN w:val="0"/>
+              <w:adjustRightInd w:val="0"/>
+              <w:rPr>
+                <w:color w:val="000000"/>
+                <w:sz w:val="24"/>
+                <w:szCs w:val="24"/>
+              </w:rPr>
+            </w:pPr>
+            <w:r>
+              <w:rPr>
+                <w:color w:val="000000"/>
+                <w:sz w:val="24"/>
+                <w:szCs w:val="24"/>
+              </w:rPr>
+              <w:t xml:space="preserve">Simons Foundation Principal Investigator award (Total award: </w:t>
+            </w:r>
+            <w:r>
+              <w:rPr>
+                <w:color w:val="000000"/>
+                <w:sz w:val="24"/>
+                <w:szCs w:val="24"/>
+              </w:rPr>
+              <w:t xml:space="preserve">$226,805; full amount to </w:t>
+            </w:r>
+            <w:r>
+              <w:rPr>
+                <w:color w:val="000000"/>
+                <w:sz w:val="24"/>
+                <w:szCs w:val="24"/>
+              </w:rPr>
+              <w:t xml:space="preserve">PI David Talmy) </w:t>
+            </w:r>
+            <w:r>
+              <w:rPr>
+                <w:color w:val="000000" w:themeColor="text1"/>
+                <w:sz w:val="24"/>
+                <w:szCs w:val="24"/>
+              </w:rPr>
+              <w:t>“</w:t>
+            </w:r>
+            <w:r>
+              <w:rPr>
+                <w:i/>
+                <w:color w:val="000000"/>
+                <w:sz w:val="24"/>
+                <w:szCs w:val="24"/>
+              </w:rPr>
+              <w:t xml:space="preserve">SCOPE Synthesis: vDarwin Initiative</w:t>
+            </w:r>
+            <w:r>
+              <w:rPr>
+                <w:color w:val="000000" w:themeColor="text1"/>
+                <w:sz w:val="24"/>
+                <w:szCs w:val="24"/>
+                <w:lang w:eastAsia="en-US"/>
+              </w:rPr>
+              <w:t xml:space="preserve">”. ID number: </w:t>
+            </w:r>
+            <w:r>
+              <w:rPr>
+                <w:sz w:val="24"/>
+                <w:szCs w:val="24"/>
+              </w:rPr>
+              <w:t>SFI-LS-Project-00010539</w:t>
+            </w:r>
+          </w:p>
+        </w:tc>
+      </w:tr>
+      <w:tr>
+        <w:trPr>
+          <w:trHeight w:val="1241"/>
+        </w:trPr>
+        <w:tc>
+          <w:tcPr>
+            <w:tcW w:w="1736" w:type="dxa"/>
+          </w:tcPr>
+          <w:p>
+            <w:pPr>
+              <w:rPr>
+                <w:bCs/>
+                <w:sz w:val="24"/>
+                <w:szCs w:val="24"/>
+              </w:rPr>
+            </w:pPr>
+            <w:r>
+              <w:rPr>
+                <w:bCs/>
+                <w:sz w:val="24"/>
+                <w:szCs w:val="24"/>
+              </w:rPr>
+              <w:t>4/15/2024-3/31/2029</w:t>
+            </w:r>
+          </w:p>
+        </w:tc>
+        <w:tc>
+          <w:tcPr>
+            <w:tcW w:w="7075" w:type="dxa"/>
+            <w:gridSpan w:val="2"/>
+          </w:tcPr>
+          <w:p>
+            <w:pPr>
+              <w:suppressAutoHyphens w:val="0"/>
+              <w:rPr>
+                <w:color w:val="000000"/>
+                <w:sz w:val="24"/>
+                <w:szCs w:val="24"/>
+              </w:rPr>
+            </w:pPr>
+            <w:r>
+              <w:rPr>
+                <w:sz w:val="24"/>
+                <w:szCs w:val="24"/>
+              </w:rPr>
+              <w:t xml:space="preserve">NSF and NIEHS co-Principal Investigator award (Total award: $7,382,485 to University of Michigan; $573,606 subaward to UTK; $160,001 to co-PI David Talmy) “</w:t>
+            </w:r>
+            <w:r>
+              <w:rPr>
+                <w:i/>
+                <w:iCs/>
+                <w:sz w:val="24"/>
+                <w:szCs w:val="24"/>
+              </w:rPr>
+              <w:t xml:space="preserve">Great Lakes center for fresh waters and human health</w:t>
+            </w:r>
+            <w:r>
+              <w:rPr>
+                <w:sz w:val="24"/>
+                <w:szCs w:val="24"/>
+              </w:rPr>
+              <w:t xml:space="preserve">”. ID number: 2418066</w:t>
+            </w:r>
+          </w:p>
+        </w:tc>
+      </w:tr>
+      <w:tr>
+        <w:trPr>
+          <w:trHeight w:val="1205"/>
+        </w:trPr>
+        <w:tc>
+          <w:tcPr>
+            <w:tcW w:w="1736" w:type="dxa"/>
+          </w:tcPr>
+          <w:p>
+            <w:pPr>
+              <w:rPr>
+                <w:bCs/>
+                <w:sz w:val="24"/>
+                <w:szCs w:val="24"/>
+              </w:rPr>
+            </w:pPr>
+            <w:r>
+              <w:rPr>
+                <w:bCs/>
+                <w:sz w:val="24"/>
+                <w:szCs w:val="24"/>
+              </w:rPr>
+              <w:t>8/1/2020-7/31/2025</w:t>
+            </w:r>
+          </w:p>
+        </w:tc>
+        <w:tc>
+          <w:tcPr>
+            <w:tcW w:w="7075" w:type="dxa"/>
+            <w:gridSpan w:val="2"/>
+          </w:tcPr>
+          <w:p>
+            <w:pPr>
+              <w:suppressAutoHyphens w:val="0"/>
+              <w:rPr>
+                <w:color w:val="000000"/>
+                <w:sz w:val="24"/>
+                <w:szCs w:val="24"/>
+              </w:rPr>
+            </w:pPr>
+            <w:r>
+              <w:rPr>
+                <w:sz w:val="24"/>
+                <w:szCs w:val="24"/>
+              </w:rPr>
+              <w:t xml:space="preserve">NSF Principal Investigator award (Total award: $913,189; $397,804 to PI David Talmy, $515,385 to co-PI Erik Zinser) “</w:t>
+            </w:r>
+            <w:r>
+              <w:rPr>
+                <w:i/>
+                <w:iCs/>
+                <w:sz w:val="24"/>
+                <w:szCs w:val="24"/>
+              </w:rPr>
+              <w:t xml:space="preserve">Characterizing the effects of exogenous reactive oxygen species on marine microbial ecosystem dynamics</w:t>
+            </w:r>
+            <w:r>
+              <w:rPr>
+                <w:sz w:val="24"/>
+                <w:szCs w:val="24"/>
+              </w:rPr>
+              <w:t xml:space="preserve">”. ID number: OCE-2023680</w:t>
+            </w:r>
+          </w:p>
+        </w:tc>
+      </w:tr>
+      <w:tr>
+        <w:trPr>
+          <w:trHeight w:val="944"/>
+        </w:trPr>
+        <w:tc>
+          <w:tcPr>
+            <w:tcW w:w="1736" w:type="dxa"/>
+          </w:tcPr>
+          <w:p>
+            <w:pPr>
+              <w:rPr>
+                <w:bCs/>
+                <w:sz w:val="24"/>
+                <w:szCs w:val="24"/>
+              </w:rPr>
+            </w:pPr>
+            <w:r>
+              <w:rPr>
+                <w:bCs/>
+                <w:sz w:val="24"/>
+                <w:szCs w:val="24"/>
+              </w:rPr>
+              <w:t>4/1/2020-3/31/2023</w:t>
+            </w:r>
+          </w:p>
+        </w:tc>
+        <w:tc>
+          <w:tcPr>
+            <w:tcW w:w="7075" w:type="dxa"/>
+            <w:gridSpan w:val="2"/>
+          </w:tcPr>
+          <w:p>
+            <w:pPr>
+              <w:suppressAutoHyphens w:val="0"/>
+              <w:rPr>
+                <w:color w:val="000000"/>
+                <w:sz w:val="24"/>
+                <w:szCs w:val="24"/>
+              </w:rPr>
+            </w:pPr>
+            <w:r>
+              <w:rPr>
+                <w:color w:val="000000"/>
+                <w:sz w:val="24"/>
+                <w:szCs w:val="24"/>
+              </w:rPr>
+              <w:t>Simons Early Career Investigator in Marine Microbial Ecology and Evolution Award (Total award: $666,000; full amount to PI David Talmy). ID number: 690671 (NCE until 3/31/2024)</w:t>
+            </w:r>
+          </w:p>
+        </w:tc>
+      </w:tr>
+      <w:tr>
+        <w:trPr>
+          <w:trHeight w:val="1223"/>
+        </w:trPr>
+        <w:tc>
+          <w:tcPr>
+            <w:tcW w:w="1736" w:type="dxa"/>
+          </w:tcPr>
+          <w:p>
+            <w:pPr>
+              <w:rPr>
+                <w:bCs/>
+                <w:sz w:val="24"/>
+                <w:szCs w:val="24"/>
+              </w:rPr>
+            </w:pPr>
+            <w:r>
+              <w:rPr>
+                <w:bCs/>
+                <w:sz w:val="24"/>
+                <w:szCs w:val="24"/>
+              </w:rPr>
+              <w:t>10/1/2018-9/30/2020</w:t>
+            </w:r>
+          </w:p>
+        </w:tc>
+        <w:tc>
+          <w:tcPr>
+            <w:tcW w:w="7075" w:type="dxa"/>
+            <w:gridSpan w:val="2"/>
+          </w:tcPr>
+          <w:p>
+            <w:pPr>
+              <w:suppressAutoHyphens w:val="0"/>
+              <w:rPr>
+                <w:sz w:val="24"/>
+                <w:szCs w:val="24"/>
+                <w:lang w:eastAsia="zh-CN"/>
+              </w:rPr>
+            </w:pPr>
+            <w:r>
+              <w:rPr>
+                <w:sz w:val="24"/>
+                <w:szCs w:val="24"/>
+              </w:rPr>
+              <w:t xml:space="preserve">Burroughs Wellcome Fund co-Principal Investigator award (Total award: $150,000 to PI Louis Gross; $18,750 to co-PI David Talmy) “</w:t>
+            </w:r>
+            <w:r>
+              <w:rPr>
+                <w:i/>
+                <w:iCs/>
+                <w:sz w:val="24"/>
+                <w:szCs w:val="24"/>
+              </w:rPr>
+              <w:t xml:space="preserve">Enhancing Quantitative and Data Science Education for Graduate Students in Biomedical Science at the University of Tennessee, Knoxville</w:t>
+            </w:r>
+            <w:r>
+              <w:rPr>
+                <w:sz w:val="24"/>
+                <w:szCs w:val="24"/>
+              </w:rPr>
+              <w:t xml:space="preserve">”. ID number: 1018963</w:t>
+            </w:r>
+          </w:p>
+        </w:tc>
+      </w:tr>
+      <w:tr>
+        <w:trPr>
+          <w:trHeight w:val="1484"/>
+        </w:trPr>
+        <w:tc>
+          <w:tcPr>
+            <w:tcW w:w="1736" w:type="dxa"/>
+          </w:tcPr>
+          <w:p>
+            <w:pPr>
+              <w:rPr>
+                <w:bCs/>
+                <w:sz w:val="24"/>
+                <w:szCs w:val="24"/>
+              </w:rPr>
+            </w:pPr>
+            <w:r>
+              <w:rPr>
+                <w:bCs/>
+                <w:sz w:val="24"/>
+                <w:szCs w:val="24"/>
+              </w:rPr>
+              <w:t>6/1/2018-9/30/2019</w:t>
+            </w:r>
+          </w:p>
+        </w:tc>
+        <w:tc>
+          <w:tcPr>
+            <w:tcW w:w="7075" w:type="dxa"/>
+            <w:gridSpan w:val="2"/>
+          </w:tcPr>
+          <w:p>
+            <w:pPr>
+              <w:rPr>
+                <w:bCs/>
+                <w:iCs/>
+                <w:sz w:val="24"/>
+                <w:szCs w:val="24"/>
+              </w:rPr>
+            </w:pPr>
+            <w:r>
+              <w:rPr>
+                <w:sz w:val="24"/>
+                <w:szCs w:val="24"/>
+              </w:rPr>
+              <w:t xml:space="preserve">NSF Principal Investigator award (Total award: $55,642 to PI David Talmy; transfer of unspent funds from OCE-1536521 from MIT to UTK) “</w:t>
+            </w:r>
+            <w:r>
+              <w:rPr>
+                <w:i/>
+                <w:iCs/>
+                <w:sz w:val="24"/>
+                <w:szCs w:val="24"/>
+              </w:rPr>
+              <w:t xml:space="preserve">Elucidating algal host-virus dynamics in different nutrient regimes - mechanistic interactions and biogeochemical impact</w:t>
+            </w:r>
+            <w:r>
+              <w:rPr>
+                <w:sz w:val="24"/>
+                <w:szCs w:val="24"/>
+              </w:rPr>
+              <w:t xml:space="preserve">”. ID number: OCE-1849926</w:t>
+            </w:r>
+          </w:p>
+        </w:tc>
+      </w:tr>
+      <w:tr>
+        <w:trPr>
+          <w:trHeight w:val="1466"/>
+        </w:trPr>
+        <w:tc>
+          <w:tcPr>
+            <w:tcW w:w="1736" w:type="dxa"/>
+          </w:tcPr>
+          <w:p>
+            <w:pPr>
+              <w:rPr>
+                <w:sz w:val="24"/>
+                <w:szCs w:val="24"/>
+              </w:rPr>
+            </w:pPr>
+            <w:r>
+              <w:rPr>
+                <w:sz w:val="24"/>
+                <w:szCs w:val="24"/>
+              </w:rPr>
+              <w:t xml:space="preserve">9/1/2015-10/31/2019</w:t>
+            </w:r>
+          </w:p>
+        </w:tc>
+        <w:tc>
+          <w:tcPr>
+            <w:tcW w:w="7075" w:type="dxa"/>
+            <w:gridSpan w:val="2"/>
+          </w:tcPr>
+          <w:p>
+            <w:pPr>
+              <w:rPr>
+                <w:sz w:val="24"/>
+                <w:szCs w:val="24"/>
+              </w:rPr>
+            </w:pPr>
+            <w:r>
+              <w:rPr>
+                <w:sz w:val="24"/>
+                <w:szCs w:val="24"/>
+              </w:rPr>
+              <w:t xml:space="preserve">NSF co-Principal Investigator award (Total award: $326,864 to PI Mick Follows; co-PI David Talmy was a postdoc on the award) “</w:t>
+            </w:r>
+            <w:r>
+              <w:rPr>
+                <w:i/>
+                <w:iCs/>
+                <w:sz w:val="24"/>
+                <w:szCs w:val="24"/>
+              </w:rPr>
+              <w:t xml:space="preserve">Elucidating algal host-virus dynamics in different nutrient regimes - mechanistic interactions and biogeochemical impact</w:t>
+            </w:r>
+            <w:r>
+              <w:rPr>
+                <w:sz w:val="24"/>
+                <w:szCs w:val="24"/>
+              </w:rPr>
+              <w:t xml:space="preserve">”. ID number: OCE-1536521</w:t>
+            </w:r>
+          </w:p>
+        </w:tc>
+      </w:tr>
+      <w:tr>
+        <w:trPr>
+          <w:trHeight w:val="359"/>
+        </w:trPr>
+        <w:tc>
+          <w:tcPr>
+            <w:tcW w:w="1736" w:type="dxa"/>
+          </w:tcPr>
+          <w:p>
+            <w:pPr>
+              <w:rPr>
+                <w:sz w:val="24"/>
+                <w:szCs w:val="24"/>
+              </w:rPr>
+            </w:pPr>
+            <w:r>
+              <w:rPr>
+                <w:sz w:val="24"/>
+                <w:szCs w:val="24"/>
+              </w:rPr>
+              <w:t>2009-2013</w:t>
+            </w:r>
+          </w:p>
+        </w:tc>
+        <w:tc>
+          <w:tcPr>
+            <w:tcW w:w="7075" w:type="dxa"/>
+            <w:gridSpan w:val="2"/>
+          </w:tcPr>
+          <w:p>
+            <w:pPr>
+              <w:rPr>
+                <w:sz w:val="24"/>
+                <w:szCs w:val="24"/>
+              </w:rPr>
+            </w:pPr>
+            <w:r>
+              <w:rPr>
+                <w:sz w:val="24"/>
+                <w:szCs w:val="24"/>
+              </w:rPr>
+              <w:t>National Centre for Earth Observation PhD studentship</w:t>
+            </w:r>
+          </w:p>
+        </w:tc>
+      </w:tr>
+      <w:tr>
+        <w:trPr>
+          <w:trHeight w:val="386"/>
+        </w:trPr>
+        <w:tc>
+          <w:tcPr>
+            <w:tcW w:w="1736" w:type="dxa"/>
+          </w:tcPr>
+          <w:p>
+            <w:pPr>
+              <w:rPr>
+                <w:sz w:val="24"/>
+                <w:szCs w:val="24"/>
+              </w:rPr>
+            </w:pPr>
+            <w:r>
+              <w:rPr>
+                <w:sz w:val="24"/>
+                <w:szCs w:val="24"/>
+              </w:rPr>
+              <w:lastRenderedPageBreak/>
+              <w:t>2009</w:t>
+            </w:r>
+          </w:p>
+        </w:tc>
+        <w:tc>
+          <w:tcPr>
+            <w:tcW w:w="7075" w:type="dxa"/>
+            <w:gridSpan w:val="2"/>
+          </w:tcPr>
+          <w:p>
+            <w:pPr>
+              <w:rPr>
+                <w:sz w:val="24"/>
+                <w:szCs w:val="24"/>
+              </w:rPr>
+            </w:pPr>
+            <w:r>
+              <w:rPr>
+                <w:sz w:val="24"/>
+                <w:szCs w:val="24"/>
+              </w:rPr>
+              <w:t>NERC subsidy to attend Earth System Science Spring School</w:t>
+            </w:r>
+          </w:p>
+        </w:tc>
+      </w:tr>
+      <w:tr>
+        <w:tblPrEx>
+          <w:tblCellMar>
+            <w:top w:w="0" w:type="dxa"/>
+            <w:bottom w:w="0" w:type="dxa"/>
+          </w:tblCellMar>
+        </w:tblPrEx>
+        <w:trPr>
+          <w:gridAfter w:val="1"/>
+          <w:wAfter w:w="2317" w:type="dxa"/>
+          <w:trHeight w:val="269"/>
+        </w:trPr>
+        <w:tc>
+          <w:tcPr>
+            <w:tcW w:w="1736" w:type="dxa"/>
+          </w:tcPr>
+          <w:p>
+            <w:pPr>
+              <w:rPr>
+                <w:sz w:val="24"/>
+                <w:szCs w:val="24"/>
+              </w:rPr>
+            </w:pPr>
+            <w:r>
+              <w:rPr>
+                <w:sz w:val="24"/>
+                <w:szCs w:val="24"/>
+              </w:rPr>
+              <w:t>2008-2009</w:t>
+            </w:r>
+          </w:p>
+        </w:tc>
+        <w:tc>
+          <w:tcPr>
+            <w:tcW w:w="4758" w:type="dxa"/>
+          </w:tcPr>
+          <w:p>
+            <w:pPr>
+              <w:rPr>
+                <w:sz w:val="24"/>
+                <w:szCs w:val="24"/>
+              </w:rPr>
+            </w:pPr>
+            <w:r>
+              <w:rPr>
+                <w:sz w:val="24"/>
+                <w:szCs w:val="24"/>
+              </w:rPr>
+              <w:t>NERC Masters studentship</w:t>
+            </w:r>
+          </w:p>
+        </w:tc>
+      </w:tr>
+    </w:tbl>
+    <w:p>
+      <w:pPr>
+        <w:pStyle w:val="ListParagraph"/>
+        <w:autoSpaceDE w:val="0"/>
+        <w:autoSpaceDN w:val="0"/>
+        <w:rPr>
+          <w:color w:val="000000"/>
+          <w:sz w:val="24"/>
+          <w:szCs w:val="24"/>
+        </w:rPr>
+      </w:pPr>
+    </w:p>
+    <w:p>
+      <w:pPr>
+        <w:rPr>
+          <w:b/>
+          <w:bCs/>
+          <w:sz w:val="24"/>
+          <w:szCs w:val="24"/>
+        </w:rPr>
+      </w:pPr>
+      <w:r>
+        <w:rPr>
+          <w:b/>
+          <w:bCs/>
+          <w:sz w:val="24"/>
+          <w:szCs w:val="24"/>
+        </w:rPr>
+        <w:t xml:space="preserve">Peer-Reviewed Publications</w:t>
       </w:r>
     </w:p>
     <w:p>
@@ -1044,7 +1911,6 @@
       </w:pPr>
       <w:r>
         <w:rPr>
-          <w:color w:val="000000"/>
           <w:sz w:val="24"/>
           <w:szCs w:val="24"/>
         </w:rPr>
@@ -1054,25 +1920,22 @@
         <w:rPr>
           <w:b/>
           <w:bCs/>
-          <w:color w:val="000000"/>
-          <w:sz w:val="24"/>
-          <w:szCs w:val="24"/>
-        </w:rPr>
-        <w:t>Talmy, D.,</w:t>
-      </w:r>
-      <w:r>
-        <w:rPr>
-          <w:color w:val="000000"/>
-          <w:sz w:val="24"/>
-          <w:szCs w:val="24"/>
-        </w:rPr>
-        <w:t xml:space="preserve"> Wilhelm, S.W., Zinser, E.R. (2026) Acclimation temperature influences phage susceptibility in a toxin-producing strain of </w:t>
+          <w:sz w:val="24"/>
+          <w:szCs w:val="24"/>
+        </w:rPr>
+        <w:t xml:space="preserve">Talmy, D.</w:t>
+      </w:r>
+      <w:r>
+        <w:rPr>
+          <w:sz w:val="24"/>
+          <w:szCs w:val="24"/>
+        </w:rPr>
+        <w:t xml:space="preserve">, Wilhelm, S.W., Zinser, E.R. (2026). Acclimation temperature influences phage susceptibility in a toxin-producing strain of </w:t>
       </w:r>
       <w:r>
         <w:rPr>
           <w:i/>
           <w:iCs/>
-          <w:color w:val="000000"/>
           <w:sz w:val="24"/>
           <w:szCs w:val="24"/>
         </w:rPr>
@@ -1080,7 +1943,6 @@
       </w:r>
       <w:r>
         <w:rPr>
-          <w:color w:val="000000"/>
           <w:sz w:val="24"/>
           <w:szCs w:val="24"/>
         </w:rPr>
@@ -1090,19 +1952,17 @@
         <w:rPr>
           <w:i/>
           <w:iCs/>
-          <w:color w:val="000000"/>
-          <w:sz w:val="24"/>
-          <w:szCs w:val="24"/>
-        </w:rPr>
-        <w:t>Microbiology Spectrum</w:t>
-      </w:r>
-      <w:r>
-        <w:rPr>
-          <w:color w:val="000000"/>
-          <w:sz w:val="24"/>
-          <w:szCs w:val="24"/>
-        </w:rPr>
-        <w:t>, 14(7), e03379-25.</w:t>
+          <w:sz w:val="24"/>
+          <w:szCs w:val="24"/>
+        </w:rPr>
+        <w:t xml:space="preserve">Microbiology Spectrum</w:t>
+      </w:r>
+      <w:r>
+        <w:rPr>
+          <w:sz w:val="24"/>
+          <w:szCs w:val="24"/>
+        </w:rPr>
+        <w:t xml:space="preserve">, 14(7), e03379-25.</w:t>
       </w:r>
     </w:p>
     <w:p>
@@ -1134,25 +1994,63 @@
       </w:pPr>
       <w:r>
         <w:rPr>
-          <w:color w:val="000000"/>
-          <w:sz w:val="24"/>
-          <w:szCs w:val="24"/>
-        </w:rPr>
-        <w:lastRenderedPageBreak/>
-        <w:t xml:space="preserve">Dey, R., Beach, R., Hambrick, K.M., Sgouralis, I., </w:t>
-      </w:r>
-      <w:r>
-        <w:rPr>
-          <w:color w:val="222222"/>
-          <w:sz w:val="24"/>
-          <w:szCs w:val="24"/>
-          <w:shd w:val="clear" w:color="auto" w:fill="FFFFFF"/>
-        </w:rPr>
-        <w:t xml:space="preserve">Frémont, P., Demory, D., Carr, E., Beckett, S.J., Weitz, J.S., Talmy, D. (2026) Microbial Primer: Bayesian learning of traits from microbial time series data. Microbiology, 172(8). </w:t>
-      </w:r>
-    </w:p>
-    <w:p>
-      <w:pPr>
+          <w:sz w:val="24"/>
+          <w:szCs w:val="24"/>
+        </w:rPr>
+        <w:t xml:space="preserve">Dey, R., Beach, R., Hambrick, K.M., Sgouralis, I., Frémont, P., Demory, D., </w:t>
+      </w:r>
+      <w:r>
+        <w:rPr>
+          <w:b/>
+          <w:bCs/>
+          <w:sz w:val="24"/>
+          <w:szCs w:val="24"/>
+        </w:rPr>
+        <w:t xml:space="preserve">Carr, E.</w:t>
+      </w:r>
+      <w:r>
+        <w:rPr>
+          <w:sz w:val="24"/>
+          <w:szCs w:val="24"/>
+        </w:rPr>
+        <w:t xml:space="preserve">, Beckett, S.J., Weitz, J.S., </w:t>
+      </w:r>
+      <w:r>
+        <w:rPr>
+          <w:b/>
+          <w:bCs/>
+          <w:sz w:val="24"/>
+          <w:szCs w:val="24"/>
+        </w:rPr>
+        <w:t xml:space="preserve">Talmy, D.</w:t>
+      </w:r>
+      <w:r>
+        <w:rPr>
+          <w:sz w:val="24"/>
+          <w:szCs w:val="24"/>
+        </w:rPr>
+        <w:t xml:space="preserve"> (2026). Microbial Primer: Bayesian learning of traits from microbial time series data. </w:t>
+      </w:r>
+      <w:r>
+        <w:rPr>
+          <w:i/>
+          <w:iCs/>
+          <w:sz w:val="24"/>
+          <w:szCs w:val="24"/>
+        </w:rPr>
+        <w:t xml:space="preserve">Microbiology</w:t>
+      </w:r>
+      <w:r>
+        <w:rPr>
+          <w:sz w:val="24"/>
+          <w:szCs w:val="24"/>
+        </w:rPr>
+        <w:t xml:space="preserve">, 172(8).</w:t>
+      </w:r>
+    </w:p>
+    <w:p>
+      <w:pPr>
+        <w:pStyle w:val="ListParagraph"/>
         <w:autoSpaceDE w:val="0"/>
         <w:autoSpaceDN w:val="0"/>
         <w:rPr>
@@ -1181,51 +2079,29 @@
         <w:rPr>
           <w:b/>
           <w:bCs/>
-          <w:color w:val="000000"/>
-          <w:sz w:val="24"/>
-          <w:szCs w:val="24"/>
-        </w:rPr>
-        <w:t>McCullough, D.K.,</w:t>
-      </w:r>
-      <w:r>
-        <w:rPr>
-          <w:color w:val="000000"/>
-          <w:sz w:val="24"/>
-          <w:szCs w:val="24"/>
-        </w:rPr>
-        <w:t xml:space="preserve"> </w:t>
-      </w:r>
-      <w:r>
-        <w:rPr>
-          <w:b/>
-          <w:bCs/>
-          <w:color w:val="000000"/>
-          <w:sz w:val="24"/>
-          <w:szCs w:val="24"/>
-        </w:rPr>
-        <w:t>Talmy, D.</w:t>
-      </w:r>
-      <w:r>
-        <w:rPr>
-          <w:color w:val="000000"/>
-          <w:sz w:val="24"/>
-          <w:szCs w:val="24"/>
-        </w:rPr>
-        <w:t xml:space="preserve"> (2026) Resource competition modeling suggests hydrogen peroxide determines competitive outcomes among oligotrophic cyanobacteria. </w:t>
+          <w:sz w:val="24"/>
+          <w:szCs w:val="24"/>
+        </w:rPr>
+        <w:t xml:space="preserve">McCullough, D.K., Talmy, D.</w:t>
+      </w:r>
+      <w:r>
+        <w:rPr>
+          <w:sz w:val="24"/>
+          <w:szCs w:val="24"/>
+        </w:rPr>
+        <w:t xml:space="preserve"> (2026). Resource competition modeling suggests hydrogen peroxide determines competitive outcomes among oligotrophic cyanobacteria. </w:t>
       </w:r>
       <w:r>
         <w:rPr>
           <w:i/>
           <w:iCs/>
-          <w:color w:val="000000"/>
-          <w:sz w:val="24"/>
-          <w:szCs w:val="24"/>
-        </w:rPr>
-        <w:t>ISME Communications</w:t>
-      </w:r>
-      <w:r>
-        <w:rPr>
-          <w:color w:val="000000"/>
+          <w:sz w:val="24"/>
+          <w:szCs w:val="24"/>
+        </w:rPr>
+        <w:t xml:space="preserve">ISME Communications</w:t>
+      </w:r>
+      <w:r>
+        <w:rPr>
           <w:sz w:val="24"/>
           <w:szCs w:val="24"/>
         </w:rPr>
@@ -1234,6 +2110,7 @@
     </w:p>
     <w:p>
       <w:pPr>
+        <w:pStyle w:val="ListParagraph"/>
         <w:autoSpaceDE w:val="0"/>
         <w:autoSpaceDN w:val="0"/>
         <w:rPr>
@@ -1260,110 +2137,58 @@
       </w:pPr>
       <w:r>
         <w:rPr>
-          <w:color w:val="222222"/>
-          <w:sz w:val="24"/>
-          <w:szCs w:val="24"/>
-          <w:shd w:val="clear" w:color="auto" w:fill="FFFFFF"/>
-        </w:rPr>
-        <w:t xml:space="preserve">Frémont, P., Beckett, S. J., Demory, D., </w:t>
+          <w:sz w:val="24"/>
+          <w:szCs w:val="24"/>
+        </w:rPr>
+        <w:t xml:space="preserve">Frémont, P., Beckett, S.J., Demory, D., </w:t>
       </w:r>
       <w:r>
         <w:rPr>
           <w:b/>
           <w:bCs/>
-          <w:color w:val="222222"/>
-          <w:sz w:val="24"/>
-          <w:szCs w:val="24"/>
-          <w:shd w:val="clear" w:color="auto" w:fill="FFFFFF"/>
-        </w:rPr>
-        <w:t>Carr, E.</w:t>
-      </w:r>
-      <w:r>
-        <w:rPr>
-          <w:color w:val="222222"/>
-          <w:sz w:val="24"/>
-          <w:szCs w:val="24"/>
-          <w:shd w:val="clear" w:color="auto" w:fill="FFFFFF"/>
-        </w:rPr>
-        <w:t xml:space="preserve">, Follett, C. L., Lindell, D., </w:t>
+          <w:sz w:val="24"/>
+          <w:szCs w:val="24"/>
+        </w:rPr>
+        <w:t xml:space="preserve">Carr, E.</w:t>
+      </w:r>
+      <w:r>
+        <w:rPr>
+          <w:sz w:val="24"/>
+          <w:szCs w:val="24"/>
+        </w:rPr>
+        <w:t xml:space="preserve">, Follett, C.L., Lindell, D., </w:t>
       </w:r>
       <w:r>
         <w:rPr>
           <w:b/>
           <w:bCs/>
-          <w:color w:val="222222"/>
-          <w:sz w:val="24"/>
-          <w:szCs w:val="24"/>
-          <w:shd w:val="clear" w:color="auto" w:fill="FFFFFF"/>
-        </w:rPr>
-        <w:t>Talmy, D.</w:t>
-      </w:r>
-      <w:r>
-        <w:rPr>
-          <w:color w:val="222222"/>
-          <w:sz w:val="24"/>
-          <w:szCs w:val="24"/>
-          <w:shd w:val="clear" w:color="auto" w:fill="FFFFFF"/>
-        </w:rPr>
-        <w:t xml:space="preserve">, Dutkiewicz, S., Weitz, J. S. (2026). Coexistence of Photosynthetic Marine Microorganisms, Viruses and Grazers: Towards Integration in Ocean Ecosystem Models.</w:t>
-      </w:r>
-      <w:r>
-        <w:rPr>
-          <w:rStyle w:val="apple-converted-space"/>
-          <w:color w:val="222222"/>
-          <w:sz w:val="24"/>
-          <w:szCs w:val="24"/>
-          <w:shd w:val="clear" w:color="auto" w:fill="FFFFFF"/>
-        </w:rPr>
-        <w:t> </w:t>
+          <w:sz w:val="24"/>
+          <w:szCs w:val="24"/>
+        </w:rPr>
+        <w:t xml:space="preserve">Talmy, D.</w:t>
+      </w:r>
+      <w:r>
+        <w:rPr>
+          <w:sz w:val="24"/>
+          <w:szCs w:val="24"/>
+        </w:rPr>
+        <w:t xml:space="preserve">, Dutkiewicz, S., Weitz, J.S. (2026). Coexistence of photosynthetic marine microorganisms, viruses and grazers: towards integration in ocean ecosystem models. </w:t>
       </w:r>
       <w:r>
         <w:rPr>
           <w:i/>
           <w:iCs/>
-          <w:color w:val="222222"/>
-          <w:sz w:val="24"/>
-          <w:szCs w:val="24"/>
-        </w:rPr>
-        <w:t>Environmental Microbiology</w:t>
-      </w:r>
-      <w:r>
-        <w:rPr>
-          <w:color w:val="222222"/>
-          <w:sz w:val="24"/>
-          <w:szCs w:val="24"/>
-          <w:shd w:val="clear" w:color="auto" w:fill="FFFFFF"/>
-        </w:rPr>
-        <w:t>,</w:t>
-      </w:r>
-      <w:r>
-        <w:rPr>
-          <w:rStyle w:val="apple-converted-space"/>
-          <w:color w:val="222222"/>
-          <w:sz w:val="24"/>
-          <w:szCs w:val="24"/>
-          <w:shd w:val="clear" w:color="auto" w:fill="FFFFFF"/>
-        </w:rPr>
-        <w:t> </w:t>
-      </w:r>
-      <w:r>
-        <w:rPr>
-          <w:i/>
-          <w:iCs/>
-          <w:color w:val="222222"/>
-          <w:sz w:val="24"/>
-          <w:szCs w:val="24"/>
-        </w:rPr>
-        <w:t>28</w:t>
-      </w:r>
-      <w:r>
-        <w:rPr>
-          <w:color w:val="222222"/>
-          <w:sz w:val="24"/>
-          <w:szCs w:val="24"/>
-          <w:shd w:val="clear" w:color="auto" w:fill="FFFFFF"/>
-        </w:rPr>
-        <w:t>(4), e70295.</w:t>
+          <w:sz w:val="24"/>
+          <w:szCs w:val="24"/>
+        </w:rPr>
+        <w:t xml:space="preserve">Environmental Microbiology</w:t>
+      </w:r>
+      <w:r>
+        <w:rPr>
+          <w:sz w:val="24"/>
+          <w:szCs w:val="24"/>
+        </w:rPr>
+        <w:t xml:space="preserve">, 28(4), e70295.</w:t>
       </w:r>
     </w:p>
     <w:p>
@@ -1397,66 +2222,49 @@
         <w:rPr>
           <w:b/>
           <w:bCs/>
-          <w:color w:val="000000"/>
-          <w:sz w:val="24"/>
-          <w:szCs w:val="24"/>
-        </w:rPr>
-        <w:t>McCullough. D.K</w:t>
-      </w:r>
-      <w:r>
-        <w:rPr>
-          <w:color w:val="000000"/>
-          <w:sz w:val="24"/>
-          <w:szCs w:val="24"/>
-        </w:rPr>
-        <w:t xml:space="preserve">., Bowden, E.C., Calfee, B.C., Gilchrist, M.A., Zinser, E.R., </w:t>
+          <w:sz w:val="24"/>
+          <w:szCs w:val="24"/>
+        </w:rPr>
+        <w:t xml:space="preserve">McCullough, D.K.</w:t>
+      </w:r>
+      <w:r>
+        <w:rPr>
+          <w:sz w:val="24"/>
+          <w:szCs w:val="24"/>
+        </w:rPr>
+        <w:t xml:space="preserve">, Bowden, E.C., Calfee, B.C., Gilchrist, M.A., Zinser, E.R., </w:t>
       </w:r>
       <w:r>
         <w:rPr>
           <w:b/>
           <w:bCs/>
-          <w:color w:val="000000"/>
-          <w:sz w:val="24"/>
-          <w:szCs w:val="24"/>
-        </w:rPr>
-        <w:t>Talmy, D.,</w:t>
-      </w:r>
-      <w:r>
-        <w:rPr>
-          <w:color w:val="000000"/>
-          <w:sz w:val="24"/>
-          <w:szCs w:val="24"/>
-        </w:rPr>
-        <w:t xml:space="preserve"> </w:t>
-      </w:r>
-      <w:r>
-        <w:rPr>
-          <w:color w:val="212121"/>
-          <w:sz w:val="24"/>
-          <w:szCs w:val="24"/>
-          <w:shd w:val="clear" w:color="auto" w:fill="FFFFFF"/>
-        </w:rPr>
-        <w:t xml:space="preserve">Quantification of the coupled dynamics of marine microbes and reactive oxygen species in laboratory batch culture experiments (2026). </w:t>
+          <w:sz w:val="24"/>
+          <w:szCs w:val="24"/>
+        </w:rPr>
+        <w:t xml:space="preserve">Talmy, D.</w:t>
+      </w:r>
+      <w:r>
+        <w:rPr>
+          <w:sz w:val="24"/>
+          <w:szCs w:val="24"/>
+        </w:rPr>
+        <w:t xml:space="preserve"> (2026). Quantification of the coupled dynamics of marine microbes and reactive oxygen species in laboratory batch culture experiments. </w:t>
       </w:r>
       <w:r>
         <w:rPr>
           <w:i/>
           <w:iCs/>
-          <w:color w:val="212121"/>
-          <w:sz w:val="24"/>
-          <w:szCs w:val="24"/>
-          <w:shd w:val="clear" w:color="auto" w:fill="FFFFFF"/>
-        </w:rPr>
-        <w:t>Microbiology Spectrum</w:t>
-      </w:r>
-      <w:r>
-        <w:rPr>
-          <w:color w:val="212121"/>
-          <w:sz w:val="24"/>
-          <w:szCs w:val="24"/>
-          <w:shd w:val="clear" w:color="auto" w:fill="FFFFFF"/>
-        </w:rPr>
-        <w:t>.</w:t>
+          <w:sz w:val="24"/>
+          <w:szCs w:val="24"/>
+        </w:rPr>
+        <w:t xml:space="preserve">Microbiology Spectrum</w:t>
+      </w:r>
+      <w:r>
+        <w:rPr>
+          <w:sz w:val="24"/>
+          <w:szCs w:val="24"/>
+        </w:rPr>
+        <w:t xml:space="preserve">, 14(6), e00712-25.</w:t>
       </w:r>
     </w:p>
     <w:p>
@@ -1490,79 +2298,33 @@
         <w:rPr>
           <w:b/>
           <w:bCs/>
-          <w:color w:val="222222"/>
-          <w:sz w:val="24"/>
-          <w:szCs w:val="24"/>
-          <w:shd w:val="clear" w:color="auto" w:fill="FFFFFF"/>
-        </w:rPr>
-        <w:t>Talmy, D.</w:t>
-      </w:r>
-      <w:r>
-        <w:rPr>
-          <w:color w:val="222222"/>
-          <w:sz w:val="24"/>
-          <w:szCs w:val="24"/>
-          <w:shd w:val="clear" w:color="auto" w:fill="FFFFFF"/>
-        </w:rPr>
-        <w:t xml:space="preserve">, Howard-Varona, C., Eveillard, D., Covert, M., &amp; Sullivan, M. B.. Viruses in multi-scale ocean models: challenges and opportunities (2025).</w:t>
-      </w:r>
-      <w:r>
-        <w:rPr>
-          <w:rStyle w:val="apple-converted-space"/>
-          <w:color w:val="222222"/>
-          <w:sz w:val="24"/>
-          <w:szCs w:val="24"/>
-          <w:shd w:val="clear" w:color="auto" w:fill="FFFFFF"/>
-        </w:rPr>
-        <w:t> </w:t>
+          <w:sz w:val="24"/>
+          <w:szCs w:val="24"/>
+        </w:rPr>
+        <w:t xml:space="preserve">Talmy, D.</w:t>
+      </w:r>
+      <w:r>
+        <w:rPr>
+          <w:sz w:val="24"/>
+          <w:szCs w:val="24"/>
+        </w:rPr>
+        <w:t xml:space="preserve">, Howard-Varona, C., Eveillard, D., Covert, M., Sullivan, M.B. (2025). Viruses in multi-scale ocean models: challenges and opportunities. </w:t>
       </w:r>
       <w:r>
         <w:rPr>
           <w:i/>
           <w:iCs/>
-          <w:color w:val="222222"/>
-          <w:sz w:val="24"/>
-          <w:szCs w:val="24"/>
-        </w:rPr>
-        <w:t>Frontiers in Marine Science</w:t>
-      </w:r>
-      <w:r>
-        <w:rPr>
-          <w:color w:val="222222"/>
-          <w:sz w:val="24"/>
-          <w:szCs w:val="24"/>
-          <w:shd w:val="clear" w:color="auto" w:fill="FFFFFF"/>
-        </w:rPr>
-        <w:t>,</w:t>
-      </w:r>
-      <w:r>
-        <w:rPr>
-          <w:rStyle w:val="apple-converted-space"/>
-          <w:color w:val="222222"/>
-          <w:sz w:val="24"/>
-          <w:szCs w:val="24"/>
-          <w:shd w:val="clear" w:color="auto" w:fill="FFFFFF"/>
-        </w:rPr>
-        <w:t> </w:t>
-      </w:r>
-      <w:r>
-        <w:rPr>
-          <w:i/>
-          <w:iCs/>
-          <w:color w:val="222222"/>
-          <w:sz w:val="24"/>
-          <w:szCs w:val="24"/>
-        </w:rPr>
-        <w:t>12</w:t>
-      </w:r>
-      <w:r>
-        <w:rPr>
-          <w:color w:val="222222"/>
-          <w:sz w:val="24"/>
-          <w:szCs w:val="24"/>
-          <w:shd w:val="clear" w:color="auto" w:fill="FFFFFF"/>
-        </w:rPr>
-        <w:t>, 1717845.</w:t>
+          <w:sz w:val="24"/>
+          <w:szCs w:val="24"/>
+        </w:rPr>
+        <w:t xml:space="preserve">Frontiers in Marine Science</w:t>
+      </w:r>
+      <w:r>
+        <w:rPr>
+          <w:sz w:val="24"/>
+          <w:szCs w:val="24"/>
+        </w:rPr>
+        <w:t xml:space="preserve">, 12, 1717845.</w:t>
       </w:r>
     </w:p>
     <w:p>
@@ -1594,7 +2356,6 @@
       </w:pPr>
       <w:r>
         <w:rPr>
-          <w:color w:val="000000"/>
           <w:sz w:val="24"/>
           <w:szCs w:val="24"/>
         </w:rPr>
@@ -1604,62 +2365,56 @@
         <w:rPr>
           <w:b/>
           <w:bCs/>
-          <w:color w:val="000000"/>
-          <w:sz w:val="24"/>
-          <w:szCs w:val="24"/>
-        </w:rPr>
-        <w:t>McCullough, D.K.</w:t>
-      </w:r>
-      <w:r>
-        <w:rPr>
-          <w:color w:val="000000"/>
-          <w:sz w:val="24"/>
-          <w:szCs w:val="24"/>
-        </w:rPr>
-        <w:t xml:space="preserve">, Calfee, B.C., Zinser E.R., </w:t>
+          <w:sz w:val="24"/>
+          <w:szCs w:val="24"/>
+        </w:rPr>
+        <w:t xml:space="preserve">McCullough, D.K.</w:t>
+      </w:r>
+      <w:r>
+        <w:rPr>
+          <w:sz w:val="24"/>
+          <w:szCs w:val="24"/>
+        </w:rPr>
+        <w:t xml:space="preserve">, Calfee, B.C., Zinser, E.R., </w:t>
       </w:r>
       <w:r>
         <w:rPr>
           <w:b/>
           <w:bCs/>
-          <w:color w:val="000000"/>
-          <w:sz w:val="24"/>
-          <w:szCs w:val="24"/>
-        </w:rPr>
-        <w:t>Talmy, D.</w:t>
-      </w:r>
-      <w:r>
-        <w:rPr>
-          <w:color w:val="000000"/>
-          <w:sz w:val="24"/>
-          <w:szCs w:val="24"/>
-        </w:rPr>
-        <w:t xml:space="preserve">, Sgouralis, I. Quantitative assessment of biological dynamics with aggregate data. (2025). </w:t>
+          <w:sz w:val="24"/>
+          <w:szCs w:val="24"/>
+        </w:rPr>
+        <w:t xml:space="preserve">Talmy, D.</w:t>
+      </w:r>
+      <w:r>
+        <w:rPr>
+          <w:sz w:val="24"/>
+          <w:szCs w:val="24"/>
+        </w:rPr>
+        <w:t xml:space="preserve">, Sgouralis, I. (2025). Quantitative assessment of biological dynamics with aggregate data. </w:t>
       </w:r>
       <w:r>
         <w:rPr>
           <w:i/>
           <w:iCs/>
-          <w:color w:val="000000"/>
-          <w:sz w:val="24"/>
-          <w:szCs w:val="24"/>
-        </w:rPr>
-        <w:t>Bulletin of Mathematical Biology</w:t>
-      </w:r>
-      <w:r>
-        <w:rPr>
-          <w:color w:val="000000"/>
-          <w:sz w:val="24"/>
-          <w:szCs w:val="24"/>
-        </w:rPr>
-        <w:t>, 87, 164.</w:t>
-      </w:r>
-    </w:p>
-    <w:p>
-      <w:pPr>
+          <w:sz w:val="24"/>
+          <w:szCs w:val="24"/>
+        </w:rPr>
+        <w:t xml:space="preserve">Bulletin of Mathematical Biology</w:t>
+      </w:r>
+      <w:r>
+        <w:rPr>
+          <w:sz w:val="24"/>
+          <w:szCs w:val="24"/>
+        </w:rPr>
+        <w:t xml:space="preserve">, 87(11), 164.</w:t>
+      </w:r>
+    </w:p>
+    <w:p>
+      <w:pPr>
+        <w:pStyle w:val="ListParagraph"/>
         <w:autoSpaceDE w:val="0"/>
         <w:autoSpaceDN w:val="0"/>
-        <w:ind w:left="360"/>
         <w:rPr>
           <w:color w:val="000000"/>
           <w:sz w:val="24"/>
@@ -1684,7 +2439,6 @@
       </w:pPr>
       <w:r>
         <w:rPr>
-          <w:color w:val="000000"/>
           <w:sz w:val="24"/>
           <w:szCs w:val="24"/>
         </w:rPr>
@@ -1694,60 +2448,42 @@
         <w:rPr>
           <w:b/>
           <w:bCs/>
-          <w:color w:val="000000"/>
-          <w:sz w:val="24"/>
-          <w:szCs w:val="24"/>
-        </w:rPr>
-        <w:t>D. Talmy</w:t>
-      </w:r>
-      <w:r>
-        <w:rPr>
-          <w:color w:val="000000"/>
-          <w:sz w:val="24"/>
-          <w:szCs w:val="24"/>
-        </w:rPr>
-        <w:t xml:space="preserve">, J. A. Kimbrel, P. K. Weber, and X. Mayali. Coastal bacteria and protists assimilate viral carbon and nitrogen. (2024). </w:t>
+          <w:sz w:val="24"/>
+          <w:szCs w:val="24"/>
+        </w:rPr>
+        <w:t xml:space="preserve">Talmy, D.</w:t>
+      </w:r>
+      <w:r>
+        <w:rPr>
+          <w:sz w:val="24"/>
+          <w:szCs w:val="24"/>
+        </w:rPr>
+        <w:t xml:space="preserve">, Kimbrel, J.A., Weber, P.K., Mayali, X. (2024). Coastal bacteria and protists assimilate viral carbon and nitrogen. </w:t>
       </w:r>
       <w:r>
         <w:rPr>
           <w:i/>
           <w:iCs/>
+          <w:sz w:val="24"/>
+          <w:szCs w:val="24"/>
+        </w:rPr>
+        <w:t xml:space="preserve">The ISME Journal</w:t>
+      </w:r>
+      <w:r>
+        <w:rPr>
+          <w:sz w:val="24"/>
+          <w:szCs w:val="24"/>
+        </w:rPr>
+        <w:t xml:space="preserve">, 18(1), wrae231.</w:t>
+      </w:r>
+    </w:p>
+    <w:p>
+      <w:pPr>
+        <w:pStyle w:val="ListParagraph"/>
+        <w:autoSpaceDE w:val="0"/>
+        <w:autoSpaceDN w:val="0"/>
+        <w:rPr>
           <w:color w:val="000000"/>
-          <w:sz w:val="24"/>
-          <w:szCs w:val="24"/>
-        </w:rPr>
-        <w:t>ISME J</w:t>
-      </w:r>
-      <w:r>
-        <w:rPr>
-          <w:color w:val="000000"/>
-          <w:sz w:val="24"/>
-          <w:szCs w:val="24"/>
-        </w:rPr>
-        <w:t xml:space="preserve"> </w:t>
-      </w:r>
-      <w:r>
-        <w:rPr>
-          <w:bCs/>
-          <w:color w:val="000000"/>
-          <w:sz w:val="24"/>
-          <w:szCs w:val="24"/>
-        </w:rPr>
-        <w:t>18</w:t>
-      </w:r>
-      <w:r>
-        <w:rPr>
-          <w:color w:val="000000"/>
-          <w:sz w:val="24"/>
-          <w:szCs w:val="24"/>
-        </w:rPr>
-        <w:t>. wrae231.</w:t>
-      </w:r>
-    </w:p>
-    <w:p>
-      <w:pPr>
-        <w:pStyle w:val="ListParagraph"/>
-        <w:rPr>
           <w:sz w:val="24"/>
           <w:szCs w:val="24"/>
         </w:rPr>
@@ -1760,17 +2496,20 @@
           <w:ilvl w:val="0"/>
           <w:numId w:val="6"/>
         </w:numPr>
-        <w:rPr>
-          <w:sz w:val="24"/>
-          <w:szCs w:val="24"/>
-        </w:rPr>
-      </w:pPr>
-      <w:r>
-        <w:rPr>
-          <w:sz w:val="24"/>
-          <w:szCs w:val="24"/>
-        </w:rPr>
-        <w:t xml:space="preserve">Lennon, J., Abramoff, R, Allison, S., Burckhardt, R., DeAngelis, K., Dunne, J., Frey, S., Friedlingstein, P., Hawkes, C., Hungate, B., Khurana, S., Kivlin, S., Levine, N., Manzoni, S., Martiny, A., Martiny, J., Nguyen, N., Rawat, M., </w:t>
+        <w:autoSpaceDE w:val="0"/>
+        <w:autoSpaceDN w:val="0"/>
+        <w:rPr>
+          <w:color w:val="000000"/>
+          <w:sz w:val="24"/>
+          <w:szCs w:val="24"/>
+        </w:rPr>
+      </w:pPr>
+      <w:r>
+        <w:rPr>
+          <w:sz w:val="24"/>
+          <w:szCs w:val="24"/>
+        </w:rPr>
+        <w:t xml:space="preserve">Lennon, J., Abramoff, R., Allison, S., Burckhardt, R., DeAngelis, K., Dunne, J., Frey, S., Friedlingstein, P., Hawkes, C., Hungate, B., Khurana, S., Kivlin, S., Levine, N., Manzoni, S., Martiny, A., Martiny, J., Nguyen, N., Rawat, M., </w:t>
       </w:r>
       <w:r>
         <w:rPr>
@@ -1779,14 +2518,14 @@
           <w:sz w:val="24"/>
           <w:szCs w:val="24"/>
         </w:rPr>
-        <w:t>Talmy, D.</w:t>
-      </w:r>
-      <w:r>
-        <w:rPr>
-          <w:sz w:val="24"/>
-          <w:szCs w:val="24"/>
-        </w:rPr>
-        <w:t xml:space="preserve">, Todd-Brown, K., Vogt, M., Weider, W., Zakem, E. Priorities, opportunities, and challenges for integrating microorganisms into Earth system models for climate change prediction (2024). </w:t>
+        <w:t xml:space="preserve">Talmy, D.</w:t>
+      </w:r>
+      <w:r>
+        <w:rPr>
+          <w:sz w:val="24"/>
+          <w:szCs w:val="24"/>
+        </w:rPr>
+        <w:t xml:space="preserve">, Todd-Brown, K., Vogt, M., Wieder, W., Zakem, E. (2024). Priorities, opportunities, and challenges for integrating microorganisms into Earth system models for climate change prediction. </w:t>
       </w:r>
       <w:r>
         <w:rPr>
@@ -1795,20 +2534,23 @@
           <w:sz w:val="24"/>
           <w:szCs w:val="24"/>
         </w:rPr>
-        <w:t>mBio</w:t>
-      </w:r>
-      <w:r>
-        <w:rPr>
-          <w:sz w:val="24"/>
-          <w:szCs w:val="24"/>
-        </w:rPr>
-        <w:t>, 15, e00455-24.</w:t>
+        <w:t xml:space="preserve">mBio</w:t>
+      </w:r>
+      <w:r>
+        <w:rPr>
+          <w:sz w:val="24"/>
+          <w:szCs w:val="24"/>
+        </w:rPr>
+        <w:t xml:space="preserve">, 15(5), e00455-24.</w:t>
       </w:r>
     </w:p>
     <w:p>
       <w:pPr>
         <w:pStyle w:val="ListParagraph"/>
-        <w:rPr>
+        <w:autoSpaceDE w:val="0"/>
+        <w:autoSpaceDN w:val="0"/>
+        <w:rPr>
+          <w:color w:val="000000"/>
           <w:sz w:val="24"/>
           <w:szCs w:val="24"/>
         </w:rPr>
@@ -1821,7 +2563,10 @@
           <w:ilvl w:val="0"/>
           <w:numId w:val="6"/>
         </w:numPr>
-        <w:rPr>
+        <w:autoSpaceDE w:val="0"/>
+        <w:autoSpaceDN w:val="0"/>
+        <w:rPr>
+          <w:color w:val="000000"/>
           <w:sz w:val="24"/>
           <w:szCs w:val="24"/>
         </w:rPr>
@@ -1833,46 +2578,14 @@
           <w:sz w:val="24"/>
           <w:szCs w:val="24"/>
         </w:rPr>
-        <w:t>Talmy, D.</w:t>
-      </w:r>
-      <w:r>
-        <w:rPr>
-          <w:sz w:val="24"/>
-          <w:szCs w:val="24"/>
-        </w:rPr>
-        <w:t xml:space="preserve">, </w:t>
-      </w:r>
-      <w:r>
-        <w:rPr>
-          <w:b/>
-          <w:bCs/>
-          <w:sz w:val="24"/>
-          <w:szCs w:val="24"/>
-        </w:rPr>
-        <w:t>Carr, E.</w:t>
-      </w:r>
-      <w:r>
-        <w:rPr>
-          <w:sz w:val="24"/>
-          <w:szCs w:val="24"/>
-        </w:rPr>
-        <w:t xml:space="preserve">, </w:t>
-      </w:r>
-      <w:r>
-        <w:rPr>
-          <w:b/>
-          <w:bCs/>
-          <w:sz w:val="24"/>
-          <w:szCs w:val="24"/>
-        </w:rPr>
-        <w:t>Rajakaruna, H.</w:t>
-      </w:r>
-      <w:r>
-        <w:rPr>
-          <w:sz w:val="24"/>
-          <w:szCs w:val="24"/>
-        </w:rPr>
-        <w:t xml:space="preserve">, Våge, S., Omta, A.W. Killing the predator: impacts of top-predator mortality on global ocean ecosystem structure (2024). </w:t>
+        <w:t xml:space="preserve">Talmy, D., Carr, E., Rajakaruna, H.</w:t>
+      </w:r>
+      <w:r>
+        <w:rPr>
+          <w:sz w:val="24"/>
+          <w:szCs w:val="24"/>
+        </w:rPr>
+        <w:t xml:space="preserve">, Våge, S., Omta, A.W. (2024). Killing the predator: impacts of top-predator mortality on global ocean ecosystem structure. </w:t>
       </w:r>
       <w:r>
         <w:rPr>
@@ -1881,19 +2594,23 @@
           <w:sz w:val="24"/>
           <w:szCs w:val="24"/>
         </w:rPr>
-        <w:t>Biogeosciences</w:t>
-      </w:r>
-      <w:r>
-        <w:rPr>
-          <w:sz w:val="24"/>
-          <w:szCs w:val="24"/>
-        </w:rPr>
-        <w:t>. 1-29.</w:t>
-      </w:r>
-    </w:p>
-    <w:p>
-      <w:pPr>
-        <w:rPr>
+        <w:t xml:space="preserve">Biogeosciences</w:t>
+      </w:r>
+      <w:r>
+        <w:rPr>
+          <w:sz w:val="24"/>
+          <w:szCs w:val="24"/>
+        </w:rPr>
+        <w:t xml:space="preserve">, 21(10), 2493-2507.</w:t>
+      </w:r>
+    </w:p>
+    <w:p>
+      <w:pPr>
+        <w:pStyle w:val="ListParagraph"/>
+        <w:autoSpaceDE w:val="0"/>
+        <w:autoSpaceDN w:val="0"/>
+        <w:rPr>
+          <w:color w:val="000000"/>
           <w:sz w:val="24"/>
           <w:szCs w:val="24"/>
         </w:rPr>
@@ -1906,7 +2623,10 @@
           <w:ilvl w:val="0"/>
           <w:numId w:val="6"/>
         </w:numPr>
-        <w:rPr>
+        <w:autoSpaceDE w:val="0"/>
+        <w:autoSpaceDN w:val="0"/>
+        <w:rPr>
+          <w:color w:val="000000"/>
           <w:sz w:val="24"/>
           <w:szCs w:val="24"/>
         </w:rPr>
@@ -1925,14 +2645,14 @@
           <w:sz w:val="24"/>
           <w:szCs w:val="24"/>
         </w:rPr>
-        <w:t>Talmy, D.,</w:t>
-      </w:r>
-      <w:r>
-        <w:rPr>
-          <w:sz w:val="24"/>
-          <w:szCs w:val="24"/>
-        </w:rPr>
-        <w:t xml:space="preserve"> von Arnim, A.G., Wiggins, G. Prioritization of the concepts and skills in quantitative education for graduate students in biomedical science (2023). PLOS ONE 18</w:t>
+        <w:t xml:space="preserve">Talmy, D.</w:t>
+      </w:r>
+      <w:r>
+        <w:rPr>
+          <w:sz w:val="24"/>
+          <w:szCs w:val="24"/>
+        </w:rPr>
+        <w:t xml:space="preserve">, von Arnim, A.G., Wiggins, G. (2023). Prioritization of the concepts and skills in quantitative education for graduate students in biomedical science. </w:t>
       </w:r>
       <w:r>
         <w:rPr>
@@ -1941,19 +2661,23 @@
           <w:sz w:val="24"/>
           <w:szCs w:val="24"/>
         </w:rPr>
-        <w:t xml:space="preserve">, </w:t>
-      </w:r>
-      <w:r>
-        <w:rPr>
-          <w:sz w:val="24"/>
-          <w:szCs w:val="24"/>
-        </w:rPr>
-        <w:t>e02849821.</w:t>
-      </w:r>
-    </w:p>
-    <w:p>
-      <w:pPr>
-        <w:rPr>
+        <w:t xml:space="preserve">PLOS ONE</w:t>
+      </w:r>
+      <w:r>
+        <w:rPr>
+          <w:sz w:val="24"/>
+          <w:szCs w:val="24"/>
+        </w:rPr>
+        <w:t xml:space="preserve">, 18(4), e0284982.</w:t>
+      </w:r>
+    </w:p>
+    <w:p>
+      <w:pPr>
+        <w:pStyle w:val="ListParagraph"/>
+        <w:autoSpaceDE w:val="0"/>
+        <w:autoSpaceDN w:val="0"/>
+        <w:rPr>
+          <w:color w:val="000000"/>
           <w:sz w:val="24"/>
           <w:szCs w:val="24"/>
         </w:rPr>
@@ -1966,7 +2690,10 @@
           <w:ilvl w:val="0"/>
           <w:numId w:val="6"/>
         </w:numPr>
-        <w:rPr>
+        <w:autoSpaceDE w:val="0"/>
+        <w:autoSpaceDN w:val="0"/>
+        <w:rPr>
+          <w:color w:val="000000"/>
           <w:sz w:val="24"/>
           <w:szCs w:val="24"/>
         </w:rPr>
@@ -1985,30 +2712,14 @@
           <w:sz w:val="24"/>
           <w:szCs w:val="24"/>
         </w:rPr>
-        <w:t>Rajakaruna, H.</w:t>
-      </w:r>
-      <w:r>
-        <w:rPr>
-          <w:sz w:val="24"/>
-          <w:szCs w:val="24"/>
-        </w:rPr>
-        <w:t xml:space="preserve">, </w:t>
-      </w:r>
-      <w:r>
-        <w:rPr>
-          <w:b/>
-          <w:bCs/>
-          <w:sz w:val="24"/>
-          <w:szCs w:val="24"/>
-        </w:rPr>
-        <w:t>Talmy, D.</w:t>
-      </w:r>
-      <w:r>
-        <w:rPr>
-          <w:sz w:val="24"/>
-          <w:szCs w:val="24"/>
-        </w:rPr>
-        <w:t xml:space="preserve">, Follows, M.J., Trophic model closure influences ecosystem response to enrichment (2023). </w:t>
+        <w:t xml:space="preserve">Rajakaruna, H., Talmy, D.</w:t>
+      </w:r>
+      <w:r>
+        <w:rPr>
+          <w:sz w:val="24"/>
+          <w:szCs w:val="24"/>
+        </w:rPr>
+        <w:t xml:space="preserve">, Follows, M.J. (2023). Trophic model closure influences ecosystem response to enrichment. </w:t>
       </w:r>
       <w:r>
         <w:rPr>
@@ -2017,35 +2728,23 @@
           <w:sz w:val="24"/>
           <w:szCs w:val="24"/>
         </w:rPr>
-        <w:t xml:space="preserve">Ecological Modeling, </w:t>
-      </w:r>
-      <w:r>
-        <w:rPr>
-          <w:sz w:val="24"/>
-          <w:szCs w:val="24"/>
-        </w:rPr>
-        <w:t>475</w:t>
-      </w:r>
-      <w:r>
-        <w:rPr>
-          <w:i/>
-          <w:iCs/>
-          <w:sz w:val="24"/>
-          <w:szCs w:val="24"/>
-        </w:rPr>
-        <w:t xml:space="preserve">, </w:t>
-      </w:r>
-      <w:r>
-        <w:rPr>
-          <w:sz w:val="24"/>
-          <w:szCs w:val="24"/>
-        </w:rPr>
-        <w:t>110183.</w:t>
-      </w:r>
-    </w:p>
-    <w:p>
-      <w:pPr>
-        <w:rPr>
+        <w:t xml:space="preserve">Ecological Modelling</w:t>
+      </w:r>
+      <w:r>
+        <w:rPr>
+          <w:sz w:val="24"/>
+          <w:szCs w:val="24"/>
+        </w:rPr>
+        <w:t xml:space="preserve">, 475, 110183.</w:t>
+      </w:r>
+    </w:p>
+    <w:p>
+      <w:pPr>
+        <w:pStyle w:val="ListParagraph"/>
+        <w:autoSpaceDE w:val="0"/>
+        <w:autoSpaceDN w:val="0"/>
+        <w:rPr>
+          <w:color w:val="000000"/>
           <w:sz w:val="24"/>
           <w:szCs w:val="24"/>
         </w:rPr>
@@ -2058,109 +2757,70 @@
           <w:ilvl w:val="0"/>
           <w:numId w:val="6"/>
         </w:numPr>
+        <w:autoSpaceDE w:val="0"/>
+        <w:autoSpaceDN w:val="0"/>
+        <w:rPr>
+          <w:color w:val="000000"/>
+          <w:sz w:val="24"/>
+          <w:szCs w:val="24"/>
+        </w:rPr>
+      </w:pPr>
+      <w:r>
+        <w:rPr>
+          <w:b/>
+          <w:bCs/>
+          <w:sz w:val="24"/>
+          <w:szCs w:val="24"/>
+        </w:rPr>
+        <w:t xml:space="preserve">Hinson, A., Papoulis, S., Fiet, L., Knight, M., Cho, P., Szeltner, B.</w:t>
+      </w:r>
+      <w:r>
+        <w:rPr>
+          <w:sz w:val="24"/>
+          <w:szCs w:val="24"/>
+        </w:rPr>
+        <w:t xml:space="preserve">, Sgouralis, I., </w:t>
+      </w:r>
+      <w:r>
+        <w:rPr>
+          <w:b/>
+          <w:bCs/>
+          <w:sz w:val="24"/>
+          <w:szCs w:val="24"/>
+        </w:rPr>
+        <w:t xml:space="preserve">Talmy, D.</w:t>
+      </w:r>
+      <w:r>
+        <w:rPr>
+          <w:sz w:val="24"/>
+          <w:szCs w:val="24"/>
+        </w:rPr>
+        <w:t xml:space="preserve"> (2023). A model of algal-virus population dynamics reveals underlying controls on material transfer. </w:t>
+      </w:r>
+      <w:r>
         <w:rPr>
           <w:i/>
           <w:iCs/>
           <w:sz w:val="24"/>
           <w:szCs w:val="24"/>
         </w:rPr>
-      </w:pPr>
-      <w:r>
-        <w:rPr>
-          <w:b/>
-          <w:bCs/>
-          <w:sz w:val="24"/>
-          <w:szCs w:val="24"/>
-        </w:rPr>
-        <w:t>Hinson, A.</w:t>
-      </w:r>
-      <w:r>
-        <w:rPr>
-          <w:sz w:val="24"/>
-          <w:szCs w:val="24"/>
-        </w:rPr>
-        <w:t xml:space="preserve">, </w:t>
-      </w:r>
-      <w:r>
-        <w:rPr>
-          <w:b/>
-          <w:bCs/>
-          <w:sz w:val="24"/>
-          <w:szCs w:val="24"/>
-        </w:rPr>
-        <w:t>Papoulis, S., Fiet, L., Knight, M., Cho, P., Szeltner, B.</w:t>
-      </w:r>
-      <w:r>
-        <w:rPr>
-          <w:sz w:val="24"/>
-          <w:szCs w:val="24"/>
-        </w:rPr>
-        <w:t xml:space="preserve">, Sgouralis, I. </w:t>
-      </w:r>
-      <w:r>
-        <w:rPr>
-          <w:b/>
-          <w:bCs/>
-          <w:sz w:val="24"/>
-          <w:szCs w:val="24"/>
-        </w:rPr>
-        <w:t>Talmy, D.</w:t>
-      </w:r>
-      <w:r>
-        <w:rPr>
-          <w:sz w:val="24"/>
-          <w:szCs w:val="24"/>
-        </w:rPr>
-        <w:t xml:space="preserve"> A model of algal-virus population dynamics reveals underlying controls on material transfer. (2023). </w:t>
-      </w:r>
-      <w:r>
-        <w:rPr>
-          <w:i/>
-          <w:iCs/>
-          <w:sz w:val="24"/>
-          <w:szCs w:val="24"/>
-        </w:rPr>
-        <w:t>Limnology and Oceanography,</w:t>
-      </w:r>
-      <w:r>
-        <w:rPr>
-          <w:sz w:val="24"/>
-          <w:szCs w:val="24"/>
-        </w:rPr>
-        <w:t xml:space="preserve"> 68</w:t>
-      </w:r>
-      <w:r>
-        <w:rPr>
-          <w:i/>
-          <w:iCs/>
-          <w:sz w:val="24"/>
-          <w:szCs w:val="24"/>
-        </w:rPr>
-        <w:t xml:space="preserve">, </w:t>
-      </w:r>
-      <w:r>
-        <w:rPr>
-          <w:sz w:val="24"/>
-          <w:szCs w:val="24"/>
-        </w:rPr>
-        <w:t>165-180</w:t>
-      </w:r>
-      <w:r>
-        <w:rPr>
-          <w:i/>
-          <w:iCs/>
-          <w:sz w:val="24"/>
-          <w:szCs w:val="24"/>
-        </w:rPr>
-        <w:t>.</w:t>
+        <w:t xml:space="preserve">Limnology and Oceanography</w:t>
+      </w:r>
+      <w:r>
+        <w:rPr>
+          <w:sz w:val="24"/>
+          <w:szCs w:val="24"/>
+        </w:rPr>
+        <w:t xml:space="preserve">, 68(1), 165-180.</w:t>
       </w:r>
     </w:p>
     <w:p>
       <w:pPr>
         <w:pStyle w:val="ListParagraph"/>
-        <w:rPr>
-          <w:b/>
-          <w:bCs/>
+        <w:autoSpaceDE w:val="0"/>
+        <w:autoSpaceDN w:val="0"/>
+        <w:rPr>
+          <w:color w:val="000000"/>
           <w:sz w:val="24"/>
           <w:szCs w:val="24"/>
         </w:rPr>
@@ -2173,75 +2833,54 @@
           <w:ilvl w:val="0"/>
           <w:numId w:val="6"/>
         </w:numPr>
+        <w:autoSpaceDE w:val="0"/>
+        <w:autoSpaceDN w:val="0"/>
+        <w:rPr>
+          <w:color w:val="000000"/>
+          <w:sz w:val="24"/>
+          <w:szCs w:val="24"/>
+        </w:rPr>
+      </w:pPr>
+      <w:r>
+        <w:rPr>
+          <w:b/>
+          <w:bCs/>
+          <w:sz w:val="24"/>
+          <w:szCs w:val="24"/>
+        </w:rPr>
+        <w:t xml:space="preserve">Talmy, D.</w:t>
+      </w:r>
+      <w:r>
+        <w:rPr>
+          <w:sz w:val="24"/>
+          <w:szCs w:val="24"/>
+        </w:rPr>
+        <w:t xml:space="preserve"> (2022). Life, death, and cyanobacteria biogeography. </w:t>
+      </w:r>
+      <w:r>
         <w:rPr>
           <w:i/>
           <w:iCs/>
           <w:sz w:val="24"/>
           <w:szCs w:val="24"/>
         </w:rPr>
-      </w:pPr>
-      <w:r>
-        <w:rPr>
-          <w:b/>
-          <w:bCs/>
-          <w:sz w:val="24"/>
-          <w:szCs w:val="24"/>
-        </w:rPr>
-        <w:lastRenderedPageBreak/>
-        <w:t>Talmy, D.,</w:t>
-      </w:r>
-      <w:r>
-        <w:rPr>
-          <w:sz w:val="24"/>
-          <w:szCs w:val="24"/>
-        </w:rPr>
-        <w:t xml:space="preserve"> Life, death, and cyanobacteria biogeography (2022) </w:t>
-      </w:r>
-      <w:r>
-        <w:rPr>
-          <w:i/>
-          <w:iCs/>
-          <w:sz w:val="24"/>
-          <w:szCs w:val="24"/>
-        </w:rPr>
-        <w:t xml:space="preserve">Nature Microbiology, News and Views, </w:t>
-      </w:r>
-      <w:r>
-        <w:rPr>
-          <w:sz w:val="24"/>
-          <w:szCs w:val="24"/>
-        </w:rPr>
-        <w:t>7</w:t>
-      </w:r>
-      <w:r>
-        <w:rPr>
-          <w:i/>
-          <w:iCs/>
-          <w:sz w:val="24"/>
-          <w:szCs w:val="24"/>
-        </w:rPr>
-        <w:t xml:space="preserve">, </w:t>
-      </w:r>
-      <w:r>
-        <w:rPr>
-          <w:sz w:val="24"/>
-          <w:szCs w:val="24"/>
-        </w:rPr>
-        <w:t>480-481</w:t>
-      </w:r>
-      <w:r>
-        <w:rPr>
-          <w:i/>
-          <w:iCs/>
-          <w:sz w:val="24"/>
-          <w:szCs w:val="24"/>
-        </w:rPr>
-        <w:t>.</w:t>
-      </w:r>
-    </w:p>
-    <w:p>
-      <w:pPr>
-        <w:rPr>
+        <w:t xml:space="preserve">Nature Microbiology</w:t>
+      </w:r>
+      <w:r>
+        <w:rPr>
+          <w:sz w:val="24"/>
+          <w:szCs w:val="24"/>
+        </w:rPr>
+        <w:t xml:space="preserve"> (News and Views), 7(4), 480-481.</w:t>
+      </w:r>
+    </w:p>
+    <w:p>
+      <w:pPr>
+        <w:pStyle w:val="ListParagraph"/>
+        <w:autoSpaceDE w:val="0"/>
+        <w:autoSpaceDN w:val="0"/>
+        <w:rPr>
+          <w:color w:val="000000"/>
           <w:sz w:val="24"/>
           <w:szCs w:val="24"/>
         </w:rPr>
@@ -2254,7 +2893,10 @@
           <w:ilvl w:val="0"/>
           <w:numId w:val="6"/>
         </w:numPr>
-        <w:rPr>
+        <w:autoSpaceDE w:val="0"/>
+        <w:autoSpaceDN w:val="0"/>
+        <w:rPr>
+          <w:color w:val="000000"/>
           <w:sz w:val="24"/>
           <w:szCs w:val="24"/>
         </w:rPr>
@@ -2266,14 +2908,14 @@
           <w:sz w:val="24"/>
           <w:szCs w:val="24"/>
         </w:rPr>
-        <w:t>Rajakaruna, H., Carr, E</w:t>
-      </w:r>
-      <w:r>
-        <w:rPr>
-          <w:sz w:val="24"/>
-          <w:szCs w:val="24"/>
-        </w:rPr>
-        <w:t xml:space="preserve">., Omta, A.W., </w:t>
+        <w:t xml:space="preserve">Rajakaruna, H., Carr, E.</w:t>
+      </w:r>
+      <w:r>
+        <w:rPr>
+          <w:sz w:val="24"/>
+          <w:szCs w:val="24"/>
+        </w:rPr>
+        <w:t xml:space="preserve">, Omta, A.W., </w:t>
       </w:r>
       <w:r>
         <w:rPr>
@@ -2282,14 +2924,14 @@
           <w:sz w:val="24"/>
           <w:szCs w:val="24"/>
         </w:rPr>
-        <w:t>Talmy, D.</w:t>
-      </w:r>
-      <w:r>
-        <w:rPr>
-          <w:sz w:val="24"/>
-          <w:szCs w:val="24"/>
-        </w:rPr>
-        <w:t xml:space="preserve">, Linear scaling between microbial predator and prey densities in the global ocean (2022). </w:t>
+        <w:t xml:space="preserve">Talmy, D.</w:t>
+      </w:r>
+      <w:r>
+        <w:rPr>
+          <w:sz w:val="24"/>
+          <w:szCs w:val="24"/>
+        </w:rPr>
+        <w:t xml:space="preserve"> (2022). Linear scaling between microbial predator and prey densities in the global ocean. </w:t>
       </w:r>
       <w:r>
         <w:rPr>
@@ -2298,19 +2940,23 @@
           <w:sz w:val="24"/>
           <w:szCs w:val="24"/>
         </w:rPr>
-        <w:t xml:space="preserve">Environmental Microbiology. </w:t>
-      </w:r>
-      <w:r>
-        <w:rPr>
-          <w:sz w:val="24"/>
-          <w:szCs w:val="24"/>
-        </w:rPr>
-        <w:t xml:space="preserve">25, 306-314. </w:t>
-      </w:r>
-    </w:p>
-    <w:p>
-      <w:pPr>
-        <w:rPr>
+        <w:t xml:space="preserve">Environmental Microbiology</w:t>
+      </w:r>
+      <w:r>
+        <w:rPr>
+          <w:sz w:val="24"/>
+          <w:szCs w:val="24"/>
+        </w:rPr>
+        <w:t xml:space="preserve">, 25(2), 306-314.</w:t>
+      </w:r>
+    </w:p>
+    <w:p>
+      <w:pPr>
+        <w:pStyle w:val="ListParagraph"/>
+        <w:autoSpaceDE w:val="0"/>
+        <w:autoSpaceDN w:val="0"/>
+        <w:rPr>
+          <w:color w:val="000000"/>
           <w:sz w:val="24"/>
           <w:szCs w:val="24"/>
         </w:rPr>
@@ -2323,56 +2969,61 @@
           <w:ilvl w:val="0"/>
           <w:numId w:val="6"/>
         </w:numPr>
+        <w:autoSpaceDE w:val="0"/>
+        <w:autoSpaceDN w:val="0"/>
+        <w:rPr>
+          <w:color w:val="000000"/>
+          <w:sz w:val="24"/>
+          <w:szCs w:val="24"/>
+        </w:rPr>
+      </w:pPr>
+      <w:r>
+        <w:rPr>
+          <w:sz w:val="24"/>
+          <w:szCs w:val="24"/>
+        </w:rPr>
+        <w:t xml:space="preserve">Garcia, N.S., </w:t>
+      </w:r>
+      <w:r>
+        <w:rPr>
+          <w:b/>
+          <w:bCs/>
+          <w:sz w:val="24"/>
+          <w:szCs w:val="24"/>
+        </w:rPr>
+        <w:t xml:space="preserve">Talmy, D.</w:t>
+      </w:r>
+      <w:r>
+        <w:rPr>
+          <w:sz w:val="24"/>
+          <w:szCs w:val="24"/>
+        </w:rPr>
+        <w:t xml:space="preserve">, Fu, W., Larkin, A.A., Lee, J., Martiny, A.C. (2022). The diel cycle of surface ocean elemental stoichiometry has implications for ocean productivity. </w:t>
+      </w:r>
+      <w:r>
         <w:rPr>
           <w:i/>
           <w:iCs/>
           <w:sz w:val="24"/>
           <w:szCs w:val="24"/>
         </w:rPr>
-      </w:pPr>
-      <w:r>
-        <w:rPr>
-          <w:sz w:val="24"/>
-          <w:szCs w:val="24"/>
-        </w:rPr>
-        <w:t xml:space="preserve">Garcia, N.S., </w:t>
-      </w:r>
-      <w:r>
-        <w:rPr>
-          <w:b/>
-          <w:bCs/>
-          <w:sz w:val="24"/>
-          <w:szCs w:val="24"/>
-        </w:rPr>
-        <w:t>Talmy, D.</w:t>
-      </w:r>
-      <w:r>
-        <w:rPr>
-          <w:sz w:val="24"/>
-          <w:szCs w:val="24"/>
-        </w:rPr>
-        <w:t xml:space="preserve">, Fu, W., Larkin, A.A., Lee, J., Martiny, A. The diel cycle of surface ocean elemental stoichiometry has implications for ocean productivity. (2022). </w:t>
-      </w:r>
-      <w:r>
-        <w:rPr>
-          <w:i/>
-          <w:iCs/>
-          <w:sz w:val="24"/>
-          <w:szCs w:val="24"/>
-        </w:rPr>
-        <w:t xml:space="preserve">Global Biogeochemical Cycles, </w:t>
-      </w:r>
-      <w:r>
-        <w:rPr>
-          <w:sz w:val="24"/>
-          <w:szCs w:val="24"/>
-        </w:rPr>
-        <w:t>36, e2021GB007092.</w:t>
-      </w:r>
-    </w:p>
-    <w:p>
-      <w:pPr>
-        <w:rPr>
+        <w:t xml:space="preserve">Global Biogeochemical Cycles</w:t>
+      </w:r>
+      <w:r>
+        <w:rPr>
+          <w:sz w:val="24"/>
+          <w:szCs w:val="24"/>
+        </w:rPr>
+        <w:t xml:space="preserve">, 36(3), e2021GB007092.</w:t>
+      </w:r>
+    </w:p>
+    <w:p>
+      <w:pPr>
+        <w:pStyle w:val="ListParagraph"/>
+        <w:autoSpaceDE w:val="0"/>
+        <w:autoSpaceDN w:val="0"/>
+        <w:rPr>
+          <w:color w:val="000000"/>
           <w:sz w:val="24"/>
           <w:szCs w:val="24"/>
         </w:rPr>
@@ -2385,7 +3036,10 @@
           <w:ilvl w:val="0"/>
           <w:numId w:val="6"/>
         </w:numPr>
-        <w:rPr>
+        <w:autoSpaceDE w:val="0"/>
+        <w:autoSpaceDN w:val="0"/>
+        <w:rPr>
+          <w:color w:val="000000"/>
           <w:sz w:val="24"/>
           <w:szCs w:val="24"/>
         </w:rPr>
@@ -2404,7 +3058,7 @@
           <w:sz w:val="24"/>
           <w:szCs w:val="24"/>
         </w:rPr>
-        <w:t>Talmy, D.</w:t>
+        <w:t xml:space="preserve">Talmy, D.</w:t>
       </w:r>
       <w:r>
         <w:rPr>
@@ -2420,19 +3074,23 @@
           <w:sz w:val="24"/>
           <w:szCs w:val="24"/>
         </w:rPr>
-        <w:t xml:space="preserve">Limnology and Oceanography, </w:t>
-      </w:r>
-      <w:r>
-        <w:rPr>
-          <w:sz w:val="24"/>
-          <w:szCs w:val="24"/>
-        </w:rPr>
-        <w:t>67, S378-S389.</w:t>
-      </w:r>
-    </w:p>
-    <w:p>
-      <w:pPr>
-        <w:rPr>
+        <w:t xml:space="preserve">Limnology and Oceanography</w:t>
+      </w:r>
+      <w:r>
+        <w:rPr>
+          <w:sz w:val="24"/>
+          <w:szCs w:val="24"/>
+        </w:rPr>
+        <w:t xml:space="preserve">, 67(S1), S378-S389.</w:t>
+      </w:r>
+    </w:p>
+    <w:p>
+      <w:pPr>
+        <w:pStyle w:val="ListParagraph"/>
+        <w:autoSpaceDE w:val="0"/>
+        <w:autoSpaceDN w:val="0"/>
+        <w:rPr>
+          <w:color w:val="000000"/>
           <w:sz w:val="24"/>
           <w:szCs w:val="24"/>
         </w:rPr>
@@ -2445,20 +3103,20 @@
           <w:ilvl w:val="0"/>
           <w:numId w:val="6"/>
         </w:numPr>
-        <w:suppressAutoHyphens w:val="0"/>
-        <w:rPr>
-          <w:sz w:val="24"/>
-          <w:szCs w:val="24"/>
-          <w:lang w:eastAsia="zh-CN"/>
-        </w:rPr>
-      </w:pPr>
-      <w:r>
-        <w:rPr>
-          <w:sz w:val="24"/>
-          <w:szCs w:val="24"/>
-          <w:lang w:eastAsia="zh-CN"/>
-        </w:rPr>
-        <w:t xml:space="preserve">Cael, B. B., Bisson, K., Conte, M., Duret, M. T., Follett, C. L., Henson, S.A., Honda, M.C., Iversen, M.H., Karl, D.M., Lampitt, R.S., Mouw, C.B., Muller‐Karger, F., Pebody, C.A., Smith, K.L., </w:t>
+        <w:autoSpaceDE w:val="0"/>
+        <w:autoSpaceDN w:val="0"/>
+        <w:rPr>
+          <w:color w:val="000000"/>
+          <w:sz w:val="24"/>
+          <w:szCs w:val="24"/>
+        </w:rPr>
+      </w:pPr>
+      <w:r>
+        <w:rPr>
+          <w:sz w:val="24"/>
+          <w:szCs w:val="24"/>
+        </w:rPr>
+        <w:t xml:space="preserve">Cael, B.B., Bisson, K., Conte, M., Duret, M.T., Follett, C.L., Henson, S.A., Honda, M.C., Iversen, M.H., Karl, D.M., Lampitt, R.S., Mouw, C.B., Muller-Karger, F., Pebody, C.A., Smith, K.L., </w:t>
       </w:r>
       <w:r>
         <w:rPr>
@@ -2466,24 +3124,15 @@
           <w:bCs/>
           <w:sz w:val="24"/>
           <w:szCs w:val="24"/>
-          <w:lang w:eastAsia="zh-CN"/>
-        </w:rPr>
-        <w:t>Talmy, D.</w:t>
-      </w:r>
-      <w:r>
-        <w:rPr>
-          <w:sz w:val="24"/>
-          <w:szCs w:val="24"/>
-          <w:lang w:eastAsia="zh-CN"/>
-        </w:rPr>
-        <w:t xml:space="preserve"> (2021). </w:t>
-      </w:r>
-      <w:r>
-        <w:rPr>
-          <w:sz w:val="24"/>
-          <w:szCs w:val="24"/>
-        </w:rPr>
-        <w:t xml:space="preserve">Open ocean particle flux variability from surface to seafloor. </w:t>
+        </w:rPr>
+        <w:t xml:space="preserve">Talmy, D.</w:t>
+      </w:r>
+      <w:r>
+        <w:rPr>
+          <w:sz w:val="24"/>
+          <w:szCs w:val="24"/>
+        </w:rPr>
+        <w:t xml:space="preserve"> (2021). Open ocean particle flux variability from surface to seafloor. </w:t>
       </w:r>
       <w:r>
         <w:rPr>
@@ -2492,19 +3141,23 @@
           <w:sz w:val="24"/>
           <w:szCs w:val="24"/>
         </w:rPr>
-        <w:t xml:space="preserve">Geophysical Research Letters, </w:t>
-      </w:r>
-      <w:r>
-        <w:rPr>
-          <w:sz w:val="24"/>
-          <w:szCs w:val="24"/>
-        </w:rPr>
-        <w:t>48, 1-10.</w:t>
-      </w:r>
-    </w:p>
-    <w:p>
-      <w:pPr>
-        <w:rPr>
+        <w:t xml:space="preserve">Geophysical Research Letters</w:t>
+      </w:r>
+      <w:r>
+        <w:rPr>
+          <w:sz w:val="24"/>
+          <w:szCs w:val="24"/>
+        </w:rPr>
+        <w:t xml:space="preserve">, 48(9), e2021GL092895.</w:t>
+      </w:r>
+    </w:p>
+    <w:p>
+      <w:pPr>
+        <w:pStyle w:val="ListParagraph"/>
+        <w:autoSpaceDE w:val="0"/>
+        <w:autoSpaceDN w:val="0"/>
+        <w:rPr>
+          <w:color w:val="000000"/>
           <w:sz w:val="24"/>
           <w:szCs w:val="24"/>
         </w:rPr>
@@ -2517,7 +3170,10 @@
           <w:ilvl w:val="0"/>
           <w:numId w:val="6"/>
         </w:numPr>
-        <w:rPr>
+        <w:autoSpaceDE w:val="0"/>
+        <w:autoSpaceDN w:val="0"/>
+        <w:rPr>
+          <w:color w:val="000000"/>
           <w:sz w:val="24"/>
           <w:szCs w:val="24"/>
         </w:rPr>
@@ -2529,7 +3185,7 @@
           <w:sz w:val="24"/>
           <w:szCs w:val="24"/>
         </w:rPr>
-        <w:t>Papoulis, S.E.</w:t>
+        <w:t xml:space="preserve">Papoulis, S.E.</w:t>
       </w:r>
       <w:r>
         <w:rPr>
@@ -2545,7 +3201,7 @@
           <w:sz w:val="24"/>
           <w:szCs w:val="24"/>
         </w:rPr>
-        <w:t>Talmy, D.</w:t>
+        <w:t xml:space="preserve">Talmy, D.</w:t>
       </w:r>
       <w:r>
         <w:rPr>
@@ -2553,14 +3209,14 @@
           <w:szCs w:val="24"/>
           <w:vertAlign w:val="superscript"/>
         </w:rPr>
-        <w:t>*</w:t>
-      </w:r>
-      <w:r>
-        <w:rPr>
-          <w:sz w:val="24"/>
-          <w:szCs w:val="24"/>
-        </w:rPr>
-        <w:t>, Zinser, E.R.</w:t>
+        <w:t xml:space="preserve">*</w:t>
+      </w:r>
+      <w:r>
+        <w:rPr>
+          <w:sz w:val="24"/>
+          <w:szCs w:val="24"/>
+        </w:rPr>
+        <w:t xml:space="preserve">, Zinser, E.R.</w:t>
       </w:r>
       <w:r>
         <w:rPr>
@@ -2568,7 +3224,7 @@
           <w:szCs w:val="24"/>
           <w:vertAlign w:val="superscript"/>
         </w:rPr>
-        <w:t>*</w:t>
+        <w:t xml:space="preserve">*</w:t>
       </w:r>
       <w:r>
         <w:rPr>
@@ -2584,14 +3240,14 @@
           <w:sz w:val="24"/>
           <w:szCs w:val="24"/>
         </w:rPr>
-        <w:t>mBio</w:t>
-      </w:r>
-      <w:r>
-        <w:rPr>
-          <w:sz w:val="24"/>
-          <w:szCs w:val="24"/>
-        </w:rPr>
-        <w:t>, 12, e00873-21.</w:t>
+        <w:t xml:space="preserve">mBio</w:t>
+      </w:r>
+      <w:r>
+        <w:rPr>
+          <w:sz w:val="24"/>
+          <w:szCs w:val="24"/>
+        </w:rPr>
+        <w:t xml:space="preserve">, 12(3), e00873-21.</w:t>
       </w:r>
     </w:p>
     <w:p>
@@ -2629,7 +3285,11 @@
     </w:p>
     <w:p>
       <w:pPr>
-        <w:rPr>
+        <w:pStyle w:val="ListParagraph"/>
+        <w:autoSpaceDE w:val="0"/>
+        <w:autoSpaceDN w:val="0"/>
+        <w:rPr>
+          <w:color w:val="000000"/>
           <w:sz w:val="24"/>
           <w:szCs w:val="24"/>
         </w:rPr>
@@ -2642,7 +3302,10 @@
           <w:ilvl w:val="0"/>
           <w:numId w:val="6"/>
         </w:numPr>
-        <w:rPr>
+        <w:autoSpaceDE w:val="0"/>
+        <w:autoSpaceDN w:val="0"/>
+        <w:rPr>
+          <w:color w:val="000000"/>
           <w:sz w:val="24"/>
           <w:szCs w:val="24"/>
         </w:rPr>
@@ -2661,29 +3324,14 @@
           <w:sz w:val="24"/>
           <w:szCs w:val="24"/>
         </w:rPr>
-        <w:t>Talmy, D.</w:t>
-      </w:r>
-      <w:r>
-        <w:rPr>
-          <w:sz w:val="24"/>
-          <w:szCs w:val="24"/>
-        </w:rPr>
-        <w:t>, Sher, D., Finkel, Z.V., Irwin, A.J., Inomura, K., Follows, M.J.  (</w:t>
-      </w:r>
-      <w:r>
-        <w:rPr>
-          <w:i/>
-          <w:sz w:val="24"/>
-          <w:szCs w:val="24"/>
-        </w:rPr>
-        <w:t>2020</w:t>
-      </w:r>
-      <w:r>
-        <w:rPr>
-          <w:sz w:val="24"/>
-          <w:szCs w:val="24"/>
-        </w:rPr>
-        <w:t xml:space="preserve">). Quantifying nutrient throughput and DOM production by algae in continuous culture. </w:t>
+        <w:t xml:space="preserve">Talmy, D.</w:t>
+      </w:r>
+      <w:r>
+        <w:rPr>
+          <w:sz w:val="24"/>
+          <w:szCs w:val="24"/>
+        </w:rPr>
+        <w:t xml:space="preserve">, Sher, D., Finkel, Z.V., Irwin, A.J., Inomura, K., Follows, M.J. (2020). Quantifying nutrient throughput and DOM production by algae in continuous culture. </w:t>
       </w:r>
       <w:r>
         <w:rPr>
@@ -2692,35 +3340,23 @@
           <w:sz w:val="24"/>
           <w:szCs w:val="24"/>
         </w:rPr>
-        <w:t xml:space="preserve">Journal of Theoretical Biology, </w:t>
-      </w:r>
-      <w:r>
-        <w:rPr>
-          <w:sz w:val="24"/>
-          <w:szCs w:val="24"/>
-        </w:rPr>
-        <w:t xml:space="preserve">494, </w:t>
-      </w:r>
-      <w:r>
-        <w:rPr>
-          <w:color w:val="222222"/>
-          <w:sz w:val="24"/>
-          <w:szCs w:val="24"/>
-          <w:shd w:val="clear" w:color="auto" w:fill="FFFFFF"/>
-        </w:rPr>
-        <w:t>110214</w:t>
-      </w:r>
-      <w:r>
-        <w:rPr>
-          <w:sz w:val="24"/>
-          <w:szCs w:val="24"/>
-        </w:rPr>
-        <w:t>.</w:t>
-      </w:r>
-    </w:p>
-    <w:p>
-      <w:pPr>
-        <w:rPr>
+        <w:t xml:space="preserve">Journal of Theoretical Biology</w:t>
+      </w:r>
+      <w:r>
+        <w:rPr>
+          <w:sz w:val="24"/>
+          <w:szCs w:val="24"/>
+        </w:rPr>
+        <w:t xml:space="preserve">, 494, 110214.</w:t>
+      </w:r>
+    </w:p>
+    <w:p>
+      <w:pPr>
+        <w:pStyle w:val="ListParagraph"/>
+        <w:autoSpaceDE w:val="0"/>
+        <w:autoSpaceDN w:val="0"/>
+        <w:rPr>
+          <w:color w:val="000000"/>
           <w:sz w:val="24"/>
           <w:szCs w:val="24"/>
         </w:rPr>
@@ -2733,88 +3369,61 @@
           <w:ilvl w:val="0"/>
           <w:numId w:val="6"/>
         </w:numPr>
-        <w:rPr>
+        <w:autoSpaceDE w:val="0"/>
+        <w:autoSpaceDN w:val="0"/>
+        <w:rPr>
+          <w:color w:val="000000"/>
+          <w:sz w:val="24"/>
+          <w:szCs w:val="24"/>
+        </w:rPr>
+      </w:pPr>
+      <w:r>
+        <w:rPr>
+          <w:sz w:val="24"/>
+          <w:szCs w:val="24"/>
+        </w:rPr>
+        <w:t xml:space="preserve">Pound, H.L., Gann, E.R., Tang, X., Krausfeldt, L.E., Huff, M., Staton, M.E., </w:t>
+      </w:r>
+      <w:r>
+        <w:rPr>
+          <w:b/>
           <w:bCs/>
           <w:sz w:val="24"/>
           <w:szCs w:val="24"/>
         </w:rPr>
-      </w:pPr>
-      <w:r>
-        <w:rPr>
-          <w:bCs/>
-          <w:sz w:val="24"/>
-          <w:szCs w:val="24"/>
-        </w:rPr>
-        <w:t xml:space="preserve">Pound, H.L., Gann, E.R., Tang, X., Krausfeldt, L. E., Huff, M., Staton, M. E., </w:t>
-      </w:r>
-      <w:r>
-        <w:rPr>
-          <w:b/>
-          <w:sz w:val="24"/>
-          <w:szCs w:val="24"/>
-        </w:rPr>
-        <w:t>Talmy, D.</w:t>
-      </w:r>
-      <w:r>
-        <w:rPr>
-          <w:bCs/>
-          <w:sz w:val="24"/>
-          <w:szCs w:val="24"/>
-        </w:rPr>
-        <w:t xml:space="preserve">, Wilhelm, S.W. (2020). The “neglected viruses” of </w:t>
-      </w:r>
-      <w:r>
-        <w:rPr>
-          <w:bCs/>
+        <w:t xml:space="preserve">Talmy, D.</w:t>
+      </w:r>
+      <w:r>
+        <w:rPr>
+          <w:sz w:val="24"/>
+          <w:szCs w:val="24"/>
+        </w:rPr>
+        <w:t xml:space="preserve">, Wilhelm, S.W. (2020). The “neglected viruses” of Taihu: abundant transcripts for viruses infecting eukaryotes and their potential role in phytoplankton succession. </w:t>
+      </w:r>
+      <w:r>
+        <w:rPr>
           <w:i/>
           <w:iCs/>
           <w:sz w:val="24"/>
           <w:szCs w:val="24"/>
         </w:rPr>
-        <w:t>Taihu</w:t>
-      </w:r>
-      <w:r>
-        <w:rPr>
-          <w:bCs/>
-          <w:sz w:val="24"/>
-          <w:szCs w:val="24"/>
-        </w:rPr>
-        <w:t xml:space="preserve">: Abundant transcripts for viruses infecting eukaryotes and their potential role in phytoplankton succession. </w:t>
-      </w:r>
-      <w:r>
-        <w:rPr>
-          <w:bCs/>
-          <w:i/>
-          <w:iCs/>
-          <w:sz w:val="24"/>
-          <w:szCs w:val="24"/>
-        </w:rPr>
-        <w:t>Frontiers in Microbiology</w:t>
-      </w:r>
-      <w:r>
-        <w:rPr>
-          <w:bCs/>
-          <w:sz w:val="24"/>
-          <w:szCs w:val="24"/>
-        </w:rPr>
-        <w:t>, 11, 338</w:t>
-      </w:r>
-      <w:r>
-        <w:rPr>
-          <w:bCs/>
-          <w:i/>
-          <w:iCs/>
-          <w:sz w:val="24"/>
-          <w:szCs w:val="24"/>
-        </w:rPr>
-        <w:t>.</w:t>
-      </w:r>
-    </w:p>
-    <w:p>
-      <w:pPr>
-        <w:ind w:firstLine="60"/>
-        <w:rPr>
-          <w:b/>
+        <w:t xml:space="preserve">Frontiers in Microbiology</w:t>
+      </w:r>
+      <w:r>
+        <w:rPr>
+          <w:sz w:val="24"/>
+          <w:szCs w:val="24"/>
+        </w:rPr>
+        <w:t xml:space="preserve">, 11, 338.</w:t>
+      </w:r>
+    </w:p>
+    <w:p>
+      <w:pPr>
+        <w:pStyle w:val="ListParagraph"/>
+        <w:autoSpaceDE w:val="0"/>
+        <w:autoSpaceDN w:val="0"/>
+        <w:rPr>
+          <w:color w:val="000000"/>
           <w:sz w:val="24"/>
           <w:szCs w:val="24"/>
         </w:rPr>
@@ -2827,7 +3436,10 @@
           <w:ilvl w:val="0"/>
           <w:numId w:val="6"/>
         </w:numPr>
-        <w:rPr>
+        <w:autoSpaceDE w:val="0"/>
+        <w:autoSpaceDN w:val="0"/>
+        <w:rPr>
+          <w:color w:val="000000"/>
           <w:sz w:val="24"/>
           <w:szCs w:val="24"/>
         </w:rPr>
@@ -2846,14 +3458,14 @@
           <w:sz w:val="24"/>
           <w:szCs w:val="24"/>
         </w:rPr>
-        <w:t>Talmy, D</w:t>
-      </w:r>
-      <w:r>
-        <w:rPr>
-          <w:sz w:val="24"/>
-          <w:szCs w:val="24"/>
-        </w:rPr>
-        <w:t>., Bragg, J., Deutsch, C., Follows, M.J. (</w:t>
+        <w:t xml:space="preserve">Talmy, D.</w:t>
+      </w:r>
+      <w:r>
+        <w:rPr>
+          <w:sz w:val="24"/>
+          <w:szCs w:val="24"/>
+        </w:rPr>
+        <w:t xml:space="preserve">, Bragg, J., Deutsch, C., Follows, M.J. (2020). Elemental composition and growth rate of phytoplankton governed by macromolecular allocation. </w:t>
       </w:r>
       <w:r>
         <w:rPr>
@@ -2862,36 +3474,23 @@
           <w:sz w:val="24"/>
           <w:szCs w:val="24"/>
         </w:rPr>
-        <w:t>2020</w:t>
-      </w:r>
-      <w:r>
-        <w:rPr>
-          <w:sz w:val="24"/>
-          <w:szCs w:val="24"/>
-        </w:rPr>
-        <w:t xml:space="preserve">). Elemental composition and growth rate of phytoplankton governed by macromolecular allocation. </w:t>
-      </w:r>
-      <w:r>
-        <w:rPr>
-          <w:i/>
-          <w:iCs/>
-          <w:sz w:val="24"/>
-          <w:szCs w:val="24"/>
-        </w:rPr>
-        <w:t>Frontiers in Microbiology</w:t>
-      </w:r>
-      <w:r>
-        <w:rPr>
-          <w:sz w:val="24"/>
-          <w:szCs w:val="24"/>
-        </w:rPr>
-        <w:t>, 11, 86.</w:t>
-      </w:r>
-    </w:p>
-    <w:p>
-      <w:pPr>
-        <w:rPr>
-          <w:b/>
+        <w:t xml:space="preserve">Frontiers in Microbiology</w:t>
+      </w:r>
+      <w:r>
+        <w:rPr>
+          <w:sz w:val="24"/>
+          <w:szCs w:val="24"/>
+        </w:rPr>
+        <w:t xml:space="preserve">, 11, 86.</w:t>
+      </w:r>
+    </w:p>
+    <w:p>
+      <w:pPr>
+        <w:pStyle w:val="ListParagraph"/>
+        <w:autoSpaceDE w:val="0"/>
+        <w:autoSpaceDN w:val="0"/>
+        <w:rPr>
+          <w:color w:val="000000"/>
           <w:sz w:val="24"/>
           <w:szCs w:val="24"/>
         </w:rPr>
@@ -2904,7 +3503,10 @@
           <w:ilvl w:val="0"/>
           <w:numId w:val="6"/>
         </w:numPr>
-        <w:rPr>
+        <w:autoSpaceDE w:val="0"/>
+        <w:autoSpaceDN w:val="0"/>
+        <w:rPr>
+          <w:color w:val="000000"/>
           <w:sz w:val="24"/>
           <w:szCs w:val="24"/>
         </w:rPr>
@@ -2916,29 +3518,14 @@
           <w:sz w:val="24"/>
           <w:szCs w:val="24"/>
         </w:rPr>
-        <w:t>Talmy, D.,</w:t>
-      </w:r>
-      <w:r>
-        <w:rPr>
-          <w:sz w:val="24"/>
-          <w:szCs w:val="24"/>
-        </w:rPr>
-        <w:t xml:space="preserve"> Beckett, S.J., Taniguchi, D.A.A., Weitz, J., Follows, M.J. (</w:t>
-      </w:r>
-      <w:r>
-        <w:rPr>
-          <w:i/>
-          <w:sz w:val="24"/>
-          <w:szCs w:val="24"/>
-        </w:rPr>
-        <w:t>2019</w:t>
-      </w:r>
-      <w:r>
-        <w:rPr>
-          <w:sz w:val="24"/>
-          <w:szCs w:val="24"/>
-        </w:rPr>
-        <w:t xml:space="preserve">). An empirical model of carbon transfer through marine viruses and microzooplankton grazers. </w:t>
+        <w:t xml:space="preserve">Talmy, D.</w:t>
+      </w:r>
+      <w:r>
+        <w:rPr>
+          <w:sz w:val="24"/>
+          <w:szCs w:val="24"/>
+        </w:rPr>
+        <w:t xml:space="preserve">, Beckett, S.J., Taniguchi, D.A.A., Weitz, J., Follows, M.J. (2019). An empirical model of carbon transfer through marine viruses and microzooplankton grazers. </w:t>
       </w:r>
       <w:r>
         <w:rPr>
@@ -2947,125 +3534,27 @@
           <w:sz w:val="24"/>
           <w:szCs w:val="24"/>
         </w:rPr>
-        <w:t xml:space="preserve">Environmental Microbiology, </w:t>
-      </w:r>
-      <w:r>
-        <w:rPr>
-          <w:sz w:val="24"/>
-          <w:szCs w:val="24"/>
-        </w:rPr>
-        <w:t>21, 2171-2181.</w:t>
-      </w:r>
-    </w:p>
-    <w:p>
-      <w:pPr>
-        <w:rPr>
-          <w:bCs/>
-          <w:sz w:val="24"/>
-          <w:szCs w:val="24"/>
-        </w:rPr>
-      </w:pPr>
-    </w:p>
-    <w:p>
-      <w:pPr>
-        <w:pStyle w:val="CommentText"/>
-        <w:numPr>
-          <w:ilvl w:val="0"/>
-          <w:numId w:val="6"/>
-        </w:numPr>
-        <w:rPr>
-          <w:rFonts w:ascii="Times New Roman" w:hAnsi="Times New Roman" w:cs="Times New Roman"/>
-          <w:bCs/>
-          <w:sz w:val="24"/>
-          <w:szCs w:val="24"/>
-        </w:rPr>
-      </w:pPr>
-      <w:r>
-        <w:rPr>
-          <w:rFonts w:ascii="Times New Roman" w:hAnsi="Times New Roman" w:cs="Times New Roman"/>
-          <w:bCs/>
-          <w:sz w:val="24"/>
-          <w:szCs w:val="24"/>
-        </w:rPr>
-        <w:t xml:space="preserve">Nissimov, J.I., </w:t>
-      </w:r>
-      <w:r>
-        <w:rPr>
-          <w:rFonts w:ascii="Times New Roman" w:hAnsi="Times New Roman" w:cs="Times New Roman"/>
-          <w:b/>
-          <w:sz w:val="24"/>
-          <w:szCs w:val="24"/>
-        </w:rPr>
-        <w:t>Talmy, D.,</w:t>
-      </w:r>
-      <w:r>
-        <w:rPr>
-          <w:rFonts w:ascii="Times New Roman" w:hAnsi="Times New Roman" w:cs="Times New Roman"/>
-          <w:bCs/>
-          <w:sz w:val="24"/>
-          <w:szCs w:val="24"/>
-        </w:rPr>
-        <w:t xml:space="preserve"> Haramaty, L., Fredricks, H., Zelzion, U., Eren, M., Gardella, R., Laber, C., More, K.D., Bhattacharya, D., Follows, M.J., Coolen, M.J.L., Van Mooy, B.A.S., Bidle, K.D. (</w:t>
-      </w:r>
-      <w:r>
-        <w:rPr>
-          <w:rFonts w:ascii="Times New Roman" w:hAnsi="Times New Roman" w:cs="Times New Roman"/>
-          <w:bCs/>
-          <w:i/>
-          <w:sz w:val="24"/>
-          <w:szCs w:val="24"/>
-        </w:rPr>
-        <w:t>2019</w:t>
-      </w:r>
-      <w:r>
-        <w:rPr>
-          <w:rFonts w:ascii="Times New Roman" w:hAnsi="Times New Roman" w:cs="Times New Roman"/>
-          <w:bCs/>
-          <w:sz w:val="24"/>
-          <w:szCs w:val="24"/>
-        </w:rPr>
-        <w:t xml:space="preserve">). Biochemical diversity of </w:t>
-      </w:r>
-      <w:r>
-        <w:rPr>
-          <w:rFonts w:ascii="Times New Roman" w:eastAsia="Times New Roman" w:hAnsi="Times New Roman" w:cs="Times New Roman"/>
-          <w:bCs/>
-          <w:spacing w:val="10"/>
-          <w:sz w:val="24"/>
-          <w:szCs w:val="24"/>
-          <w:lang w:val="en-US"/>
-        </w:rPr>
-        <w:t xml:space="preserve">sphingolipid biosynthesis as a </w:t>
-      </w:r>
-      <w:r>
-        <w:rPr>
-          <w:rFonts w:ascii="Times New Roman" w:hAnsi="Times New Roman" w:cs="Times New Roman"/>
-          <w:bCs/>
-          <w:sz w:val="24"/>
-          <w:szCs w:val="24"/>
-        </w:rPr>
-        <w:t xml:space="preserve">driver of algal-virus competitive ecology. </w:t>
-      </w:r>
-      <w:r>
-        <w:rPr>
-          <w:rFonts w:ascii="Times New Roman" w:hAnsi="Times New Roman" w:cs="Times New Roman"/>
-          <w:bCs/>
-          <w:i/>
-          <w:iCs/>
-          <w:sz w:val="24"/>
-          <w:szCs w:val="24"/>
-        </w:rPr>
-        <w:t>Environmental Microbiology</w:t>
-      </w:r>
-      <w:r>
-        <w:rPr>
-          <w:rFonts w:ascii="Times New Roman" w:hAnsi="Times New Roman" w:cs="Times New Roman"/>
-          <w:bCs/>
-          <w:sz w:val="24"/>
-          <w:szCs w:val="24"/>
-        </w:rPr>
-        <w:t>. 21, 2182-2197.</w:t>
-      </w:r>
+        <w:t xml:space="preserve">Environmental Microbiology</w:t>
+      </w:r>
+      <w:r>
+        <w:rPr>
+          <w:sz w:val="24"/>
+          <w:szCs w:val="24"/>
+        </w:rPr>
+        <w:t xml:space="preserve">, 21(6), 2171-2181.</w:t>
+      </w:r>
+    </w:p>
+    <w:p>
+      <w:pPr>
+        <w:pStyle w:val="ListParagraph"/>
+        <w:autoSpaceDE w:val="0"/>
+        <w:autoSpaceDN w:val="0"/>
+        <w:rPr>
+          <w:color w:val="000000"/>
+          <w:sz w:val="24"/>
+          <w:szCs w:val="24"/>
+        </w:rPr>
+      </w:pPr>
     </w:p>
     <w:p>
       <w:pPr>
@@ -3074,11 +3563,21 @@
           <w:ilvl w:val="0"/>
           <w:numId w:val="6"/>
         </w:numPr>
-        <w:rPr>
-          <w:sz w:val="24"/>
-          <w:szCs w:val="24"/>
-        </w:rPr>
-      </w:pPr>
+        <w:autoSpaceDE w:val="0"/>
+        <w:autoSpaceDN w:val="0"/>
+        <w:rPr>
+          <w:color w:val="000000"/>
+          <w:sz w:val="24"/>
+          <w:szCs w:val="24"/>
+        </w:rPr>
+      </w:pPr>
+      <w:r>
+        <w:rPr>
+          <w:sz w:val="24"/>
+          <w:szCs w:val="24"/>
+        </w:rPr>
+        <w:t xml:space="preserve">Nissimov, J.I., </w:t>
+      </w:r>
       <w:r>
         <w:rPr>
           <w:b/>
@@ -3086,30 +3585,14 @@
           <w:sz w:val="24"/>
           <w:szCs w:val="24"/>
         </w:rPr>
-        <w:lastRenderedPageBreak/>
-        <w:t>Talmy, D.,</w:t>
-      </w:r>
-      <w:r>
-        <w:rPr>
-          <w:sz w:val="24"/>
-          <w:szCs w:val="24"/>
-        </w:rPr>
-        <w:t xml:space="preserve"> Beckett, S.J., Taniguchi, D.A.A., Weitz, J., Follows, M.J. (</w:t>
-      </w:r>
-      <w:r>
-        <w:rPr>
-          <w:i/>
-          <w:sz w:val="24"/>
-          <w:szCs w:val="24"/>
-        </w:rPr>
-        <w:t>2019</w:t>
-      </w:r>
-      <w:r>
-        <w:rPr>
-          <w:sz w:val="24"/>
-          <w:szCs w:val="24"/>
-        </w:rPr>
-        <w:t xml:space="preserve">). Contrasting controls on microzooplankton grazing and viral infection of microbial prey. </w:t>
+        <w:t xml:space="preserve">Talmy, D.</w:t>
+      </w:r>
+      <w:r>
+        <w:rPr>
+          <w:sz w:val="24"/>
+          <w:szCs w:val="24"/>
+        </w:rPr>
+        <w:t xml:space="preserve">, Haramaty, L., Fredricks, H., Zelzion, U., Eren, M., Gardella, R., Laber, C., More, K.D., Bhattacharya, D., Follows, M.J., Coolen, M.J.L., Van Mooy, B.A.S., Bidle, K.D. (2019). Biochemical diversity of sphingolipid biosynthesis as a driver of algal-virus competitive ecology. </w:t>
       </w:r>
       <w:r>
         <w:rPr>
@@ -3118,19 +3601,23 @@
           <w:sz w:val="24"/>
           <w:szCs w:val="24"/>
         </w:rPr>
-        <w:t>Frontiers in Marine Science</w:t>
-      </w:r>
-      <w:r>
-        <w:rPr>
-          <w:sz w:val="24"/>
-          <w:szCs w:val="24"/>
-        </w:rPr>
-        <w:t>. 6, 182.</w:t>
-      </w:r>
-    </w:p>
-    <w:p>
-      <w:pPr>
-        <w:rPr>
+        <w:t xml:space="preserve">Environmental Microbiology</w:t>
+      </w:r>
+      <w:r>
+        <w:rPr>
+          <w:sz w:val="24"/>
+          <w:szCs w:val="24"/>
+        </w:rPr>
+        <w:t xml:space="preserve">, 21(6), 2182-2197.</w:t>
+      </w:r>
+    </w:p>
+    <w:p>
+      <w:pPr>
+        <w:pStyle w:val="ListParagraph"/>
+        <w:autoSpaceDE w:val="0"/>
+        <w:autoSpaceDN w:val="0"/>
+        <w:rPr>
+          <w:color w:val="000000"/>
           <w:sz w:val="24"/>
           <w:szCs w:val="24"/>
         </w:rPr>
@@ -3143,60 +3630,54 @@
           <w:ilvl w:val="0"/>
           <w:numId w:val="6"/>
         </w:numPr>
-        <w:rPr>
+        <w:autoSpaceDE w:val="0"/>
+        <w:autoSpaceDN w:val="0"/>
+        <w:rPr>
+          <w:color w:val="000000"/>
+          <w:sz w:val="24"/>
+          <w:szCs w:val="24"/>
+        </w:rPr>
+      </w:pPr>
+      <w:r>
+        <w:rPr>
+          <w:b/>
           <w:bCs/>
           <w:sz w:val="24"/>
           <w:szCs w:val="24"/>
         </w:rPr>
-      </w:pPr>
-      <w:r>
-        <w:rPr>
-          <w:bCs/>
-          <w:sz w:val="24"/>
-          <w:szCs w:val="24"/>
-        </w:rPr>
-        <w:t xml:space="preserve">Thamatrakoln, K., Talmy, D., Haramaty, L., Maniscalco, C., Latham, J., Natale, F., Coolen, M.J.L., Follows, M.J., Bidle, K.D. (</w:t>
-      </w:r>
-      <w:r>
-        <w:rPr>
-          <w:bCs/>
-          <w:i/>
-          <w:sz w:val="24"/>
-          <w:szCs w:val="24"/>
-        </w:rPr>
-        <w:t>2018</w:t>
-      </w:r>
-      <w:r>
-        <w:rPr>
-          <w:bCs/>
-          <w:sz w:val="24"/>
-          <w:szCs w:val="24"/>
-        </w:rPr>
-        <w:t xml:space="preserve">). Light-dependent regulation of coccolithophore host-virus interactions. </w:t>
-      </w:r>
-      <w:r>
-        <w:rPr>
-          <w:bCs/>
+        <w:t xml:space="preserve">Talmy, D.</w:t>
+      </w:r>
+      <w:r>
+        <w:rPr>
+          <w:sz w:val="24"/>
+          <w:szCs w:val="24"/>
+        </w:rPr>
+        <w:t xml:space="preserve">, Beckett, S.J., Taniguchi, D.A.A., Weitz, J., Follows, M.J. (2019). Contrasting controls on microzooplankton grazing and viral infection of microbial prey. </w:t>
+      </w:r>
+      <w:r>
+        <w:rPr>
           <w:i/>
           <w:iCs/>
           <w:sz w:val="24"/>
           <w:szCs w:val="24"/>
         </w:rPr>
-        <w:t>New Phytologist</w:t>
-      </w:r>
-      <w:r>
-        <w:rPr>
-          <w:bCs/>
-          <w:sz w:val="24"/>
-          <w:szCs w:val="24"/>
-        </w:rPr>
-        <w:t>. 221, 1289-1302.</w:t>
-      </w:r>
-    </w:p>
-    <w:p>
-      <w:pPr>
-        <w:rPr>
-          <w:bCs/>
+        <w:t xml:space="preserve">Frontiers in Marine Science</w:t>
+      </w:r>
+      <w:r>
+        <w:rPr>
+          <w:sz w:val="24"/>
+          <w:szCs w:val="24"/>
+        </w:rPr>
+        <w:t xml:space="preserve">, 6, 182.</w:t>
+      </w:r>
+    </w:p>
+    <w:p>
+      <w:pPr>
+        <w:pStyle w:val="ListParagraph"/>
+        <w:autoSpaceDE w:val="0"/>
+        <w:autoSpaceDN w:val="0"/>
+        <w:rPr>
+          <w:color w:val="000000"/>
           <w:sz w:val="24"/>
           <w:szCs w:val="24"/>
         </w:rPr>
@@ -3209,59 +3690,61 @@
           <w:ilvl w:val="0"/>
           <w:numId w:val="6"/>
         </w:numPr>
-        <w:rPr>
+        <w:autoSpaceDE w:val="0"/>
+        <w:autoSpaceDN w:val="0"/>
+        <w:rPr>
+          <w:color w:val="000000"/>
+          <w:sz w:val="24"/>
+          <w:szCs w:val="24"/>
+        </w:rPr>
+      </w:pPr>
+      <w:r>
+        <w:rPr>
+          <w:sz w:val="24"/>
+          <w:szCs w:val="24"/>
+        </w:rPr>
+        <w:t xml:space="preserve">Thamatrakoln, K., </w:t>
+      </w:r>
+      <w:r>
+        <w:rPr>
+          <w:b/>
           <w:bCs/>
           <w:sz w:val="24"/>
           <w:szCs w:val="24"/>
         </w:rPr>
-      </w:pPr>
-      <w:r>
-        <w:rPr>
-          <w:bCs/>
-          <w:sz w:val="24"/>
-          <w:szCs w:val="24"/>
-        </w:rPr>
-        <w:t>Omta, A.W., Talmy, D., Sher, D., Finkel, Z.V., Irwin, A.J., Follows, M.J.  (</w:t>
-      </w:r>
-      <w:r>
-        <w:rPr>
-          <w:bCs/>
+        <w:t xml:space="preserve">Talmy, D.</w:t>
+      </w:r>
+      <w:r>
+        <w:rPr>
+          <w:sz w:val="24"/>
+          <w:szCs w:val="24"/>
+        </w:rPr>
+        <w:t xml:space="preserve">, Haramaty, L., Maniscalco, C., Latham, J., Natale, F., Coolen, M.J.L., Follows, M.J., Bidle, K.D. (2018). Light-dependent regulation of coccolithophore host-virus interactions. </w:t>
+      </w:r>
+      <w:r>
+        <w:rPr>
           <w:i/>
-          <w:sz w:val="24"/>
-          <w:szCs w:val="24"/>
-        </w:rPr>
-        <w:t>2017</w:t>
-      </w:r>
-      <w:r>
-        <w:rPr>
-          <w:bCs/>
-          <w:sz w:val="24"/>
-          <w:szCs w:val="24"/>
-        </w:rPr>
-        <w:t xml:space="preserve">). Extracting phytoplankton physiological traits from batch and chemostat culture data. </w:t>
-      </w:r>
-      <w:r>
-        <w:rPr>
-          <w:bCs/>
-          <w:i/>
-          <w:sz w:val="24"/>
-          <w:szCs w:val="24"/>
-        </w:rPr>
-        <w:t xml:space="preserve">Limnology and Oceanography: Methods, </w:t>
-      </w:r>
-      <w:r>
-        <w:rPr>
-          <w:bCs/>
-          <w:sz w:val="24"/>
-          <w:szCs w:val="24"/>
-        </w:rPr>
-        <w:t xml:space="preserve">15, 453-466. </w:t>
-      </w:r>
-    </w:p>
-    <w:p>
-      <w:pPr>
-        <w:rPr>
-          <w:bCs/>
+          <w:iCs/>
+          <w:sz w:val="24"/>
+          <w:szCs w:val="24"/>
+        </w:rPr>
+        <w:t xml:space="preserve">New Phytologist</w:t>
+      </w:r>
+      <w:r>
+        <w:rPr>
+          <w:sz w:val="24"/>
+          <w:szCs w:val="24"/>
+        </w:rPr>
+        <w:t xml:space="preserve">, 221(3), 1289-1302.</w:t>
+      </w:r>
+    </w:p>
+    <w:p>
+      <w:pPr>
+        <w:pStyle w:val="ListParagraph"/>
+        <w:autoSpaceDE w:val="0"/>
+        <w:autoSpaceDN w:val="0"/>
+        <w:rPr>
+          <w:color w:val="000000"/>
           <w:sz w:val="24"/>
           <w:szCs w:val="24"/>
         </w:rPr>
@@ -3274,59 +3757,45 @@
           <w:ilvl w:val="0"/>
           <w:numId w:val="6"/>
         </w:numPr>
-        <w:rPr>
-          <w:bCs/>
-          <w:sz w:val="24"/>
-          <w:szCs w:val="24"/>
-        </w:rPr>
-      </w:pPr>
-      <w:r>
-        <w:rPr>
-          <w:bCs/>
-          <w:sz w:val="24"/>
-          <w:szCs w:val="24"/>
-        </w:rPr>
-        <w:t>Record, N.R., Talmy, D., Våge, S. (</w:t>
-      </w:r>
-      <w:r>
-        <w:rPr>
-          <w:bCs/>
+        <w:autoSpaceDE w:val="0"/>
+        <w:autoSpaceDN w:val="0"/>
+        <w:rPr>
+          <w:color w:val="000000"/>
+          <w:sz w:val="24"/>
+          <w:szCs w:val="24"/>
+        </w:rPr>
+      </w:pPr>
+      <w:r>
+        <w:rPr>
+          <w:sz w:val="24"/>
+          <w:szCs w:val="24"/>
+        </w:rPr>
+        <w:t xml:space="preserve">Omta, A.W., Talmy, D., Sher, D., Finkel, Z.V., Irwin, A.J., Follows, M.J. (2017). Extracting phytoplankton physiological traits from batch and chemostat culture data. </w:t>
+      </w:r>
+      <w:r>
+        <w:rPr>
           <w:i/>
-          <w:sz w:val="24"/>
-          <w:szCs w:val="24"/>
-        </w:rPr>
-        <w:t>2016</w:t>
-      </w:r>
-      <w:r>
-        <w:rPr>
-          <w:bCs/>
-          <w:sz w:val="24"/>
-          <w:szCs w:val="24"/>
-        </w:rPr>
-        <w:t xml:space="preserve">). Quantifying tradeoffs for marine viruses. </w:t>
-      </w:r>
-      <w:r>
-        <w:rPr>
-          <w:bCs/>
-          <w:i/>
-          <w:sz w:val="24"/>
-          <w:szCs w:val="24"/>
-        </w:rPr>
-        <w:t xml:space="preserve">Frontiers in Marine Science, </w:t>
-      </w:r>
-      <w:r>
-        <w:rPr>
-          <w:bCs/>
-          <w:sz w:val="24"/>
-          <w:szCs w:val="24"/>
-        </w:rPr>
-        <w:t>3, 251.</w:t>
-      </w:r>
-    </w:p>
-    <w:p>
-      <w:pPr>
-        <w:rPr>
-          <w:bCs/>
+          <w:iCs/>
+          <w:sz w:val="24"/>
+          <w:szCs w:val="24"/>
+        </w:rPr>
+        <w:t xml:space="preserve">Limnology and Oceanography: Methods</w:t>
+      </w:r>
+      <w:r>
+        <w:rPr>
+          <w:sz w:val="24"/>
+          <w:szCs w:val="24"/>
+        </w:rPr>
+        <w:t xml:space="preserve">, 15(5), 453-466.</w:t>
+      </w:r>
+    </w:p>
+    <w:p>
+      <w:pPr>
+        <w:pStyle w:val="ListParagraph"/>
+        <w:autoSpaceDE w:val="0"/>
+        <w:autoSpaceDN w:val="0"/>
+        <w:rPr>
+          <w:color w:val="000000"/>
           <w:sz w:val="24"/>
           <w:szCs w:val="24"/>
         </w:rPr>
@@ -3339,69 +3808,45 @@
           <w:ilvl w:val="0"/>
           <w:numId w:val="6"/>
         </w:numPr>
-        <w:rPr>
-          <w:bCs/>
-          <w:sz w:val="24"/>
-          <w:szCs w:val="24"/>
-        </w:rPr>
-      </w:pPr>
-      <w:r>
-        <w:rPr>
-          <w:bCs/>
-          <w:sz w:val="24"/>
-          <w:szCs w:val="24"/>
-          <w:lang w:val="it-IT"/>
-        </w:rPr>
-        <w:t xml:space="preserve">Li, G., Talmy, D., Campbell, D.A. (2016). </w:t>
-      </w:r>
-      <w:r>
-        <w:rPr>
-          <w:bCs/>
-          <w:sz w:val="24"/>
-          <w:szCs w:val="24"/>
-        </w:rPr>
-        <w:t xml:space="preserve">Diatom responses to photoperiod and light are predictable from diel reductant generation. </w:t>
-      </w:r>
-      <w:r>
-        <w:rPr>
-          <w:bCs/>
+        <w:autoSpaceDE w:val="0"/>
+        <w:autoSpaceDN w:val="0"/>
+        <w:rPr>
+          <w:color w:val="000000"/>
+          <w:sz w:val="24"/>
+          <w:szCs w:val="24"/>
+        </w:rPr>
+      </w:pPr>
+      <w:r>
+        <w:rPr>
+          <w:sz w:val="24"/>
+          <w:szCs w:val="24"/>
+        </w:rPr>
+        <w:t xml:space="preserve">Record, N.R., Talmy, D., Våge, S. (2016). Quantifying tradeoffs for marine viruses. </w:t>
+      </w:r>
+      <w:r>
+        <w:rPr>
           <w:i/>
-          <w:sz w:val="24"/>
-          <w:szCs w:val="24"/>
-        </w:rPr>
-        <w:t>Journal of Phycology</w:t>
-      </w:r>
-      <w:r>
-        <w:rPr>
-          <w:bCs/>
-          <w:sz w:val="24"/>
-          <w:szCs w:val="24"/>
-        </w:rPr>
-        <w:t xml:space="preserve">, 53, </w:t>
-      </w:r>
-      <w:r>
-        <w:rPr>
-          <w:bCs/>
-          <w:color w:val="222222"/>
-          <w:sz w:val="24"/>
-          <w:szCs w:val="24"/>
-          <w:shd w:val="clear" w:color="auto" w:fill="FFFFFF"/>
-        </w:rPr>
-        <w:t>95-107</w:t>
-      </w:r>
-      <w:r>
-        <w:rPr>
-          <w:bCs/>
-          <w:sz w:val="24"/>
-          <w:szCs w:val="24"/>
-        </w:rPr>
-        <w:t>.</w:t>
-      </w:r>
-    </w:p>
-    <w:p>
-      <w:pPr>
-        <w:rPr>
-          <w:bCs/>
+          <w:iCs/>
+          <w:sz w:val="24"/>
+          <w:szCs w:val="24"/>
+        </w:rPr>
+        <w:t xml:space="preserve">Frontiers in Marine Science</w:t>
+      </w:r>
+      <w:r>
+        <w:rPr>
+          <w:sz w:val="24"/>
+          <w:szCs w:val="24"/>
+        </w:rPr>
+        <w:t xml:space="preserve">, 3, 251.</w:t>
+      </w:r>
+    </w:p>
+    <w:p>
+      <w:pPr>
+        <w:pStyle w:val="ListParagraph"/>
+        <w:autoSpaceDE w:val="0"/>
+        <w:autoSpaceDN w:val="0"/>
+        <w:rPr>
+          <w:color w:val="000000"/>
           <w:sz w:val="24"/>
           <w:szCs w:val="24"/>
         </w:rPr>
@@ -3414,86 +3859,45 @@
           <w:ilvl w:val="0"/>
           <w:numId w:val="6"/>
         </w:numPr>
-        <w:rPr>
-          <w:bCs/>
-          <w:sz w:val="24"/>
-          <w:szCs w:val="24"/>
-        </w:rPr>
-      </w:pPr>
-      <w:r>
-        <w:rPr>
-          <w:bCs/>
-          <w:sz w:val="24"/>
-          <w:szCs w:val="24"/>
-          <w:lang w:val="pt-BR"/>
-        </w:rPr>
-        <w:t xml:space="preserve">Lopez, J.S., Garcia, N.S., Talmy, D., Martiny, A.C. (2016). </w:t>
-      </w:r>
-      <w:r>
-        <w:rPr>
-          <w:bCs/>
-          <w:sz w:val="24"/>
-          <w:szCs w:val="24"/>
-        </w:rPr>
-        <w:t xml:space="preserve">Diel variability in the elemental composition of the marine cyanobacterium </w:t>
-      </w:r>
-      <w:r>
-        <w:rPr>
-          <w:bCs/>
+        <w:autoSpaceDE w:val="0"/>
+        <w:autoSpaceDN w:val="0"/>
+        <w:rPr>
+          <w:color w:val="000000"/>
+          <w:sz w:val="24"/>
+          <w:szCs w:val="24"/>
+        </w:rPr>
+      </w:pPr>
+      <w:r>
+        <w:rPr>
+          <w:sz w:val="24"/>
+          <w:szCs w:val="24"/>
+        </w:rPr>
+        <w:t xml:space="preserve">Li, G., Talmy, D., Campbell, D.A. (2016). Diatom responses to photoperiod and light are predictable from diel reductant generation. </w:t>
+      </w:r>
+      <w:r>
+        <w:rPr>
           <w:i/>
-          <w:sz w:val="24"/>
-          <w:szCs w:val="24"/>
-        </w:rPr>
-        <w:t>Synechococcus</w:t>
-      </w:r>
-      <w:r>
-        <w:rPr>
-          <w:bCs/>
-          <w:sz w:val="24"/>
-          <w:szCs w:val="24"/>
-        </w:rPr>
-        <w:t xml:space="preserve">. </w:t>
-      </w:r>
-      <w:r>
-        <w:rPr>
-          <w:bCs/>
-          <w:i/>
-          <w:sz w:val="24"/>
-          <w:szCs w:val="24"/>
-        </w:rPr>
-        <w:t>Journal of Plankton Research</w:t>
-      </w:r>
-      <w:r>
-        <w:rPr>
-          <w:bCs/>
-          <w:sz w:val="24"/>
-          <w:szCs w:val="24"/>
-        </w:rPr>
-        <w:t xml:space="preserve">, 38, </w:t>
-      </w:r>
-      <w:r>
-        <w:rPr>
-          <w:bCs/>
-          <w:color w:val="222222"/>
-          <w:sz w:val="24"/>
-          <w:szCs w:val="24"/>
-          <w:shd w:val="clear" w:color="auto" w:fill="FFFFFF"/>
-        </w:rPr>
-        <w:t>1052-1061</w:t>
-      </w:r>
-      <w:r>
-        <w:rPr>
-          <w:bCs/>
-          <w:sz w:val="24"/>
-          <w:szCs w:val="24"/>
-        </w:rPr>
-        <w:t>.</w:t>
-      </w:r>
-    </w:p>
-    <w:p>
-      <w:pPr>
-        <w:rPr>
-          <w:bCs/>
+          <w:iCs/>
+          <w:sz w:val="24"/>
+          <w:szCs w:val="24"/>
+        </w:rPr>
+        <w:t xml:space="preserve">Journal of Phycology</w:t>
+      </w:r>
+      <w:r>
+        <w:rPr>
+          <w:sz w:val="24"/>
+          <w:szCs w:val="24"/>
+        </w:rPr>
+        <w:t xml:space="preserve">, 53(1), 95-107.</w:t>
+      </w:r>
+    </w:p>
+    <w:p>
+      <w:pPr>
+        <w:pStyle w:val="ListParagraph"/>
+        <w:autoSpaceDE w:val="0"/>
+        <w:autoSpaceDN w:val="0"/>
+        <w:rPr>
+          <w:color w:val="000000"/>
           <w:sz w:val="24"/>
           <w:szCs w:val="24"/>
         </w:rPr>
@@ -3506,60 +3910,61 @@
           <w:ilvl w:val="0"/>
           <w:numId w:val="6"/>
         </w:numPr>
-        <w:rPr>
-          <w:bCs/>
-          <w:sz w:val="24"/>
-          <w:szCs w:val="24"/>
-        </w:rPr>
-      </w:pPr>
-      <w:r>
-        <w:rPr>
-          <w:bCs/>
-          <w:sz w:val="24"/>
-          <w:szCs w:val="24"/>
-        </w:rPr>
-        <w:t xml:space="preserve">Talmy, D., Martiny, A.C., Hill. C.N., Hickman, A.E., Follows, M.J. (2016). Microzooplankton regulation of surface ocean POC:PON ratios. </w:t>
-      </w:r>
-      <w:r>
-        <w:rPr>
-          <w:bCs/>
+        <w:autoSpaceDE w:val="0"/>
+        <w:autoSpaceDN w:val="0"/>
+        <w:rPr>
+          <w:color w:val="000000"/>
+          <w:sz w:val="24"/>
+          <w:szCs w:val="24"/>
+        </w:rPr>
+      </w:pPr>
+      <w:r>
+        <w:rPr>
+          <w:sz w:val="24"/>
+          <w:szCs w:val="24"/>
+        </w:rPr>
+        <w:t xml:space="preserve">Lopez, J.S., Garcia, N.S., Talmy, D., Martiny, A.C. (2016). Diel variability in the elemental composition of the marine cyanobacterium </w:t>
+      </w:r>
+      <w:r>
+        <w:rPr>
           <w:i/>
-          <w:sz w:val="24"/>
-          <w:szCs w:val="24"/>
-        </w:rPr>
-        <w:t>Global Biogeochemical Cycles</w:t>
-      </w:r>
-      <w:r>
-        <w:rPr>
-          <w:bCs/>
-          <w:sz w:val="24"/>
-          <w:szCs w:val="24"/>
-        </w:rPr>
-        <w:t xml:space="preserve">, 30, </w:t>
-      </w:r>
-      <w:r>
-        <w:rPr>
-          <w:bCs/>
-          <w:color w:val="222222"/>
-          <w:sz w:val="24"/>
-          <w:szCs w:val="24"/>
-          <w:shd w:val="clear" w:color="auto" w:fill="FFFFFF"/>
-        </w:rPr>
-        <w:t>311-332</w:t>
-      </w:r>
-      <w:r>
-        <w:rPr>
-          <w:bCs/>
-          <w:sz w:val="24"/>
-          <w:szCs w:val="24"/>
-        </w:rPr>
-        <w:t>.</w:t>
-      </w:r>
-    </w:p>
-    <w:p>
-      <w:pPr>
-        <w:rPr>
-          <w:bCs/>
+          <w:iCs/>
+          <w:sz w:val="24"/>
+          <w:szCs w:val="24"/>
+        </w:rPr>
+        <w:t xml:space="preserve">Synechococcus</w:t>
+      </w:r>
+      <w:r>
+        <w:rPr>
+          <w:sz w:val="24"/>
+          <w:szCs w:val="24"/>
+        </w:rPr>
+        <w:t xml:space="preserve">. </w:t>
+      </w:r>
+      <w:r>
+        <w:rPr>
+          <w:i/>
+          <w:iCs/>
+          <w:sz w:val="24"/>
+          <w:szCs w:val="24"/>
+        </w:rPr>
+        <w:t xml:space="preserve">Journal of Plankton Research</w:t>
+      </w:r>
+      <w:r>
+        <w:rPr>
+          <w:sz w:val="24"/>
+          <w:szCs w:val="24"/>
+        </w:rPr>
+        <w:t xml:space="preserve">, 38(4), 1052-1061.</w:t>
+      </w:r>
+    </w:p>
+    <w:p>
+      <w:pPr>
+        <w:pStyle w:val="ListParagraph"/>
+        <w:autoSpaceDE w:val="0"/>
+        <w:autoSpaceDN w:val="0"/>
+        <w:rPr>
+          <w:color w:val="000000"/>
           <w:sz w:val="24"/>
           <w:szCs w:val="24"/>
         </w:rPr>
@@ -3572,42 +3977,45 @@
           <w:ilvl w:val="0"/>
           <w:numId w:val="6"/>
         </w:numPr>
-        <w:rPr>
-          <w:bCs/>
-          <w:sz w:val="24"/>
-          <w:szCs w:val="24"/>
-        </w:rPr>
-      </w:pPr>
-      <w:r>
-        <w:rPr>
-          <w:bCs/>
-          <w:sz w:val="24"/>
-          <w:szCs w:val="24"/>
-        </w:rPr>
-        <w:t xml:space="preserve">Talmy, D., Blackford, J., Hardman-Mountford, N., Polimene, L. Follows, M.J. Geider, R.J., (2014). Flexible C:N ratio enhances metabolism of large phytoplankton when resource supply is intermittent. </w:t>
-      </w:r>
-      <w:r>
-        <w:rPr>
-          <w:bCs/>
+        <w:autoSpaceDE w:val="0"/>
+        <w:autoSpaceDN w:val="0"/>
+        <w:rPr>
+          <w:color w:val="000000"/>
+          <w:sz w:val="24"/>
+          <w:szCs w:val="24"/>
+        </w:rPr>
+      </w:pPr>
+      <w:r>
+        <w:rPr>
+          <w:sz w:val="24"/>
+          <w:szCs w:val="24"/>
+        </w:rPr>
+        <w:t xml:space="preserve">Talmy, D., Martiny, A.C., Hill, C.N., Hickman, A.E., Follows, M.J. (2016). Microzooplankton regulation of surface ocean POC:PON ratios. </w:t>
+      </w:r>
+      <w:r>
+        <w:rPr>
           <w:i/>
-          <w:sz w:val="24"/>
-          <w:szCs w:val="24"/>
-        </w:rPr>
-        <w:t>Biogeosciences</w:t>
-      </w:r>
-      <w:r>
-        <w:rPr>
-          <w:bCs/>
-          <w:sz w:val="24"/>
-          <w:szCs w:val="24"/>
-        </w:rPr>
-        <w:t>, 11, 601-602.</w:t>
-      </w:r>
-    </w:p>
-    <w:p>
-      <w:pPr>
-        <w:rPr>
-          <w:bCs/>
+          <w:iCs/>
+          <w:sz w:val="24"/>
+          <w:szCs w:val="24"/>
+        </w:rPr>
+        <w:t xml:space="preserve">Global Biogeochemical Cycles</w:t>
+      </w:r>
+      <w:r>
+        <w:rPr>
+          <w:sz w:val="24"/>
+          <w:szCs w:val="24"/>
+        </w:rPr>
+        <w:t xml:space="preserve">, 30(2), 311-332.</w:t>
+      </w:r>
+    </w:p>
+    <w:p>
+      <w:pPr>
+        <w:pStyle w:val="ListParagraph"/>
+        <w:autoSpaceDE w:val="0"/>
+        <w:autoSpaceDN w:val="0"/>
+        <w:rPr>
+          <w:color w:val="000000"/>
           <w:sz w:val="24"/>
           <w:szCs w:val="24"/>
         </w:rPr>
@@ -3620,50 +4028,96 @@
           <w:ilvl w:val="0"/>
           <w:numId w:val="6"/>
         </w:numPr>
-        <w:rPr>
-          <w:bCs/>
-          <w:sz w:val="24"/>
-          <w:szCs w:val="24"/>
-        </w:rPr>
-      </w:pPr>
-      <w:r>
-        <w:rPr>
-          <w:bCs/>
-          <w:sz w:val="24"/>
-          <w:szCs w:val="24"/>
-        </w:rPr>
-        <w:t xml:space="preserve">Talmy, D., Blackford, J., Hardman-Mountford, N., Dumbrell, A.J., Geider, R.J., (2013). An optimality model of phytoplankton photoadaptation in contrasting aquatic light regimes. </w:t>
-      </w:r>
-      <w:r>
-        <w:rPr>
-          <w:bCs/>
+        <w:autoSpaceDE w:val="0"/>
+        <w:autoSpaceDN w:val="0"/>
+        <w:rPr>
+          <w:color w:val="000000"/>
+          <w:sz w:val="24"/>
+          <w:szCs w:val="24"/>
+        </w:rPr>
+      </w:pPr>
+      <w:r>
+        <w:rPr>
+          <w:sz w:val="24"/>
+          <w:szCs w:val="24"/>
+        </w:rPr>
+        <w:t xml:space="preserve">Talmy, D., Blackford, J., Hardman-Mountford, N.J., Polimene, L., Follows, M.J., Geider, R.J. (2014). Flexible C:N ratio enhances metabolism of large phytoplankton when resource supply is intermittent. </w:t>
+      </w:r>
+      <w:r>
+        <w:rPr>
           <w:i/>
-          <w:sz w:val="24"/>
-          <w:szCs w:val="24"/>
-        </w:rPr>
-        <w:t>Limnology and Oceanography</w:t>
-      </w:r>
-      <w:r>
-        <w:rPr>
-          <w:bCs/>
-          <w:sz w:val="24"/>
-          <w:szCs w:val="24"/>
-        </w:rPr>
-        <w:t>, 58, 1802-1818.</w:t>
-      </w:r>
-    </w:p>
-    <w:p>
-      <w:pPr>
-        <w:rPr>
-          <w:bCs/>
-          <w:sz w:val="24"/>
-          <w:szCs w:val="24"/>
-        </w:rPr>
-      </w:pPr>
-    </w:p>
-    <w:p>
-      <w:pPr>
-        <w:rPr>
+          <w:iCs/>
+          <w:sz w:val="24"/>
+          <w:szCs w:val="24"/>
+        </w:rPr>
+        <w:t xml:space="preserve">Biogeosciences</w:t>
+      </w:r>
+      <w:r>
+        <w:rPr>
+          <w:sz w:val="24"/>
+          <w:szCs w:val="24"/>
+        </w:rPr>
+        <w:t xml:space="preserve">, 11(17), 4881-4895.</w:t>
+      </w:r>
+    </w:p>
+    <w:p>
+      <w:pPr>
+        <w:pStyle w:val="ListParagraph"/>
+        <w:autoSpaceDE w:val="0"/>
+        <w:autoSpaceDN w:val="0"/>
+        <w:rPr>
+          <w:color w:val="000000"/>
+          <w:sz w:val="24"/>
+          <w:szCs w:val="24"/>
+        </w:rPr>
+      </w:pPr>
+    </w:p>
+    <w:p>
+      <w:pPr>
+        <w:pStyle w:val="ListParagraph"/>
+        <w:numPr>
+          <w:ilvl w:val="0"/>
+          <w:numId w:val="6"/>
+        </w:numPr>
+        <w:autoSpaceDE w:val="0"/>
+        <w:autoSpaceDN w:val="0"/>
+        <w:rPr>
+          <w:color w:val="000000"/>
+          <w:sz w:val="24"/>
+          <w:szCs w:val="24"/>
+        </w:rPr>
+      </w:pPr>
+      <w:r>
+        <w:rPr>
+          <w:sz w:val="24"/>
+          <w:szCs w:val="24"/>
+        </w:rPr>
+        <w:t xml:space="preserve">Talmy, D., Blackford, J., Hardman-Mountford, N.J., Dumbrell, A.J., Geider, R.J. (2013). An optimality model of phytoplankton photoadaptation in contrasting aquatic light regimes. </w:t>
+      </w:r>
+      <w:r>
+        <w:rPr>
+          <w:i/>
+          <w:iCs/>
+          <w:sz w:val="24"/>
+          <w:szCs w:val="24"/>
+        </w:rPr>
+        <w:t xml:space="preserve">Limnology and Oceanography</w:t>
+      </w:r>
+      <w:r>
+        <w:rPr>
+          <w:sz w:val="24"/>
+          <w:szCs w:val="24"/>
+        </w:rPr>
+        <w:t xml:space="preserve">, 58(5), 1802-1818.</w:t>
+      </w:r>
+    </w:p>
+    <w:p>
+      <w:pPr>
+        <w:pStyle w:val="ListParagraph"/>
+        <w:autoSpaceDE w:val="0"/>
+        <w:autoSpaceDN w:val="0"/>
+        <w:rPr>
+          <w:color w:val="000000"/>
           <w:sz w:val="24"/>
           <w:szCs w:val="24"/>
         </w:rPr>
@@ -3685,7 +4139,7 @@
           <w:sz w:val="24"/>
           <w:szCs w:val="24"/>
         </w:rPr>
-        <w:t xml:space="preserve">Non peer reviewed publications</w:t>
+        <w:t xml:space="preserve">Non-Peer-Reviewed Publications</w:t>
       </w:r>
     </w:p>
     <w:p>
@@ -3717,7 +4171,6 @@
           <w:color w:val="000000"/>
           <w:sz w:val="24"/>
           <w:szCs w:val="24"/>
-          <w:shd w:val="clear" w:color="auto" w:fill="FFFFFF"/>
         </w:rPr>
         <w:t>Microbes in Models: Integrating microbes into Earth System Models for understanding climate change: Report on an American Academy of Microbiology virtual colloquium held on Dec. 6 and 8, 2022. Washington (DC): American Society for Microbiology, 2023.</w:t>
       </w:r>
@@ -3748,7 +4201,7 @@
           <w:sz w:val="24"/>
           <w:szCs w:val="24"/>
         </w:rPr>
-        <w:t>Invited talks</w:t>
+        <w:t xml:space="preserve">Invited Talks</w:t>
       </w:r>
     </w:p>
     <w:p>
@@ -3775,7 +4228,6 @@
       </w:r>
       <w:r>
         <w:rPr>
-          <w:rFonts w:eastAsia="Cambria"/>
           <w:color w:val="000000"/>
           <w:sz w:val="24"/>
           <w:szCs w:val="24"/>
@@ -3791,7 +4243,6 @@
       </w:r>
       <w:r>
         <w:rPr>
-          <w:rFonts w:eastAsia="Cambria"/>
           <w:color w:val="000000"/>
           <w:sz w:val="24"/>
           <w:szCs w:val="24"/>
@@ -3857,40 +4308,7 @@
           <w:sz w:val="24"/>
           <w:szCs w:val="24"/>
         </w:rPr>
-        <w:lastRenderedPageBreak/>
-        <w:t xml:space="preserve">Talmy, D. </w:t>
-      </w:r>
-      <w:r>
-        <w:rPr>
-          <w:rFonts w:eastAsia="Cambria"/>
-          <w:color w:val="000000"/>
-          <w:sz w:val="24"/>
-          <w:szCs w:val="24"/>
-        </w:rPr>
-        <w:t>Modeling microbial predator-prey interactions: From laboratory to the global ocean</w:t>
-      </w:r>
-      <w:r>
-        <w:rPr>
-          <w:sz w:val="24"/>
-          <w:szCs w:val="24"/>
-        </w:rPr>
-        <w:t xml:space="preserve">. Ocean </w:t>
-      </w:r>
-      <w:r>
-        <w:rPr>
-          <w:rFonts w:eastAsia="Cambria"/>
-          <w:color w:val="000000"/>
-          <w:sz w:val="24"/>
-          <w:szCs w:val="24"/>
-        </w:rPr>
-        <w:t>Ecology and Evolutionary Biology Seminar Series, University of Tennessee, Knoxville, USA</w:t>
-      </w:r>
-      <w:r>
-        <w:rPr>
-          <w:sz w:val="24"/>
-          <w:szCs w:val="24"/>
-        </w:rPr>
-        <w:t>, Feb 14</w:t>
+        <w:t xml:space="preserve">Talmy, D. Modeling microbial predator-prey interactions: From laboratory to the global ocean. Ocean Ecology and Evolutionary Biology Seminar Series, University of Tennessee, Knoxville, USA, February 14</w:t>
       </w:r>
       <w:r>
         <w:rPr>
@@ -3898,7 +4316,7 @@
           <w:szCs w:val="24"/>
           <w:vertAlign w:val="superscript"/>
         </w:rPr>
-        <w:t>th</w:t>
+        <w:t xml:space="preserve">th</w:t>
       </w:r>
       <w:r>
         <w:rPr>
@@ -3914,14 +4332,14 @@
           <w:sz w:val="24"/>
           <w:szCs w:val="24"/>
         </w:rPr>
-        <w:t>Prof. Mike Gilchrist</w:t>
-      </w:r>
-      <w:r>
-        <w:rPr>
-          <w:sz w:val="24"/>
-          <w:szCs w:val="24"/>
-        </w:rPr>
-        <w:t>.</w:t>
+        <w:t xml:space="preserve">Prof. Mike Gilchrist</w:t>
+      </w:r>
+      <w:r>
+        <w:rPr>
+          <w:sz w:val="24"/>
+          <w:szCs w:val="24"/>
+        </w:rPr>
+        <w:t xml:space="preserve">.</w:t>
       </w:r>
     </w:p>
     <w:p>
@@ -3998,7 +4416,7 @@
           <w:sz w:val="24"/>
           <w:szCs w:val="24"/>
         </w:rPr>
-        <w:t>Talmy, D. Modeling microbial host-virus interactions: from laboratory to global ocean. University of Bergen, Norway, June 15</w:t>
+        <w:t xml:space="preserve">Talmy, D. Modeling microbial host-virus interactions: from laboratory to global ocean. University of Bergen, Norway, June 15</w:t>
       </w:r>
       <w:r>
         <w:rPr>
@@ -4006,14 +4424,14 @@
           <w:szCs w:val="24"/>
           <w:vertAlign w:val="superscript"/>
         </w:rPr>
-        <w:t>th</w:t>
-      </w:r>
-      <w:r>
-        <w:rPr>
-          <w:sz w:val="24"/>
-          <w:szCs w:val="24"/>
-        </w:rPr>
-        <w:t xml:space="preserve">, 2022 Host: </w:t>
+        <w:t xml:space="preserve">th</w:t>
+      </w:r>
+      <w:r>
+        <w:rPr>
+          <w:sz w:val="24"/>
+          <w:szCs w:val="24"/>
+        </w:rPr>
+        <w:t xml:space="preserve">, 2022. Host: </w:t>
       </w:r>
       <w:r>
         <w:rPr>
@@ -4022,30 +4440,37 @@
           <w:sz w:val="24"/>
           <w:szCs w:val="24"/>
         </w:rPr>
-        <w:t>Dr. Selina Våge.</w:t>
-      </w:r>
-    </w:p>
-    <w:p>
-      <w:pPr>
-        <w:rPr>
-          <w:sz w:val="24"/>
-          <w:szCs w:val="24"/>
-        </w:rPr>
-      </w:pPr>
-    </w:p>
-    <w:p>
-      <w:pPr>
-        <w:rPr>
-          <w:sz w:val="24"/>
-          <w:szCs w:val="24"/>
-        </w:rPr>
-      </w:pPr>
-      <w:r>
-        <w:rPr>
-          <w:sz w:val="24"/>
-          <w:szCs w:val="24"/>
-        </w:rPr>
-        <w:t>Talmy, D. A model of algal-virus population dynamics reveals underlying controls on material transfer. Green Ocean workshop, 18</w:t>
+        <w:t xml:space="preserve">Dr. Selina Våge</w:t>
+      </w:r>
+      <w:r>
+        <w:rPr>
+          <w:sz w:val="24"/>
+          <w:szCs w:val="24"/>
+        </w:rPr>
+        <w:t xml:space="preserve">.</w:t>
+      </w:r>
+    </w:p>
+    <w:p>
+      <w:pPr>
+        <w:rPr>
+          <w:sz w:val="24"/>
+          <w:szCs w:val="24"/>
+        </w:rPr>
+      </w:pPr>
+    </w:p>
+    <w:p>
+      <w:pPr>
+        <w:rPr>
+          <w:sz w:val="24"/>
+          <w:szCs w:val="24"/>
+        </w:rPr>
+      </w:pPr>
+      <w:r>
+        <w:rPr>
+          <w:sz w:val="24"/>
+          <w:szCs w:val="24"/>
+        </w:rPr>
+        <w:t xml:space="preserve">Talmy, D. A model of algal-virus population dynamics reveals underlying controls on material transfer. Green Ocean workshop, École Normale Supérieure, Paris, France, May 18</w:t>
       </w:r>
       <w:r>
         <w:rPr>
@@ -4053,14 +4478,14 @@
           <w:szCs w:val="24"/>
           <w:vertAlign w:val="superscript"/>
         </w:rPr>
-        <w:t>th</w:t>
-      </w:r>
-      <w:r>
-        <w:rPr>
-          <w:sz w:val="24"/>
-          <w:szCs w:val="24"/>
-        </w:rPr>
-        <w:t xml:space="preserve"> May 2022, Ecole Normale Supérieure, Paris, France. Host: </w:t>
+        <w:t xml:space="preserve">th</w:t>
+      </w:r>
+      <w:r>
+        <w:rPr>
+          <w:sz w:val="24"/>
+          <w:szCs w:val="24"/>
+        </w:rPr>
+        <w:t xml:space="preserve">, 2022. Host: </w:t>
       </w:r>
       <w:r>
         <w:rPr>
@@ -4069,37 +4494,37 @@
           <w:sz w:val="24"/>
           <w:szCs w:val="24"/>
         </w:rPr>
-        <w:t>Prof. Corinne Le Quéré</w:t>
-      </w:r>
-      <w:r>
-        <w:rPr>
-          <w:sz w:val="24"/>
-          <w:szCs w:val="24"/>
-        </w:rPr>
-        <w:t xml:space="preserve">. </w:t>
-      </w:r>
-    </w:p>
-    <w:p>
-      <w:pPr>
-        <w:rPr>
-          <w:sz w:val="24"/>
-          <w:szCs w:val="24"/>
-        </w:rPr>
-      </w:pPr>
-    </w:p>
-    <w:p>
-      <w:pPr>
-        <w:rPr>
-          <w:sz w:val="24"/>
-          <w:szCs w:val="24"/>
-        </w:rPr>
-      </w:pPr>
-      <w:r>
-        <w:rPr>
-          <w:sz w:val="24"/>
-          <w:szCs w:val="24"/>
-        </w:rPr>
-        <w:t>Talmy, D. Nutrient enrichment and predation defense drive cyanobacteria population dynamics. University of Waterloo, USA March 11</w:t>
+        <w:t xml:space="preserve">Prof. Corinne Le Quéré</w:t>
+      </w:r>
+      <w:r>
+        <w:rPr>
+          <w:sz w:val="24"/>
+          <w:szCs w:val="24"/>
+        </w:rPr>
+        <w:t xml:space="preserve">.</w:t>
+      </w:r>
+    </w:p>
+    <w:p>
+      <w:pPr>
+        <w:rPr>
+          <w:sz w:val="24"/>
+          <w:szCs w:val="24"/>
+        </w:rPr>
+      </w:pPr>
+    </w:p>
+    <w:p>
+      <w:pPr>
+        <w:rPr>
+          <w:sz w:val="24"/>
+          <w:szCs w:val="24"/>
+        </w:rPr>
+      </w:pPr>
+      <w:r>
+        <w:rPr>
+          <w:sz w:val="24"/>
+          <w:szCs w:val="24"/>
+        </w:rPr>
+        <w:t xml:space="preserve">Talmy, D. Nutrient enrichment and predation defense drive cyanobacteria population dynamics. University of Waterloo, Canada, March 11</w:t>
       </w:r>
       <w:r>
         <w:rPr>
@@ -4107,14 +4532,14 @@
           <w:szCs w:val="24"/>
           <w:vertAlign w:val="superscript"/>
         </w:rPr>
-        <w:t>th</w:t>
-      </w:r>
-      <w:r>
-        <w:rPr>
-          <w:sz w:val="24"/>
-          <w:szCs w:val="24"/>
-        </w:rPr>
-        <w:t xml:space="preserve">, 2022 Host: </w:t>
+        <w:t xml:space="preserve">th</w:t>
+      </w:r>
+      <w:r>
+        <w:rPr>
+          <w:sz w:val="24"/>
+          <w:szCs w:val="24"/>
+        </w:rPr>
+        <w:t xml:space="preserve">, 2022. Host: </w:t>
       </w:r>
       <w:r>
         <w:rPr>
@@ -4123,7 +4548,14 @@
           <w:sz w:val="24"/>
           <w:szCs w:val="24"/>
         </w:rPr>
-        <w:t>Prof. Jozef Nissimov.</w:t>
+        <w:t xml:space="preserve">Prof. Jozef Nissimov</w:t>
+      </w:r>
+      <w:r>
+        <w:rPr>
+          <w:sz w:val="24"/>
+          <w:szCs w:val="24"/>
+        </w:rPr>
+        <w:t xml:space="preserve">.</w:t>
       </w:r>
     </w:p>
     <w:p>
@@ -4148,23 +4580,7 @@
           <w:sz w:val="24"/>
           <w:szCs w:val="24"/>
         </w:rPr>
-        <w:t xml:space="preserve">Talmy, D. </w:t>
-      </w:r>
-      <w:r>
-        <w:rPr>
-          <w:color w:val="000000"/>
-          <w:sz w:val="24"/>
-          <w:szCs w:val="24"/>
-          <w:lang w:eastAsia="zh-CN"/>
-        </w:rPr>
-        <w:t>Trade-offs between resource acquisition and defense shape cyanobacteria communities</w:t>
-      </w:r>
-      <w:r>
-        <w:rPr>
-          <w:sz w:val="24"/>
-          <w:szCs w:val="24"/>
-        </w:rPr>
-        <w:t>. University of Southern California, USA, October 13</w:t>
+        <w:t xml:space="preserve">Talmy, D. Trade-offs between resource acquisition and defense shape cyanobacteria communities. University of Southern California, USA, October 13</w:t>
       </w:r>
       <w:r>
         <w:rPr>
@@ -4172,14 +4588,14 @@
           <w:szCs w:val="24"/>
           <w:vertAlign w:val="superscript"/>
         </w:rPr>
-        <w:t>th</w:t>
-      </w:r>
-      <w:r>
-        <w:rPr>
-          <w:sz w:val="24"/>
-          <w:szCs w:val="24"/>
-        </w:rPr>
-        <w:t xml:space="preserve">, 2020 Host: </w:t>
+        <w:t xml:space="preserve">th</w:t>
+      </w:r>
+      <w:r>
+        <w:rPr>
+          <w:sz w:val="24"/>
+          <w:szCs w:val="24"/>
+        </w:rPr>
+        <w:t xml:space="preserve">, 2020. Host: </w:t>
       </w:r>
       <w:r>
         <w:rPr>
@@ -4188,37 +4604,37 @@
           <w:sz w:val="24"/>
           <w:szCs w:val="24"/>
         </w:rPr>
-        <w:t>Prof. Naomi Levine</w:t>
-      </w:r>
-      <w:r>
-        <w:rPr>
-          <w:sz w:val="24"/>
-          <w:szCs w:val="24"/>
-        </w:rPr>
-        <w:t>.</w:t>
-      </w:r>
-    </w:p>
-    <w:p>
-      <w:pPr>
-        <w:rPr>
-          <w:sz w:val="24"/>
-          <w:szCs w:val="24"/>
-        </w:rPr>
-      </w:pPr>
-    </w:p>
-    <w:p>
-      <w:pPr>
-        <w:rPr>
-          <w:sz w:val="24"/>
-          <w:szCs w:val="24"/>
-        </w:rPr>
-      </w:pPr>
-      <w:r>
-        <w:rPr>
-          <w:sz w:val="24"/>
-          <w:szCs w:val="24"/>
-        </w:rPr>
-        <w:t>Talmy, D. Trade-offs modify ecosystem biomass structure along trophic gradients. SIMPLEX project kick-off meeting. University of Bergen, Norway, August 22</w:t>
+        <w:t xml:space="preserve">Prof. Naomi Levine</w:t>
+      </w:r>
+      <w:r>
+        <w:rPr>
+          <w:sz w:val="24"/>
+          <w:szCs w:val="24"/>
+        </w:rPr>
+        <w:t xml:space="preserve">.</w:t>
+      </w:r>
+    </w:p>
+    <w:p>
+      <w:pPr>
+        <w:rPr>
+          <w:sz w:val="24"/>
+          <w:szCs w:val="24"/>
+        </w:rPr>
+      </w:pPr>
+    </w:p>
+    <w:p>
+      <w:pPr>
+        <w:rPr>
+          <w:sz w:val="24"/>
+          <w:szCs w:val="24"/>
+        </w:rPr>
+      </w:pPr>
+      <w:r>
+        <w:rPr>
+          <w:sz w:val="24"/>
+          <w:szCs w:val="24"/>
+        </w:rPr>
+        <w:t xml:space="preserve">Talmy, D. Trade-offs modify ecosystem biomass structure along trophic gradients. SIMPLEX project kick-off meeting. University of Bergen, Norway, August 22</w:t>
       </w:r>
       <w:r>
         <w:rPr>
@@ -4226,14 +4642,14 @@
           <w:szCs w:val="24"/>
           <w:vertAlign w:val="superscript"/>
         </w:rPr>
-        <w:t>nd</w:t>
-      </w:r>
-      <w:r>
-        <w:rPr>
-          <w:sz w:val="24"/>
-          <w:szCs w:val="24"/>
-        </w:rPr>
-        <w:t xml:space="preserve">, 2019 Host: </w:t>
+        <w:t xml:space="preserve">nd</w:t>
+      </w:r>
+      <w:r>
+        <w:rPr>
+          <w:sz w:val="24"/>
+          <w:szCs w:val="24"/>
+        </w:rPr>
+        <w:t xml:space="preserve">, 2019. Host: </w:t>
       </w:r>
       <w:r>
         <w:rPr>
@@ -4242,14 +4658,14 @@
           <w:sz w:val="24"/>
           <w:szCs w:val="24"/>
         </w:rPr>
-        <w:t>Prof. Selina Våge</w:t>
-      </w:r>
-      <w:r>
-        <w:rPr>
-          <w:sz w:val="24"/>
-          <w:szCs w:val="24"/>
-        </w:rPr>
-        <w:t>.</w:t>
+        <w:t xml:space="preserve">Prof. Selina Våge</w:t>
+      </w:r>
+      <w:r>
+        <w:rPr>
+          <w:sz w:val="24"/>
+          <w:szCs w:val="24"/>
+        </w:rPr>
+        <w:t xml:space="preserve">.</w:t>
       </w:r>
     </w:p>
     <w:p>
@@ -4326,7 +4742,7 @@
           <w:sz w:val="24"/>
           <w:szCs w:val="24"/>
         </w:rPr>
-        <w:t>Talmy, D. Understanding microbial ecosystem structure and function on large scales using mathematical models. American Society for Microbiology Annual Meeting, San Francisco, California, USA, June 21</w:t>
+        <w:t xml:space="preserve">Talmy, D. Understanding microbial ecosystem structure and function on large scales using mathematical models. American Society for Microbiology Annual Meeting, San Francisco, California, USA, June 21</w:t>
       </w:r>
       <w:r>
         <w:rPr>
@@ -4334,14 +4750,14 @@
           <w:szCs w:val="24"/>
           <w:vertAlign w:val="superscript"/>
         </w:rPr>
-        <w:t>st</w:t>
-      </w:r>
-      <w:r>
-        <w:rPr>
-          <w:sz w:val="24"/>
-          <w:szCs w:val="24"/>
-        </w:rPr>
-        <w:t xml:space="preserve"> 2019. Host: </w:t>
+        <w:t xml:space="preserve">st</w:t>
+      </w:r>
+      <w:r>
+        <w:rPr>
+          <w:sz w:val="24"/>
+          <w:szCs w:val="24"/>
+        </w:rPr>
+        <w:t xml:space="preserve">, 2019. Host: </w:t>
       </w:r>
       <w:r>
         <w:rPr>
@@ -4350,14 +4766,14 @@
           <w:sz w:val="24"/>
           <w:szCs w:val="24"/>
         </w:rPr>
-        <w:t>Prof. Alison Buchan</w:t>
-      </w:r>
-      <w:r>
-        <w:rPr>
-          <w:sz w:val="24"/>
-          <w:szCs w:val="24"/>
-        </w:rPr>
-        <w:t>.</w:t>
+        <w:t xml:space="preserve">Prof. Alison Buchan</w:t>
+      </w:r>
+      <w:r>
+        <w:rPr>
+          <w:sz w:val="24"/>
+          <w:szCs w:val="24"/>
+        </w:rPr>
+        <w:t xml:space="preserve">.</w:t>
       </w:r>
     </w:p>
     <w:p>
@@ -4488,7 +4904,7 @@
           <w:sz w:val="24"/>
           <w:szCs w:val="24"/>
         </w:rPr>
-        <w:t>Talmy, D. What controls microbial predator-prey ratios in the global ocean? Lamont-Doherty Earth Observatory, Columbia University, New York, USA, October 2</w:t>
+        <w:t xml:space="preserve">Talmy, D. What controls microbial predator-prey ratios in the global ocean? Lamont-Doherty Earth Observatory, Columbia University, New York, USA, October 2</w:t>
       </w:r>
       <w:r>
         <w:rPr>
@@ -4496,7 +4912,7 @@
           <w:szCs w:val="24"/>
           <w:vertAlign w:val="superscript"/>
         </w:rPr>
-        <w:t>nd</w:t>
+        <w:t xml:space="preserve">nd</w:t>
       </w:r>
       <w:r>
         <w:rPr>
@@ -4512,30 +4928,37 @@
           <w:sz w:val="24"/>
           <w:szCs w:val="24"/>
         </w:rPr>
-        <w:t>Prof. Andrew Juhl.</w:t>
-      </w:r>
-    </w:p>
-    <w:p>
-      <w:pPr>
-        <w:rPr>
-          <w:sz w:val="24"/>
-          <w:szCs w:val="24"/>
-        </w:rPr>
-      </w:pPr>
-    </w:p>
-    <w:p>
-      <w:pPr>
-        <w:rPr>
-          <w:sz w:val="24"/>
-          <w:szCs w:val="24"/>
-        </w:rPr>
-      </w:pPr>
-      <w:r>
-        <w:rPr>
-          <w:sz w:val="24"/>
-          <w:szCs w:val="24"/>
-        </w:rPr>
-        <w:t>Talmy, D., Martiny, A.C., Hickman, A.E., Follows, M.J. Microzooplankton regulation of particulate organic matter elemental composition. Bigelow Laboratory for Ocean Sciences, Maine, USA, March 9</w:t>
+        <w:t xml:space="preserve">Prof. Andrew Juhl</w:t>
+      </w:r>
+      <w:r>
+        <w:rPr>
+          <w:sz w:val="24"/>
+          <w:szCs w:val="24"/>
+        </w:rPr>
+        <w:t xml:space="preserve">.</w:t>
+      </w:r>
+    </w:p>
+    <w:p>
+      <w:pPr>
+        <w:rPr>
+          <w:sz w:val="24"/>
+          <w:szCs w:val="24"/>
+        </w:rPr>
+      </w:pPr>
+    </w:p>
+    <w:p>
+      <w:pPr>
+        <w:rPr>
+          <w:sz w:val="24"/>
+          <w:szCs w:val="24"/>
+        </w:rPr>
+      </w:pPr>
+      <w:r>
+        <w:rPr>
+          <w:sz w:val="24"/>
+          <w:szCs w:val="24"/>
+        </w:rPr>
+        <w:t xml:space="preserve">Talmy, D., Martiny, A.C., Hickman, A.E., Follows, M.J. Microzooplankton regulation of particulate organic matter elemental composition. Bigelow Laboratory for Ocean Sciences, Maine, USA, March 9</w:t>
       </w:r>
       <w:r>
         <w:rPr>
@@ -4543,7 +4966,7 @@
           <w:szCs w:val="24"/>
           <w:vertAlign w:val="superscript"/>
         </w:rPr>
-        <w:t>th</w:t>
+        <w:t xml:space="preserve">th</w:t>
       </w:r>
       <w:r>
         <w:rPr>
@@ -4559,38 +4982,37 @@
           <w:sz w:val="24"/>
           <w:szCs w:val="24"/>
         </w:rPr>
-        <w:t>Dr. Nicolas Record.</w:t>
-      </w:r>
-      <w:r>
-        <w:rPr>
-          <w:sz w:val="24"/>
-          <w:szCs w:val="24"/>
-        </w:rPr>
-        <w:t xml:space="preserve"> </w:t>
-      </w:r>
-    </w:p>
-    <w:p>
-      <w:pPr>
-        <w:rPr>
-          <w:sz w:val="24"/>
-          <w:szCs w:val="24"/>
-        </w:rPr>
-      </w:pPr>
-    </w:p>
-    <w:p>
-      <w:pPr>
-        <w:rPr>
-          <w:sz w:val="24"/>
-          <w:szCs w:val="24"/>
-        </w:rPr>
-      </w:pPr>
-      <w:r>
-        <w:rPr>
-          <w:sz w:val="24"/>
-          <w:szCs w:val="24"/>
-        </w:rPr>
-        <w:lastRenderedPageBreak/>
-        <w:t>Talmy, D., Martiny, A.C., Hickman, A.E., Hill, C.N., Follows, M.J. Microzooplankton regulation of surface ocean POC:PON ratios. Rutgers University, New Jersey, USA, December 15</w:t>
+        <w:t xml:space="preserve">Dr. Nicolas Record</w:t>
+      </w:r>
+      <w:r>
+        <w:rPr>
+          <w:sz w:val="24"/>
+          <w:szCs w:val="24"/>
+        </w:rPr>
+        <w:t xml:space="preserve">.</w:t>
+      </w:r>
+    </w:p>
+    <w:p>
+      <w:pPr>
+        <w:rPr>
+          <w:sz w:val="24"/>
+          <w:szCs w:val="24"/>
+        </w:rPr>
+      </w:pPr>
+    </w:p>
+    <w:p>
+      <w:pPr>
+        <w:rPr>
+          <w:sz w:val="24"/>
+          <w:szCs w:val="24"/>
+        </w:rPr>
+      </w:pPr>
+      <w:r>
+        <w:rPr>
+          <w:sz w:val="24"/>
+          <w:szCs w:val="24"/>
+        </w:rPr>
+        <w:t xml:space="preserve">Talmy, D., Martiny, A.C., Hickman, A.E., Hill, C.N., Follows, M.J. Microzooplankton regulation of surface ocean POC:PON ratios. Rutgers University, New Jersey, USA, December 15</w:t>
       </w:r>
       <w:r>
         <w:rPr>
@@ -4598,7 +5020,7 @@
           <w:szCs w:val="24"/>
           <w:vertAlign w:val="superscript"/>
         </w:rPr>
-        <w:t>th</w:t>
+        <w:t xml:space="preserve">th</w:t>
       </w:r>
       <w:r>
         <w:rPr>
@@ -4614,14 +5036,14 @@
           <w:sz w:val="24"/>
           <w:szCs w:val="24"/>
         </w:rPr>
-        <w:t>Prof. Jozef Nissimov</w:t>
-      </w:r>
-      <w:r>
-        <w:rPr>
-          <w:sz w:val="24"/>
-          <w:szCs w:val="24"/>
-        </w:rPr>
-        <w:t xml:space="preserve">. </w:t>
+        <w:t xml:space="preserve">Prof. Jozef Nissimov</w:t>
+      </w:r>
+      <w:r>
+        <w:rPr>
+          <w:sz w:val="24"/>
+          <w:szCs w:val="24"/>
+        </w:rPr>
+        <w:t xml:space="preserve">.</w:t>
       </w:r>
     </w:p>
     <w:p>
@@ -4758,7 +5180,7 @@
           <w:sz w:val="24"/>
           <w:szCs w:val="24"/>
         </w:rPr>
-        <w:t>Carr, E.</w:t>
+        <w:t xml:space="preserve">Carr, E.</w:t>
       </w:r>
       <w:r>
         <w:rPr>
@@ -4774,14 +5196,14 @@
           <w:sz w:val="24"/>
           <w:szCs w:val="24"/>
         </w:rPr>
-        <w:t>Rajakaruna, H.</w:t>
-      </w:r>
-      <w:r>
-        <w:rPr>
-          <w:sz w:val="24"/>
-          <w:szCs w:val="24"/>
-        </w:rPr>
-        <w:t xml:space="preserve">, Vage, S., Omta, A.W., </w:t>
+        <w:t xml:space="preserve">Rajakaruna, H.</w:t>
+      </w:r>
+      <w:r>
+        <w:rPr>
+          <w:sz w:val="24"/>
+          <w:szCs w:val="24"/>
+        </w:rPr>
+        <w:t xml:space="preserve">, Våge, S., Omta, A.W., </w:t>
       </w:r>
       <w:r>
         <w:rPr>
@@ -4790,14 +5212,14 @@
           <w:sz w:val="24"/>
           <w:szCs w:val="24"/>
         </w:rPr>
-        <w:t>Talmy, D</w:t>
-      </w:r>
-      <w:r>
-        <w:rPr>
-          <w:sz w:val="24"/>
-          <w:szCs w:val="24"/>
-        </w:rPr>
-        <w:t>. Killing the predator: impacts of top-predator mortality on global ocean ecosystem structure. Aquatic Sciences Meeting, Palma de Mallorca, Spain, June 9</w:t>
+        <w:t xml:space="preserve">Talmy, D.</w:t>
+      </w:r>
+      <w:r>
+        <w:rPr>
+          <w:sz w:val="24"/>
+          <w:szCs w:val="24"/>
+        </w:rPr>
+        <w:t xml:space="preserve"> Killing the predator: impacts of top-predator mortality on global ocean ecosystem structure. Aquatic Sciences Meeting, Palma de Mallorca, Spain, June 9</w:t>
       </w:r>
       <w:r>
         <w:rPr>
@@ -4805,14 +5227,14 @@
           <w:szCs w:val="24"/>
           <w:vertAlign w:val="superscript"/>
         </w:rPr>
-        <w:t>th</w:t>
-      </w:r>
-      <w:r>
-        <w:rPr>
-          <w:sz w:val="24"/>
-          <w:szCs w:val="24"/>
-        </w:rPr>
-        <w:t xml:space="preserve"> 2023.</w:t>
+        <w:t xml:space="preserve">th</w:t>
+      </w:r>
+      <w:r>
+        <w:rPr>
+          <w:sz w:val="24"/>
+          <w:szCs w:val="24"/>
+        </w:rPr>
+        <w:t xml:space="preserve">, 2023.</w:t>
       </w:r>
     </w:p>
     <w:p>
@@ -4837,7 +5259,7 @@
           <w:sz w:val="24"/>
           <w:szCs w:val="24"/>
         </w:rPr>
-        <w:t>McCullough, D.K.</w:t>
+        <w:t xml:space="preserve">McCullough, D.K.</w:t>
       </w:r>
       <w:r>
         <w:rPr>
@@ -4853,7 +5275,7 @@
           <w:sz w:val="24"/>
           <w:szCs w:val="24"/>
         </w:rPr>
-        <w:t>Talmy, D.</w:t>
+        <w:t xml:space="preserve">Talmy, D.</w:t>
       </w:r>
       <w:r>
         <w:rPr>
@@ -4868,14 +5290,14 @@
           <w:szCs w:val="24"/>
           <w:vertAlign w:val="superscript"/>
         </w:rPr>
-        <w:t>th</w:t>
-      </w:r>
-      <w:r>
-        <w:rPr>
-          <w:sz w:val="24"/>
-          <w:szCs w:val="24"/>
-        </w:rPr>
-        <w:t xml:space="preserve"> 2023.</w:t>
+        <w:t xml:space="preserve">th</w:t>
+      </w:r>
+      <w:r>
+        <w:rPr>
+          <w:sz w:val="24"/>
+          <w:szCs w:val="24"/>
+        </w:rPr>
+        <w:t xml:space="preserve">, 2023.</w:t>
       </w:r>
     </w:p>
     <w:p>
@@ -4963,7 +5385,7 @@
           <w:sz w:val="24"/>
           <w:szCs w:val="24"/>
         </w:rPr>
-        <w:t>Rajakaruna, H.</w:t>
+        <w:t xml:space="preserve">Rajakaruna, H.</w:t>
       </w:r>
       <w:r>
         <w:rPr>
@@ -4979,14 +5401,14 @@
           <w:sz w:val="24"/>
           <w:szCs w:val="24"/>
         </w:rPr>
-        <w:t>Carr, E.</w:t>
-      </w:r>
-      <w:r>
-        <w:rPr>
-          <w:sz w:val="24"/>
-          <w:szCs w:val="24"/>
-        </w:rPr>
-        <w:t>, Talmy, D. The power-law biomass scaling relationship in natural microbial ecosystems. Ocean Sciences Meeting, Virtual, March 4</w:t>
+        <w:t xml:space="preserve">Carr, E., Talmy, D.</w:t>
+      </w:r>
+      <w:r>
+        <w:rPr>
+          <w:sz w:val="24"/>
+          <w:szCs w:val="24"/>
+        </w:rPr>
+        <w:t xml:space="preserve"> The power-law biomass scaling relationship in natural microbial ecosystems. Ocean Sciences Meeting, Virtual, March 4</w:t>
       </w:r>
       <w:r>
         <w:rPr>
@@ -4994,14 +5416,14 @@
           <w:szCs w:val="24"/>
           <w:vertAlign w:val="superscript"/>
         </w:rPr>
-        <w:t>th</w:t>
-      </w:r>
-      <w:r>
-        <w:rPr>
-          <w:sz w:val="24"/>
-          <w:szCs w:val="24"/>
-        </w:rPr>
-        <w:t xml:space="preserve"> 2022.</w:t>
+        <w:t xml:space="preserve">th</w:t>
+      </w:r>
+      <w:r>
+        <w:rPr>
+          <w:sz w:val="24"/>
+          <w:szCs w:val="24"/>
+        </w:rPr>
+        <w:t xml:space="preserve">, 2022.</w:t>
       </w:r>
     </w:p>
     <w:p>
@@ -5026,14 +5448,14 @@
           <w:sz w:val="24"/>
           <w:szCs w:val="24"/>
         </w:rPr>
-        <w:t>Talmy, D.</w:t>
-      </w:r>
-      <w:r>
-        <w:rPr>
-          <w:sz w:val="24"/>
-          <w:szCs w:val="24"/>
-        </w:rPr>
-        <w:t xml:space="preserve">, Vage, S., Cael, B.B., Follows, M.J. Trade-offs modify ecosystem biomass structure along trophic gradients. 4</w:t>
+        <w:t xml:space="preserve">Talmy, D.</w:t>
+      </w:r>
+      <w:r>
+        <w:rPr>
+          <w:sz w:val="24"/>
+          <w:szCs w:val="24"/>
+        </w:rPr>
+        <w:t xml:space="preserve">, Våge, S., Cael, B.B., Follows, M.J. Trade-offs modify ecosystem biomass structure along trophic gradients. 4</w:t>
       </w:r>
       <w:r>
         <w:rPr>
@@ -5041,14 +5463,14 @@
           <w:szCs w:val="24"/>
           <w:vertAlign w:val="superscript"/>
         </w:rPr>
-        <w:t>th</w:t>
-      </w:r>
-      <w:r>
-        <w:rPr>
-          <w:sz w:val="24"/>
-          <w:szCs w:val="24"/>
-        </w:rPr>
-        <w:t xml:space="preserve"> workshop on trait-based approaches to ocean life, Buckinghamshire, UK, Aug 18</w:t>
+        <w:t xml:space="preserve">th</w:t>
+      </w:r>
+      <w:r>
+        <w:rPr>
+          <w:sz w:val="24"/>
+          <w:szCs w:val="24"/>
+        </w:rPr>
+        <w:t xml:space="preserve"> workshop on trait-based approaches to ocean life, Buckinghamshire, UK, August 18</w:t>
       </w:r>
       <w:r>
         <w:rPr>
@@ -5056,14 +5478,14 @@
           <w:szCs w:val="24"/>
           <w:vertAlign w:val="superscript"/>
         </w:rPr>
-        <w:t>th</w:t>
-      </w:r>
-      <w:r>
-        <w:rPr>
-          <w:sz w:val="24"/>
-          <w:szCs w:val="24"/>
-        </w:rPr>
-        <w:t xml:space="preserve">, 2019. </w:t>
+        <w:t xml:space="preserve">th</w:t>
+      </w:r>
+      <w:r>
+        <w:rPr>
+          <w:sz w:val="24"/>
+          <w:szCs w:val="24"/>
+        </w:rPr>
+        <w:t xml:space="preserve">, 2019.</w:t>
       </w:r>
     </w:p>
     <w:p>
@@ -5135,14 +5557,14 @@
           <w:sz w:val="24"/>
           <w:szCs w:val="24"/>
         </w:rPr>
-        <w:t>Hinson, A., Talmy, D.</w:t>
-      </w:r>
-      <w:r>
-        <w:rPr>
-          <w:sz w:val="24"/>
-          <w:szCs w:val="24"/>
-        </w:rPr>
-        <w:t xml:space="preserve"> What controls algal-virus population dynamics in diverse systems? Aquatic Sciences Meeting, San Juan, Puerto Rico, Feb 26</w:t>
+        <w:t xml:space="preserve">Hinson, A., Talmy, D.</w:t>
+      </w:r>
+      <w:r>
+        <w:rPr>
+          <w:sz w:val="24"/>
+          <w:szCs w:val="24"/>
+        </w:rPr>
+        <w:t xml:space="preserve"> What controls algal-virus population dynamics in diverse systems? Aquatic Sciences Meeting, San Juan, Puerto Rico, February 26</w:t>
       </w:r>
       <w:r>
         <w:rPr>
@@ -5150,14 +5572,14 @@
           <w:szCs w:val="24"/>
           <w:vertAlign w:val="superscript"/>
         </w:rPr>
-        <w:t>th</w:t>
-      </w:r>
-      <w:r>
-        <w:rPr>
-          <w:sz w:val="24"/>
-          <w:szCs w:val="24"/>
-        </w:rPr>
-        <w:t xml:space="preserve">, 2019. </w:t>
+        <w:t xml:space="preserve">th</w:t>
+      </w:r>
+      <w:r>
+        <w:rPr>
+          <w:sz w:val="24"/>
+          <w:szCs w:val="24"/>
+        </w:rPr>
+        <w:t xml:space="preserve">, 2019.</w:t>
       </w:r>
     </w:p>
     <w:p>
@@ -5182,7 +5604,7 @@
           <w:sz w:val="24"/>
           <w:szCs w:val="24"/>
         </w:rPr>
-        <w:t>Talmy, D.</w:t>
+        <w:t xml:space="preserve">Talmy, D.</w:t>
       </w:r>
       <w:r>
         <w:rPr>
@@ -5197,7 +5619,7 @@
           <w:szCs w:val="24"/>
           <w:vertAlign w:val="superscript"/>
         </w:rPr>
-        <w:t>th</w:t>
+        <w:t xml:space="preserve">th</w:t>
       </w:r>
       <w:r>
         <w:rPr>
@@ -5212,14 +5634,14 @@
           <w:szCs w:val="24"/>
           <w:vertAlign w:val="superscript"/>
         </w:rPr>
-        <w:t>th</w:t>
-      </w:r>
-      <w:r>
-        <w:rPr>
-          <w:sz w:val="24"/>
-          <w:szCs w:val="24"/>
-        </w:rPr>
-        <w:t xml:space="preserve">, 2018. </w:t>
+        <w:t xml:space="preserve">th</w:t>
+      </w:r>
+      <w:r>
+        <w:rPr>
+          <w:sz w:val="24"/>
+          <w:szCs w:val="24"/>
+        </w:rPr>
+        <w:t xml:space="preserve">, 2018.</w:t>
       </w:r>
     </w:p>
     <w:p>
@@ -5643,32 +6065,22 @@
           <w:sz w:val="24"/>
           <w:szCs w:val="24"/>
         </w:rPr>
-        <w:t xml:space="preserve">Talmy, D., Blackford, J., Hardman-Mountford, Geider, R.J. </w:t>
-      </w:r>
-      <w:r>
-        <w:rPr>
-          <w:bCs/>
-          <w:sz w:val="24"/>
-          <w:szCs w:val="24"/>
-        </w:rPr>
-        <w:t>Adaptation to variable light determines resource allocation in phytoplankton. Ocean Sciences Meeting, Salt Lake City, Utah, USA, February 23</w:t>
-      </w:r>
-      <w:r>
-        <w:rPr>
-          <w:bCs/>
+        <w:t xml:space="preserve">Talmy, D., Blackford, J.C., Hardman-Mountford, N.J., Geider, R.J. Adaptation to variable light determines resource allocation in phytoplankton. Ocean Sciences Meeting, Salt Lake City, Utah, USA, February 23</w:t>
+      </w:r>
+      <w:r>
+        <w:rPr>
           <w:sz w:val="24"/>
           <w:szCs w:val="24"/>
           <w:vertAlign w:val="superscript"/>
         </w:rPr>
-        <w:t>rd</w:t>
-      </w:r>
-      <w:r>
-        <w:rPr>
-          <w:bCs/>
-          <w:sz w:val="24"/>
-          <w:szCs w:val="24"/>
-        </w:rPr>
-        <w:t>, 2012.</w:t>
+        <w:t xml:space="preserve">rd</w:t>
+      </w:r>
+      <w:r>
+        <w:rPr>
+          <w:sz w:val="24"/>
+          <w:szCs w:val="24"/>
+        </w:rPr>
+        <w:t xml:space="preserve">, 2012.</w:t>
       </w:r>
     </w:p>
     <w:p>
@@ -5695,7 +6107,7 @@
           <w:sz w:val="24"/>
           <w:szCs w:val="24"/>
         </w:rPr>
-        <w:t xml:space="preserve">Talmy, D., Blackford, J., Hardman-Mountford, Geider, R.J. Modeling phytoplankton growth in non steady-state environments. Marine Sciences Seminar, Plymouth Marine Laboratory, Plymouth, UK, May 26</w:t>
+        <w:t xml:space="preserve">Talmy, D., Blackford, J.C., Hardman-Mountford, N.J., Geider, R.J. Modeling phytoplankton growth in non steady-state environments. Marine Sciences Seminar, Plymouth Marine Laboratory, Plymouth, UK, May 26</w:t>
       </w:r>
       <w:r>
         <w:rPr>
@@ -5703,14 +6115,14 @@
           <w:szCs w:val="24"/>
           <w:vertAlign w:val="superscript"/>
         </w:rPr>
-        <w:t>th</w:t>
-      </w:r>
-      <w:r>
-        <w:rPr>
-          <w:sz w:val="24"/>
-          <w:szCs w:val="24"/>
-        </w:rPr>
-        <w:t>, 2011.</w:t>
+        <w:t xml:space="preserve">th</w:t>
+      </w:r>
+      <w:r>
+        <w:rPr>
+          <w:sz w:val="24"/>
+          <w:szCs w:val="24"/>
+        </w:rPr>
+        <w:t xml:space="preserve">, 2011.</w:t>
       </w:r>
     </w:p>
     <w:p>
@@ -5737,7 +6149,7 @@
           <w:sz w:val="24"/>
           <w:szCs w:val="24"/>
         </w:rPr>
-        <w:t>Talmy, D., Blackford, J., Hardman-Mountford, Geider, R.J. Modeling phytoplankton productivity in the open ocean: including the effects of adaptation to different light regimes. Marine Science and Environmental Microbiology Seminar, University of Essex, January 26</w:t>
+        <w:t xml:space="preserve">Talmy, D., Blackford, J.C., Hardman-Mountford, N.J., Geider, R.J. Modeling phytoplankton productivity in the open ocean: including the effects of adaptation to different light regimes. Marine Science and Environmental Microbiology Seminar, University of Essex, January 26</w:t>
       </w:r>
       <w:r>
         <w:rPr>
@@ -5745,14 +6157,14 @@
           <w:szCs w:val="24"/>
           <w:vertAlign w:val="superscript"/>
         </w:rPr>
-        <w:t>th</w:t>
-      </w:r>
-      <w:r>
-        <w:rPr>
-          <w:sz w:val="24"/>
-          <w:szCs w:val="24"/>
-        </w:rPr>
-        <w:t>, 2011.</w:t>
+        <w:t xml:space="preserve">th</w:t>
+      </w:r>
+      <w:r>
+        <w:rPr>
+          <w:sz w:val="24"/>
+          <w:szCs w:val="24"/>
+        </w:rPr>
+        <w:t xml:space="preserve">, 2011.</w:t>
       </w:r>
     </w:p>
     <w:p>
@@ -5777,7 +6189,7 @@
           <w:sz w:val="24"/>
           <w:szCs w:val="24"/>
         </w:rPr>
-        <w:t>Talmy, D., Blackford, J., Hardman-Mountford, Geider, R.J. Optimality in phytoplankton growth models and the link with satellite data. NCEO Ocean Carbon Cycle Meeting, Plymouth, UK, July 15</w:t>
+        <w:t xml:space="preserve">Talmy, D., Blackford, J.C., Hardman-Mountford, N.J., Geider, R.J. Optimality in phytoplankton growth models and the link with satellite data. NCEO Ocean Carbon Cycle Meeting, Plymouth, UK, July 15</w:t>
       </w:r>
       <w:r>
         <w:rPr>
@@ -5785,14 +6197,14 @@
           <w:szCs w:val="24"/>
           <w:vertAlign w:val="superscript"/>
         </w:rPr>
-        <w:t>th</w:t>
-      </w:r>
-      <w:r>
-        <w:rPr>
-          <w:sz w:val="24"/>
-          <w:szCs w:val="24"/>
-        </w:rPr>
-        <w:t>, 2010.</w:t>
+        <w:t xml:space="preserve">th</w:t>
+      </w:r>
+      <w:r>
+        <w:rPr>
+          <w:sz w:val="24"/>
+          <w:szCs w:val="24"/>
+        </w:rPr>
+        <w:t xml:space="preserve">, 2010.</w:t>
       </w:r>
     </w:p>
     <w:p>
@@ -5871,14 +6283,14 @@
           <w:sz w:val="24"/>
           <w:szCs w:val="24"/>
         </w:rPr>
-        <w:t>Talmy, D., Carr, E.</w:t>
-      </w:r>
-      <w:r>
-        <w:rPr>
-          <w:sz w:val="24"/>
-          <w:szCs w:val="24"/>
-        </w:rPr>
-        <w:t xml:space="preserve"> Modeling community dynamics: impacts of hydrogen peroxide on marine cyanobacteria composition. BioGeoScapes / C-CoMP Modeling Workshop, Woods Hole Oceanographic Institution, Massachusetts, USA, Sept 10</w:t>
+        <w:t xml:space="preserve">Talmy, D., Carr, E.</w:t>
+      </w:r>
+      <w:r>
+        <w:rPr>
+          <w:sz w:val="24"/>
+          <w:szCs w:val="24"/>
+        </w:rPr>
+        <w:t xml:space="preserve"> Modeling community dynamics: impacts of hydrogen peroxide on marine cyanobacteria composition. BioGeoScapes / C-CoMP Modeling Workshop, Woods Hole Oceanographic Institution, Massachusetts, USA, September 10</w:t>
       </w:r>
       <w:r>
         <w:rPr>
@@ -5886,7 +6298,7 @@
           <w:szCs w:val="24"/>
           <w:vertAlign w:val="superscript"/>
         </w:rPr>
-        <w:t>th</w:t>
+        <w:t xml:space="preserve">th</w:t>
       </w:r>
       <w:r>
         <w:rPr>
@@ -5918,14 +6330,14 @@
           <w:sz w:val="24"/>
           <w:szCs w:val="24"/>
         </w:rPr>
-        <w:t>Talmy, D., Carr, E.</w:t>
-      </w:r>
-      <w:r>
-        <w:rPr>
-          <w:sz w:val="24"/>
-          <w:szCs w:val="24"/>
-        </w:rPr>
-        <w:t xml:space="preserve">, Weitz, J., Dutkiewicz, S. Can viral induced mortality be represented implicitly and capture marine ecological dynamics? BioGeoScapes / C-CoMP Modeling Workshop, Woods Hole Oceanographic Institution, Massachusetts, USA, Sept 10</w:t>
+        <w:t xml:space="preserve">Talmy, D., Carr, E.</w:t>
+      </w:r>
+      <w:r>
+        <w:rPr>
+          <w:sz w:val="24"/>
+          <w:szCs w:val="24"/>
+        </w:rPr>
+        <w:t xml:space="preserve">, Weitz, J., Dutkiewicz, S. Can viral induced mortality be represented implicitly and capture marine ecological dynamics? BioGeoScapes / C-CoMP Modeling Workshop, Woods Hole Oceanographic Institution, Massachusetts, USA, September 10</w:t>
       </w:r>
       <w:r>
         <w:rPr>
@@ -5933,7 +6345,7 @@
           <w:szCs w:val="24"/>
           <w:vertAlign w:val="superscript"/>
         </w:rPr>
-        <w:t>th</w:t>
+        <w:t xml:space="preserve">th</w:t>
       </w:r>
       <w:r>
         <w:rPr>
@@ -6082,15 +6494,14 @@
           <w:sz w:val="24"/>
           <w:szCs w:val="24"/>
         </w:rPr>
-        <w:lastRenderedPageBreak/>
-        <w:t>Carr, E., Rajakaruna, H., Talmy, D.</w:t>
-      </w:r>
-      <w:r>
-        <w:rPr>
-          <w:sz w:val="24"/>
-          <w:szCs w:val="24"/>
-        </w:rPr>
-        <w:t>, On the influence of mortality on microbial predator-prey relationships in the surface ocean. 5</w:t>
+        <w:t xml:space="preserve">Carr, E., Rajakaruna, H., Talmy, D.</w:t>
+      </w:r>
+      <w:r>
+        <w:rPr>
+          <w:sz w:val="24"/>
+          <w:szCs w:val="24"/>
+        </w:rPr>
+        <w:t xml:space="preserve"> On the influence of mortality on microbial predator-prey relationships in the surface ocean. 5</w:t>
       </w:r>
       <w:r>
         <w:rPr>
@@ -6098,14 +6509,14 @@
           <w:szCs w:val="24"/>
           <w:vertAlign w:val="superscript"/>
         </w:rPr>
-        <w:t>th</w:t>
-      </w:r>
-      <w:r>
-        <w:rPr>
-          <w:sz w:val="24"/>
-          <w:szCs w:val="24"/>
-        </w:rPr>
-        <w:t xml:space="preserve"> workshop on trait-based approaches to ocean-life, Knoxville, TN, Jan 27</w:t>
+        <w:t xml:space="preserve">th</w:t>
+      </w:r>
+      <w:r>
+        <w:rPr>
+          <w:sz w:val="24"/>
+          <w:szCs w:val="24"/>
+        </w:rPr>
+        <w:t xml:space="preserve"> workshop on trait-based approaches to ocean life, Knoxville, TN, January 27</w:t>
       </w:r>
       <w:r>
         <w:rPr>
@@ -6113,14 +6524,14 @@
           <w:szCs w:val="24"/>
           <w:vertAlign w:val="superscript"/>
         </w:rPr>
-        <w:t>th</w:t>
-      </w:r>
-      <w:r>
-        <w:rPr>
-          <w:sz w:val="24"/>
-          <w:szCs w:val="24"/>
-        </w:rPr>
-        <w:t xml:space="preserve"> 2022.</w:t>
+        <w:t xml:space="preserve">th</w:t>
+      </w:r>
+      <w:r>
+        <w:rPr>
+          <w:sz w:val="24"/>
+          <w:szCs w:val="24"/>
+        </w:rPr>
+        <w:t xml:space="preserve">, 2022.</w:t>
       </w:r>
     </w:p>
     <w:p>
@@ -6145,7 +6556,7 @@
           <w:sz w:val="24"/>
           <w:szCs w:val="24"/>
         </w:rPr>
-        <w:t>McCullough, D.K.</w:t>
+        <w:t xml:space="preserve">McCullough, D.K.</w:t>
       </w:r>
       <w:r>
         <w:rPr>
@@ -6161,14 +6572,14 @@
           <w:sz w:val="24"/>
           <w:szCs w:val="24"/>
         </w:rPr>
-        <w:t>Talmy, D</w:t>
-      </w:r>
-      <w:r>
-        <w:rPr>
-          <w:sz w:val="24"/>
-          <w:szCs w:val="24"/>
-        </w:rPr>
-        <w:t>. Toward a general model of the effects of exogenous reactive oxygen on bacterial community dynamics. 5</w:t>
+        <w:t xml:space="preserve">Talmy, D.</w:t>
+      </w:r>
+      <w:r>
+        <w:rPr>
+          <w:sz w:val="24"/>
+          <w:szCs w:val="24"/>
+        </w:rPr>
+        <w:t xml:space="preserve"> Toward a general model of the effects of exogenous reactive oxygen on bacterial community dynamics. 5</w:t>
       </w:r>
       <w:r>
         <w:rPr>
@@ -6176,14 +6587,14 @@
           <w:szCs w:val="24"/>
           <w:vertAlign w:val="superscript"/>
         </w:rPr>
-        <w:t>th</w:t>
-      </w:r>
-      <w:r>
-        <w:rPr>
-          <w:sz w:val="24"/>
-          <w:szCs w:val="24"/>
-        </w:rPr>
-        <w:t xml:space="preserve"> workshop on trait-based approaches to ocean-life, Knoxville, TN, Jan 27</w:t>
+        <w:t xml:space="preserve">th</w:t>
+      </w:r>
+      <w:r>
+        <w:rPr>
+          <w:sz w:val="24"/>
+          <w:szCs w:val="24"/>
+        </w:rPr>
+        <w:t xml:space="preserve"> workshop on trait-based approaches to ocean life, Knoxville, TN, January 27</w:t>
       </w:r>
       <w:r>
         <w:rPr>
@@ -6191,14 +6602,14 @@
           <w:szCs w:val="24"/>
           <w:vertAlign w:val="superscript"/>
         </w:rPr>
-        <w:t>th</w:t>
-      </w:r>
-      <w:r>
-        <w:rPr>
-          <w:sz w:val="24"/>
-          <w:szCs w:val="24"/>
-        </w:rPr>
-        <w:t xml:space="preserve"> 2022.</w:t>
+        <w:t xml:space="preserve">th</w:t>
+      </w:r>
+      <w:r>
+        <w:rPr>
+          <w:sz w:val="24"/>
+          <w:szCs w:val="24"/>
+        </w:rPr>
+        <w:t xml:space="preserve">, 2022.</w:t>
       </w:r>
     </w:p>
     <w:p>
@@ -6223,7 +6634,7 @@
           <w:sz w:val="24"/>
           <w:szCs w:val="24"/>
         </w:rPr>
-        <w:t>Rajakaruna, H.</w:t>
+        <w:t xml:space="preserve">Rajakaruna, H.</w:t>
       </w:r>
       <w:r>
         <w:rPr>
@@ -6239,7 +6650,7 @@
           <w:sz w:val="24"/>
           <w:szCs w:val="24"/>
         </w:rPr>
-        <w:t>Carr, E., Talmy, D.</w:t>
+        <w:t xml:space="preserve">Carr, E., Talmy, D.</w:t>
       </w:r>
       <w:r>
         <w:rPr>
@@ -6254,14 +6665,14 @@
           <w:szCs w:val="24"/>
           <w:vertAlign w:val="superscript"/>
         </w:rPr>
-        <w:t>th</w:t>
-      </w:r>
-      <w:r>
-        <w:rPr>
-          <w:sz w:val="24"/>
-          <w:szCs w:val="24"/>
-        </w:rPr>
-        <w:t xml:space="preserve"> workshop on trait-based approaches to ocean-life, Knoxville, TN, Jan 27</w:t>
+        <w:t xml:space="preserve">th</w:t>
+      </w:r>
+      <w:r>
+        <w:rPr>
+          <w:sz w:val="24"/>
+          <w:szCs w:val="24"/>
+        </w:rPr>
+        <w:t xml:space="preserve"> workshop on trait-based approaches to ocean life, Knoxville, TN, January 27</w:t>
       </w:r>
       <w:r>
         <w:rPr>
@@ -6269,14 +6680,14 @@
           <w:szCs w:val="24"/>
           <w:vertAlign w:val="superscript"/>
         </w:rPr>
-        <w:t>th</w:t>
-      </w:r>
-      <w:r>
-        <w:rPr>
-          <w:sz w:val="24"/>
-          <w:szCs w:val="24"/>
-        </w:rPr>
-        <w:t xml:space="preserve"> 2022.</w:t>
+        <w:t xml:space="preserve">th</w:t>
+      </w:r>
+      <w:r>
+        <w:rPr>
+          <w:sz w:val="24"/>
+          <w:szCs w:val="24"/>
+        </w:rPr>
+        <w:t xml:space="preserve">, 2022.</w:t>
       </w:r>
     </w:p>
     <w:p>
@@ -6301,7 +6712,7 @@
           <w:sz w:val="24"/>
           <w:szCs w:val="24"/>
         </w:rPr>
-        <w:t>McCullough, D.K.</w:t>
+        <w:t xml:space="preserve">McCullough, D.K.</w:t>
       </w:r>
       <w:r>
         <w:rPr>
@@ -6317,7 +6728,7 @@
           <w:sz w:val="24"/>
           <w:szCs w:val="24"/>
         </w:rPr>
-        <w:t>Talmy, D.</w:t>
+        <w:t xml:space="preserve">Talmy, D.</w:t>
       </w:r>
       <w:r>
         <w:rPr>
@@ -6332,14 +6743,14 @@
           <w:szCs w:val="24"/>
           <w:vertAlign w:val="superscript"/>
         </w:rPr>
-        <w:t>th</w:t>
-      </w:r>
-      <w:r>
-        <w:rPr>
-          <w:sz w:val="24"/>
-          <w:szCs w:val="24"/>
-        </w:rPr>
-        <w:t xml:space="preserve"> workshop on trait-based approaches to ocean life, Buckinghamshire, UK, Aug 19</w:t>
+        <w:t xml:space="preserve">th</w:t>
+      </w:r>
+      <w:r>
+        <w:rPr>
+          <w:sz w:val="24"/>
+          <w:szCs w:val="24"/>
+        </w:rPr>
+        <w:t xml:space="preserve"> workshop on trait-based approaches to ocean life, Buckinghamshire, UK, August 19</w:t>
       </w:r>
       <w:r>
         <w:rPr>
@@ -6347,14 +6758,14 @@
           <w:szCs w:val="24"/>
           <w:vertAlign w:val="superscript"/>
         </w:rPr>
-        <w:t>th</w:t>
-      </w:r>
-      <w:r>
-        <w:rPr>
-          <w:sz w:val="24"/>
-          <w:szCs w:val="24"/>
-        </w:rPr>
-        <w:t xml:space="preserve">, 2019. </w:t>
+        <w:t xml:space="preserve">th</w:t>
+      </w:r>
+      <w:r>
+        <w:rPr>
+          <w:sz w:val="24"/>
+          <w:szCs w:val="24"/>
+        </w:rPr>
+        <w:t xml:space="preserve">, 2019.</w:t>
       </w:r>
     </w:p>
     <w:p>
@@ -6379,7 +6790,7 @@
           <w:sz w:val="24"/>
           <w:szCs w:val="24"/>
         </w:rPr>
-        <w:t>Papoulis, S.E.</w:t>
+        <w:t xml:space="preserve">Papoulis, S.E.</w:t>
       </w:r>
       <w:r>
         <w:rPr>
@@ -6395,14 +6806,14 @@
           <w:sz w:val="24"/>
           <w:szCs w:val="24"/>
         </w:rPr>
-        <w:t>Talmy, D.</w:t>
-      </w:r>
-      <w:r>
-        <w:rPr>
-          <w:sz w:val="24"/>
-          <w:szCs w:val="24"/>
-        </w:rPr>
-        <w:t>, Zinser, E.R. Environmental nutrients explain the distribution of restriction modification systems in prokaryotic genomes. 4</w:t>
+        <w:t xml:space="preserve">Talmy, D.</w:t>
+      </w:r>
+      <w:r>
+        <w:rPr>
+          <w:sz w:val="24"/>
+          <w:szCs w:val="24"/>
+        </w:rPr>
+        <w:t xml:space="preserve">, Zinser, E.R. Environmental nutrients explain the distribution of restriction modification systems in prokaryotic genomes. 4</w:t>
       </w:r>
       <w:r>
         <w:rPr>
@@ -6410,14 +6821,14 @@
           <w:szCs w:val="24"/>
           <w:vertAlign w:val="superscript"/>
         </w:rPr>
-        <w:t>th</w:t>
-      </w:r>
-      <w:r>
-        <w:rPr>
-          <w:sz w:val="24"/>
-          <w:szCs w:val="24"/>
-        </w:rPr>
-        <w:t xml:space="preserve"> workshop on trait-based approaches to ocean life, Buckinghamshire, UK, Aug 20</w:t>
+        <w:t xml:space="preserve">th</w:t>
+      </w:r>
+      <w:r>
+        <w:rPr>
+          <w:sz w:val="24"/>
+          <w:szCs w:val="24"/>
+        </w:rPr>
+        <w:t xml:space="preserve"> workshop on trait-based approaches to ocean life, Buckinghamshire, UK, August 20</w:t>
       </w:r>
       <w:r>
         <w:rPr>
@@ -6425,14 +6836,14 @@
           <w:szCs w:val="24"/>
           <w:vertAlign w:val="superscript"/>
         </w:rPr>
-        <w:t>th</w:t>
-      </w:r>
-      <w:r>
-        <w:rPr>
-          <w:sz w:val="24"/>
-          <w:szCs w:val="24"/>
-        </w:rPr>
-        <w:t xml:space="preserve">, 2019. </w:t>
+        <w:t xml:space="preserve">th</w:t>
+      </w:r>
+      <w:r>
+        <w:rPr>
+          <w:sz w:val="24"/>
+          <w:szCs w:val="24"/>
+        </w:rPr>
+        <w:t xml:space="preserve">, 2019.</w:t>
       </w:r>
     </w:p>
     <w:p>
@@ -6496,83 +6907,64 @@
           <w:sz w:val="24"/>
           <w:szCs w:val="24"/>
         </w:rPr>
-        <w:t xml:space="preserve">Talmy, D., Blackford, J., Hardman-Mountford, Geider, R.J. Phytoplankton optimal resource allocation in response to variable light intensity. </w:t>
-      </w:r>
-      <w:r>
-        <w:rPr>
-          <w:rFonts w:eastAsia="Calibri"/>
+        <w:t xml:space="preserve">Talmy, D., Blackford, J.C., Hardman-Mountford, N.J., Geider, R.J. Phytoplankton optimal resource allocation in response to variable light intensity. Advances in Marine Ecosystem Modelling Research (AMEMR) Symposium, Plymouth, UK, June 28</w:t>
+      </w:r>
+      <w:r>
+        <w:rPr>
+          <w:sz w:val="24"/>
+          <w:szCs w:val="24"/>
+          <w:vertAlign w:val="superscript"/>
+        </w:rPr>
+        <w:t xml:space="preserve">th</w:t>
+      </w:r>
+      <w:r>
+        <w:rPr>
+          <w:sz w:val="24"/>
+          <w:szCs w:val="24"/>
+        </w:rPr>
+        <w:t xml:space="preserve">, 2011.</w:t>
+      </w:r>
+    </w:p>
+    <w:p>
+      <w:pPr>
+        <w:rPr>
+          <w:b/>
+          <w:bCs/>
+          <w:sz w:val="24"/>
+          <w:szCs w:val="24"/>
+        </w:rPr>
+      </w:pPr>
+    </w:p>
+    <w:p>
+      <w:pPr>
+        <w:rPr>
           <w:bCs/>
           <w:color w:val="000000"/>
           <w:sz w:val="24"/>
           <w:szCs w:val="24"/>
-          <w:lang w:eastAsia="en-US"/>
-        </w:rPr>
-        <w:t>Advances in Marine Ecosystem Modelling Research (AMEMR) Symposium, Plymouth, UK, June 28</w:t>
-      </w:r>
-      <w:r>
-        <w:rPr>
-          <w:rFonts w:eastAsia="Calibri"/>
-          <w:bCs/>
-          <w:color w:val="000000"/>
+        </w:rPr>
+      </w:pPr>
+      <w:r>
+        <w:rPr>
+          <w:sz w:val="24"/>
+          <w:szCs w:val="24"/>
+        </w:rPr>
+        <w:t xml:space="preserve">Talmy, D., Blackford, J.C., Hardman-Mountford, N.J., Geider, R.J. Optimality in phytoplankton growth models and the link with satellite data. Advanced School on Complexity, Adaptation and Emergence in Marine Ecosystems, Trieste, Italy, October 21</w:t>
+      </w:r>
+      <w:r>
+        <w:rPr>
           <w:sz w:val="24"/>
           <w:szCs w:val="24"/>
           <w:vertAlign w:val="superscript"/>
-          <w:lang w:eastAsia="en-US"/>
-        </w:rPr>
-        <w:t>th</w:t>
-      </w:r>
-      <w:r>
-        <w:rPr>
-          <w:rFonts w:eastAsia="Calibri"/>
-          <w:bCs/>
-          <w:color w:val="000000"/>
-          <w:sz w:val="24"/>
-          <w:szCs w:val="24"/>
-          <w:lang w:eastAsia="en-US"/>
-        </w:rPr>
-        <w:t>, 2011.</w:t>
-      </w:r>
-    </w:p>
-    <w:p>
-      <w:pPr>
-        <w:rPr>
-          <w:b/>
-          <w:bCs/>
-          <w:sz w:val="24"/>
-          <w:szCs w:val="24"/>
-        </w:rPr>
-      </w:pPr>
-    </w:p>
-    <w:p>
-      <w:pPr>
-        <w:rPr>
-          <w:bCs/>
-          <w:color w:val="000000"/>
-          <w:sz w:val="24"/>
-          <w:szCs w:val="24"/>
-        </w:rPr>
-      </w:pPr>
-      <w:r>
-        <w:rPr>
-          <w:sz w:val="24"/>
-          <w:szCs w:val="24"/>
-        </w:rPr>
-        <w:t>Talmy, D., Blackford, J., Hardman-Mountford, Geider, R.J. Optimality in phytoplankton growth models and the link with satellite data. Advanced School on Complexity, Adaptation and Emergence in Marine Ecosystems, Trieste, Italy, October 21</w:t>
-      </w:r>
-      <w:r>
-        <w:rPr>
-          <w:sz w:val="24"/>
-          <w:szCs w:val="24"/>
-          <w:vertAlign w:val="superscript"/>
-        </w:rPr>
-        <w:t>st</w:t>
-      </w:r>
-      <w:r>
-        <w:rPr>
-          <w:sz w:val="24"/>
-          <w:szCs w:val="24"/>
-        </w:rPr>
-        <w:t>, 2010.</w:t>
+        </w:rPr>
+        <w:t xml:space="preserve">st</w:t>
+      </w:r>
+      <w:r>
+        <w:rPr>
+          <w:sz w:val="24"/>
+          <w:szCs w:val="24"/>
+        </w:rPr>
+        <w:t xml:space="preserve">, 2010.</w:t>
       </w:r>
     </w:p>
     <w:p>
@@ -6845,10 +7237,7 @@
           </w:tcPr>
           <w:p>
             <w:pPr>
-              <w:pStyle w:val="Heading1"/>
-              <w:spacing w:before="0" w:beforeAutospacing="0" w:after="0" w:afterAutospacing="0"/>
-              <w:rPr>
-                <w:b w:val="0"/>
+              <w:rPr>
                 <w:bCs w:val="0"/>
                 <w:color w:val="000000"/>
                 <w:sz w:val="24"/>
@@ -6858,35 +7247,10 @@
             </w:pPr>
             <w:r>
               <w:rPr>
-                <w:b w:val="0"/>
-                <w:bCs w:val="0"/>
-                <w:sz w:val="24"/>
-                <w:szCs w:val="24"/>
-                <w:lang w:val="fr-FR"/>
-              </w:rPr>
-              <w:t xml:space="preserve">Green Ocean Workshop, </w:t>
-            </w:r>
-            <w:r>
-              <w:rPr>
-                <w:rStyle w:val="mw-page-title-main"/>
-                <w:b w:val="0"/>
-                <w:bCs w:val="0"/>
-                <w:color w:val="000000"/>
-                <w:sz w:val="24"/>
-                <w:szCs w:val="24"/>
-                <w:lang w:val="fr-FR"/>
-              </w:rPr>
-              <w:t>É</w:t>
-            </w:r>
-            <w:r>
-              <w:rPr>
-                <w:b w:val="0"/>
-                <w:bCs w:val="0"/>
-                <w:sz w:val="24"/>
-                <w:szCs w:val="24"/>
-                <w:lang w:val="fr-FR"/>
-              </w:rPr>
-              <w:t>cole Normale Supérieure, Paris, France.</w:t>
+                <w:sz w:val="24"/>
+                <w:szCs w:val="24"/>
+              </w:rPr>
+              <w:t xml:space="preserve">Green Ocean Workshop, École Normale Supérieure, Paris, France.</w:t>
             </w:r>
           </w:p>
         </w:tc>
@@ -7361,7 +7725,7 @@
                 <w:sz w:val="24"/>
                 <w:szCs w:val="24"/>
               </w:rPr>
-              <w:t xml:space="preserve">Workshop for Development of Macromolecular Models of Marine Algae, Sackeville, New Brunswick, Canada.</w:t>
+              <w:t xml:space="preserve">Workshop for Development of Macromolecular Models of Marine Algae, Sackville, New Brunswick, Canada.</w:t>
             </w:r>
           </w:p>
         </w:tc>
@@ -7856,7 +8220,7 @@
       </w:tr>
       <w:tr>
         <w:trPr>
-          <w:trHeight w:val="639"/>
+          <w:trHeight w:val="720"/>
         </w:trPr>
         <w:tc>
           <w:tcPr>
@@ -7874,7 +8238,7 @@
                 <w:sz w:val="24"/>
                 <w:szCs w:val="24"/>
               </w:rPr>
-              <w:t>2023</w:t>
+              <w:t>2023-2025</w:t>
             </w:r>
           </w:p>
         </w:tc>
@@ -7894,14 +8258,14 @@
                 <w:sz w:val="24"/>
                 <w:szCs w:val="24"/>
               </w:rPr>
-              <w:t>Instructor, Foundations in Microbiology (10 graduate students), University of Tennessee, Knoxville.</w:t>
+              <w:t>Instructor, Microbial Ecology Journal Club (20 graduate students), University of Tennessee, Knoxville.</w:t>
             </w:r>
           </w:p>
         </w:tc>
       </w:tr>
       <w:tr>
         <w:trPr>
-          <w:trHeight w:val="720"/>
+          <w:trHeight w:val="639"/>
         </w:trPr>
         <w:tc>
           <w:tcPr>
@@ -7919,7 +8283,7 @@
                 <w:sz w:val="24"/>
                 <w:szCs w:val="24"/>
               </w:rPr>
-              <w:t>2023-2025</w:t>
+              <w:t>2023</w:t>
             </w:r>
           </w:p>
         </w:tc>
@@ -7939,7 +8303,7 @@
                 <w:sz w:val="24"/>
                 <w:szCs w:val="24"/>
               </w:rPr>
-              <w:t>Instructor, Microbial Ecology Journal Club (20 graduate students), University of Tennessee, Knoxville.</w:t>
+              <w:t>Instructor, Foundations in Microbiology (10 graduate students), University of Tennessee, Knoxville.</w:t>
             </w:r>
           </w:p>
         </w:tc>
@@ -8271,7 +8635,7 @@
                 <w:sz w:val="24"/>
                 <w:szCs w:val="24"/>
               </w:rPr>
-              <w:t>High school classroom assistant, Student Associate Scheme, Worthing High School, Worthing, East Sussex, UK</w:t>
+              <w:t xml:space="preserve">High school classroom assistant, Student Associate Scheme, Worthing High School, Worthing, East Sussex, UK.</w:t>
             </w:r>
           </w:p>
         </w:tc>
@@ -8537,51 +8901,6 @@
       </w:tr>
       <w:tr>
         <w:trPr>
-          <w:trHeight w:val="459"/>
-        </w:trPr>
-        <w:tc>
-          <w:tcPr>
-            <w:tcW w:w="1559" w:type="dxa"/>
-          </w:tcPr>
-          <w:p>
-            <w:pPr>
-              <w:rPr>
-                <w:sz w:val="24"/>
-                <w:szCs w:val="24"/>
-              </w:rPr>
-            </w:pPr>
-            <w:r>
-              <w:rPr>
-                <w:sz w:val="24"/>
-                <w:szCs w:val="24"/>
-              </w:rPr>
-              <w:t>2018-2019</w:t>
-            </w:r>
-          </w:p>
-        </w:tc>
-        <w:tc>
-          <w:tcPr>
-            <w:tcW w:w="7797" w:type="dxa"/>
-          </w:tcPr>
-          <w:p>
-            <w:pPr>
-              <w:rPr>
-                <w:sz w:val="24"/>
-                <w:szCs w:val="24"/>
-              </w:rPr>
-            </w:pPr>
-            <w:r>
-              <w:rPr>
-                <w:sz w:val="24"/>
-                <w:szCs w:val="24"/>
-              </w:rPr>
-              <w:t xml:space="preserve">Maitraya Ghatak, 401R, Undergraduate Research in Microbiology. </w:t>
-            </w:r>
-          </w:p>
-        </w:tc>
-      </w:tr>
-      <w:tr>
-        <w:trPr>
           <w:trHeight w:val="801"/>
         </w:trPr>
         <w:tc>
@@ -8672,6 +8991,51 @@
       </w:tr>
       <w:tr>
         <w:trPr>
+          <w:trHeight w:val="459"/>
+        </w:trPr>
+        <w:tc>
+          <w:tcPr>
+            <w:tcW w:w="1559" w:type="dxa"/>
+          </w:tcPr>
+          <w:p>
+            <w:pPr>
+              <w:rPr>
+                <w:sz w:val="24"/>
+                <w:szCs w:val="24"/>
+              </w:rPr>
+            </w:pPr>
+            <w:r>
+              <w:rPr>
+                <w:sz w:val="24"/>
+                <w:szCs w:val="24"/>
+              </w:rPr>
+              <w:t>2018-2019</w:t>
+            </w:r>
+          </w:p>
+        </w:tc>
+        <w:tc>
+          <w:tcPr>
+            <w:tcW w:w="7797" w:type="dxa"/>
+          </w:tcPr>
+          <w:p>
+            <w:pPr>
+              <w:rPr>
+                <w:sz w:val="24"/>
+                <w:szCs w:val="24"/>
+              </w:rPr>
+            </w:pPr>
+            <w:r>
+              <w:rPr>
+                <w:sz w:val="24"/>
+                <w:szCs w:val="24"/>
+              </w:rPr>
+              <w:t xml:space="preserve">Maitraya Ghatak, 401R, Undergraduate Research in Microbiology.</w:t>
+            </w:r>
+          </w:p>
+        </w:tc>
+      </w:tr>
+      <w:tr>
+        <w:trPr>
           <w:trHeight w:val="585"/>
         </w:trPr>
         <w:tc>
@@ -8742,7 +9106,7 @@
           <w:sz w:val="24"/>
           <w:szCs w:val="24"/>
         </w:rPr>
-        <w:t xml:space="preserve">Graduate students </w:t>
+        <w:t xml:space="preserve">Graduate Students</w:t>
       </w:r>
     </w:p>
     <w:p>
@@ -8767,7 +9131,7 @@
       </w:tblGrid>
       <w:tr>
         <w:trPr>
-          <w:trHeight w:val="981"/>
+          <w:trHeight w:val="558"/>
         </w:trPr>
         <w:tc>
           <w:tcPr>
@@ -8785,7 +9149,7 @@
                 <w:sz w:val="24"/>
                 <w:szCs w:val="24"/>
               </w:rPr>
-              <w:t>2018-present</w:t>
+              <w:t xml:space="preserve">2025-present</w:t>
             </w:r>
           </w:p>
         </w:tc>
@@ -8805,7 +9169,7 @@
                 <w:sz w:val="24"/>
                 <w:szCs w:val="24"/>
               </w:rPr>
-              <w:t>Doctoral Committee member for 6 graduate students in the Department of Microbiology and the Department of Ecology and Evolutionary Biology, University of Tennessee.</w:t>
+              <w:t xml:space="preserve">Advisor and master’s Committee Chair, Jackson Page-Roth, Microbiology Graduate Student, University of Tennessee.</w:t>
             </w:r>
           </w:p>
         </w:tc>
@@ -8830,7 +9194,7 @@
                 <w:sz w:val="24"/>
                 <w:szCs w:val="24"/>
               </w:rPr>
-              <w:t>2018-2024</w:t>
+              <w:t>2019-2021</w:t>
             </w:r>
           </w:p>
         </w:tc>
@@ -8850,7 +9214,7 @@
                 <w:sz w:val="24"/>
                 <w:szCs w:val="24"/>
               </w:rPr>
-              <w:t xml:space="preserve">Advisor and Doctoral Committee Chair, Katie McCullough, Microbiology Graduate Student, University of Tennessee. Doctoral thesis: </w:t>
+              <w:t xml:space="preserve">Advisor for doctoral thesis chapter, Max Showalter, Astrobiology Program, University of Washington. Doctoral thesis chapter: </w:t>
             </w:r>
             <w:r>
               <w:rPr>
@@ -8859,14 +9223,59 @@
                 <w:sz w:val="24"/>
                 <w:szCs w:val="24"/>
               </w:rPr>
-              <w:t>Modeling the impact of reactive oxygen species on ocean microbial community dynamics</w:t>
-            </w:r>
-            <w:r>
-              <w:rPr>
-                <w:sz w:val="24"/>
-                <w:szCs w:val="24"/>
-              </w:rPr>
-              <w:t>.</w:t>
+              <w:t xml:space="preserve">Modeling virus-host dynamics in sea ice brines</w:t>
+            </w:r>
+            <w:r>
+              <w:rPr>
+                <w:sz w:val="24"/>
+                <w:szCs w:val="24"/>
+              </w:rPr>
+              <w:t xml:space="preserve">.</w:t>
+            </w:r>
+          </w:p>
+        </w:tc>
+      </w:tr>
+      <w:tr>
+        <w:trPr>
+          <w:trHeight w:val="981"/>
+        </w:trPr>
+        <w:tc>
+          <w:tcPr>
+            <w:tcW w:w="1559" w:type="dxa"/>
+          </w:tcPr>
+          <w:p>
+            <w:pPr>
+              <w:rPr>
+                <w:sz w:val="24"/>
+                <w:szCs w:val="24"/>
+              </w:rPr>
+            </w:pPr>
+            <w:r>
+              <w:rPr>
+                <w:sz w:val="24"/>
+                <w:szCs w:val="24"/>
+              </w:rPr>
+              <w:t>2018-present</w:t>
+            </w:r>
+          </w:p>
+        </w:tc>
+        <w:tc>
+          <w:tcPr>
+            <w:tcW w:w="7797" w:type="dxa"/>
+          </w:tcPr>
+          <w:p>
+            <w:pPr>
+              <w:rPr>
+                <w:sz w:val="24"/>
+                <w:szCs w:val="24"/>
+              </w:rPr>
+            </w:pPr>
+            <w:r>
+              <w:rPr>
+                <w:sz w:val="24"/>
+                <w:szCs w:val="24"/>
+              </w:rPr>
+              <w:t>Doctoral Committee member for 6 graduate students in the Department of Microbiology and the Department of Ecology and Evolutionary Biology, University of Tennessee.</w:t>
             </w:r>
           </w:p>
         </w:tc>
@@ -8891,7 +9300,7 @@
                 <w:sz w:val="24"/>
                 <w:szCs w:val="24"/>
               </w:rPr>
-              <w:t>2019-2021</w:t>
+              <w:t>2018-2024</w:t>
             </w:r>
           </w:p>
         </w:tc>
@@ -8911,27 +9320,23 @@
                 <w:sz w:val="24"/>
                 <w:szCs w:val="24"/>
               </w:rPr>
-              <w:t xml:space="preserve">Advisor for doctoral thesis chapter, Max Showalter, Astrobiology Program, University of Washington. Doctoral thesis chapter: </w:t>
-            </w:r>
-            <w:r>
-              <w:rPr>
-                <w:rFonts w:eastAsia="Calibri"/>
+              <w:t xml:space="preserve">Advisor and Doctoral Committee Chair, Katie McCullough, Microbiology Graduate Student, University of Tennessee. Doctoral thesis: </w:t>
+            </w:r>
+            <w:r>
+              <w:rPr>
                 <w:i/>
                 <w:iCs/>
                 <w:sz w:val="24"/>
                 <w:szCs w:val="24"/>
-                <w:lang w:eastAsia="en-US"/>
-              </w:rPr>
-              <w:t>Modeling virus-host dynamics in sea ice brines.</w:t>
-            </w:r>
-            <w:r>
-              <w:rPr>
-                <w:i/>
-                <w:iCs/>
-                <w:sz w:val="24"/>
-                <w:szCs w:val="24"/>
-              </w:rPr>
-              <w:t xml:space="preserve">  </w:t>
+              </w:rPr>
+              <w:t>Modeling the impact of reactive oxygen species on ocean microbial community dynamics</w:t>
+            </w:r>
+            <w:r>
+              <w:rPr>
+                <w:sz w:val="24"/>
+                <w:szCs w:val="24"/>
+              </w:rPr>
+              <w:t>.</w:t>
             </w:r>
           </w:p>
         </w:tc>
@@ -9024,7 +9429,7 @@
           <w:sz w:val="24"/>
           <w:szCs w:val="24"/>
         </w:rPr>
-        <w:t>Postdoctoral researchers</w:t>
+        <w:t xml:space="preserve">Postdoctoral Researchers</w:t>
       </w:r>
     </w:p>
     <w:p>
@@ -9200,7 +9605,7 @@
           <w:sz w:val="24"/>
           <w:szCs w:val="24"/>
         </w:rPr>
-        <w:t>Technical professionals</w:t>
+        <w:t xml:space="preserve">Technical Professionals</w:t>
       </w:r>
     </w:p>
     <w:p>
@@ -9360,7 +9765,6 @@
             </w:pPr>
             <w:r>
               <w:rPr>
-                <w:bCs/>
                 <w:sz w:val="24"/>
                 <w:szCs w:val="24"/>
               </w:rPr>
@@ -9368,52 +9772,31 @@
             </w:r>
             <w:r>
               <w:rPr>
-                <w:bCs/>
                 <w:i/>
                 <w:iCs/>
                 <w:sz w:val="24"/>
                 <w:szCs w:val="24"/>
               </w:rPr>
-              <w:t>Science,</w:t>
-            </w:r>
-            <w:r>
-              <w:rPr>
-                <w:bCs/>
-                <w:sz w:val="24"/>
-                <w:szCs w:val="24"/>
-              </w:rPr>
-              <w:t xml:space="preserve"> </w:t>
-            </w:r>
-            <w:r>
-              <w:rPr>
-                <w:bCs/>
+              <w:t xml:space="preserve">Science</w:t>
+            </w:r>
+            <w:r>
+              <w:rPr>
+                <w:sz w:val="24"/>
+                <w:szCs w:val="24"/>
+              </w:rPr>
+              <w:t xml:space="preserve">, </w:t>
+            </w:r>
+            <w:r>
+              <w:rPr>
                 <w:i/>
                 <w:iCs/>
                 <w:sz w:val="24"/>
                 <w:szCs w:val="24"/>
               </w:rPr>
-              <w:t>Nature Communications, Nature Microbiology, mBio, Nature Ecology and Evolution, Science Advances,</w:t>
-            </w:r>
-            <w:r>
-              <w:rPr>
-                <w:bCs/>
-                <w:sz w:val="24"/>
-                <w:szCs w:val="24"/>
-              </w:rPr>
-              <w:t xml:space="preserve"> </w:t>
-            </w:r>
-            <w:r>
-              <w:rPr>
-                <w:bCs/>
-                <w:i/>
-                <w:sz w:val="24"/>
-                <w:szCs w:val="24"/>
-              </w:rPr>
-              <w:t>The ISME Journal</w:t>
-            </w:r>
-            <w:r>
-              <w:rPr>
-                <w:bCs/>
+              <w:t xml:space="preserve">Nature Communications</w:t>
+            </w:r>
+            <w:r>
+              <w:rPr>
                 <w:sz w:val="24"/>
                 <w:szCs w:val="24"/>
               </w:rPr>
@@ -9421,17 +9804,15 @@
             </w:r>
             <w:r>
               <w:rPr>
-                <w:bCs/>
                 <w:i/>
                 <w:iCs/>
                 <w:sz w:val="24"/>
                 <w:szCs w:val="24"/>
               </w:rPr>
-              <w:t>The American Naturalist</w:t>
-            </w:r>
-            <w:r>
-              <w:rPr>
-                <w:bCs/>
+              <w:t xml:space="preserve">Nature Microbiology</w:t>
+            </w:r>
+            <w:r>
+              <w:rPr>
                 <w:sz w:val="24"/>
                 <w:szCs w:val="24"/>
               </w:rPr>
@@ -9439,38 +9820,19 @@
             </w:r>
             <w:r>
               <w:rPr>
-                <w:bCs/>
-                <w:i/>
-                <w:sz w:val="24"/>
-                <w:szCs w:val="24"/>
-              </w:rPr>
-              <w:t xml:space="preserve">Limnology and Oceanography, Global Biogeochemical Cycles, </w:t>
-            </w:r>
-            <w:r>
-              <w:rPr>
-                <w:bCs/>
                 <w:i/>
                 <w:iCs/>
                 <w:sz w:val="24"/>
                 <w:szCs w:val="24"/>
               </w:rPr>
-              <w:t xml:space="preserve">Biological Invasions, Biophysical Journal, </w:t>
-            </w:r>
-            <w:r>
-              <w:rPr>
-                <w:bCs/>
-                <w:i/>
-                <w:sz w:val="24"/>
-                <w:szCs w:val="24"/>
-              </w:rPr>
-              <w:t>New Biotechnology, Journal of Theoretical Biology, Marine Ecology Progress Series, PLOS ONE, Frontiers in Marine Science</w:t>
-            </w:r>
-            <w:r>
-              <w:rPr>
-                <w:sz w:val="24"/>
-                <w:szCs w:val="24"/>
-              </w:rPr>
-              <w:t>,</w:t>
+              <w:t xml:space="preserve">mBio</w:t>
+            </w:r>
+            <w:r>
+              <w:rPr>
+                <w:sz w:val="24"/>
+                <w:szCs w:val="24"/>
+              </w:rPr>
+              <w:t xml:space="preserve">, </w:t>
             </w:r>
             <w:r>
               <w:rPr>
@@ -9479,7 +9841,215 @@
                 <w:sz w:val="24"/>
                 <w:szCs w:val="24"/>
               </w:rPr>
-              <w:t xml:space="preserve"> Journal of Marine Systems</w:t>
+              <w:t xml:space="preserve">Nature Ecology and Evolution</w:t>
+            </w:r>
+            <w:r>
+              <w:rPr>
+                <w:sz w:val="24"/>
+                <w:szCs w:val="24"/>
+              </w:rPr>
+              <w:t xml:space="preserve">, </w:t>
+            </w:r>
+            <w:r>
+              <w:rPr>
+                <w:i/>
+                <w:iCs/>
+                <w:sz w:val="24"/>
+                <w:szCs w:val="24"/>
+              </w:rPr>
+              <w:t xml:space="preserve">Science Advances</w:t>
+            </w:r>
+            <w:r>
+              <w:rPr>
+                <w:sz w:val="24"/>
+                <w:szCs w:val="24"/>
+              </w:rPr>
+              <w:t xml:space="preserve">, </w:t>
+            </w:r>
+            <w:r>
+              <w:rPr>
+                <w:i/>
+                <w:iCs/>
+                <w:sz w:val="24"/>
+                <w:szCs w:val="24"/>
+              </w:rPr>
+              <w:t xml:space="preserve">The ISME Journal</w:t>
+            </w:r>
+            <w:r>
+              <w:rPr>
+                <w:sz w:val="24"/>
+                <w:szCs w:val="24"/>
+              </w:rPr>
+              <w:t xml:space="preserve">, </w:t>
+            </w:r>
+            <w:r>
+              <w:rPr>
+                <w:i/>
+                <w:iCs/>
+                <w:sz w:val="24"/>
+                <w:szCs w:val="24"/>
+              </w:rPr>
+              <w:t xml:space="preserve">The American Naturalist</w:t>
+            </w:r>
+            <w:r>
+              <w:rPr>
+                <w:sz w:val="24"/>
+                <w:szCs w:val="24"/>
+              </w:rPr>
+              <w:t xml:space="preserve">, </w:t>
+            </w:r>
+            <w:r>
+              <w:rPr>
+                <w:i/>
+                <w:iCs/>
+                <w:sz w:val="24"/>
+                <w:szCs w:val="24"/>
+              </w:rPr>
+              <w:t xml:space="preserve">Limnology and Oceanography</w:t>
+            </w:r>
+            <w:r>
+              <w:rPr>
+                <w:sz w:val="24"/>
+                <w:szCs w:val="24"/>
+              </w:rPr>
+              <w:t xml:space="preserve">, </w:t>
+            </w:r>
+            <w:r>
+              <w:rPr>
+                <w:i/>
+                <w:iCs/>
+                <w:sz w:val="24"/>
+                <w:szCs w:val="24"/>
+              </w:rPr>
+              <w:t xml:space="preserve">Global Biogeochemical Cycles</w:t>
+            </w:r>
+            <w:r>
+              <w:rPr>
+                <w:sz w:val="24"/>
+                <w:szCs w:val="24"/>
+              </w:rPr>
+              <w:t xml:space="preserve">, </w:t>
+            </w:r>
+            <w:r>
+              <w:rPr>
+                <w:i/>
+                <w:iCs/>
+                <w:sz w:val="24"/>
+                <w:szCs w:val="24"/>
+              </w:rPr>
+              <w:t xml:space="preserve">Biological Invasions</w:t>
+            </w:r>
+            <w:r>
+              <w:rPr>
+                <w:sz w:val="24"/>
+                <w:szCs w:val="24"/>
+              </w:rPr>
+              <w:t xml:space="preserve">, </w:t>
+            </w:r>
+            <w:r>
+              <w:rPr>
+                <w:i/>
+                <w:iCs/>
+                <w:sz w:val="24"/>
+                <w:szCs w:val="24"/>
+              </w:rPr>
+              <w:t xml:space="preserve">Biophysical Journal</w:t>
+            </w:r>
+            <w:r>
+              <w:rPr>
+                <w:sz w:val="24"/>
+                <w:szCs w:val="24"/>
+              </w:rPr>
+              <w:t xml:space="preserve">, </w:t>
+            </w:r>
+            <w:r>
+              <w:rPr>
+                <w:i/>
+                <w:iCs/>
+                <w:sz w:val="24"/>
+                <w:szCs w:val="24"/>
+              </w:rPr>
+              <w:t xml:space="preserve">New Biotechnology</w:t>
+            </w:r>
+            <w:r>
+              <w:rPr>
+                <w:sz w:val="24"/>
+                <w:szCs w:val="24"/>
+              </w:rPr>
+              <w:t xml:space="preserve">, </w:t>
+            </w:r>
+            <w:r>
+              <w:rPr>
+                <w:i/>
+                <w:iCs/>
+                <w:sz w:val="24"/>
+                <w:szCs w:val="24"/>
+              </w:rPr>
+              <w:t xml:space="preserve">Journal of Theoretical Biology</w:t>
+            </w:r>
+            <w:r>
+              <w:rPr>
+                <w:sz w:val="24"/>
+                <w:szCs w:val="24"/>
+              </w:rPr>
+              <w:t xml:space="preserve">, </w:t>
+            </w:r>
+            <w:r>
+              <w:rPr>
+                <w:i/>
+                <w:iCs/>
+                <w:sz w:val="24"/>
+                <w:szCs w:val="24"/>
+              </w:rPr>
+              <w:t xml:space="preserve">Marine Ecology Progress Series</w:t>
+            </w:r>
+            <w:r>
+              <w:rPr>
+                <w:sz w:val="24"/>
+                <w:szCs w:val="24"/>
+              </w:rPr>
+              <w:t xml:space="preserve">, </w:t>
+            </w:r>
+            <w:r>
+              <w:rPr>
+                <w:i/>
+                <w:iCs/>
+                <w:sz w:val="24"/>
+                <w:szCs w:val="24"/>
+              </w:rPr>
+              <w:t xml:space="preserve">PLOS ONE</w:t>
+            </w:r>
+            <w:r>
+              <w:rPr>
+                <w:sz w:val="24"/>
+                <w:szCs w:val="24"/>
+              </w:rPr>
+              <w:t xml:space="preserve">, </w:t>
+            </w:r>
+            <w:r>
+              <w:rPr>
+                <w:i/>
+                <w:iCs/>
+                <w:sz w:val="24"/>
+                <w:szCs w:val="24"/>
+              </w:rPr>
+              <w:t xml:space="preserve">Frontiers in Marine Science</w:t>
+            </w:r>
+            <w:r>
+              <w:rPr>
+                <w:sz w:val="24"/>
+                <w:szCs w:val="24"/>
+              </w:rPr>
+              <w:t xml:space="preserve">, </w:t>
+            </w:r>
+            <w:r>
+              <w:rPr>
+                <w:i/>
+                <w:iCs/>
+                <w:sz w:val="24"/>
+                <w:szCs w:val="24"/>
+              </w:rPr>
+              <w:t xml:space="preserve">Journal of Marine Systems</w:t>
             </w:r>
           </w:p>
         </w:tc>
@@ -9691,7 +10261,7 @@
       </w:tr>
       <w:tr>
         <w:trPr>
-          <w:trHeight w:val="512"/>
+          <w:trHeight w:val="683"/>
         </w:trPr>
         <w:tc>
           <w:tcPr>
@@ -9709,7 +10279,7 @@
                 <w:sz w:val="24"/>
                 <w:szCs w:val="24"/>
               </w:rPr>
-              <w:t>2021</w:t>
+              <w:t>2021-2022</w:t>
             </w:r>
           </w:p>
         </w:tc>
@@ -9731,14 +10301,14 @@
                 <w:sz w:val="24"/>
                 <w:szCs w:val="24"/>
               </w:rPr>
-              <w:t>NSF Panelist, Biological Oceanography Postdoctoral Fellowship program</w:t>
+              <w:t>Choice Health Network (LGBTQ+ community outreach and public health non-profit) Community Impact Committee Member</w:t>
             </w:r>
           </w:p>
         </w:tc>
       </w:tr>
       <w:tr>
         <w:trPr>
-          <w:trHeight w:val="683"/>
+          <w:trHeight w:val="512"/>
         </w:trPr>
         <w:tc>
           <w:tcPr>
@@ -9756,7 +10326,7 @@
                 <w:sz w:val="24"/>
                 <w:szCs w:val="24"/>
               </w:rPr>
-              <w:t>2021-2022</w:t>
+              <w:t>2021</w:t>
             </w:r>
           </w:p>
         </w:tc>
@@ -9778,7 +10348,7 @@
                 <w:sz w:val="24"/>
                 <w:szCs w:val="24"/>
               </w:rPr>
-              <w:t>Choice Health Network (LGBTQ+ community outreach and public health non-profit) Community Impact Committee Member</w:t>
+              <w:t>NSF Panelist, Biological Oceanography Postdoctoral Fellowship program</w:t>
             </w:r>
           </w:p>
         </w:tc>
@@ -9926,53 +10496,6 @@
       </w:tr>
       <w:tr>
         <w:trPr>
-          <w:trHeight w:val="1232"/>
-        </w:trPr>
-        <w:tc>
-          <w:tcPr>
-            <w:tcW w:w="1800" w:type="dxa"/>
-          </w:tcPr>
-          <w:p>
-            <w:pPr>
-              <w:rPr>
-                <w:sz w:val="24"/>
-                <w:szCs w:val="24"/>
-              </w:rPr>
-            </w:pPr>
-            <w:r>
-              <w:rPr>
-                <w:sz w:val="24"/>
-                <w:szCs w:val="24"/>
-              </w:rPr>
-              <w:t>2015-2016</w:t>
-            </w:r>
-          </w:p>
-        </w:tc>
-        <w:tc>
-          <w:tcPr>
-            <w:tcW w:w="7335" w:type="dxa"/>
-          </w:tcPr>
-          <w:p>
-            <w:pPr>
-              <w:rPr>
-                <w:bCs/>
-                <w:sz w:val="24"/>
-                <w:szCs w:val="24"/>
-              </w:rPr>
-            </w:pPr>
-            <w:r>
-              <w:rPr>
-                <w:bCs/>
-                <w:sz w:val="24"/>
-                <w:szCs w:val="24"/>
-              </w:rPr>
-              <w:t>Interviewee for outreach movie for high school students to learn about scientific modeling, collaboration between Tilapia Film (Los Angeles) and scientists in the Department of Marine and Coastal Sciences at Rutgers University</w:t>
-            </w:r>
-          </w:p>
-        </w:tc>
-      </w:tr>
-      <w:tr>
-        <w:trPr>
           <w:trHeight w:val="665"/>
         </w:trPr>
         <w:tc>
@@ -10078,6 +10601,53 @@
       </w:tr>
       <w:tr>
         <w:trPr>
+          <w:trHeight w:val="1232"/>
+        </w:trPr>
+        <w:tc>
+          <w:tcPr>
+            <w:tcW w:w="1800" w:type="dxa"/>
+          </w:tcPr>
+          <w:p>
+            <w:pPr>
+              <w:rPr>
+                <w:sz w:val="24"/>
+                <w:szCs w:val="24"/>
+              </w:rPr>
+            </w:pPr>
+            <w:r>
+              <w:rPr>
+                <w:sz w:val="24"/>
+                <w:szCs w:val="24"/>
+              </w:rPr>
+              <w:t>2015-2016</w:t>
+            </w:r>
+          </w:p>
+        </w:tc>
+        <w:tc>
+          <w:tcPr>
+            <w:tcW w:w="7335" w:type="dxa"/>
+          </w:tcPr>
+          <w:p>
+            <w:pPr>
+              <w:rPr>
+                <w:bCs/>
+                <w:sz w:val="24"/>
+                <w:szCs w:val="24"/>
+              </w:rPr>
+            </w:pPr>
+            <w:r>
+              <w:rPr>
+                <w:bCs/>
+                <w:sz w:val="24"/>
+                <w:szCs w:val="24"/>
+              </w:rPr>
+              <w:t>Interviewee for outreach movie for high school students to learn about scientific modeling, collaboration between Tilapia Film (Los Angeles) and scientists in the Department of Marine and Coastal Sciences at Rutgers University</w:t>
+            </w:r>
+          </w:p>
+        </w:tc>
+      </w:tr>
+      <w:tr>
+        <w:trPr>
           <w:trHeight w:val="422"/>
         </w:trPr>
         <w:tc>
@@ -10231,999 +10801,6 @@
         </w:rPr>
       </w:pPr>
     </w:p>
-    <w:p>
-      <w:pPr>
-        <w:rPr>
-          <w:b/>
-          <w:bCs/>
-          <w:sz w:val="24"/>
-          <w:szCs w:val="24"/>
-        </w:rPr>
-      </w:pPr>
-      <w:r>
-        <w:rPr>
-          <w:b/>
-          <w:bCs/>
-          <w:sz w:val="24"/>
-          <w:szCs w:val="24"/>
-        </w:rPr>
-        <w:t>Grants and Awards</w:t>
-      </w:r>
-    </w:p>
-    <w:p>
-      <w:pPr>
-        <w:rPr>
-          <w:bCs/>
-          <w:iCs/>
-          <w:sz w:val="24"/>
-          <w:szCs w:val="24"/>
-        </w:rPr>
-      </w:pPr>
-    </w:p>
-    <w:tbl>
-      <w:tblPr>
-        <w:tblW w:w="8811" w:type="dxa"/>
-        <w:tblInd w:w="108" w:type="dxa"/>
-        <w:tblCellMar>
-          <w:top w:w="28" w:type="dxa"/>
-          <w:bottom w:w="28" w:type="dxa"/>
-        </w:tblCellMar>
-        <w:tblLook w:val="04A0" w:firstRow="1" w:lastRow="0" w:firstColumn="1" w:lastColumn="0" w:noHBand="0" w:noVBand="1"/>
-      </w:tblPr>
-      <w:tblGrid>
-        <w:gridCol w:w="1736"/>
-        <w:gridCol w:w="4758"/>
-        <w:gridCol w:w="2317"/>
-      </w:tblGrid>
-      <w:tr>
-        <w:trPr>
-          <w:trHeight w:val="1205"/>
-        </w:trPr>
-        <w:tc>
-          <w:tcPr>
-            <w:tcW w:w="1736" w:type="dxa"/>
-          </w:tcPr>
-          <w:p>
-            <w:pPr>
-              <w:rPr>
-                <w:bCs/>
-                <w:sz w:val="24"/>
-                <w:szCs w:val="24"/>
-              </w:rPr>
-            </w:pPr>
-            <w:r>
-              <w:rPr>
-                <w:bCs/>
-                <w:sz w:val="24"/>
-                <w:szCs w:val="24"/>
-              </w:rPr>
-              <w:t>6/1/2025-5/31/2028</w:t>
-            </w:r>
-          </w:p>
-        </w:tc>
-        <w:tc>
-          <w:tcPr>
-            <w:tcW w:w="7075" w:type="dxa"/>
-            <w:gridSpan w:val="2"/>
-          </w:tcPr>
-          <w:p>
-            <w:pPr>
-              <w:rPr>
-                <w:color w:val="000000"/>
-                <w:sz w:val="24"/>
-                <w:szCs w:val="24"/>
-              </w:rPr>
-            </w:pPr>
-            <w:r>
-              <w:rPr>
-                <w:color w:val="000000"/>
-                <w:sz w:val="24"/>
-                <w:szCs w:val="24"/>
-              </w:rPr>
-              <w:t xml:space="preserve">NOAA co-Principal Investigator award (Total award: $746,743 to the Department of Microbiology) “</w:t>
-            </w:r>
-            <w:r>
-              <w:rPr>
-                <w:i/>
-                <w:color w:val="000000"/>
-                <w:sz w:val="24"/>
-                <w:szCs w:val="24"/>
-              </w:rPr>
-              <w:t xml:space="preserve">The Effects of Nitrogen Form and Concentration on Toxin Phenotypes of Microcystis</w:t>
-            </w:r>
-            <w:r>
-              <w:rPr>
-                <w:color w:val="000000"/>
-                <w:sz w:val="24"/>
-                <w:szCs w:val="24"/>
-              </w:rPr>
-              <w:t xml:space="preserve">”. ID number: NA25NOSX478C0021-T1-01</w:t>
-            </w:r>
-          </w:p>
-        </w:tc>
-      </w:tr>
-      <w:tr>
-        <w:trPr>
-          <w:trHeight w:val="1205"/>
-        </w:trPr>
-        <w:tc>
-          <w:tcPr>
-            <w:tcW w:w="1736" w:type="dxa"/>
-          </w:tcPr>
-          <w:p>
-            <w:pPr>
-              <w:rPr>
-                <w:bCs/>
-                <w:sz w:val="24"/>
-                <w:szCs w:val="24"/>
-              </w:rPr>
-            </w:pPr>
-            <w:r>
-              <w:rPr>
-                <w:bCs/>
-                <w:sz w:val="24"/>
-                <w:szCs w:val="24"/>
-              </w:rPr>
-              <w:t>1/1/2027-12/31/2029</w:t>
-            </w:r>
-          </w:p>
-        </w:tc>
-        <w:tc>
-          <w:tcPr>
-            <w:tcW w:w="7075" w:type="dxa"/>
-            <w:gridSpan w:val="2"/>
-          </w:tcPr>
-          <w:p>
-            <w:pPr>
-              <w:rPr>
-                <w:color w:val="000000"/>
-                <w:sz w:val="24"/>
-                <w:szCs w:val="24"/>
-              </w:rPr>
-            </w:pPr>
-            <w:r>
-              <w:rPr>
-                <w:color w:val="000000"/>
-                <w:sz w:val="24"/>
-                <w:szCs w:val="24"/>
-              </w:rPr>
-              <w:t xml:space="preserve">NSF co-Principal Investigator award (Total award: $1,454,878 to the Department of Microbiology) “</w:t>
-            </w:r>
-            <w:r>
-              <w:rPr>
-                <w:i/>
-                <w:color w:val="000000"/>
-                <w:sz w:val="24"/>
-                <w:szCs w:val="24"/>
-              </w:rPr>
-              <w:t xml:space="preserve">How temporal niche partitioning and growth on urea selects for cyanobacteria in fresh waters</w:t>
-            </w:r>
-            <w:r>
-              <w:rPr>
-                <w:color w:val="000000"/>
-                <w:sz w:val="24"/>
-                <w:szCs w:val="24"/>
-              </w:rPr>
-              <w:t xml:space="preserve">”. ID number: DEB-2534721</w:t>
-            </w:r>
-          </w:p>
-        </w:tc>
-      </w:tr>
-      <w:tr>
-        <w:trPr>
-          <w:trHeight w:val="1205"/>
-        </w:trPr>
-        <w:tc>
-          <w:tcPr>
-            <w:tcW w:w="1736" w:type="dxa"/>
-          </w:tcPr>
-          <w:p>
-            <w:pPr>
-              <w:rPr>
-                <w:bCs/>
-                <w:sz w:val="24"/>
-                <w:szCs w:val="24"/>
-              </w:rPr>
-            </w:pPr>
-            <w:r>
-              <w:rPr>
-                <w:bCs/>
-                <w:sz w:val="24"/>
-                <w:szCs w:val="24"/>
-              </w:rPr>
-              <w:t>10/1/2024-9/30/2027</w:t>
-            </w:r>
-          </w:p>
-        </w:tc>
-        <w:tc>
-          <w:tcPr>
-            <w:tcW w:w="7075" w:type="dxa"/>
-            <w:gridSpan w:val="2"/>
-          </w:tcPr>
-          <w:p>
-            <w:pPr>
-              <w:suppressAutoHyphens w:val="0"/>
-              <w:autoSpaceDE w:val="0"/>
-              <w:autoSpaceDN w:val="0"/>
-              <w:adjustRightInd w:val="0"/>
-              <w:rPr>
-                <w:color w:val="000000"/>
-                <w:sz w:val="24"/>
-                <w:szCs w:val="24"/>
-              </w:rPr>
-            </w:pPr>
-            <w:r>
-              <w:rPr>
-                <w:color w:val="000000"/>
-                <w:sz w:val="24"/>
-                <w:szCs w:val="24"/>
-              </w:rPr>
-              <w:t xml:space="preserve">Simons Foundation Principal Investigator award (Total award: </w:t>
-            </w:r>
-            <w:r>
-              <w:rPr>
-                <w:rFonts w:eastAsia="Cambria"/>
-                <w:color w:val="000000"/>
-                <w:sz w:val="24"/>
-                <w:szCs w:val="24"/>
-              </w:rPr>
-              <w:t xml:space="preserve">$226,805; full amount to </w:t>
-            </w:r>
-            <w:r>
-              <w:rPr>
-                <w:color w:val="000000"/>
-                <w:sz w:val="24"/>
-                <w:szCs w:val="24"/>
-              </w:rPr>
-              <w:t xml:space="preserve">PI David Talmy) </w:t>
-            </w:r>
-            <w:r>
-              <w:rPr>
-                <w:color w:val="000000" w:themeColor="text1"/>
-                <w:sz w:val="24"/>
-                <w:szCs w:val="24"/>
-              </w:rPr>
-              <w:t>“</w:t>
-            </w:r>
-            <w:r>
-              <w:rPr>
-                <w:rFonts w:eastAsia="Cambria"/>
-                <w:i/>
-                <w:color w:val="000000"/>
-                <w:sz w:val="24"/>
-                <w:szCs w:val="24"/>
-              </w:rPr>
-              <w:t xml:space="preserve">SCOPE Synthesis: vDarwin Initiative</w:t>
-            </w:r>
-            <w:r>
-              <w:rPr>
-                <w:rFonts w:eastAsia="Calibri"/>
-                <w:color w:val="000000" w:themeColor="text1"/>
-                <w:sz w:val="24"/>
-                <w:szCs w:val="24"/>
-                <w:lang w:eastAsia="en-US"/>
-              </w:rPr>
-              <w:t xml:space="preserve">”. ID number: </w:t>
-            </w:r>
-            <w:r>
-              <w:rPr>
-                <w:color w:val="212121"/>
-                <w:sz w:val="24"/>
-                <w:szCs w:val="24"/>
-              </w:rPr>
-              <w:t>SFI-LS-Project-00010539</w:t>
-            </w:r>
-          </w:p>
-        </w:tc>
-      </w:tr>
-      <w:tr>
-        <w:trPr>
-          <w:trHeight w:val="1601"/>
-        </w:trPr>
-        <w:tc>
-          <w:tcPr>
-            <w:tcW w:w="1736" w:type="dxa"/>
-          </w:tcPr>
-          <w:p>
-            <w:pPr>
-              <w:rPr>
-                <w:bCs/>
-                <w:color w:val="000000" w:themeColor="text1"/>
-                <w:sz w:val="24"/>
-                <w:szCs w:val="24"/>
-              </w:rPr>
-            </w:pPr>
-            <w:r>
-              <w:rPr>
-                <w:bCs/>
-                <w:color w:val="000000" w:themeColor="text1"/>
-                <w:sz w:val="24"/>
-                <w:szCs w:val="24"/>
-              </w:rPr>
-              <w:t>5/1/2025-4/30/2028</w:t>
-            </w:r>
-          </w:p>
-        </w:tc>
-        <w:tc>
-          <w:tcPr>
-            <w:tcW w:w="7075" w:type="dxa"/>
-            <w:gridSpan w:val="2"/>
-          </w:tcPr>
-          <w:p>
-            <w:pPr>
-              <w:suppressAutoHyphens w:val="0"/>
-              <w:autoSpaceDE w:val="0"/>
-              <w:autoSpaceDN w:val="0"/>
-              <w:adjustRightInd w:val="0"/>
-              <w:rPr>
-                <w:rFonts w:eastAsia="Calibri"/>
-                <w:bCs/>
-                <w:color w:val="000000" w:themeColor="text1"/>
-                <w:sz w:val="24"/>
-                <w:szCs w:val="24"/>
-                <w:lang w:eastAsia="en-US"/>
-              </w:rPr>
-            </w:pPr>
-            <w:r>
-              <w:rPr>
-                <w:rStyle w:val="outlook-search-highlight"/>
-                <w:bCs/>
-                <w:color w:val="000000" w:themeColor="text1"/>
-                <w:sz w:val="24"/>
-                <w:szCs w:val="24"/>
-              </w:rPr>
-              <w:t>NSF Principal Investigator award (Total award: $1,607,111; $454,006 to PI David Talmy) “</w:t>
-            </w:r>
-            <w:r>
-              <w:rPr>
-                <w:rStyle w:val="outlook-search-highlight"/>
-                <w:bCs/>
-                <w:i/>
-                <w:iCs/>
-                <w:color w:val="000000" w:themeColor="text1"/>
-                <w:sz w:val="24"/>
-                <w:szCs w:val="24"/>
-              </w:rPr>
-              <w:t>Collaborative</w:t>
-            </w:r>
-            <w:r>
-              <w:rPr>
-                <w:rStyle w:val="apple-converted-space"/>
-                <w:bCs/>
-                <w:i/>
-                <w:iCs/>
-                <w:color w:val="000000" w:themeColor="text1"/>
-                <w:sz w:val="24"/>
-                <w:szCs w:val="24"/>
-              </w:rPr>
-              <w:t> </w:t>
-            </w:r>
-            <w:r>
-              <w:rPr>
-                <w:rStyle w:val="outlook-search-highlight"/>
-                <w:bCs/>
-                <w:i/>
-                <w:iCs/>
-                <w:color w:val="000000" w:themeColor="text1"/>
-                <w:sz w:val="24"/>
-                <w:szCs w:val="24"/>
-              </w:rPr>
-              <w:t>Research</w:t>
-            </w:r>
-            <w:r>
-              <w:rPr>
-                <w:bCs/>
-                <w:i/>
-                <w:iCs/>
-                <w:color w:val="000000" w:themeColor="text1"/>
-                <w:sz w:val="24"/>
-                <w:szCs w:val="24"/>
-              </w:rPr>
-              <w:t xml:space="preserve">: Constraining virus loss and carbon and nitrogen flow through virovory in temperate marine ecosystems with isotope tracing and microbial food web models</w:t>
-            </w:r>
-            <w:r>
-              <w:rPr>
-                <w:bCs/>
-                <w:color w:val="000000" w:themeColor="text1"/>
-                <w:sz w:val="24"/>
-                <w:szCs w:val="24"/>
-              </w:rPr>
-              <w:t xml:space="preserve">”. </w:t>
-            </w:r>
-            <w:r>
-              <w:rPr>
-                <w:sz w:val="24"/>
-                <w:szCs w:val="24"/>
-              </w:rPr>
-              <w:t>ID number: OCE-2445508</w:t>
-            </w:r>
-          </w:p>
-        </w:tc>
-      </w:tr>
-      <w:tr>
-        <w:trPr>
-          <w:trHeight w:val="1241"/>
-        </w:trPr>
-        <w:tc>
-          <w:tcPr>
-            <w:tcW w:w="1736" w:type="dxa"/>
-          </w:tcPr>
-          <w:p>
-            <w:pPr>
-              <w:rPr>
-                <w:bCs/>
-                <w:sz w:val="24"/>
-                <w:szCs w:val="24"/>
-              </w:rPr>
-            </w:pPr>
-            <w:r>
-              <w:rPr>
-                <w:bCs/>
-                <w:sz w:val="24"/>
-                <w:szCs w:val="24"/>
-              </w:rPr>
-              <w:t>4/15/2024-3/31/2029</w:t>
-            </w:r>
-          </w:p>
-        </w:tc>
-        <w:tc>
-          <w:tcPr>
-            <w:tcW w:w="7075" w:type="dxa"/>
-            <w:gridSpan w:val="2"/>
-          </w:tcPr>
-          <w:p>
-            <w:pPr>
-              <w:suppressAutoHyphens w:val="0"/>
-              <w:rPr>
-                <w:color w:val="000000"/>
-                <w:sz w:val="24"/>
-                <w:szCs w:val="24"/>
-              </w:rPr>
-            </w:pPr>
-            <w:r>
-              <w:rPr>
-                <w:color w:val="000000"/>
-                <w:sz w:val="24"/>
-                <w:szCs w:val="24"/>
-              </w:rPr>
-              <w:t>NSF and NIEHS co-Principal Investigator award (Total award: $7,382,485 to University of Michigan; $573,606 subaward to UTK to be split between co-PIs Steve Wilhelm and David Talmy) “</w:t>
-            </w:r>
-            <w:r>
-              <w:rPr>
-                <w:i/>
-                <w:iCs/>
-                <w:color w:val="000000"/>
-                <w:sz w:val="24"/>
-                <w:szCs w:val="24"/>
-              </w:rPr>
-              <w:t>Great Lakes center for fresh waters and human health</w:t>
-            </w:r>
-            <w:r>
-              <w:rPr>
-                <w:color w:val="000000"/>
-                <w:sz w:val="24"/>
-                <w:szCs w:val="24"/>
-              </w:rPr>
-              <w:t>” ID number: 2418066</w:t>
-            </w:r>
-          </w:p>
-        </w:tc>
-      </w:tr>
-      <w:tr>
-        <w:trPr>
-          <w:trHeight w:val="1205"/>
-        </w:trPr>
-        <w:tc>
-          <w:tcPr>
-            <w:tcW w:w="1736" w:type="dxa"/>
-          </w:tcPr>
-          <w:p>
-            <w:pPr>
-              <w:rPr>
-                <w:bCs/>
-                <w:sz w:val="24"/>
-                <w:szCs w:val="24"/>
-              </w:rPr>
-            </w:pPr>
-            <w:r>
-              <w:rPr>
-                <w:bCs/>
-                <w:sz w:val="24"/>
-                <w:szCs w:val="24"/>
-              </w:rPr>
-              <w:t>8/1/2020-7/31/2025</w:t>
-            </w:r>
-          </w:p>
-        </w:tc>
-        <w:tc>
-          <w:tcPr>
-            <w:tcW w:w="7075" w:type="dxa"/>
-            <w:gridSpan w:val="2"/>
-          </w:tcPr>
-          <w:p>
-            <w:pPr>
-              <w:suppressAutoHyphens w:val="0"/>
-              <w:rPr>
-                <w:color w:val="000000"/>
-                <w:sz w:val="24"/>
-                <w:szCs w:val="24"/>
-              </w:rPr>
-            </w:pPr>
-            <w:r>
-              <w:rPr>
-                <w:color w:val="000000"/>
-                <w:sz w:val="24"/>
-                <w:szCs w:val="24"/>
-              </w:rPr>
-              <w:t>NSF Principal Investigator award (Total award: $913,189; $397,804 to PI David Talmy, $515,385 to co-PI Erik Zinser) “</w:t>
-            </w:r>
-            <w:r>
-              <w:rPr>
-                <w:i/>
-                <w:iCs/>
-                <w:color w:val="000000"/>
-                <w:sz w:val="24"/>
-                <w:szCs w:val="24"/>
-              </w:rPr>
-              <w:t>Characterizing the effects of exogenous reactive oxygen species on marine microbial ecosystem dynamics</w:t>
-            </w:r>
-            <w:r>
-              <w:rPr>
-                <w:color w:val="000000"/>
-                <w:sz w:val="24"/>
-                <w:szCs w:val="24"/>
-              </w:rPr>
-              <w:t>” ID number: OCE-2023680</w:t>
-            </w:r>
-          </w:p>
-        </w:tc>
-      </w:tr>
-      <w:tr>
-        <w:trPr>
-          <w:trHeight w:val="944"/>
-        </w:trPr>
-        <w:tc>
-          <w:tcPr>
-            <w:tcW w:w="1736" w:type="dxa"/>
-          </w:tcPr>
-          <w:p>
-            <w:pPr>
-              <w:rPr>
-                <w:bCs/>
-                <w:sz w:val="24"/>
-                <w:szCs w:val="24"/>
-              </w:rPr>
-            </w:pPr>
-            <w:r>
-              <w:rPr>
-                <w:bCs/>
-                <w:sz w:val="24"/>
-                <w:szCs w:val="24"/>
-              </w:rPr>
-              <w:t>4/1/2020-3/31/2023</w:t>
-            </w:r>
-          </w:p>
-        </w:tc>
-        <w:tc>
-          <w:tcPr>
-            <w:tcW w:w="7075" w:type="dxa"/>
-            <w:gridSpan w:val="2"/>
-          </w:tcPr>
-          <w:p>
-            <w:pPr>
-              <w:suppressAutoHyphens w:val="0"/>
-              <w:rPr>
-                <w:color w:val="000000"/>
-                <w:sz w:val="24"/>
-                <w:szCs w:val="24"/>
-              </w:rPr>
-            </w:pPr>
-            <w:r>
-              <w:rPr>
-                <w:color w:val="000000"/>
-                <w:sz w:val="24"/>
-                <w:szCs w:val="24"/>
-              </w:rPr>
-              <w:t>Simons Early Career Investigator in Marine Microbial Ecology and Evolution Award (Total award: $666,000; full amount to PI David Talmy). ID number: 690671 (NCE until 3/31/2024)</w:t>
-            </w:r>
-          </w:p>
-        </w:tc>
-      </w:tr>
-      <w:tr>
-        <w:trPr>
-          <w:trHeight w:val="1223"/>
-        </w:trPr>
-        <w:tc>
-          <w:tcPr>
-            <w:tcW w:w="1736" w:type="dxa"/>
-          </w:tcPr>
-          <w:p>
-            <w:pPr>
-              <w:rPr>
-                <w:bCs/>
-                <w:sz w:val="24"/>
-                <w:szCs w:val="24"/>
-              </w:rPr>
-            </w:pPr>
-            <w:r>
-              <w:rPr>
-                <w:bCs/>
-                <w:sz w:val="24"/>
-                <w:szCs w:val="24"/>
-              </w:rPr>
-              <w:t>10/1/2018-9/30/2020</w:t>
-            </w:r>
-          </w:p>
-        </w:tc>
-        <w:tc>
-          <w:tcPr>
-            <w:tcW w:w="7075" w:type="dxa"/>
-            <w:gridSpan w:val="2"/>
-          </w:tcPr>
-          <w:p>
-            <w:pPr>
-              <w:suppressAutoHyphens w:val="0"/>
-              <w:rPr>
-                <w:sz w:val="24"/>
-                <w:szCs w:val="24"/>
-                <w:lang w:eastAsia="zh-CN"/>
-              </w:rPr>
-            </w:pPr>
-            <w:r>
-              <w:rPr>
-                <w:color w:val="000000"/>
-                <w:sz w:val="24"/>
-                <w:szCs w:val="24"/>
-              </w:rPr>
-              <w:t xml:space="preserve">Burroughs Wellcome Fund Total award: ($150,000 to PI Louis Gross; $18,750 to co-PI David Talmy): “</w:t>
-            </w:r>
-            <w:r>
-              <w:rPr>
-                <w:i/>
-                <w:iCs/>
-                <w:color w:val="000000"/>
-                <w:sz w:val="24"/>
-                <w:szCs w:val="24"/>
-              </w:rPr>
-              <w:t>Enhancing Quantitative and Data Science Education for Graduate Students in Biomedical Science at the University of Tennessee, Knoxville</w:t>
-            </w:r>
-            <w:r>
-              <w:rPr>
-                <w:color w:val="000000"/>
-                <w:sz w:val="24"/>
-                <w:szCs w:val="24"/>
-              </w:rPr>
-              <w:t xml:space="preserve">” ID number: </w:t>
-            </w:r>
-            <w:r>
-              <w:rPr>
-                <w:color w:val="000000" w:themeColor="text1"/>
-                <w:sz w:val="24"/>
-                <w:szCs w:val="24"/>
-              </w:rPr>
-              <w:t>1018963</w:t>
-            </w:r>
-          </w:p>
-        </w:tc>
-      </w:tr>
-      <w:tr>
-        <w:trPr>
-          <w:trHeight w:val="1484"/>
-        </w:trPr>
-        <w:tc>
-          <w:tcPr>
-            <w:tcW w:w="1736" w:type="dxa"/>
-          </w:tcPr>
-          <w:p>
-            <w:pPr>
-              <w:rPr>
-                <w:bCs/>
-                <w:sz w:val="24"/>
-                <w:szCs w:val="24"/>
-              </w:rPr>
-            </w:pPr>
-            <w:r>
-              <w:rPr>
-                <w:bCs/>
-                <w:sz w:val="24"/>
-                <w:szCs w:val="24"/>
-              </w:rPr>
-              <w:t>6/1/2018-9/30/2019</w:t>
-            </w:r>
-          </w:p>
-        </w:tc>
-        <w:tc>
-          <w:tcPr>
-            <w:tcW w:w="7075" w:type="dxa"/>
-            <w:gridSpan w:val="2"/>
-          </w:tcPr>
-          <w:p>
-            <w:pPr>
-              <w:rPr>
-                <w:bCs/>
-                <w:iCs/>
-                <w:sz w:val="24"/>
-                <w:szCs w:val="24"/>
-              </w:rPr>
-            </w:pPr>
-            <w:r>
-              <w:rPr>
-                <w:bCs/>
-                <w:sz w:val="24"/>
-                <w:szCs w:val="24"/>
-              </w:rPr>
-              <w:t xml:space="preserve">NSF Principal Investigator award (Total award: </w:t>
-            </w:r>
-            <w:r>
-              <w:rPr>
-                <w:bCs/>
-                <w:iCs/>
-                <w:sz w:val="24"/>
-                <w:szCs w:val="24"/>
-              </w:rPr>
-              <w:t>$55,642 to PI David Talmy; transfer of unspent funds from OCE-1536521 from MIT to UTK)</w:t>
-            </w:r>
-            <w:r>
-              <w:rPr>
-                <w:bCs/>
-                <w:sz w:val="24"/>
-                <w:szCs w:val="24"/>
-              </w:rPr>
-              <w:t>: “</w:t>
-            </w:r>
-            <w:r>
-              <w:rPr>
-                <w:bCs/>
-                <w:i/>
-                <w:iCs/>
-                <w:sz w:val="24"/>
-                <w:szCs w:val="24"/>
-              </w:rPr>
-              <w:t xml:space="preserve">Elucidating algal host-virus dynamics in different nutrient regimes - mechanistic interactions and biogeochemical impact. </w:t>
-            </w:r>
-            <w:r>
-              <w:rPr>
-                <w:bCs/>
-                <w:iCs/>
-                <w:sz w:val="24"/>
-                <w:szCs w:val="24"/>
-              </w:rPr>
-              <w:t>ID number: OCE-1849926</w:t>
-            </w:r>
-          </w:p>
-        </w:tc>
-      </w:tr>
-      <w:tr>
-        <w:trPr>
-          <w:trHeight w:val="1466"/>
-        </w:trPr>
-        <w:tc>
-          <w:tcPr>
-            <w:tcW w:w="1736" w:type="dxa"/>
-          </w:tcPr>
-          <w:p>
-            <w:pPr>
-              <w:rPr>
-                <w:sz w:val="24"/>
-                <w:szCs w:val="24"/>
-              </w:rPr>
-            </w:pPr>
-            <w:r>
-              <w:rPr>
-                <w:bCs/>
-                <w:sz w:val="24"/>
-                <w:szCs w:val="24"/>
-              </w:rPr>
-              <w:t xml:space="preserve">9/1/2015-10/31/2019                 </w:t>
-            </w:r>
-          </w:p>
-        </w:tc>
-        <w:tc>
-          <w:tcPr>
-            <w:tcW w:w="7075" w:type="dxa"/>
-            <w:gridSpan w:val="2"/>
-          </w:tcPr>
-          <w:p>
-            <w:pPr>
-              <w:rPr>
-                <w:sz w:val="24"/>
-                <w:szCs w:val="24"/>
-              </w:rPr>
-            </w:pPr>
-            <w:r>
-              <w:rPr>
-                <w:bCs/>
-                <w:sz w:val="24"/>
-                <w:szCs w:val="24"/>
-              </w:rPr>
-              <w:t xml:space="preserve">NSF Co-Principal Investigator award (Total award: </w:t>
-            </w:r>
-            <w:r>
-              <w:rPr>
-                <w:bCs/>
-                <w:iCs/>
-                <w:sz w:val="24"/>
-                <w:szCs w:val="24"/>
-              </w:rPr>
-              <w:t>$326,864 to PI Mick Follows; co-PI David Talmy was a postdoc on the award)</w:t>
-            </w:r>
-            <w:r>
-              <w:rPr>
-                <w:bCs/>
-                <w:sz w:val="24"/>
-                <w:szCs w:val="24"/>
-              </w:rPr>
-              <w:t>: “</w:t>
-            </w:r>
-            <w:r>
-              <w:rPr>
-                <w:bCs/>
-                <w:i/>
-                <w:iCs/>
-                <w:sz w:val="24"/>
-                <w:szCs w:val="24"/>
-              </w:rPr>
-              <w:t xml:space="preserve">Elucidating algal host-virus dynamics in different nutrient regimes - mechanistic interactions and biogeochemical impact. </w:t>
-            </w:r>
-            <w:r>
-              <w:rPr>
-                <w:bCs/>
-                <w:iCs/>
-                <w:sz w:val="24"/>
-                <w:szCs w:val="24"/>
-              </w:rPr>
-              <w:t>ID number: OCE-1536521</w:t>
-            </w:r>
-          </w:p>
-        </w:tc>
-      </w:tr>
-      <w:tr>
-        <w:trPr>
-          <w:trHeight w:val="359"/>
-        </w:trPr>
-        <w:tc>
-          <w:tcPr>
-            <w:tcW w:w="1736" w:type="dxa"/>
-          </w:tcPr>
-          <w:p>
-            <w:pPr>
-              <w:rPr>
-                <w:sz w:val="24"/>
-                <w:szCs w:val="24"/>
-              </w:rPr>
-            </w:pPr>
-            <w:r>
-              <w:rPr>
-                <w:sz w:val="24"/>
-                <w:szCs w:val="24"/>
-              </w:rPr>
-              <w:t>2009-2013</w:t>
-            </w:r>
-          </w:p>
-        </w:tc>
-        <w:tc>
-          <w:tcPr>
-            <w:tcW w:w="7075" w:type="dxa"/>
-            <w:gridSpan w:val="2"/>
-          </w:tcPr>
-          <w:p>
-            <w:pPr>
-              <w:rPr>
-                <w:sz w:val="24"/>
-                <w:szCs w:val="24"/>
-              </w:rPr>
-            </w:pPr>
-            <w:r>
-              <w:rPr>
-                <w:sz w:val="24"/>
-                <w:szCs w:val="24"/>
-              </w:rPr>
-              <w:t>National Centre for Earth Observation PhD studentship</w:t>
-            </w:r>
-          </w:p>
-        </w:tc>
-      </w:tr>
-      <w:tr>
-        <w:trPr>
-          <w:trHeight w:val="386"/>
-        </w:trPr>
-        <w:tc>
-          <w:tcPr>
-            <w:tcW w:w="1736" w:type="dxa"/>
-          </w:tcPr>
-          <w:p>
-            <w:pPr>
-              <w:rPr>
-                <w:sz w:val="24"/>
-                <w:szCs w:val="24"/>
-              </w:rPr>
-            </w:pPr>
-            <w:r>
-              <w:rPr>
-                <w:sz w:val="24"/>
-                <w:szCs w:val="24"/>
-              </w:rPr>
-              <w:lastRenderedPageBreak/>
-              <w:t>2009</w:t>
-            </w:r>
-          </w:p>
-        </w:tc>
-        <w:tc>
-          <w:tcPr>
-            <w:tcW w:w="7075" w:type="dxa"/>
-            <w:gridSpan w:val="2"/>
-          </w:tcPr>
-          <w:p>
-            <w:pPr>
-              <w:rPr>
-                <w:sz w:val="24"/>
-                <w:szCs w:val="24"/>
-              </w:rPr>
-            </w:pPr>
-            <w:r>
-              <w:rPr>
-                <w:sz w:val="24"/>
-                <w:szCs w:val="24"/>
-              </w:rPr>
-              <w:t>NERC subsidy to attend Earth System Science Spring School</w:t>
-            </w:r>
-          </w:p>
-        </w:tc>
-      </w:tr>
-      <w:tr>
-        <w:tblPrEx>
-          <w:tblCellMar>
-            <w:top w:w="0" w:type="dxa"/>
-            <w:bottom w:w="0" w:type="dxa"/>
-          </w:tblCellMar>
-        </w:tblPrEx>
-        <w:trPr>
-          <w:gridAfter w:val="1"/>
-          <w:wAfter w:w="2317" w:type="dxa"/>
-          <w:trHeight w:val="269"/>
-        </w:trPr>
-        <w:tc>
-          <w:tcPr>
-            <w:tcW w:w="1736" w:type="dxa"/>
-          </w:tcPr>
-          <w:p>
-            <w:pPr>
-              <w:rPr>
-                <w:sz w:val="24"/>
-                <w:szCs w:val="24"/>
-              </w:rPr>
-            </w:pPr>
-            <w:r>
-              <w:rPr>
-                <w:sz w:val="24"/>
-                <w:szCs w:val="24"/>
-              </w:rPr>
-              <w:t>2008-2009</w:t>
-            </w:r>
-          </w:p>
-        </w:tc>
-        <w:tc>
-          <w:tcPr>
-            <w:tcW w:w="4758" w:type="dxa"/>
-          </w:tcPr>
-          <w:p>
-            <w:pPr>
-              <w:rPr>
-                <w:sz w:val="24"/>
-                <w:szCs w:val="24"/>
-              </w:rPr>
-            </w:pPr>
-            <w:r>
-              <w:rPr>
-                <w:sz w:val="24"/>
-                <w:szCs w:val="24"/>
-              </w:rPr>
-              <w:t>NERC Masters studentship</w:t>
-            </w:r>
-          </w:p>
-        </w:tc>
-      </w:tr>
-    </w:tbl>
     <w:p>
       <w:pPr>
         <w:rPr>

--- a/cv.docx
+++ b/cv.docx
@@ -69,7 +69,7 @@
           <w:szCs w:val="24"/>
           <w:lang w:val="fr-FR"/>
         </w:rPr>
-        <w:t xml:space="preserve">Tel: +1-617-800-3630</w:t>
+        <w:t xml:space="preserve">Tel: +1-865-974-3718</w:t>
       </w:r>
     </w:p>
     <w:p>
@@ -9278,7 +9278,23 @@
                 <w:sz w:val="24"/>
                 <w:szCs w:val="24"/>
               </w:rPr>
-              <w:t xml:space="preserve">Advisor and master’s Committee Chair, Jackson Page-Roth, Microbiology Graduate Student, University of Tennessee.</w:t>
+              <w:t xml:space="preserve">Advisor and master’s Committee Chair, Jackson Page-Roth, Microbiology Graduate Student, University of Tennessee. Master’s thesis: </w:t>
+            </w:r>
+            <w:r>
+              <w:rPr>
+                <w:i/>
+                <w:iCs/>
+                <w:sz w:val="24"/>
+                <w:szCs w:val="24"/>
+              </w:rPr>
+              <w:t xml:space="preserve">Jekyll and Hyde: Modeling bacterial pathogenicity modulation during algal blooms</w:t>
+            </w:r>
+            <w:r>
+              <w:rPr>
+                <w:sz w:val="24"/>
+                <w:szCs w:val="24"/>
+              </w:rPr>
+              <w:t xml:space="preserve">.</w:t>
             </w:r>
           </w:p>
         </w:tc>
@@ -9831,6 +9847,37 @@
         <w:rPr>
           <w:bCs/>
           <w:i/>
+          <w:sz w:val="24"/>
+          <w:szCs w:val="24"/>
+        </w:rPr>
+      </w:pPr>
+    </w:p>
+    <w:p>
+      <w:pPr>
+        <w:keepNext/>
+        <w:rPr>
+          <w:i/>
+          <w:iCs/>
+          <w:sz w:val="24"/>
+          <w:szCs w:val="24"/>
+        </w:rPr>
+      </w:pPr>
+      <w:r>
+        <w:rPr>
+          <w:i/>
+          <w:iCs/>
+          <w:sz w:val="24"/>
+          <w:szCs w:val="24"/>
+        </w:rPr>
+        <w:t xml:space="preserve">Service to the Discipline</w:t>
+      </w:r>
+    </w:p>
+    <w:p>
+      <w:pPr>
+        <w:keepNext/>
+        <w:rPr>
+          <w:b/>
+          <w:bCs/>
           <w:sz w:val="24"/>
           <w:szCs w:val="24"/>
         </w:rPr>
@@ -10229,7 +10276,7 @@
       <w:tr>
         <w:trPr>
           <w:cantSplit/>
-          <w:trHeight w:val="728"/>
+          <w:trHeight w:val="431"/>
         </w:trPr>
         <w:tc>
           <w:tcPr>
@@ -10247,7 +10294,7 @@
                 <w:sz w:val="24"/>
                 <w:szCs w:val="24"/>
               </w:rPr>
-              <w:t>2020-present</w:t>
+              <w:t xml:space="preserve">2025-2027</w:t>
             </w:r>
           </w:p>
         </w:tc>
@@ -10265,11 +10312,181 @@
             </w:pPr>
             <w:r>
               <w:rPr>
+                <w:sz w:val="24"/>
+                <w:szCs w:val="24"/>
+              </w:rPr>
+              <w:t xml:space="preserve">Steering Committee member and organizer, Ocean Carbon and Biogeochemistry (OCB) workshop: “From single cells to ecosystems: quantifying the role of marine viruses in carbon transport models”</w:t>
+            </w:r>
+          </w:p>
+        </w:tc>
+      </w:tr>
+      <w:tr>
+        <w:trPr>
+          <w:cantSplit/>
+          <w:trHeight w:val="431"/>
+        </w:trPr>
+        <w:tc>
+          <w:tcPr>
+            <w:tcW w:w="1800" w:type="dxa"/>
+          </w:tcPr>
+          <w:p>
+            <w:pPr>
+              <w:rPr>
+                <w:sz w:val="24"/>
+                <w:szCs w:val="24"/>
+              </w:rPr>
+            </w:pPr>
+            <w:r>
+              <w:rPr>
+                <w:sz w:val="24"/>
+                <w:szCs w:val="24"/>
+              </w:rPr>
+              <w:t xml:space="preserve">2025-present</w:t>
+            </w:r>
+          </w:p>
+        </w:tc>
+        <w:tc>
+          <w:tcPr>
+            <w:tcW w:w="7335" w:type="dxa"/>
+          </w:tcPr>
+          <w:p>
+            <w:pPr>
+              <w:rPr>
                 <w:bCs/>
                 <w:sz w:val="24"/>
                 <w:szCs w:val="24"/>
               </w:rPr>
-              <w:t>University of Tennessee, Department of Microbiology, Diversity, Equity, and Inclusivity Committee member</w:t>
+            </w:pPr>
+            <w:r>
+              <w:rPr>
+                <w:sz w:val="24"/>
+                <w:szCs w:val="24"/>
+              </w:rPr>
+              <w:t xml:space="preserve">Co-leader, Community of Scholars on Microbial Interactions and Communities</w:t>
+            </w:r>
+          </w:p>
+        </w:tc>
+      </w:tr>
+      <w:tr>
+        <w:trPr>
+          <w:cantSplit/>
+          <w:trHeight w:val="431"/>
+        </w:trPr>
+        <w:tc>
+          <w:tcPr>
+            <w:tcW w:w="1800" w:type="dxa"/>
+          </w:tcPr>
+          <w:p>
+            <w:pPr>
+              <w:rPr>
+                <w:sz w:val="24"/>
+                <w:szCs w:val="24"/>
+              </w:rPr>
+            </w:pPr>
+            <w:r>
+              <w:rPr>
+                <w:sz w:val="24"/>
+                <w:szCs w:val="24"/>
+              </w:rPr>
+              <w:t xml:space="preserve">2023-2025</w:t>
+            </w:r>
+          </w:p>
+        </w:tc>
+        <w:tc>
+          <w:tcPr>
+            <w:tcW w:w="7335" w:type="dxa"/>
+          </w:tcPr>
+          <w:p>
+            <w:pPr>
+              <w:rPr>
+                <w:bCs/>
+                <w:sz w:val="24"/>
+                <w:szCs w:val="24"/>
+              </w:rPr>
+            </w:pPr>
+            <w:r>
+              <w:rPr>
+                <w:sz w:val="24"/>
+                <w:szCs w:val="24"/>
+              </w:rPr>
+              <w:t xml:space="preserve">Steering Committee member, 7</w:t>
+            </w:r>
+            <w:r>
+              <w:rPr>
+                <w:sz w:val="24"/>
+                <w:szCs w:val="24"/>
+                <w:vertAlign w:val="superscript"/>
+              </w:rPr>
+              <w:t xml:space="preserve">th</w:t>
+            </w:r>
+            <w:r>
+              <w:rPr>
+                <w:sz w:val="24"/>
+                <w:szCs w:val="24"/>
+              </w:rPr>
+              <w:t xml:space="preserve"> Workshop on Trait-Based Approaches to Ocean Life</w:t>
+            </w:r>
+          </w:p>
+        </w:tc>
+      </w:tr>
+      <w:tr>
+        <w:trPr>
+          <w:cantSplit/>
+          <w:trHeight w:val="431"/>
+        </w:trPr>
+        <w:tc>
+          <w:tcPr>
+            <w:tcW w:w="1800" w:type="dxa"/>
+          </w:tcPr>
+          <w:p>
+            <w:pPr>
+              <w:rPr>
+                <w:sz w:val="24"/>
+                <w:szCs w:val="24"/>
+              </w:rPr>
+            </w:pPr>
+            <w:r>
+              <w:rPr>
+                <w:sz w:val="24"/>
+                <w:szCs w:val="24"/>
+              </w:rPr>
+              <w:t xml:space="preserve">2022-2023</w:t>
+            </w:r>
+          </w:p>
+        </w:tc>
+        <w:tc>
+          <w:tcPr>
+            <w:tcW w:w="7335" w:type="dxa"/>
+          </w:tcPr>
+          <w:p>
+            <w:pPr>
+              <w:rPr>
+                <w:bCs/>
+                <w:sz w:val="24"/>
+                <w:szCs w:val="24"/>
+              </w:rPr>
+            </w:pPr>
+            <w:r>
+              <w:rPr>
+                <w:sz w:val="24"/>
+                <w:szCs w:val="24"/>
+              </w:rPr>
+              <w:t xml:space="preserve">Steering Committee member, 6</w:t>
+            </w:r>
+            <w:r>
+              <w:rPr>
+                <w:sz w:val="24"/>
+                <w:szCs w:val="24"/>
+                <w:vertAlign w:val="superscript"/>
+              </w:rPr>
+              <w:t xml:space="preserve">th</w:t>
+            </w:r>
+            <w:r>
+              <w:rPr>
+                <w:sz w:val="24"/>
+                <w:szCs w:val="24"/>
+              </w:rPr>
+              <w:t xml:space="preserve"> Workshop on Trait-Based Approaches to Ocean Life</w:t>
             </w:r>
           </w:p>
         </w:tc>
@@ -10295,7 +10512,7 @@
                 <w:sz w:val="24"/>
                 <w:szCs w:val="24"/>
               </w:rPr>
-              <w:t>2020-present</w:t>
+              <w:t>2022</w:t>
             </w:r>
           </w:p>
         </w:tc>
@@ -10317,7 +10534,552 @@
                 <w:sz w:val="24"/>
                 <w:szCs w:val="24"/>
               </w:rPr>
-              <w:t>University of Tennessee, Department of Microbiology, member of the Committee for Curriculum and Undergraduate Affairs</w:t>
+              <w:t>Lead organizer, 5</w:t>
+            </w:r>
+            <w:r>
+              <w:rPr>
+                <w:bCs/>
+                <w:sz w:val="24"/>
+                <w:szCs w:val="24"/>
+                <w:vertAlign w:val="superscript"/>
+              </w:rPr>
+              <w:t>th</w:t>
+            </w:r>
+            <w:r>
+              <w:rPr>
+                <w:bCs/>
+                <w:sz w:val="24"/>
+                <w:szCs w:val="24"/>
+              </w:rPr>
+              <w:t xml:space="preserve"> Workshop on Trait-Based Approaches to Ocean Life, Knoxville, Tennessee</w:t>
+            </w:r>
+          </w:p>
+        </w:tc>
+      </w:tr>
+      <w:tr>
+        <w:trPr>
+          <w:cantSplit/>
+          <w:trHeight w:val="512"/>
+        </w:trPr>
+        <w:tc>
+          <w:tcPr>
+            <w:tcW w:w="1800" w:type="dxa"/>
+          </w:tcPr>
+          <w:p>
+            <w:pPr>
+              <w:rPr>
+                <w:sz w:val="24"/>
+                <w:szCs w:val="24"/>
+              </w:rPr>
+            </w:pPr>
+            <w:r>
+              <w:rPr>
+                <w:sz w:val="24"/>
+                <w:szCs w:val="24"/>
+              </w:rPr>
+              <w:t>2021</w:t>
+            </w:r>
+          </w:p>
+        </w:tc>
+        <w:tc>
+          <w:tcPr>
+            <w:tcW w:w="7335" w:type="dxa"/>
+          </w:tcPr>
+          <w:p>
+            <w:pPr>
+              <w:rPr>
+                <w:bCs/>
+                <w:sz w:val="24"/>
+                <w:szCs w:val="24"/>
+              </w:rPr>
+            </w:pPr>
+            <w:r>
+              <w:rPr>
+                <w:bCs/>
+                <w:sz w:val="24"/>
+                <w:szCs w:val="24"/>
+              </w:rPr>
+              <w:t>NSF Panelist, Biological Oceanography Postdoctoral Fellowship program</w:t>
+            </w:r>
+          </w:p>
+        </w:tc>
+      </w:tr>
+      <w:tr>
+        <w:trPr>
+          <w:cantSplit/>
+          <w:trHeight w:val="431"/>
+        </w:trPr>
+        <w:tc>
+          <w:tcPr>
+            <w:tcW w:w="1800" w:type="dxa"/>
+          </w:tcPr>
+          <w:p>
+            <w:pPr>
+              <w:rPr>
+                <w:sz w:val="24"/>
+                <w:szCs w:val="24"/>
+              </w:rPr>
+            </w:pPr>
+            <w:r>
+              <w:rPr>
+                <w:sz w:val="24"/>
+                <w:szCs w:val="24"/>
+              </w:rPr>
+              <w:t>2017</w:t>
+            </w:r>
+          </w:p>
+        </w:tc>
+        <w:tc>
+          <w:tcPr>
+            <w:tcW w:w="7335" w:type="dxa"/>
+          </w:tcPr>
+          <w:p>
+            <w:pPr>
+              <w:rPr>
+                <w:bCs/>
+                <w:sz w:val="24"/>
+                <w:szCs w:val="24"/>
+              </w:rPr>
+            </w:pPr>
+            <w:r>
+              <w:rPr>
+                <w:bCs/>
+                <w:sz w:val="24"/>
+                <w:szCs w:val="24"/>
+              </w:rPr>
+              <w:t>NASA panelist, EXPORTS program</w:t>
+            </w:r>
+          </w:p>
+        </w:tc>
+      </w:tr>
+    </w:tbl>
+    <w:p>
+      <w:pPr>
+        <w:rPr>
+          <w:b/>
+          <w:bCs/>
+          <w:sz w:val="24"/>
+          <w:szCs w:val="24"/>
+        </w:rPr>
+      </w:pPr>
+    </w:p>
+    <w:p>
+      <w:pPr>
+        <w:keepNext/>
+        <w:rPr>
+          <w:i/>
+          <w:iCs/>
+          <w:sz w:val="24"/>
+          <w:szCs w:val="24"/>
+        </w:rPr>
+      </w:pPr>
+      <w:r>
+        <w:rPr>
+          <w:i/>
+          <w:iCs/>
+          <w:sz w:val="24"/>
+          <w:szCs w:val="24"/>
+        </w:rPr>
+        <w:t xml:space="preserve">Service to the Department and University</w:t>
+      </w:r>
+    </w:p>
+    <w:p>
+      <w:pPr>
+        <w:keepNext/>
+        <w:rPr>
+          <w:b/>
+          <w:bCs/>
+          <w:sz w:val="24"/>
+          <w:szCs w:val="24"/>
+        </w:rPr>
+      </w:pPr>
+    </w:p>
+    <w:tbl>
+      <w:tblPr>
+        <w:tblW w:w="9135" w:type="dxa"/>
+        <w:tblInd w:w="108" w:type="dxa"/>
+        <w:tblCellMar>
+          <w:top w:w="28" w:type="dxa"/>
+          <w:bottom w:w="28" w:type="dxa"/>
+        </w:tblCellMar>
+        <w:tblLook w:val="04A0" w:firstRow="1" w:lastRow="0" w:firstColumn="1" w:lastColumn="0" w:noHBand="0" w:noVBand="1"/>
+      </w:tblPr>
+      <w:tblGrid>
+        <w:gridCol w:w="1800"/>
+        <w:gridCol w:w="7335"/>
+      </w:tblGrid>
+      <w:tr>
+        <w:trPr>
+          <w:cantSplit/>
+          <w:trHeight w:val="431"/>
+        </w:trPr>
+        <w:tc>
+          <w:tcPr>
+            <w:tcW w:w="1800" w:type="dxa"/>
+          </w:tcPr>
+          <w:p>
+            <w:pPr>
+              <w:rPr>
+                <w:sz w:val="24"/>
+                <w:szCs w:val="24"/>
+              </w:rPr>
+            </w:pPr>
+            <w:r>
+              <w:rPr>
+                <w:sz w:val="24"/>
+                <w:szCs w:val="24"/>
+              </w:rPr>
+              <w:t xml:space="preserve">2026-present</w:t>
+            </w:r>
+          </w:p>
+        </w:tc>
+        <w:tc>
+          <w:tcPr>
+            <w:tcW w:w="7335" w:type="dxa"/>
+          </w:tcPr>
+          <w:p>
+            <w:pPr>
+              <w:rPr>
+                <w:bCs/>
+                <w:sz w:val="24"/>
+                <w:szCs w:val="24"/>
+              </w:rPr>
+            </w:pPr>
+            <w:r>
+              <w:rPr>
+                <w:sz w:val="24"/>
+                <w:szCs w:val="24"/>
+              </w:rPr>
+              <w:t xml:space="preserve">University of Tennessee, Department of Microbiology, Faculty Mentoring Committee for Zach Burcham, committee member</w:t>
+            </w:r>
+          </w:p>
+        </w:tc>
+      </w:tr>
+      <w:tr>
+        <w:trPr>
+          <w:cantSplit/>
+          <w:trHeight w:val="431"/>
+        </w:trPr>
+        <w:tc>
+          <w:tcPr>
+            <w:tcW w:w="1800" w:type="dxa"/>
+          </w:tcPr>
+          <w:p>
+            <w:pPr>
+              <w:rPr>
+                <w:sz w:val="24"/>
+                <w:szCs w:val="24"/>
+              </w:rPr>
+            </w:pPr>
+            <w:r>
+              <w:rPr>
+                <w:sz w:val="24"/>
+                <w:szCs w:val="24"/>
+              </w:rPr>
+              <w:t xml:space="preserve">2025-present</w:t>
+            </w:r>
+          </w:p>
+        </w:tc>
+        <w:tc>
+          <w:tcPr>
+            <w:tcW w:w="7335" w:type="dxa"/>
+          </w:tcPr>
+          <w:p>
+            <w:pPr>
+              <w:rPr>
+                <w:bCs/>
+                <w:sz w:val="24"/>
+                <w:szCs w:val="24"/>
+              </w:rPr>
+            </w:pPr>
+            <w:r>
+              <w:rPr>
+                <w:sz w:val="24"/>
+                <w:szCs w:val="24"/>
+              </w:rPr>
+              <w:t xml:space="preserve">University of Tennessee, Department of Microbiology, Tenure Mentoring Committee for Jenny Heppert, committee member</w:t>
+            </w:r>
+          </w:p>
+        </w:tc>
+      </w:tr>
+      <w:tr>
+        <w:trPr>
+          <w:cantSplit/>
+          <w:trHeight w:val="431"/>
+        </w:trPr>
+        <w:tc>
+          <w:tcPr>
+            <w:tcW w:w="1800" w:type="dxa"/>
+          </w:tcPr>
+          <w:p>
+            <w:pPr>
+              <w:rPr>
+                <w:sz w:val="24"/>
+                <w:szCs w:val="24"/>
+              </w:rPr>
+            </w:pPr>
+            <w:r>
+              <w:rPr>
+                <w:sz w:val="24"/>
+                <w:szCs w:val="24"/>
+              </w:rPr>
+              <w:t xml:space="preserve">2025-present</w:t>
+            </w:r>
+          </w:p>
+        </w:tc>
+        <w:tc>
+          <w:tcPr>
+            <w:tcW w:w="7335" w:type="dxa"/>
+          </w:tcPr>
+          <w:p>
+            <w:pPr>
+              <w:rPr>
+                <w:bCs/>
+                <w:sz w:val="24"/>
+                <w:szCs w:val="24"/>
+              </w:rPr>
+            </w:pPr>
+            <w:r>
+              <w:rPr>
+                <w:sz w:val="24"/>
+                <w:szCs w:val="24"/>
+              </w:rPr>
+              <w:t xml:space="preserve">University of Tennessee, Department of Microbiology, Peer Teaching Committee for Sara Classen, committee member</w:t>
+            </w:r>
+          </w:p>
+        </w:tc>
+      </w:tr>
+      <w:tr>
+        <w:trPr>
+          <w:cantSplit/>
+          <w:trHeight w:val="431"/>
+        </w:trPr>
+        <w:tc>
+          <w:tcPr>
+            <w:tcW w:w="1800" w:type="dxa"/>
+          </w:tcPr>
+          <w:p>
+            <w:pPr>
+              <w:rPr>
+                <w:sz w:val="24"/>
+                <w:szCs w:val="24"/>
+              </w:rPr>
+            </w:pPr>
+            <w:r>
+              <w:rPr>
+                <w:sz w:val="24"/>
+                <w:szCs w:val="24"/>
+              </w:rPr>
+              <w:t xml:space="preserve">2024-present</w:t>
+            </w:r>
+          </w:p>
+        </w:tc>
+        <w:tc>
+          <w:tcPr>
+            <w:tcW w:w="7335" w:type="dxa"/>
+          </w:tcPr>
+          <w:p>
+            <w:pPr>
+              <w:rPr>
+                <w:bCs/>
+                <w:sz w:val="24"/>
+                <w:szCs w:val="24"/>
+              </w:rPr>
+            </w:pPr>
+            <w:r>
+              <w:rPr>
+                <w:sz w:val="24"/>
+                <w:szCs w:val="24"/>
+              </w:rPr>
+              <w:t xml:space="preserve">University of Tennessee, Department of Microbiology, SACSCOC assessment reporting for the Graduate Program, author</w:t>
+            </w:r>
+          </w:p>
+        </w:tc>
+      </w:tr>
+      <w:tr>
+        <w:trPr>
+          <w:cantSplit/>
+          <w:trHeight w:val="431"/>
+        </w:trPr>
+        <w:tc>
+          <w:tcPr>
+            <w:tcW w:w="1800" w:type="dxa"/>
+          </w:tcPr>
+          <w:p>
+            <w:pPr>
+              <w:rPr>
+                <w:sz w:val="24"/>
+                <w:szCs w:val="24"/>
+              </w:rPr>
+            </w:pPr>
+            <w:r>
+              <w:rPr>
+                <w:sz w:val="24"/>
+                <w:szCs w:val="24"/>
+              </w:rPr>
+              <w:t xml:space="preserve">2024-2025</w:t>
+            </w:r>
+          </w:p>
+        </w:tc>
+        <w:tc>
+          <w:tcPr>
+            <w:tcW w:w="7335" w:type="dxa"/>
+          </w:tcPr>
+          <w:p>
+            <w:pPr>
+              <w:rPr>
+                <w:bCs/>
+                <w:sz w:val="24"/>
+                <w:szCs w:val="24"/>
+              </w:rPr>
+            </w:pPr>
+            <w:r>
+              <w:rPr>
+                <w:sz w:val="24"/>
+                <w:szCs w:val="24"/>
+              </w:rPr>
+              <w:t xml:space="preserve">University of Tennessee, Department of Microbiology, Faculty Search Committee chair, Quantitative Microbe-Plant-Environment Interactions Assistant Professor search</w:t>
+            </w:r>
+          </w:p>
+        </w:tc>
+      </w:tr>
+      <w:tr>
+        <w:trPr>
+          <w:cantSplit/>
+          <w:trHeight w:val="431"/>
+        </w:trPr>
+        <w:tc>
+          <w:tcPr>
+            <w:tcW w:w="1800" w:type="dxa"/>
+          </w:tcPr>
+          <w:p>
+            <w:pPr>
+              <w:rPr>
+                <w:sz w:val="24"/>
+                <w:szCs w:val="24"/>
+              </w:rPr>
+            </w:pPr>
+            <w:r>
+              <w:rPr>
+                <w:sz w:val="24"/>
+                <w:szCs w:val="24"/>
+              </w:rPr>
+              <w:t xml:space="preserve">2024-2025</w:t>
+            </w:r>
+          </w:p>
+        </w:tc>
+        <w:tc>
+          <w:tcPr>
+            <w:tcW w:w="7335" w:type="dxa"/>
+          </w:tcPr>
+          <w:p>
+            <w:pPr>
+              <w:rPr>
+                <w:bCs/>
+                <w:sz w:val="24"/>
+                <w:szCs w:val="24"/>
+              </w:rPr>
+            </w:pPr>
+            <w:r>
+              <w:rPr>
+                <w:sz w:val="24"/>
+                <w:szCs w:val="24"/>
+              </w:rPr>
+              <w:t xml:space="preserve">University of Tennessee, Department of Microbiology, Faculty Search Committee member, Microbe-Animal Assistant Professor search</w:t>
+            </w:r>
+          </w:p>
+        </w:tc>
+      </w:tr>
+      <w:tr>
+        <w:trPr>
+          <w:cantSplit/>
+          <w:trHeight w:val="431"/>
+        </w:trPr>
+        <w:tc>
+          <w:tcPr>
+            <w:tcW w:w="1800" w:type="dxa"/>
+          </w:tcPr>
+          <w:p>
+            <w:pPr>
+              <w:rPr>
+                <w:sz w:val="24"/>
+                <w:szCs w:val="24"/>
+              </w:rPr>
+            </w:pPr>
+            <w:r>
+              <w:rPr>
+                <w:sz w:val="24"/>
+                <w:szCs w:val="24"/>
+              </w:rPr>
+              <w:t xml:space="preserve">2023-2024</w:t>
+            </w:r>
+          </w:p>
+        </w:tc>
+        <w:tc>
+          <w:tcPr>
+            <w:tcW w:w="7335" w:type="dxa"/>
+          </w:tcPr>
+          <w:p>
+            <w:pPr>
+              <w:rPr>
+                <w:bCs/>
+                <w:sz w:val="24"/>
+                <w:szCs w:val="24"/>
+              </w:rPr>
+            </w:pPr>
+            <w:r>
+              <w:rPr>
+                <w:sz w:val="24"/>
+                <w:szCs w:val="24"/>
+              </w:rPr>
+              <w:t xml:space="preserve">University of Tennessee, Division of Biology, Task force on beginning math courses for biology majors, member (reviewed math course content and considered new courses)</w:t>
+            </w:r>
+          </w:p>
+        </w:tc>
+      </w:tr>
+      <w:tr>
+        <w:trPr>
+          <w:cantSplit/>
+          <w:trHeight w:val="431"/>
+        </w:trPr>
+        <w:tc>
+          <w:tcPr>
+            <w:tcW w:w="1800" w:type="dxa"/>
+          </w:tcPr>
+          <w:p>
+            <w:pPr>
+              <w:rPr>
+                <w:sz w:val="24"/>
+                <w:szCs w:val="24"/>
+              </w:rPr>
+            </w:pPr>
+            <w:r>
+              <w:rPr>
+                <w:sz w:val="24"/>
+                <w:szCs w:val="24"/>
+              </w:rPr>
+              <w:t xml:space="preserve">2023-2024</w:t>
+            </w:r>
+          </w:p>
+        </w:tc>
+        <w:tc>
+          <w:tcPr>
+            <w:tcW w:w="7335" w:type="dxa"/>
+          </w:tcPr>
+          <w:p>
+            <w:pPr>
+              <w:rPr>
+                <w:bCs/>
+                <w:sz w:val="24"/>
+                <w:szCs w:val="24"/>
+              </w:rPr>
+            </w:pPr>
+            <w:r>
+              <w:rPr>
+                <w:sz w:val="24"/>
+                <w:szCs w:val="24"/>
+              </w:rPr>
+              <w:t xml:space="preserve">University of Tennessee, Department of Microbiology, Faculty Search Committee member, Plant-Microbe Associate/Full Professor search</w:t>
             </w:r>
           </w:p>
         </w:tc>
@@ -10343,7 +11105,7 @@
                 <w:sz w:val="24"/>
                 <w:szCs w:val="24"/>
               </w:rPr>
-              <w:t>2022</w:t>
+              <w:t xml:space="preserve">2020-2024</w:t>
             </w:r>
           </w:p>
         </w:tc>
@@ -10365,24 +11127,7 @@
                 <w:sz w:val="24"/>
                 <w:szCs w:val="24"/>
               </w:rPr>
-              <w:t>Lead organizer, 5</w:t>
-            </w:r>
-            <w:r>
-              <w:rPr>
-                <w:bCs/>
-                <w:sz w:val="24"/>
-                <w:szCs w:val="24"/>
-                <w:vertAlign w:val="superscript"/>
-              </w:rPr>
-              <w:t>th</w:t>
-            </w:r>
-            <w:r>
-              <w:rPr>
-                <w:bCs/>
-                <w:sz w:val="24"/>
-                <w:szCs w:val="24"/>
-              </w:rPr>
-              <w:t xml:space="preserve"> Workshop on Trait-Based Approaches to Ocean Life, Knoxville, Tennessee</w:t>
+              <w:t>University of Tennessee, Department of Microbiology, Diversity, Equity, and Inclusivity Committee member</w:t>
             </w:r>
           </w:p>
         </w:tc>
@@ -10390,7 +11135,7 @@
       <w:tr>
         <w:trPr>
           <w:cantSplit/>
-          <w:trHeight w:val="683"/>
+          <w:trHeight w:val="728"/>
         </w:trPr>
         <w:tc>
           <w:tcPr>
@@ -10408,7 +11153,7 @@
                 <w:sz w:val="24"/>
                 <w:szCs w:val="24"/>
               </w:rPr>
-              <w:t>2021-2022</w:t>
+              <w:t xml:space="preserve">2020-2024</w:t>
             </w:r>
           </w:p>
         </w:tc>
@@ -10430,55 +11175,7 @@
                 <w:sz w:val="24"/>
                 <w:szCs w:val="24"/>
               </w:rPr>
-              <w:t>Choice Health Network (LGBTQ+ community outreach and public health non-profit) Community Impact Committee Member</w:t>
-            </w:r>
-          </w:p>
-        </w:tc>
-      </w:tr>
-      <w:tr>
-        <w:trPr>
-          <w:cantSplit/>
-          <w:trHeight w:val="512"/>
-        </w:trPr>
-        <w:tc>
-          <w:tcPr>
-            <w:tcW w:w="1800" w:type="dxa"/>
-          </w:tcPr>
-          <w:p>
-            <w:pPr>
-              <w:rPr>
-                <w:sz w:val="24"/>
-                <w:szCs w:val="24"/>
-              </w:rPr>
-            </w:pPr>
-            <w:r>
-              <w:rPr>
-                <w:sz w:val="24"/>
-                <w:szCs w:val="24"/>
-              </w:rPr>
-              <w:t>2021</w:t>
-            </w:r>
-          </w:p>
-        </w:tc>
-        <w:tc>
-          <w:tcPr>
-            <w:tcW w:w="7335" w:type="dxa"/>
-          </w:tcPr>
-          <w:p>
-            <w:pPr>
-              <w:rPr>
-                <w:bCs/>
-                <w:sz w:val="24"/>
-                <w:szCs w:val="24"/>
-              </w:rPr>
-            </w:pPr>
-            <w:r>
-              <w:rPr>
-                <w:bCs/>
-                <w:sz w:val="24"/>
-                <w:szCs w:val="24"/>
-              </w:rPr>
-              <w:t>NSF Panelist, Biological Oceanography Postdoctoral Fellowship program</w:t>
+              <w:t>University of Tennessee, Department of Microbiology, member of the Committee for Curriculum and Undergraduate Affairs</w:t>
             </w:r>
           </w:p>
         </w:tc>
@@ -10531,6 +11228,110 @@
           </w:p>
         </w:tc>
       </w:tr>
+    </w:tbl>
+    <w:p>
+      <w:pPr>
+        <w:rPr>
+          <w:b/>
+          <w:bCs/>
+          <w:sz w:val="24"/>
+          <w:szCs w:val="24"/>
+        </w:rPr>
+      </w:pPr>
+    </w:p>
+    <w:p>
+      <w:pPr>
+        <w:keepNext/>
+        <w:rPr>
+          <w:i/>
+          <w:iCs/>
+          <w:sz w:val="24"/>
+          <w:szCs w:val="24"/>
+        </w:rPr>
+      </w:pPr>
+      <w:r>
+        <w:rPr>
+          <w:i/>
+          <w:iCs/>
+          <w:sz w:val="24"/>
+          <w:szCs w:val="24"/>
+        </w:rPr>
+        <w:t xml:space="preserve">Outreach and Community Engagement</w:t>
+      </w:r>
+    </w:p>
+    <w:p>
+      <w:pPr>
+        <w:keepNext/>
+        <w:rPr>
+          <w:b/>
+          <w:bCs/>
+          <w:sz w:val="24"/>
+          <w:szCs w:val="24"/>
+        </w:rPr>
+      </w:pPr>
+    </w:p>
+    <w:tbl>
+      <w:tblPr>
+        <w:tblW w:w="9135" w:type="dxa"/>
+        <w:tblInd w:w="108" w:type="dxa"/>
+        <w:tblCellMar>
+          <w:top w:w="28" w:type="dxa"/>
+          <w:bottom w:w="28" w:type="dxa"/>
+        </w:tblCellMar>
+        <w:tblLook w:val="04A0" w:firstRow="1" w:lastRow="0" w:firstColumn="1" w:lastColumn="0" w:noHBand="0" w:noVBand="1"/>
+      </w:tblPr>
+      <w:tblGrid>
+        <w:gridCol w:w="1800"/>
+        <w:gridCol w:w="7335"/>
+      </w:tblGrid>
+      <w:tr>
+        <w:trPr>
+          <w:cantSplit/>
+          <w:trHeight w:val="683"/>
+        </w:trPr>
+        <w:tc>
+          <w:tcPr>
+            <w:tcW w:w="1800" w:type="dxa"/>
+          </w:tcPr>
+          <w:p>
+            <w:pPr>
+              <w:rPr>
+                <w:sz w:val="24"/>
+                <w:szCs w:val="24"/>
+              </w:rPr>
+            </w:pPr>
+            <w:r>
+              <w:rPr>
+                <w:sz w:val="24"/>
+                <w:szCs w:val="24"/>
+              </w:rPr>
+              <w:t>2021-2022</w:t>
+            </w:r>
+          </w:p>
+        </w:tc>
+        <w:tc>
+          <w:tcPr>
+            <w:tcW w:w="7335" w:type="dxa"/>
+          </w:tcPr>
+          <w:p>
+            <w:pPr>
+              <w:rPr>
+                <w:bCs/>
+                <w:sz w:val="24"/>
+                <w:szCs w:val="24"/>
+              </w:rPr>
+            </w:pPr>
+            <w:r>
+              <w:rPr>
+                <w:bCs/>
+                <w:sz w:val="24"/>
+                <w:szCs w:val="24"/>
+              </w:rPr>
+              <w:t>Choice Health Network (LGBTQ+ community outreach and public health non-profit) Community Impact Committee Member</w:t>
+            </w:r>
+          </w:p>
+        </w:tc>
+      </w:tr>
       <w:tr>
         <w:trPr>
           <w:cantSplit/>
@@ -10575,54 +11376,6 @@
                 <w:szCs w:val="24"/>
               </w:rPr>
               <w:t>Annual Volunteer, Girl Scouts of Greater New York STEM programming events</w:t>
-            </w:r>
-          </w:p>
-        </w:tc>
-      </w:tr>
-      <w:tr>
-        <w:trPr>
-          <w:cantSplit/>
-          <w:trHeight w:val="431"/>
-        </w:trPr>
-        <w:tc>
-          <w:tcPr>
-            <w:tcW w:w="1800" w:type="dxa"/>
-          </w:tcPr>
-          <w:p>
-            <w:pPr>
-              <w:rPr>
-                <w:sz w:val="24"/>
-                <w:szCs w:val="24"/>
-              </w:rPr>
-            </w:pPr>
-            <w:r>
-              <w:rPr>
-                <w:sz w:val="24"/>
-                <w:szCs w:val="24"/>
-              </w:rPr>
-              <w:t>2017</w:t>
-            </w:r>
-          </w:p>
-        </w:tc>
-        <w:tc>
-          <w:tcPr>
-            <w:tcW w:w="7335" w:type="dxa"/>
-          </w:tcPr>
-          <w:p>
-            <w:pPr>
-              <w:rPr>
-                <w:bCs/>
-                <w:sz w:val="24"/>
-                <w:szCs w:val="24"/>
-              </w:rPr>
-            </w:pPr>
-            <w:r>
-              <w:rPr>
-                <w:bCs/>
-                <w:sz w:val="24"/>
-                <w:szCs w:val="24"/>
-              </w:rPr>
-              <w:t>NASA panelist, EXPORTS program</w:t>
             </w:r>
           </w:p>
         </w:tc>

--- a/cv.docx
+++ b/cv.docx
@@ -3278,6 +3278,180 @@
           <w:szCs w:val="24"/>
         </w:rPr>
         <w:t xml:space="preserve">, 58(5), 1802-1818.</w:t>
+      </w:r>
+    </w:p>
+    <w:p>
+      <w:pPr>
+        <w:pStyle w:val="ListParagraph"/>
+        <w:autoSpaceDE w:val="0"/>
+        <w:autoSpaceDN w:val="0"/>
+        <w:rPr>
+          <w:color w:val="000000"/>
+          <w:sz w:val="24"/>
+          <w:szCs w:val="24"/>
+        </w:rPr>
+      </w:pPr>
+    </w:p>
+    <w:p>
+      <w:pPr>
+        <w:keepNext/>
+        <w:rPr>
+          <w:b/>
+          <w:bCs/>
+          <w:sz w:val="24"/>
+          <w:szCs w:val="24"/>
+        </w:rPr>
+      </w:pPr>
+      <w:r>
+        <w:rPr>
+          <w:b/>
+          <w:bCs/>
+          <w:sz w:val="24"/>
+          <w:szCs w:val="24"/>
+        </w:rPr>
+        <w:t xml:space="preserve">Preprints</w:t>
+      </w:r>
+    </w:p>
+    <w:p>
+      <w:pPr>
+        <w:keepNext/>
+        <w:rPr>
+          <w:b/>
+          <w:bCs/>
+          <w:sz w:val="24"/>
+          <w:szCs w:val="24"/>
+        </w:rPr>
+      </w:pPr>
+    </w:p>
+    <w:p>
+      <w:pPr>
+        <w:pStyle w:val="ListParagraph"/>
+        <w:numPr>
+          <w:ilvl w:val="0"/>
+          <w:numId w:val="6"/>
+        </w:numPr>
+        <w:autoSpaceDE w:val="0"/>
+        <w:autoSpaceDN w:val="0"/>
+        <w:rPr>
+          <w:color w:val="000000"/>
+          <w:sz w:val="24"/>
+          <w:szCs w:val="24"/>
+        </w:rPr>
+      </w:pPr>
+      <w:r>
+        <w:rPr>
+          <w:b/>
+          <w:bCs/>
+          <w:sz w:val="24"/>
+          <w:szCs w:val="24"/>
+        </w:rPr>
+        <w:t xml:space="preserve">Talmy, D., Carr, E.</w:t>
+      </w:r>
+      <w:r>
+        <w:rPr>
+          <w:sz w:val="24"/>
+          <w:szCs w:val="24"/>
+        </w:rPr>
+        <w:t xml:space="preserve">, Frémont, P., Demory, D., Follett, C.L., Jahn, O., Muratore, D., Beckett, S.J., Lindell, D., Weitz, J.S., Dutkiewicz, S. (2026). Implicit representation of viruses fails to capture impacts of virus-induced mortality in global marine ecosystem models. </w:t>
+      </w:r>
+      <w:r>
+        <w:rPr>
+          <w:i/>
+          <w:iCs/>
+          <w:sz w:val="24"/>
+          <w:szCs w:val="24"/>
+        </w:rPr>
+        <w:t xml:space="preserve">bioRxiv</w:t>
+      </w:r>
+      <w:r>
+        <w:rPr>
+          <w:sz w:val="24"/>
+          <w:szCs w:val="24"/>
+        </w:rPr>
+        <w:t xml:space="preserve">. https://doi.org/10.64898/2026.07.21.739416</w:t>
+      </w:r>
+    </w:p>
+    <w:p>
+      <w:pPr>
+        <w:pStyle w:val="ListParagraph"/>
+        <w:autoSpaceDE w:val="0"/>
+        <w:autoSpaceDN w:val="0"/>
+        <w:rPr>
+          <w:color w:val="000000"/>
+          <w:sz w:val="24"/>
+          <w:szCs w:val="24"/>
+        </w:rPr>
+      </w:pPr>
+    </w:p>
+    <w:p>
+      <w:pPr>
+        <w:pStyle w:val="ListParagraph"/>
+        <w:numPr>
+          <w:ilvl w:val="0"/>
+          <w:numId w:val="6"/>
+        </w:numPr>
+        <w:autoSpaceDE w:val="0"/>
+        <w:autoSpaceDN w:val="0"/>
+        <w:rPr>
+          <w:color w:val="000000"/>
+          <w:sz w:val="24"/>
+          <w:szCs w:val="24"/>
+        </w:rPr>
+      </w:pPr>
+      <w:r>
+        <w:rPr>
+          <w:sz w:val="24"/>
+          <w:szCs w:val="24"/>
+        </w:rPr>
+        <w:t xml:space="preserve">Frémont, P., Beckett, S.J., Muratore, D., Demory, D., </w:t>
+      </w:r>
+      <w:r>
+        <w:rPr>
+          <w:b/>
+          <w:bCs/>
+          <w:sz w:val="24"/>
+          <w:szCs w:val="24"/>
+        </w:rPr>
+        <w:t xml:space="preserve">Carr, E.</w:t>
+      </w:r>
+      <w:r>
+        <w:rPr>
+          <w:sz w:val="24"/>
+          <w:szCs w:val="24"/>
+        </w:rPr>
+        <w:t xml:space="preserve">, Jahn, O., Follett, C.L., </w:t>
+      </w:r>
+      <w:r>
+        <w:rPr>
+          <w:b/>
+          <w:bCs/>
+          <w:sz w:val="24"/>
+          <w:szCs w:val="24"/>
+        </w:rPr>
+        <w:t xml:space="preserve">Talmy, D.</w:t>
+      </w:r>
+      <w:r>
+        <w:rPr>
+          <w:sz w:val="24"/>
+          <w:szCs w:val="24"/>
+        </w:rPr>
+        <w:t xml:space="preserve">, Lindell, D., Weitz, J.S., Dutkiewicz, S. (2026). Viral impacts on plankton standing stocks, primary productivity, and biogeochemistry in a model ocean. </w:t>
+      </w:r>
+      <w:r>
+        <w:rPr>
+          <w:i/>
+          <w:iCs/>
+          <w:sz w:val="24"/>
+          <w:szCs w:val="24"/>
+        </w:rPr>
+        <w:t xml:space="preserve">bioRxiv</w:t>
+      </w:r>
+      <w:r>
+        <w:rPr>
+          <w:sz w:val="24"/>
+          <w:szCs w:val="24"/>
+        </w:rPr>
+        <w:t xml:space="preserve">. https://doi.org/10.64898/2026.05.27.728272</w:t>
       </w:r>
     </w:p>
     <w:p>
@@ -8278,6 +8452,52 @@
                 <w:sz w:val="24"/>
                 <w:szCs w:val="24"/>
               </w:rPr>
+              <w:t xml:space="preserve">2026</w:t>
+            </w:r>
+          </w:p>
+        </w:tc>
+        <w:tc>
+          <w:tcPr>
+            <w:tcW w:w="7797" w:type="dxa"/>
+          </w:tcPr>
+          <w:p>
+            <w:pPr>
+              <w:rPr>
+                <w:sz w:val="24"/>
+                <w:szCs w:val="24"/>
+              </w:rPr>
+            </w:pPr>
+            <w:r>
+              <w:rPr>
+                <w:sz w:val="24"/>
+                <w:szCs w:val="24"/>
+              </w:rPr>
+              <w:t xml:space="preserve">Instructor, Reproducible Data Analysis (9 undergraduate and 5 graduate students), University of Tennessee, Knoxville.</w:t>
+            </w:r>
+          </w:p>
+        </w:tc>
+      </w:tr>
+      <w:tr>
+        <w:trPr>
+          <w:cantSplit/>
+          <w:trHeight w:val="639"/>
+        </w:trPr>
+        <w:tc>
+          <w:tcPr>
+            <w:tcW w:w="1559" w:type="dxa"/>
+          </w:tcPr>
+          <w:p>
+            <w:pPr>
+              <w:rPr>
+                <w:sz w:val="24"/>
+                <w:szCs w:val="24"/>
+              </w:rPr>
+            </w:pPr>
+            <w:r>
+              <w:rPr>
+                <w:sz w:val="24"/>
+                <w:szCs w:val="24"/>
+              </w:rPr>
               <w:t>2024-2025</w:t>
             </w:r>
           </w:p>
@@ -9402,7 +9622,7 @@
                 <w:sz w:val="24"/>
                 <w:szCs w:val="24"/>
               </w:rPr>
-              <w:t>Doctoral Committee member for 6 graduate students in the Department of Microbiology and the Department of Ecology and Evolutionary Biology, University of Tennessee.</w:t>
+              <w:t xml:space="preserve">Doctoral Committee member for 8 graduate students in the Department of Microbiology and the Department of Ecology and Evolutionary Biology, University of Tennessee.</w:t>
             </w:r>
           </w:p>
         </w:tc>

--- a/cv.docx
+++ b/cv.docx
@@ -3621,7 +3621,7 @@
                 <w:sz w:val="24"/>
                 <w:szCs w:val="24"/>
               </w:rPr>
-              <w:t xml:space="preserve">NSF co-Principal Investigator award (Total award: $1,454,878 to PI Steve Wilhelm; $245,469 to co-PI David Talmy) “</w:t>
+              <w:t xml:space="preserve">NSF co-Principal Investigator award (Total award: $1,454,878; $245,469 to co-PI David Talmy) “</w:t>
             </w:r>
             <w:r>
               <w:rPr>

--- a/cv.docx
+++ b/cv.docx
@@ -8702,23 +8702,7 @@
                 <w:sz w:val="24"/>
                 <w:szCs w:val="24"/>
               </w:rPr>
-              <w:t xml:space="preserve">Lecturer, General Microbiology (100 undergraduate students), University of Tennessee, Knoxville. </w:t>
-            </w:r>
-            <w:r>
-              <w:rPr>
-                <w:i/>
-                <w:iCs/>
-                <w:sz w:val="24"/>
-                <w:szCs w:val="24"/>
-              </w:rPr>
-              <w:t>Student evaluations consistently 4-5/5 for two semesters in which I was the sole instructor</w:t>
-            </w:r>
-            <w:r>
-              <w:rPr>
-                <w:sz w:val="24"/>
-                <w:szCs w:val="24"/>
-              </w:rPr>
-              <w:t>.</w:t>
+              <w:t xml:space="preserve">Lecturer, General Microbiology (100 undergraduate students), University of Tennessee, Knoxville.</w:t>
             </w:r>
           </w:p>
         </w:tc>

--- a/cv.docx
+++ b/cv.docx
@@ -11236,7 +11236,7 @@
                 <w:sz w:val="24"/>
                 <w:szCs w:val="24"/>
               </w:rPr>
-              <w:t xml:space="preserve">University of Tennessee, Division of Biology, Task force on beginning math courses for biology majors, member (reviewed math course content and considered new courses)</w:t>
+              <w:t xml:space="preserve">University of Tennessee, Division of Biology, Task force on beginning math courses for biology majors, member</w:t>
             </w:r>
           </w:p>
         </w:tc>

--- a/cv.docx
+++ b/cv.docx
@@ -11580,308 +11580,6 @@
                 <w:szCs w:val="24"/>
               </w:rPr>
               <w:t>Annual Volunteer, Girl Scouts of Greater New York STEM programming events</w:t>
-            </w:r>
-          </w:p>
-        </w:tc>
-      </w:tr>
-      <w:tr>
-        <w:trPr>
-          <w:cantSplit/>
-          <w:trHeight w:val="665"/>
-        </w:trPr>
-        <w:tc>
-          <w:tcPr>
-            <w:tcW w:w="1800" w:type="dxa"/>
-          </w:tcPr>
-          <w:p>
-            <w:pPr>
-              <w:rPr>
-                <w:sz w:val="24"/>
-                <w:szCs w:val="24"/>
-              </w:rPr>
-            </w:pPr>
-            <w:r>
-              <w:rPr>
-                <w:sz w:val="24"/>
-                <w:szCs w:val="24"/>
-              </w:rPr>
-              <w:t>2016</w:t>
-            </w:r>
-          </w:p>
-        </w:tc>
-        <w:tc>
-          <w:tcPr>
-            <w:tcW w:w="7335" w:type="dxa"/>
-          </w:tcPr>
-          <w:p>
-            <w:pPr>
-              <w:rPr>
-                <w:sz w:val="24"/>
-                <w:szCs w:val="24"/>
-              </w:rPr>
-            </w:pPr>
-            <w:r>
-              <w:rPr>
-                <w:sz w:val="24"/>
-                <w:szCs w:val="24"/>
-              </w:rPr>
-              <w:t>Demonstrator, The 6</w:t>
-            </w:r>
-            <w:r>
-              <w:rPr>
-                <w:sz w:val="24"/>
-                <w:szCs w:val="24"/>
-                <w:vertAlign w:val="superscript"/>
-              </w:rPr>
-              <w:t>th</w:t>
-            </w:r>
-            <w:r>
-              <w:rPr>
-                <w:sz w:val="24"/>
-                <w:szCs w:val="24"/>
-              </w:rPr>
-              <w:t xml:space="preserve"> Annual John Carlson Lecture, New England Aquarium</w:t>
-            </w:r>
-          </w:p>
-        </w:tc>
-      </w:tr>
-      <w:tr>
-        <w:trPr>
-          <w:cantSplit/>
-          <w:trHeight w:val="395"/>
-        </w:trPr>
-        <w:tc>
-          <w:tcPr>
-            <w:tcW w:w="1800" w:type="dxa"/>
-          </w:tcPr>
-          <w:p>
-            <w:pPr>
-              <w:rPr>
-                <w:sz w:val="24"/>
-                <w:szCs w:val="24"/>
-              </w:rPr>
-            </w:pPr>
-            <w:r>
-              <w:rPr>
-                <w:sz w:val="24"/>
-                <w:szCs w:val="24"/>
-              </w:rPr>
-              <w:t>2016</w:t>
-            </w:r>
-          </w:p>
-        </w:tc>
-        <w:tc>
-          <w:tcPr>
-            <w:tcW w:w="7335" w:type="dxa"/>
-          </w:tcPr>
-          <w:p>
-            <w:pPr>
-              <w:rPr>
-                <w:sz w:val="24"/>
-                <w:szCs w:val="24"/>
-              </w:rPr>
-            </w:pPr>
-            <w:r>
-              <w:rPr>
-                <w:sz w:val="24"/>
-                <w:szCs w:val="24"/>
-              </w:rPr>
-              <w:t>Demonstrator, Oceans Alive! Display for MIT Open House</w:t>
-            </w:r>
-          </w:p>
-        </w:tc>
-      </w:tr>
-      <w:tr>
-        <w:trPr>
-          <w:cantSplit/>
-          <w:trHeight w:val="1232"/>
-        </w:trPr>
-        <w:tc>
-          <w:tcPr>
-            <w:tcW w:w="1800" w:type="dxa"/>
-          </w:tcPr>
-          <w:p>
-            <w:pPr>
-              <w:rPr>
-                <w:sz w:val="24"/>
-                <w:szCs w:val="24"/>
-              </w:rPr>
-            </w:pPr>
-            <w:r>
-              <w:rPr>
-                <w:sz w:val="24"/>
-                <w:szCs w:val="24"/>
-              </w:rPr>
-              <w:t>2015-2016</w:t>
-            </w:r>
-          </w:p>
-        </w:tc>
-        <w:tc>
-          <w:tcPr>
-            <w:tcW w:w="7335" w:type="dxa"/>
-          </w:tcPr>
-          <w:p>
-            <w:pPr>
-              <w:rPr>
-                <w:bCs/>
-                <w:sz w:val="24"/>
-                <w:szCs w:val="24"/>
-              </w:rPr>
-            </w:pPr>
-            <w:r>
-              <w:rPr>
-                <w:bCs/>
-                <w:sz w:val="24"/>
-                <w:szCs w:val="24"/>
-              </w:rPr>
-              <w:t>Interviewee for outreach movie for high school students to learn about scientific modeling, collaboration between Tilapia Film (Los Angeles) and scientists in the Department of Marine and Coastal Sciences at Rutgers University</w:t>
-            </w:r>
-          </w:p>
-        </w:tc>
-      </w:tr>
-      <w:tr>
-        <w:trPr>
-          <w:cantSplit/>
-          <w:trHeight w:val="422"/>
-        </w:trPr>
-        <w:tc>
-          <w:tcPr>
-            <w:tcW w:w="1800" w:type="dxa"/>
-          </w:tcPr>
-          <w:p>
-            <w:pPr>
-              <w:rPr>
-                <w:sz w:val="24"/>
-                <w:szCs w:val="24"/>
-              </w:rPr>
-            </w:pPr>
-            <w:r>
-              <w:rPr>
-                <w:sz w:val="24"/>
-                <w:szCs w:val="24"/>
-              </w:rPr>
-              <w:lastRenderedPageBreak/>
-              <w:t>2014</w:t>
-            </w:r>
-          </w:p>
-        </w:tc>
-        <w:tc>
-          <w:tcPr>
-            <w:tcW w:w="7335" w:type="dxa"/>
-          </w:tcPr>
-          <w:p>
-            <w:pPr>
-              <w:rPr>
-                <w:sz w:val="24"/>
-                <w:szCs w:val="24"/>
-              </w:rPr>
-            </w:pPr>
-            <w:r>
-              <w:rPr>
-                <w:sz w:val="24"/>
-                <w:szCs w:val="24"/>
-              </w:rPr>
-              <w:t>Demonstrator, Nautical Night at the MIT Museum</w:t>
-            </w:r>
-          </w:p>
-        </w:tc>
-      </w:tr>
-      <w:tr>
-        <w:trPr>
-          <w:cantSplit/>
-          <w:trHeight w:val="692"/>
-        </w:trPr>
-        <w:tc>
-          <w:tcPr>
-            <w:tcW w:w="1800" w:type="dxa"/>
-          </w:tcPr>
-          <w:p>
-            <w:pPr>
-              <w:rPr>
-                <w:sz w:val="24"/>
-                <w:szCs w:val="24"/>
-              </w:rPr>
-            </w:pPr>
-            <w:r>
-              <w:rPr>
-                <w:sz w:val="24"/>
-                <w:szCs w:val="24"/>
-              </w:rPr>
-              <w:t>2011-2012</w:t>
-            </w:r>
-          </w:p>
-        </w:tc>
-        <w:tc>
-          <w:tcPr>
-            <w:tcW w:w="7335" w:type="dxa"/>
-          </w:tcPr>
-          <w:p>
-            <w:pPr>
-              <w:rPr>
-                <w:sz w:val="24"/>
-                <w:szCs w:val="24"/>
-              </w:rPr>
-            </w:pPr>
-            <w:r>
-              <w:rPr>
-                <w:sz w:val="24"/>
-                <w:szCs w:val="24"/>
-              </w:rPr>
-              <w:t>STEMNET (Science, Technology and Engineering Network) Ambassador (various locations)</w:t>
-            </w:r>
-          </w:p>
-        </w:tc>
-      </w:tr>
-      <w:tr>
-        <w:trPr>
-          <w:cantSplit/>
-          <w:trHeight w:val="233"/>
-        </w:trPr>
-        <w:tc>
-          <w:tcPr>
-            <w:tcW w:w="1800" w:type="dxa"/>
-          </w:tcPr>
-          <w:p>
-            <w:pPr>
-              <w:rPr>
-                <w:sz w:val="24"/>
-                <w:szCs w:val="24"/>
-              </w:rPr>
-            </w:pPr>
-            <w:r>
-              <w:rPr>
-                <w:sz w:val="24"/>
-                <w:szCs w:val="24"/>
-              </w:rPr>
-              <w:t>2011</w:t>
-            </w:r>
-          </w:p>
-        </w:tc>
-        <w:tc>
-          <w:tcPr>
-            <w:tcW w:w="7335" w:type="dxa"/>
-          </w:tcPr>
-          <w:p>
-            <w:pPr>
-              <w:rPr>
-                <w:sz w:val="24"/>
-                <w:szCs w:val="24"/>
-              </w:rPr>
-            </w:pPr>
-            <w:r>
-              <w:rPr>
-                <w:bCs/>
-                <w:sz w:val="24"/>
-                <w:szCs w:val="24"/>
-              </w:rPr>
-              <w:t>Researcher in Residence, R</w:t>
-            </w:r>
-            <w:r>
-              <w:rPr>
-                <w:sz w:val="24"/>
-                <w:szCs w:val="24"/>
-              </w:rPr>
-              <w:t>idgeway School (now Plympton Academy), Plympton, UK</w:t>
             </w:r>
           </w:p>
         </w:tc>

--- a/cv.docx
+++ b/cv.docx
@@ -5392,6 +5392,76 @@
     <w:p>
       <w:pPr>
         <w:keepNext/>
+        <w:rPr>
+          <w:sz w:val="24"/>
+          <w:szCs w:val="24"/>
+        </w:rPr>
+      </w:pPr>
+    </w:p>
+    <w:p>
+      <w:pPr>
+        <w:rPr>
+          <w:sz w:val="24"/>
+          <w:szCs w:val="24"/>
+        </w:rPr>
+      </w:pPr>
+      <w:r>
+        <w:rPr>
+          <w:sz w:val="24"/>
+          <w:szCs w:val="24"/>
+        </w:rPr>
+        <w:t xml:space="preserve">Hambrick, K.M., </w:t>
+      </w:r>
+      <w:r>
+        <w:rPr>
+          <w:b/>
+          <w:bCs/>
+          <w:sz w:val="24"/>
+          <w:szCs w:val="24"/>
+        </w:rPr>
+        <w:t xml:space="preserve">Talmy, D.</w:t>
+      </w:r>
+      <w:r>
+        <w:rPr>
+          <w:sz w:val="24"/>
+          <w:szCs w:val="24"/>
+        </w:rPr>
+        <w:t xml:space="preserve">, Wilhelm, S.W., Zinser, E.R. Temperature histories of host and phage influences infection of </w:t>
+      </w:r>
+      <w:r>
+        <w:rPr>
+          <w:i/>
+          <w:iCs/>
+          <w:sz w:val="24"/>
+          <w:szCs w:val="24"/>
+        </w:rPr>
+        <w:t xml:space="preserve">Microcystis aeruginosa</w:t>
+      </w:r>
+      <w:r>
+        <w:rPr>
+          <w:sz w:val="24"/>
+          <w:szCs w:val="24"/>
+        </w:rPr>
+        <w:t xml:space="preserve">. ASM KY/TN Branch Meeting, Knoxville, TN, April 11</w:t>
+      </w:r>
+      <w:r>
+        <w:rPr>
+          <w:sz w:val="24"/>
+          <w:szCs w:val="24"/>
+          <w:vertAlign w:val="superscript"/>
+        </w:rPr>
+        <w:t xml:space="preserve">th</w:t>
+      </w:r>
+      <w:r>
+        <w:rPr>
+          <w:sz w:val="24"/>
+          <w:szCs w:val="24"/>
+        </w:rPr>
+        <w:t xml:space="preserve">, 2026.</w:t>
+      </w:r>
+    </w:p>
+    <w:p>
+      <w:pPr>
         <w:rPr>
           <w:sz w:val="24"/>
           <w:szCs w:val="24"/>

--- a/cv.docx
+++ b/cv.docx
@@ -148,8 +148,8 @@
         <w:tblW w:w="9231" w:type="dxa"/>
         <w:tblInd w:w="108" w:type="dxa"/>
         <w:tblCellMar>
-          <w:top w:w="28" w:type="dxa"/>
-          <w:bottom w:w="28" w:type="dxa"/>
+          <w:top w:w="130" w:type="dxa"/>
+          <w:bottom w:w="130" w:type="dxa"/>
         </w:tblCellMar>
         <w:tblLook w:val="04A0" w:firstRow="1" w:lastRow="0" w:firstColumn="1" w:lastColumn="0" w:noHBand="0" w:noVBand="1"/>
       </w:tblPr>
@@ -160,7 +160,6 @@
       <w:tr>
         <w:trPr>
           <w:cantSplit/>
-          <w:trHeight w:val="440"/>
         </w:trPr>
         <w:tc>
           <w:tcPr>
@@ -180,14 +179,6 @@
               </w:rPr>
               <w:t xml:space="preserve">2009-2013</w:t>
             </w:r>
-          </w:p>
-          <w:p>
-            <w:pPr>
-              <w:rPr>
-                <w:sz w:val="24"/>
-                <w:szCs w:val="24"/>
-              </w:rPr>
-            </w:pPr>
           </w:p>
         </w:tc>
         <w:tc>
@@ -227,26 +218,11 @@
               <w:t>School of Biological Sciences, University of Essex</w:t>
             </w:r>
           </w:p>
-          <w:p>
-            <w:pPr>
-              <w:rPr>
-                <w:sz w:val="24"/>
-                <w:szCs w:val="24"/>
-              </w:rPr>
-            </w:pPr>
-          </w:p>
         </w:tc>
       </w:tr>
       <w:tr>
-        <w:tblPrEx>
-          <w:tblCellMar>
-            <w:top w:w="0" w:type="dxa"/>
-            <w:bottom w:w="0" w:type="dxa"/>
-          </w:tblCellMar>
-        </w:tblPrEx>
         <w:trPr>
           <w:cantSplit/>
-          <w:trHeight w:val="224"/>
         </w:trPr>
         <w:tc>
           <w:tcPr>
@@ -267,14 +243,6 @@
               <w:t>2008-2009</w:t>
             </w:r>
           </w:p>
-          <w:p>
-            <w:pPr>
-              <w:rPr>
-                <w:sz w:val="24"/>
-                <w:szCs w:val="24"/>
-              </w:rPr>
-            </w:pPr>
-          </w:p>
         </w:tc>
         <w:tc>
           <w:tcPr>
@@ -311,27 +279,12 @@
               </w:rPr>
               <w:t>Departments of Biology and Mathematics, University of York</w:t>
             </w:r>
-          </w:p>
-          <w:p>
-            <w:pPr>
-              <w:rPr>
-                <w:sz w:val="24"/>
-                <w:szCs w:val="24"/>
-              </w:rPr>
-            </w:pPr>
           </w:p>
         </w:tc>
       </w:tr>
       <w:tr>
-        <w:tblPrEx>
-          <w:tblCellMar>
-            <w:top w:w="0" w:type="dxa"/>
-            <w:bottom w:w="0" w:type="dxa"/>
-          </w:tblCellMar>
-        </w:tblPrEx>
         <w:trPr>
           <w:cantSplit/>
-          <w:trHeight w:val="693"/>
         </w:trPr>
         <w:tc>
           <w:tcPr>
@@ -428,8 +381,8 @@
         <w:tblW w:w="9231" w:type="dxa"/>
         <w:tblInd w:w="108" w:type="dxa"/>
         <w:tblCellMar>
-          <w:top w:w="28" w:type="dxa"/>
-          <w:bottom w:w="28" w:type="dxa"/>
+          <w:top w:w="130" w:type="dxa"/>
+          <w:bottom w:w="130" w:type="dxa"/>
         </w:tblCellMar>
         <w:tblLook w:val="04A0" w:firstRow="1" w:lastRow="0" w:firstColumn="1" w:lastColumn="0" w:noHBand="0" w:noVBand="1"/>
       </w:tblPr>
@@ -440,7 +393,6 @@
       <w:tr>
         <w:trPr>
           <w:cantSplit/>
-          <w:trHeight w:val="935"/>
         </w:trPr>
         <w:tc>
           <w:tcPr>
@@ -505,7 +457,6 @@
       <w:tr>
         <w:trPr>
           <w:cantSplit/>
-          <w:trHeight w:val="656"/>
         </w:trPr>
         <w:tc>
           <w:tcPr>
@@ -570,7 +521,6 @@
       <w:tr>
         <w:trPr>
           <w:cantSplit/>
-          <w:trHeight w:val="935"/>
         </w:trPr>
         <w:tc>
           <w:tcPr>
@@ -635,7 +585,6 @@
       <w:tr>
         <w:trPr>
           <w:cantSplit/>
-          <w:trHeight w:val="656"/>
         </w:trPr>
         <w:tc>
           <w:tcPr>
@@ -700,7 +649,6 @@
       <w:tr>
         <w:trPr>
           <w:cantSplit/>
-          <w:trHeight w:val="935"/>
         </w:trPr>
         <w:tc>
           <w:tcPr>
@@ -720,22 +668,6 @@
               </w:rPr>
               <w:t>2016-2018</w:t>
             </w:r>
-          </w:p>
-          <w:p>
-            <w:pPr>
-              <w:rPr>
-                <w:sz w:val="24"/>
-                <w:szCs w:val="24"/>
-              </w:rPr>
-            </w:pPr>
-          </w:p>
-          <w:p>
-            <w:pPr>
-              <w:rPr>
-                <w:sz w:val="24"/>
-                <w:szCs w:val="24"/>
-              </w:rPr>
-            </w:pPr>
           </w:p>
         </w:tc>
         <w:tc>
@@ -777,15 +709,8 @@
         </w:tc>
       </w:tr>
       <w:tr>
-        <w:tblPrEx>
-          <w:tblCellMar>
-            <w:top w:w="0" w:type="dxa"/>
-            <w:bottom w:w="0" w:type="dxa"/>
-          </w:tblCellMar>
-        </w:tblPrEx>
         <w:trPr>
           <w:cantSplit/>
-          <w:trHeight w:val="972"/>
         </w:trPr>
         <w:tc>
           <w:tcPr>
@@ -805,14 +730,6 @@
               </w:rPr>
               <w:t>2013-2016</w:t>
             </w:r>
-          </w:p>
-          <w:p>
-            <w:pPr>
-              <w:rPr>
-                <w:sz w:val="24"/>
-                <w:szCs w:val="24"/>
-              </w:rPr>
-            </w:pPr>
           </w:p>
         </w:tc>
         <w:tc>
@@ -854,15 +771,8 @@
         </w:tc>
       </w:tr>
       <w:tr>
-        <w:tblPrEx>
-          <w:tblCellMar>
-            <w:top w:w="0" w:type="dxa"/>
-            <w:bottom w:w="0" w:type="dxa"/>
-          </w:tblCellMar>
-        </w:tblPrEx>
         <w:trPr>
           <w:cantSplit/>
-          <w:trHeight w:val="79"/>
         </w:trPr>
         <w:tc>
           <w:tcPr>
@@ -3566,8 +3476,8 @@
         <w:tblW w:w="8811" w:type="dxa"/>
         <w:tblInd w:w="108" w:type="dxa"/>
         <w:tblCellMar>
-          <w:top w:w="28" w:type="dxa"/>
-          <w:bottom w:w="28" w:type="dxa"/>
+          <w:top w:w="130" w:type="dxa"/>
+          <w:bottom w:w="130" w:type="dxa"/>
         </w:tblCellMar>
         <w:tblLook w:val="04A0" w:firstRow="1" w:lastRow="0" w:firstColumn="1" w:lastColumn="0" w:noHBand="0" w:noVBand="1"/>
       </w:tblPr>
@@ -3579,7 +3489,6 @@
       <w:tr>
         <w:trPr>
           <w:cantSplit/>
-          <w:trHeight w:val="1205"/>
         </w:trPr>
         <w:tc>
           <w:tcPr>
@@ -3645,7 +3554,6 @@
       <w:tr>
         <w:trPr>
           <w:cantSplit/>
-          <w:trHeight w:val="1601"/>
         </w:trPr>
         <w:tc>
           <w:tcPr>
@@ -3765,7 +3673,6 @@
       <w:tr>
         <w:trPr>
           <w:cantSplit/>
-          <w:trHeight w:val="1205"/>
         </w:trPr>
         <w:tc>
           <w:tcPr>
@@ -3869,7 +3776,6 @@
       <w:tr>
         <w:trPr>
           <w:cantSplit/>
-          <w:trHeight w:val="1241"/>
         </w:trPr>
         <w:tc>
           <w:tcPr>
@@ -3936,7 +3842,6 @@
       <w:tr>
         <w:trPr>
           <w:cantSplit/>
-          <w:trHeight w:val="1205"/>
         </w:trPr>
         <w:tc>
           <w:tcPr>
@@ -4003,7 +3908,6 @@
       <w:tr>
         <w:trPr>
           <w:cantSplit/>
-          <w:trHeight w:val="944"/>
         </w:trPr>
         <w:tc>
           <w:tcPr>
@@ -4055,7 +3959,6 @@
       <w:tr>
         <w:trPr>
           <w:cantSplit/>
-          <w:trHeight w:val="1223"/>
         </w:trPr>
         <w:tc>
           <w:tcPr>
@@ -4122,7 +4025,6 @@
       <w:tr>
         <w:trPr>
           <w:cantSplit/>
-          <w:trHeight w:val="1484"/>
         </w:trPr>
         <w:tc>
           <w:tcPr>
@@ -4189,7 +4091,6 @@
       <w:tr>
         <w:trPr>
           <w:cantSplit/>
-          <w:trHeight w:val="1466"/>
         </w:trPr>
         <w:tc>
           <w:tcPr>
@@ -4252,7 +4153,6 @@
       <w:tr>
         <w:trPr>
           <w:cantSplit/>
-          <w:trHeight w:val="359"/>
         </w:trPr>
         <w:tc>
           <w:tcPr>
@@ -4299,7 +4199,6 @@
       <w:tr>
         <w:trPr>
           <w:cantSplit/>
-          <w:trHeight w:val="386"/>
         </w:trPr>
         <w:tc>
           <w:tcPr>
@@ -4345,17 +4244,10 @@
         </w:tc>
       </w:tr>
       <w:tr>
-        <w:tblPrEx>
-          <w:tblCellMar>
-            <w:top w:w="0" w:type="dxa"/>
-            <w:bottom w:w="0" w:type="dxa"/>
-          </w:tblCellMar>
-        </w:tblPrEx>
         <w:trPr>
           <w:cantSplit/>
           <w:gridAfter w:val="1"/>
           <w:wAfter w:w="2317" w:type="dxa"/>
-          <w:trHeight w:val="269"/>
         </w:trPr>
         <w:tc>
           <w:tcPr>
@@ -7326,6 +7218,10 @@
           <w:insideH w:val="single" w:sz="4" w:space="0" w:color="auto"/>
           <w:insideV w:val="single" w:sz="4" w:space="0" w:color="auto"/>
         </w:tblBorders>
+        <w:tblCellMar>
+          <w:top w:w="130" w:type="dxa"/>
+          <w:bottom w:w="130" w:type="dxa"/>
+        </w:tblCellMar>
         <w:tblLook w:val="04A0" w:firstRow="1" w:lastRow="0" w:firstColumn="1" w:lastColumn="0" w:noHBand="0" w:noVBand="1"/>
       </w:tblPr>
       <w:tblGrid>
@@ -7335,7 +7231,6 @@
       <w:tr>
         <w:trPr>
           <w:cantSplit/>
-          <w:trHeight w:val="729"/>
         </w:trPr>
         <w:tc>
           <w:tcPr>
@@ -7393,7 +7288,6 @@
       <w:tr>
         <w:trPr>
           <w:cantSplit/>
-          <w:trHeight w:val="729"/>
         </w:trPr>
         <w:tc>
           <w:tcPr>
@@ -7451,7 +7345,6 @@
       <w:tr>
         <w:trPr>
           <w:cantSplit/>
-          <w:trHeight w:val="729"/>
         </w:trPr>
         <w:tc>
           <w:tcPr>
@@ -7509,7 +7402,6 @@
       <w:tr>
         <w:trPr>
           <w:cantSplit/>
-          <w:trHeight w:val="450"/>
         </w:trPr>
         <w:tc>
           <w:tcPr>
@@ -7570,7 +7462,6 @@
       <w:tr>
         <w:trPr>
           <w:cantSplit/>
-          <w:trHeight w:val="720"/>
         </w:trPr>
         <w:tc>
           <w:tcPr>
@@ -7643,7 +7534,6 @@
       <w:tr>
         <w:trPr>
           <w:cantSplit/>
-          <w:trHeight w:val="720"/>
         </w:trPr>
         <w:tc>
           <w:tcPr>
@@ -7701,7 +7591,6 @@
       <w:tr>
         <w:trPr>
           <w:cantSplit/>
-          <w:trHeight w:val="720"/>
         </w:trPr>
         <w:tc>
           <w:tcPr>
@@ -7774,7 +7663,6 @@
       <w:tr>
         <w:trPr>
           <w:cantSplit/>
-          <w:trHeight w:val="450"/>
         </w:trPr>
         <w:tc>
           <w:tcPr>
@@ -7848,7 +7736,6 @@
       <w:tr>
         <w:trPr>
           <w:cantSplit/>
-          <w:trHeight w:val="450"/>
         </w:trPr>
         <w:tc>
           <w:tcPr>
@@ -7921,7 +7808,6 @@
       <w:tr>
         <w:trPr>
           <w:cantSplit/>
-          <w:trHeight w:val="720"/>
         </w:trPr>
         <w:tc>
           <w:tcPr>
@@ -7994,7 +7880,6 @@
       <w:tr>
         <w:trPr>
           <w:cantSplit/>
-          <w:trHeight w:val="720"/>
         </w:trPr>
         <w:tc>
           <w:tcPr>
@@ -8052,7 +7937,6 @@
       <w:tr>
         <w:trPr>
           <w:cantSplit/>
-          <w:trHeight w:val="720"/>
         </w:trPr>
         <w:tc>
           <w:tcPr>
@@ -8110,7 +7994,6 @@
       <w:tr>
         <w:trPr>
           <w:cantSplit/>
-          <w:trHeight w:val="990"/>
         </w:trPr>
         <w:tc>
           <w:tcPr>
@@ -8168,7 +8051,6 @@
       <w:tr>
         <w:trPr>
           <w:cantSplit/>
-          <w:trHeight w:val="720"/>
         </w:trPr>
         <w:tc>
           <w:tcPr>
@@ -8226,7 +8108,6 @@
       <w:tr>
         <w:trPr>
           <w:cantSplit/>
-          <w:trHeight w:val="630"/>
         </w:trPr>
         <w:tc>
           <w:tcPr>
@@ -8282,19 +8163,8 @@
         </w:tc>
       </w:tr>
       <w:tr>
-        <w:tblPrEx>
-          <w:tblBorders>
-            <w:top w:val="none" w:sz="0" w:space="0" w:color="auto"/>
-            <w:left w:val="none" w:sz="0" w:space="0" w:color="auto"/>
-            <w:bottom w:val="none" w:sz="0" w:space="0" w:color="auto"/>
-            <w:right w:val="none" w:sz="0" w:space="0" w:color="auto"/>
-            <w:insideH w:val="none" w:sz="0" w:space="0" w:color="auto"/>
-            <w:insideV w:val="none" w:sz="0" w:space="0" w:color="auto"/>
-          </w:tblBorders>
-        </w:tblPrEx>
         <w:trPr>
           <w:cantSplit/>
-          <w:trHeight w:val="720"/>
         </w:trPr>
         <w:tc>
           <w:tcPr>
@@ -8338,19 +8208,8 @@
         </w:tc>
       </w:tr>
       <w:tr>
-        <w:tblPrEx>
-          <w:tblBorders>
-            <w:top w:val="none" w:sz="0" w:space="0" w:color="auto"/>
-            <w:left w:val="none" w:sz="0" w:space="0" w:color="auto"/>
-            <w:bottom w:val="none" w:sz="0" w:space="0" w:color="auto"/>
-            <w:right w:val="none" w:sz="0" w:space="0" w:color="auto"/>
-            <w:insideH w:val="none" w:sz="0" w:space="0" w:color="auto"/>
-            <w:insideV w:val="none" w:sz="0" w:space="0" w:color="auto"/>
-          </w:tblBorders>
-        </w:tblPrEx>
         <w:trPr>
           <w:cantSplit/>
-          <w:trHeight w:val="387"/>
         </w:trPr>
         <w:tc>
           <w:tcPr>
@@ -8394,19 +8253,8 @@
         </w:tc>
       </w:tr>
       <w:tr>
-        <w:tblPrEx>
-          <w:tblBorders>
-            <w:top w:val="none" w:sz="0" w:space="0" w:color="auto"/>
-            <w:left w:val="none" w:sz="0" w:space="0" w:color="auto"/>
-            <w:bottom w:val="none" w:sz="0" w:space="0" w:color="auto"/>
-            <w:right w:val="none" w:sz="0" w:space="0" w:color="auto"/>
-            <w:insideH w:val="none" w:sz="0" w:space="0" w:color="auto"/>
-            <w:insideV w:val="none" w:sz="0" w:space="0" w:color="auto"/>
-          </w:tblBorders>
-        </w:tblPrEx>
         <w:trPr>
           <w:cantSplit/>
-          <w:trHeight w:val="585"/>
         </w:trPr>
         <w:tc>
           <w:tcPr>
@@ -8495,6 +8343,10 @@
       <w:tblPr>
         <w:tblW w:w="9356" w:type="dxa"/>
         <w:tblInd w:w="108" w:type="dxa"/>
+        <w:tblCellMar>
+          <w:top w:w="130" w:type="dxa"/>
+          <w:bottom w:w="130" w:type="dxa"/>
+        </w:tblCellMar>
         <w:tblLook w:val="04A0" w:firstRow="1" w:lastRow="0" w:firstColumn="1" w:lastColumn="0" w:noHBand="0" w:noVBand="1"/>
       </w:tblPr>
       <w:tblGrid>
@@ -8504,7 +8356,6 @@
       <w:tr>
         <w:trPr>
           <w:cantSplit/>
-          <w:trHeight w:val="639"/>
         </w:trPr>
         <w:tc>
           <w:tcPr>
@@ -8550,7 +8401,6 @@
       <w:tr>
         <w:trPr>
           <w:cantSplit/>
-          <w:trHeight w:val="639"/>
         </w:trPr>
         <w:tc>
           <w:tcPr>
@@ -8596,7 +8446,6 @@
       <w:tr>
         <w:trPr>
           <w:cantSplit/>
-          <w:trHeight w:val="720"/>
         </w:trPr>
         <w:tc>
           <w:tcPr>
@@ -8642,7 +8491,6 @@
       <w:tr>
         <w:trPr>
           <w:cantSplit/>
-          <w:trHeight w:val="639"/>
         </w:trPr>
         <w:tc>
           <w:tcPr>
@@ -8688,7 +8536,6 @@
       <w:tr>
         <w:trPr>
           <w:cantSplit/>
-          <w:trHeight w:val="666"/>
         </w:trPr>
         <w:tc>
           <w:tcPr>
@@ -8734,7 +8581,6 @@
       <w:tr>
         <w:trPr>
           <w:cantSplit/>
-          <w:trHeight w:val="954"/>
         </w:trPr>
         <w:tc>
           <w:tcPr>
@@ -8780,7 +8626,6 @@
       <w:tr>
         <w:trPr>
           <w:cantSplit/>
-          <w:trHeight w:val="711"/>
         </w:trPr>
         <w:tc>
           <w:tcPr>
@@ -8826,7 +8671,6 @@
       <w:tr>
         <w:trPr>
           <w:cantSplit/>
-          <w:trHeight w:val="630"/>
         </w:trPr>
         <w:tc>
           <w:tcPr>
@@ -8872,7 +8716,6 @@
       <w:tr>
         <w:trPr>
           <w:cantSplit/>
-          <w:trHeight w:val="639"/>
         </w:trPr>
         <w:tc>
           <w:tcPr>
@@ -8918,7 +8761,6 @@
       <w:tr>
         <w:trPr>
           <w:cantSplit/>
-          <w:trHeight w:val="657"/>
         </w:trPr>
         <w:tc>
           <w:tcPr>
@@ -8965,7 +8807,6 @@
       <w:tr>
         <w:trPr>
           <w:cantSplit/>
-          <w:trHeight w:val="366"/>
         </w:trPr>
         <w:tc>
           <w:tcPr>
@@ -9085,6 +8926,10 @@
       <w:tblPr>
         <w:tblW w:w="9356" w:type="dxa"/>
         <w:tblInd w:w="108" w:type="dxa"/>
+        <w:tblCellMar>
+          <w:top w:w="130" w:type="dxa"/>
+          <w:bottom w:w="130" w:type="dxa"/>
+        </w:tblCellMar>
         <w:tblLook w:val="04A0" w:firstRow="1" w:lastRow="0" w:firstColumn="1" w:lastColumn="0" w:noHBand="0" w:noVBand="1"/>
       </w:tblPr>
       <w:tblGrid>
@@ -9094,7 +8939,6 @@
       <w:tr>
         <w:trPr>
           <w:cantSplit/>
-          <w:trHeight w:val="684"/>
         </w:trPr>
         <w:tc>
           <w:tcPr>
@@ -9140,7 +8984,6 @@
       <w:tr>
         <w:trPr>
           <w:cantSplit/>
-          <w:trHeight w:val="684"/>
         </w:trPr>
         <w:tc>
           <w:tcPr>
@@ -9186,7 +9029,6 @@
       <w:tr>
         <w:trPr>
           <w:cantSplit/>
-          <w:trHeight w:val="684"/>
         </w:trPr>
         <w:tc>
           <w:tcPr>
@@ -9232,7 +9074,6 @@
       <w:tr>
         <w:trPr>
           <w:cantSplit/>
-          <w:trHeight w:val="684"/>
         </w:trPr>
         <w:tc>
           <w:tcPr>
@@ -9278,7 +9119,6 @@
       <w:tr>
         <w:trPr>
           <w:cantSplit/>
-          <w:trHeight w:val="801"/>
         </w:trPr>
         <w:tc>
           <w:tcPr>
@@ -9324,7 +9164,6 @@
       <w:tr>
         <w:trPr>
           <w:cantSplit/>
-          <w:trHeight w:val="729"/>
         </w:trPr>
         <w:tc>
           <w:tcPr>
@@ -9370,7 +9209,6 @@
       <w:tr>
         <w:trPr>
           <w:cantSplit/>
-          <w:trHeight w:val="459"/>
         </w:trPr>
         <w:tc>
           <w:tcPr>
@@ -9416,7 +9254,6 @@
       <w:tr>
         <w:trPr>
           <w:cantSplit/>
-          <w:trHeight w:val="585"/>
         </w:trPr>
         <w:tc>
           <w:tcPr>
@@ -9505,6 +9342,10 @@
       <w:tblPr>
         <w:tblW w:w="9356" w:type="dxa"/>
         <w:tblInd w:w="108" w:type="dxa"/>
+        <w:tblCellMar>
+          <w:top w:w="130" w:type="dxa"/>
+          <w:bottom w:w="130" w:type="dxa"/>
+        </w:tblCellMar>
         <w:tblLook w:val="04A0" w:firstRow="1" w:lastRow="0" w:firstColumn="1" w:lastColumn="0" w:noHBand="0" w:noVBand="1"/>
       </w:tblPr>
       <w:tblGrid>
@@ -9514,7 +9355,6 @@
       <w:tr>
         <w:trPr>
           <w:cantSplit/>
-          <w:trHeight w:val="558"/>
         </w:trPr>
         <w:tc>
           <w:tcPr>
@@ -9576,7 +9416,6 @@
       <w:tr>
         <w:trPr>
           <w:cantSplit/>
-          <w:trHeight w:val="999"/>
         </w:trPr>
         <w:tc>
           <w:tcPr>
@@ -9638,7 +9477,6 @@
       <w:tr>
         <w:trPr>
           <w:cantSplit/>
-          <w:trHeight w:val="981"/>
         </w:trPr>
         <w:tc>
           <w:tcPr>
@@ -9684,7 +9522,6 @@
       <w:tr>
         <w:trPr>
           <w:cantSplit/>
-          <w:trHeight w:val="999"/>
         </w:trPr>
         <w:tc>
           <w:tcPr>
@@ -9746,7 +9583,6 @@
       <w:tr>
         <w:trPr>
           <w:cantSplit/>
-          <w:trHeight w:val="558"/>
         </w:trPr>
         <w:tc>
           <w:tcPr>
@@ -9851,6 +9687,10 @@
       <w:tblPr>
         <w:tblW w:w="9356" w:type="dxa"/>
         <w:tblInd w:w="108" w:type="dxa"/>
+        <w:tblCellMar>
+          <w:top w:w="130" w:type="dxa"/>
+          <w:bottom w:w="130" w:type="dxa"/>
+        </w:tblCellMar>
         <w:tblLook w:val="04A0" w:firstRow="1" w:lastRow="0" w:firstColumn="1" w:lastColumn="0" w:noHBand="0" w:noVBand="1"/>
       </w:tblPr>
       <w:tblGrid>
@@ -9860,7 +9700,6 @@
       <w:tr>
         <w:trPr>
           <w:cantSplit/>
-          <w:trHeight w:val="396"/>
         </w:trPr>
         <w:tc>
           <w:tcPr>
@@ -9906,7 +9745,6 @@
       <w:tr>
         <w:trPr>
           <w:cantSplit/>
-          <w:trHeight w:val="369"/>
         </w:trPr>
         <w:tc>
           <w:tcPr>
@@ -9953,7 +9791,6 @@
       <w:tr>
         <w:trPr>
           <w:cantSplit/>
-          <w:trHeight w:val="558"/>
         </w:trPr>
         <w:tc>
           <w:tcPr>
@@ -10032,6 +9869,10 @@
       <w:tblPr>
         <w:tblW w:w="9356" w:type="dxa"/>
         <w:tblInd w:w="108" w:type="dxa"/>
+        <w:tblCellMar>
+          <w:top w:w="130" w:type="dxa"/>
+          <w:bottom w:w="130" w:type="dxa"/>
+        </w:tblCellMar>
         <w:tblLook w:val="04A0" w:firstRow="1" w:lastRow="0" w:firstColumn="1" w:lastColumn="0" w:noHBand="0" w:noVBand="1"/>
       </w:tblPr>
       <w:tblGrid>
@@ -10041,7 +9882,6 @@
       <w:tr>
         <w:trPr>
           <w:cantSplit/>
-          <w:trHeight w:val="351"/>
         </w:trPr>
         <w:tc>
           <w:tcPr>
@@ -10162,8 +10002,8 @@
         <w:tblW w:w="9135" w:type="dxa"/>
         <w:tblInd w:w="108" w:type="dxa"/>
         <w:tblCellMar>
-          <w:top w:w="28" w:type="dxa"/>
-          <w:bottom w:w="28" w:type="dxa"/>
+          <w:top w:w="130" w:type="dxa"/>
+          <w:bottom w:w="130" w:type="dxa"/>
         </w:tblCellMar>
         <w:tblLook w:val="04A0" w:firstRow="1" w:lastRow="0" w:firstColumn="1" w:lastColumn="0" w:noHBand="0" w:noVBand="1"/>
       </w:tblPr>
@@ -10174,7 +10014,6 @@
       <w:tr>
         <w:trPr>
           <w:cantSplit/>
-          <w:trHeight w:val="2033"/>
         </w:trPr>
         <w:tc>
           <w:tcPr>
@@ -10502,7 +10341,6 @@
       <w:tr>
         <w:trPr>
           <w:cantSplit/>
-          <w:trHeight w:val="728"/>
         </w:trPr>
         <w:tc>
           <w:tcPr>
@@ -10550,7 +10388,6 @@
       <w:tr>
         <w:trPr>
           <w:cantSplit/>
-          <w:trHeight w:val="431"/>
         </w:trPr>
         <w:tc>
           <w:tcPr>
@@ -10597,7 +10434,6 @@
       <w:tr>
         <w:trPr>
           <w:cantSplit/>
-          <w:trHeight w:val="431"/>
         </w:trPr>
         <w:tc>
           <w:tcPr>
@@ -10644,7 +10480,6 @@
       <w:tr>
         <w:trPr>
           <w:cantSplit/>
-          <w:trHeight w:val="431"/>
         </w:trPr>
         <w:tc>
           <w:tcPr>
@@ -10706,7 +10541,6 @@
       <w:tr>
         <w:trPr>
           <w:cantSplit/>
-          <w:trHeight w:val="431"/>
         </w:trPr>
         <w:tc>
           <w:tcPr>
@@ -10768,7 +10602,6 @@
       <w:tr>
         <w:trPr>
           <w:cantSplit/>
-          <w:trHeight w:val="728"/>
         </w:trPr>
         <w:tc>
           <w:tcPr>
@@ -10833,7 +10666,6 @@
       <w:tr>
         <w:trPr>
           <w:cantSplit/>
-          <w:trHeight w:val="512"/>
         </w:trPr>
         <w:tc>
           <w:tcPr>
@@ -10881,7 +10713,6 @@
       <w:tr>
         <w:trPr>
           <w:cantSplit/>
-          <w:trHeight w:val="431"/>
         </w:trPr>
         <w:tc>
           <w:tcPr>
@@ -10973,8 +10804,8 @@
         <w:tblW w:w="9135" w:type="dxa"/>
         <w:tblInd w:w="108" w:type="dxa"/>
         <w:tblCellMar>
-          <w:top w:w="28" w:type="dxa"/>
-          <w:bottom w:w="28" w:type="dxa"/>
+          <w:top w:w="130" w:type="dxa"/>
+          <w:bottom w:w="130" w:type="dxa"/>
         </w:tblCellMar>
         <w:tblLook w:val="04A0" w:firstRow="1" w:lastRow="0" w:firstColumn="1" w:lastColumn="0" w:noHBand="0" w:noVBand="1"/>
       </w:tblPr>
@@ -10985,7 +10816,6 @@
       <w:tr>
         <w:trPr>
           <w:cantSplit/>
-          <w:trHeight w:val="431"/>
         </w:trPr>
         <w:tc>
           <w:tcPr>
@@ -11032,7 +10862,6 @@
       <w:tr>
         <w:trPr>
           <w:cantSplit/>
-          <w:trHeight w:val="431"/>
         </w:trPr>
         <w:tc>
           <w:tcPr>
@@ -11079,7 +10908,6 @@
       <w:tr>
         <w:trPr>
           <w:cantSplit/>
-          <w:trHeight w:val="431"/>
         </w:trPr>
         <w:tc>
           <w:tcPr>
@@ -11126,7 +10954,6 @@
       <w:tr>
         <w:trPr>
           <w:cantSplit/>
-          <w:trHeight w:val="431"/>
         </w:trPr>
         <w:tc>
           <w:tcPr>
@@ -11173,7 +11000,6 @@
       <w:tr>
         <w:trPr>
           <w:cantSplit/>
-          <w:trHeight w:val="431"/>
         </w:trPr>
         <w:tc>
           <w:tcPr>
@@ -11220,7 +11046,6 @@
       <w:tr>
         <w:trPr>
           <w:cantSplit/>
-          <w:trHeight w:val="431"/>
         </w:trPr>
         <w:tc>
           <w:tcPr>
@@ -11267,7 +11092,6 @@
       <w:tr>
         <w:trPr>
           <w:cantSplit/>
-          <w:trHeight w:val="431"/>
         </w:trPr>
         <w:tc>
           <w:tcPr>
@@ -11314,7 +11138,6 @@
       <w:tr>
         <w:trPr>
           <w:cantSplit/>
-          <w:trHeight w:val="431"/>
         </w:trPr>
         <w:tc>
           <w:tcPr>
@@ -11361,7 +11184,6 @@
       <w:tr>
         <w:trPr>
           <w:cantSplit/>
-          <w:trHeight w:val="728"/>
         </w:trPr>
         <w:tc>
           <w:tcPr>
@@ -11409,7 +11231,6 @@
       <w:tr>
         <w:trPr>
           <w:cantSplit/>
-          <w:trHeight w:val="728"/>
         </w:trPr>
         <w:tc>
           <w:tcPr>
@@ -11457,7 +11278,6 @@
       <w:tr>
         <w:trPr>
           <w:cantSplit/>
-          <w:trHeight w:val="674"/>
         </w:trPr>
         <w:tc>
           <w:tcPr>
@@ -11549,8 +11369,8 @@
         <w:tblW w:w="9135" w:type="dxa"/>
         <w:tblInd w:w="108" w:type="dxa"/>
         <w:tblCellMar>
-          <w:top w:w="28" w:type="dxa"/>
-          <w:bottom w:w="28" w:type="dxa"/>
+          <w:top w:w="130" w:type="dxa"/>
+          <w:bottom w:w="130" w:type="dxa"/>
         </w:tblCellMar>
         <w:tblLook w:val="04A0" w:firstRow="1" w:lastRow="0" w:firstColumn="1" w:lastColumn="0" w:noHBand="0" w:noVBand="1"/>
       </w:tblPr>
@@ -11561,7 +11381,6 @@
       <w:tr>
         <w:trPr>
           <w:cantSplit/>
-          <w:trHeight w:val="683"/>
         </w:trPr>
         <w:tc>
           <w:tcPr>
@@ -11609,7 +11428,6 @@
       <w:tr>
         <w:trPr>
           <w:cantSplit/>
-          <w:trHeight w:val="674"/>
         </w:trPr>
         <w:tc>
           <w:tcPr>

--- a/cv.docx
+++ b/cv.docx
@@ -6081,204 +6081,7 @@
     </w:p>
     <w:p>
       <w:pPr>
-        <w:rPr>
-          <w:sz w:val="24"/>
-          <w:szCs w:val="24"/>
-        </w:rPr>
-      </w:pPr>
-      <w:r>
-        <w:rPr>
-          <w:sz w:val="24"/>
-          <w:szCs w:val="24"/>
-        </w:rPr>
-        <w:t>Talmy, D., Hussain, F., Follows, M.J. The influence of viral reproduction strategies on marine microbial community dynamics. 2</w:t>
-      </w:r>
-      <w:r>
-        <w:rPr>
-          <w:sz w:val="24"/>
-          <w:szCs w:val="24"/>
-          <w:vertAlign w:val="superscript"/>
-        </w:rPr>
-        <w:t>nd</w:t>
-      </w:r>
-      <w:r>
-        <w:rPr>
-          <w:sz w:val="24"/>
-          <w:szCs w:val="24"/>
-        </w:rPr>
-        <w:t xml:space="preserve"> workshop on trait-based approaches to ocean life, New Hampshire, USA, October 5</w:t>
-      </w:r>
-      <w:r>
-        <w:rPr>
-          <w:sz w:val="24"/>
-          <w:szCs w:val="24"/>
-          <w:vertAlign w:val="superscript"/>
-        </w:rPr>
-        <w:t>th</w:t>
-      </w:r>
-      <w:r>
-        <w:rPr>
-          <w:sz w:val="24"/>
-          <w:szCs w:val="24"/>
-        </w:rPr>
-        <w:t>, 2015.</w:t>
-      </w:r>
-    </w:p>
-    <w:p>
-      <w:pPr>
-        <w:rPr>
-          <w:sz w:val="24"/>
-          <w:szCs w:val="24"/>
-        </w:rPr>
-      </w:pPr>
-    </w:p>
-    <w:p>
-      <w:pPr>
-        <w:rPr>
-          <w:sz w:val="24"/>
-          <w:szCs w:val="24"/>
-        </w:rPr>
-      </w:pPr>
-      <w:r>
-        <w:rPr>
-          <w:sz w:val="24"/>
-          <w:szCs w:val="24"/>
-        </w:rPr>
-        <w:t>Talmy, D., Hussain, F., Follows, M.J. The influence of viral reproductive strategies on marine microbial community dynamics. Aquatic Sciences Meeting, Granada, Spain, February 27</w:t>
-      </w:r>
-      <w:r>
-        <w:rPr>
-          <w:sz w:val="24"/>
-          <w:szCs w:val="24"/>
-          <w:vertAlign w:val="superscript"/>
-        </w:rPr>
-        <w:t>th</w:t>
-      </w:r>
-      <w:r>
-        <w:rPr>
-          <w:sz w:val="24"/>
-          <w:szCs w:val="24"/>
-        </w:rPr>
-        <w:t>, 2015.</w:t>
-      </w:r>
-    </w:p>
-    <w:p>
-      <w:pPr>
-        <w:rPr>
-          <w:sz w:val="24"/>
-          <w:szCs w:val="24"/>
-        </w:rPr>
-      </w:pPr>
-    </w:p>
-    <w:p>
-      <w:pPr>
-        <w:rPr>
-          <w:sz w:val="24"/>
-          <w:szCs w:val="24"/>
-        </w:rPr>
-      </w:pPr>
-      <w:r>
-        <w:rPr>
-          <w:sz w:val="24"/>
-          <w:szCs w:val="24"/>
-        </w:rPr>
-        <w:t>Talmy, D., Hardman-Mountford, N.J., Blackford, J.C., Geider, R.J. Phytoplankton photoadaptation in contrasting aquatic light regimes. Ocean Sciences Meeting, Honolulu, Hawaii, USA, February 27</w:t>
-      </w:r>
-      <w:r>
-        <w:rPr>
-          <w:sz w:val="24"/>
-          <w:szCs w:val="24"/>
-          <w:vertAlign w:val="superscript"/>
-        </w:rPr>
-        <w:t>th</w:t>
-      </w:r>
-      <w:r>
-        <w:rPr>
-          <w:sz w:val="24"/>
-          <w:szCs w:val="24"/>
-        </w:rPr>
-        <w:t>, 2014.</w:t>
-      </w:r>
-    </w:p>
-    <w:p>
-      <w:pPr>
-        <w:rPr>
-          <w:sz w:val="24"/>
-          <w:szCs w:val="24"/>
-        </w:rPr>
-      </w:pPr>
-    </w:p>
-    <w:p>
-      <w:pPr>
-        <w:rPr>
-          <w:sz w:val="24"/>
-          <w:szCs w:val="24"/>
-        </w:rPr>
-      </w:pPr>
-      <w:r>
-        <w:rPr>
-          <w:sz w:val="24"/>
-          <w:szCs w:val="24"/>
-        </w:rPr>
-        <w:t xml:space="preserve">Talmy, D., Hardman-Mountford, N.J., Blackford, J.C., Polimene, L., Hill, C.N., Follows, M.J., Geider, R.J. Phytoplankton photoadaptation in contrasting aquatic light regimes. Sack Lunch Seminar Series, Department of Earth, Atmospheric and Planetary Sciences, Massachusetts Institute of Technology, Massachusetts, USA, October 23</w:t>
-      </w:r>
-      <w:r>
-        <w:rPr>
-          <w:sz w:val="24"/>
-          <w:szCs w:val="24"/>
-          <w:vertAlign w:val="superscript"/>
-        </w:rPr>
-        <w:t>rd</w:t>
-      </w:r>
-      <w:r>
-        <w:rPr>
-          <w:sz w:val="24"/>
-          <w:szCs w:val="24"/>
-        </w:rPr>
-        <w:t>, 2013.</w:t>
-      </w:r>
-    </w:p>
-    <w:p>
-      <w:pPr>
-        <w:rPr>
-          <w:sz w:val="24"/>
-          <w:szCs w:val="24"/>
-        </w:rPr>
-      </w:pPr>
-    </w:p>
-    <w:p>
-      <w:pPr>
-        <w:rPr>
-          <w:bCs/>
-          <w:sz w:val="24"/>
-          <w:szCs w:val="24"/>
-        </w:rPr>
-      </w:pPr>
-      <w:r>
-        <w:rPr>
-          <w:sz w:val="24"/>
-          <w:szCs w:val="24"/>
-        </w:rPr>
-        <w:t xml:space="preserve">Talmy, D., Blackford, J.C., Hardman-Mountford, N.J., Geider, R.J. Adaptation to variable light determines resource allocation in phytoplankton. Ocean Sciences Meeting, Salt Lake City, Utah, USA, February 23</w:t>
-      </w:r>
-      <w:r>
-        <w:rPr>
-          <w:sz w:val="24"/>
-          <w:szCs w:val="24"/>
-          <w:vertAlign w:val="superscript"/>
-        </w:rPr>
-        <w:t xml:space="preserve">rd</w:t>
-      </w:r>
-      <w:r>
-        <w:rPr>
-          <w:sz w:val="24"/>
-          <w:szCs w:val="24"/>
-        </w:rPr>
-        <w:t xml:space="preserve">, 2012.</w:t>
-      </w:r>
-    </w:p>
-    <w:p>
-      <w:pPr>
+        <w:keepNext/>
         <w:rPr>
           <w:b/>
           <w:bCs/>
@@ -6286,104 +6089,76 @@
           <w:szCs w:val="24"/>
         </w:rPr>
       </w:pPr>
-    </w:p>
-    <w:p>
-      <w:pPr>
-        <w:rPr>
-          <w:bCs/>
-          <w:color w:val="000000"/>
-          <w:sz w:val="24"/>
-          <w:szCs w:val="24"/>
-        </w:rPr>
-      </w:pPr>
-      <w:r>
-        <w:rPr>
-          <w:sz w:val="24"/>
-          <w:szCs w:val="24"/>
-        </w:rPr>
-        <w:t xml:space="preserve">Talmy, D., Blackford, J.C., Hardman-Mountford, N.J., Geider, R.J. Modeling phytoplankton growth in non steady-state environments. Marine Sciences Seminar, Plymouth Marine Laboratory, Plymouth, UK, May 26</w:t>
-      </w:r>
-      <w:r>
-        <w:rPr>
-          <w:sz w:val="24"/>
-          <w:szCs w:val="24"/>
-          <w:vertAlign w:val="superscript"/>
-        </w:rPr>
-        <w:t xml:space="preserve">th</w:t>
-      </w:r>
-      <w:r>
-        <w:rPr>
-          <w:sz w:val="24"/>
-          <w:szCs w:val="24"/>
-        </w:rPr>
-        <w:t xml:space="preserve">, 2011.</w:t>
-      </w:r>
-    </w:p>
-    <w:p>
-      <w:pPr>
+      <w:r>
         <w:rPr>
           <w:b/>
           <w:bCs/>
           <w:sz w:val="24"/>
           <w:szCs w:val="24"/>
         </w:rPr>
-      </w:pPr>
-    </w:p>
-    <w:p>
-      <w:pPr>
-        <w:rPr>
-          <w:bCs/>
-          <w:color w:val="000000"/>
-          <w:sz w:val="24"/>
-          <w:szCs w:val="24"/>
-        </w:rPr>
-      </w:pPr>
-      <w:r>
-        <w:rPr>
-          <w:sz w:val="24"/>
-          <w:szCs w:val="24"/>
-        </w:rPr>
-        <w:t xml:space="preserve">Talmy, D., Blackford, J.C., Hardman-Mountford, N.J., Geider, R.J. Modeling phytoplankton productivity in the open ocean: including the effects of adaptation to different light regimes. Marine Science and Environmental Microbiology Seminar, University of Essex, January 26</w:t>
-      </w:r>
-      <w:r>
-        <w:rPr>
-          <w:sz w:val="24"/>
-          <w:szCs w:val="24"/>
-          <w:vertAlign w:val="superscript"/>
-        </w:rPr>
-        <w:t xml:space="preserve">th</w:t>
-      </w:r>
-      <w:r>
-        <w:rPr>
-          <w:sz w:val="24"/>
-          <w:szCs w:val="24"/>
-        </w:rPr>
-        <w:t xml:space="preserve">, 2011.</w:t>
-      </w:r>
-    </w:p>
-    <w:p>
-      <w:pPr>
+        <w:t>Poster Presentations</w:t>
+      </w:r>
+    </w:p>
+    <w:p>
+      <w:pPr>
+        <w:keepNext/>
+        <w:rPr>
+          <w:sz w:val="24"/>
+          <w:szCs w:val="24"/>
+        </w:rPr>
+      </w:pPr>
+    </w:p>
+    <w:p>
+      <w:pPr>
+        <w:keepNext/>
+        <w:rPr>
+          <w:i/>
+          <w:iCs/>
+          <w:sz w:val="24"/>
+          <w:szCs w:val="24"/>
+        </w:rPr>
+      </w:pPr>
+      <w:r>
+        <w:rPr>
+          <w:i/>
+          <w:iCs/>
+          <w:sz w:val="24"/>
+          <w:szCs w:val="24"/>
+        </w:rPr>
+        <w:t>Boldened names indicate people in my research group</w:t>
+      </w:r>
+    </w:p>
+    <w:p>
+      <w:pPr>
+        <w:keepNext/>
+        <w:rPr>
+          <w:sz w:val="24"/>
+          <w:szCs w:val="24"/>
+        </w:rPr>
+      </w:pPr>
+    </w:p>
+    <w:p>
+      <w:pPr>
+        <w:rPr>
+          <w:sz w:val="24"/>
+          <w:szCs w:val="24"/>
+        </w:rPr>
+      </w:pPr>
+      <w:r>
         <w:rPr>
           <w:b/>
           <w:bCs/>
           <w:sz w:val="24"/>
           <w:szCs w:val="24"/>
         </w:rPr>
-      </w:pPr>
-    </w:p>
-    <w:p>
-      <w:pPr>
-        <w:rPr>
-          <w:sz w:val="24"/>
-          <w:szCs w:val="24"/>
-        </w:rPr>
-      </w:pPr>
-      <w:r>
-        <w:rPr>
-          <w:sz w:val="24"/>
-          <w:szCs w:val="24"/>
-        </w:rPr>
-        <w:t xml:space="preserve">Talmy, D., Blackford, J.C., Hardman-Mountford, N.J., Geider, R.J. Optimality in phytoplankton growth models and the link with satellite data. NCEO Ocean Carbon Cycle Meeting, Plymouth, UK, July 15</w:t>
+        <w:t xml:space="preserve">Talmy, D., Carr, E.</w:t>
+      </w:r>
+      <w:r>
+        <w:rPr>
+          <w:sz w:val="24"/>
+          <w:szCs w:val="24"/>
+        </w:rPr>
+        <w:t xml:space="preserve"> Modeling community dynamics: impacts of hydrogen peroxide on marine cyanobacteria composition. BioGeoScapes / C-CoMP Modeling Workshop, Woods Hole Oceanographic Institution, Massachusetts, USA, September 10</w:t>
       </w:r>
       <w:r>
         <w:rPr>
@@ -6398,26 +6173,70 @@
           <w:sz w:val="24"/>
           <w:szCs w:val="24"/>
         </w:rPr>
-        <w:t xml:space="preserve">, 2010.</w:t>
-      </w:r>
-    </w:p>
-    <w:p>
-      <w:pPr>
-        <w:rPr>
-          <w:sz w:val="24"/>
-          <w:szCs w:val="24"/>
-        </w:rPr>
-      </w:pPr>
-    </w:p>
-    <w:p>
-      <w:pPr>
-        <w:keepNext/>
+        <w:t xml:space="preserve">, 2025.</w:t>
+      </w:r>
+    </w:p>
+    <w:p>
+      <w:pPr>
+        <w:rPr>
+          <w:sz w:val="24"/>
+          <w:szCs w:val="24"/>
+        </w:rPr>
+      </w:pPr>
+    </w:p>
+    <w:p>
+      <w:pPr>
+        <w:rPr>
+          <w:sz w:val="24"/>
+          <w:szCs w:val="24"/>
+        </w:rPr>
+      </w:pPr>
+      <w:r>
         <w:rPr>
           <w:b/>
           <w:bCs/>
           <w:sz w:val="24"/>
           <w:szCs w:val="24"/>
         </w:rPr>
+        <w:t xml:space="preserve">Talmy, D., Carr, E.</w:t>
+      </w:r>
+      <w:r>
+        <w:rPr>
+          <w:sz w:val="24"/>
+          <w:szCs w:val="24"/>
+        </w:rPr>
+        <w:t xml:space="preserve">, Weitz, J., Dutkiewicz, S. Can viral induced mortality be represented implicitly and capture marine ecological dynamics? BioGeoScapes / C-CoMP Modeling Workshop, Woods Hole Oceanographic Institution, Massachusetts, USA, September 10</w:t>
+      </w:r>
+      <w:r>
+        <w:rPr>
+          <w:sz w:val="24"/>
+          <w:szCs w:val="24"/>
+          <w:vertAlign w:val="superscript"/>
+        </w:rPr>
+        <w:t xml:space="preserve">th</w:t>
+      </w:r>
+      <w:r>
+        <w:rPr>
+          <w:sz w:val="24"/>
+          <w:szCs w:val="24"/>
+        </w:rPr>
+        <w:t xml:space="preserve">, 2025.</w:t>
+      </w:r>
+    </w:p>
+    <w:p>
+      <w:pPr>
+        <w:rPr>
+          <w:sz w:val="24"/>
+          <w:szCs w:val="24"/>
+        </w:rPr>
+      </w:pPr>
+    </w:p>
+    <w:p>
+      <w:pPr>
+        <w:rPr>
+          <w:sz w:val="24"/>
+          <w:szCs w:val="24"/>
+        </w:rPr>
       </w:pPr>
       <w:r>
         <w:rPr>
@@ -6426,41 +6245,103 @@
           <w:sz w:val="24"/>
           <w:szCs w:val="24"/>
         </w:rPr>
-        <w:t>Poster Presentations</w:t>
-      </w:r>
-    </w:p>
-    <w:p>
-      <w:pPr>
-        <w:keepNext/>
-        <w:rPr>
-          <w:sz w:val="24"/>
-          <w:szCs w:val="24"/>
-        </w:rPr>
-      </w:pPr>
-    </w:p>
-    <w:p>
-      <w:pPr>
-        <w:keepNext/>
+        <w:t>Talmy, D., Carr, E.</w:t>
+      </w:r>
+      <w:r>
+        <w:rPr>
+          <w:sz w:val="24"/>
+          <w:szCs w:val="24"/>
+        </w:rPr>
+        <w:t xml:space="preserve">, Dutkiewicz, S., Weitz, J. Can viral induced mortality be represented implicitly and capture marine ecological dynamics? ASLO Aquatic Sciences Meeting, Charlotte, NC, USA, March 27</w:t>
+      </w:r>
+      <w:r>
+        <w:rPr>
+          <w:sz w:val="24"/>
+          <w:szCs w:val="24"/>
+          <w:vertAlign w:val="superscript"/>
+        </w:rPr>
+        <w:t>th</w:t>
+      </w:r>
+      <w:r>
+        <w:rPr>
+          <w:sz w:val="24"/>
+          <w:szCs w:val="24"/>
+        </w:rPr>
+        <w:t xml:space="preserve">, 2025.</w:t>
+      </w:r>
+    </w:p>
+    <w:p>
+      <w:pPr>
+        <w:rPr>
+          <w:sz w:val="24"/>
+          <w:szCs w:val="24"/>
+        </w:rPr>
+      </w:pPr>
+    </w:p>
+    <w:p>
+      <w:pPr>
+        <w:rPr>
+          <w:sz w:val="24"/>
+          <w:szCs w:val="24"/>
+        </w:rPr>
+      </w:pPr>
+      <w:r>
+        <w:rPr>
+          <w:sz w:val="24"/>
+          <w:szCs w:val="24"/>
+        </w:rPr>
+        <w:t xml:space="preserve">Hambrick, K.M., Smith, L.E., Martin, R.M., Stark, G.F., </w:t>
+      </w:r>
+      <w:r>
+        <w:rPr>
+          <w:b/>
+          <w:bCs/>
+          <w:sz w:val="24"/>
+          <w:szCs w:val="24"/>
+        </w:rPr>
+        <w:t>Talmy, D.,</w:t>
+      </w:r>
+      <w:r>
+        <w:rPr>
+          <w:sz w:val="24"/>
+          <w:szCs w:val="24"/>
+        </w:rPr>
+        <w:t xml:space="preserve"> Wilhelm, S.W., Zinser, E.R. Temperature correlates with phage resistance in </w:t>
+      </w:r>
+      <w:r>
         <w:rPr>
           <w:i/>
           <w:iCs/>
           <w:sz w:val="24"/>
           <w:szCs w:val="24"/>
         </w:rPr>
-      </w:pPr>
-      <w:r>
-        <w:rPr>
-          <w:i/>
-          <w:iCs/>
-          <w:sz w:val="24"/>
-          <w:szCs w:val="24"/>
-        </w:rPr>
-        <w:t>Boldened names indicate people in my research group</w:t>
-      </w:r>
-    </w:p>
-    <w:p>
-      <w:pPr>
-        <w:keepNext/>
+        <w:t>Microcystis aeruginosa</w:t>
+      </w:r>
+      <w:r>
+        <w:rPr>
+          <w:sz w:val="24"/>
+          <w:szCs w:val="24"/>
+        </w:rPr>
+        <w:t xml:space="preserve"> NIES-298. ASLO Aquatic Sciences Meeting, Charlotte, NC, USA, March 27</w:t>
+      </w:r>
+      <w:r>
+        <w:rPr>
+          <w:sz w:val="24"/>
+          <w:szCs w:val="24"/>
+          <w:vertAlign w:val="superscript"/>
+        </w:rPr>
+        <w:t>th</w:t>
+      </w:r>
+      <w:r>
+        <w:rPr>
+          <w:sz w:val="24"/>
+          <w:szCs w:val="24"/>
+        </w:rPr>
+        <w:t xml:space="preserve">, 2025.</w:t>
+      </w:r>
+    </w:p>
+    <w:p>
+      <w:pPr>
         <w:rPr>
           <w:sz w:val="24"/>
           <w:szCs w:val="24"/>
@@ -6481,14 +6362,14 @@
           <w:sz w:val="24"/>
           <w:szCs w:val="24"/>
         </w:rPr>
-        <w:t xml:space="preserve">Talmy, D., Carr, E.</w:t>
-      </w:r>
-      <w:r>
-        <w:rPr>
-          <w:sz w:val="24"/>
-          <w:szCs w:val="24"/>
-        </w:rPr>
-        <w:t xml:space="preserve"> Modeling community dynamics: impacts of hydrogen peroxide on marine cyanobacteria composition. BioGeoScapes / C-CoMP Modeling Workshop, Woods Hole Oceanographic Institution, Massachusetts, USA, September 10</w:t>
+        <w:t xml:space="preserve">Carr, E., Rajakaruna, H., Talmy, D.</w:t>
+      </w:r>
+      <w:r>
+        <w:rPr>
+          <w:sz w:val="24"/>
+          <w:szCs w:val="24"/>
+        </w:rPr>
+        <w:t xml:space="preserve"> On the influence of mortality on microbial predator-prey relationships in the surface ocean. 5</w:t>
       </w:r>
       <w:r>
         <w:rPr>
@@ -6503,7 +6384,22 @@
           <w:sz w:val="24"/>
           <w:szCs w:val="24"/>
         </w:rPr>
-        <w:t xml:space="preserve">, 2025.</w:t>
+        <w:t xml:space="preserve"> workshop on trait-based approaches to ocean life, Knoxville, TN, January 27</w:t>
+      </w:r>
+      <w:r>
+        <w:rPr>
+          <w:sz w:val="24"/>
+          <w:szCs w:val="24"/>
+          <w:vertAlign w:val="superscript"/>
+        </w:rPr>
+        <w:t xml:space="preserve">th</w:t>
+      </w:r>
+      <w:r>
+        <w:rPr>
+          <w:sz w:val="24"/>
+          <w:szCs w:val="24"/>
+        </w:rPr>
+        <w:t xml:space="preserve">, 2022.</w:t>
       </w:r>
     </w:p>
     <w:p>
@@ -6528,46 +6424,15 @@
           <w:sz w:val="24"/>
           <w:szCs w:val="24"/>
         </w:rPr>
-        <w:t xml:space="preserve">Talmy, D., Carr, E.</w:t>
-      </w:r>
-      <w:r>
-        <w:rPr>
-          <w:sz w:val="24"/>
-          <w:szCs w:val="24"/>
-        </w:rPr>
-        <w:t xml:space="preserve">, Weitz, J., Dutkiewicz, S. Can viral induced mortality be represented implicitly and capture marine ecological dynamics? BioGeoScapes / C-CoMP Modeling Workshop, Woods Hole Oceanographic Institution, Massachusetts, USA, September 10</w:t>
-      </w:r>
-      <w:r>
-        <w:rPr>
-          <w:sz w:val="24"/>
-          <w:szCs w:val="24"/>
-          <w:vertAlign w:val="superscript"/>
-        </w:rPr>
-        <w:t xml:space="preserve">th</w:t>
-      </w:r>
-      <w:r>
-        <w:rPr>
-          <w:sz w:val="24"/>
-          <w:szCs w:val="24"/>
-        </w:rPr>
-        <w:t xml:space="preserve">, 2025.</w:t>
-      </w:r>
-    </w:p>
-    <w:p>
-      <w:pPr>
-        <w:rPr>
-          <w:sz w:val="24"/>
-          <w:szCs w:val="24"/>
-        </w:rPr>
-      </w:pPr>
-    </w:p>
-    <w:p>
-      <w:pPr>
-        <w:rPr>
-          <w:sz w:val="24"/>
-          <w:szCs w:val="24"/>
-        </w:rPr>
-      </w:pPr>
+        <w:t xml:space="preserve">McCullough, D.K.</w:t>
+      </w:r>
+      <w:r>
+        <w:rPr>
+          <w:sz w:val="24"/>
+          <w:szCs w:val="24"/>
+        </w:rPr>
+        <w:t xml:space="preserve">, Calfee, B., Zinser, E.R., </w:t>
+      </w:r>
       <w:r>
         <w:rPr>
           <w:b/>
@@ -6575,14 +6440,14 @@
           <w:sz w:val="24"/>
           <w:szCs w:val="24"/>
         </w:rPr>
-        <w:t>Talmy, D., Carr, E.</w:t>
-      </w:r>
-      <w:r>
-        <w:rPr>
-          <w:sz w:val="24"/>
-          <w:szCs w:val="24"/>
-        </w:rPr>
-        <w:t xml:space="preserve">, Dutkiewicz, S., Weitz, J. Can viral induced mortality be represented implicitly and capture marine ecological dynamics? ASLO Aquatic Sciences Meeting, Charlotte, NC, USA, March 27</w:t>
+        <w:t xml:space="preserve">Talmy, D.</w:t>
+      </w:r>
+      <w:r>
+        <w:rPr>
+          <w:sz w:val="24"/>
+          <w:szCs w:val="24"/>
+        </w:rPr>
+        <w:t xml:space="preserve"> Toward a general model of the effects of exogenous reactive oxygen on bacterial community dynamics. 5</w:t>
       </w:r>
       <w:r>
         <w:rPr>
@@ -6590,38 +6455,46 @@
           <w:szCs w:val="24"/>
           <w:vertAlign w:val="superscript"/>
         </w:rPr>
-        <w:t>th</w:t>
-      </w:r>
-      <w:r>
-        <w:rPr>
-          <w:sz w:val="24"/>
-          <w:szCs w:val="24"/>
-        </w:rPr>
-        <w:t xml:space="preserve">, 2025.</w:t>
-      </w:r>
-    </w:p>
-    <w:p>
-      <w:pPr>
-        <w:rPr>
-          <w:sz w:val="24"/>
-          <w:szCs w:val="24"/>
-        </w:rPr>
-      </w:pPr>
-    </w:p>
-    <w:p>
-      <w:pPr>
-        <w:rPr>
-          <w:sz w:val="24"/>
-          <w:szCs w:val="24"/>
-        </w:rPr>
-      </w:pPr>
-      <w:r>
-        <w:rPr>
-          <w:sz w:val="24"/>
-          <w:szCs w:val="24"/>
-        </w:rPr>
-        <w:t xml:space="preserve">Hambrick, K.M., Smith, L.E., Martin, R.M., Stark, G.F., </w:t>
-      </w:r>
+        <w:t xml:space="preserve">th</w:t>
+      </w:r>
+      <w:r>
+        <w:rPr>
+          <w:sz w:val="24"/>
+          <w:szCs w:val="24"/>
+        </w:rPr>
+        <w:t xml:space="preserve"> workshop on trait-based approaches to ocean life, Knoxville, TN, January 27</w:t>
+      </w:r>
+      <w:r>
+        <w:rPr>
+          <w:sz w:val="24"/>
+          <w:szCs w:val="24"/>
+          <w:vertAlign w:val="superscript"/>
+        </w:rPr>
+        <w:t xml:space="preserve">th</w:t>
+      </w:r>
+      <w:r>
+        <w:rPr>
+          <w:sz w:val="24"/>
+          <w:szCs w:val="24"/>
+        </w:rPr>
+        <w:t xml:space="preserve">, 2022.</w:t>
+      </w:r>
+    </w:p>
+    <w:p>
+      <w:pPr>
+        <w:rPr>
+          <w:sz w:val="24"/>
+          <w:szCs w:val="24"/>
+        </w:rPr>
+      </w:pPr>
+    </w:p>
+    <w:p>
+      <w:pPr>
+        <w:rPr>
+          <w:sz w:val="24"/>
+          <w:szCs w:val="24"/>
+        </w:rPr>
+      </w:pPr>
       <w:r>
         <w:rPr>
           <w:b/>
@@ -6629,62 +6502,15 @@
           <w:sz w:val="24"/>
           <w:szCs w:val="24"/>
         </w:rPr>
-        <w:t>Talmy, D.,</w:t>
-      </w:r>
-      <w:r>
-        <w:rPr>
-          <w:sz w:val="24"/>
-          <w:szCs w:val="24"/>
-        </w:rPr>
-        <w:t xml:space="preserve"> Wilhelm, S.W., Zinser, E.R. Temperature correlates with phage resistance in </w:t>
-      </w:r>
-      <w:r>
-        <w:rPr>
-          <w:i/>
-          <w:iCs/>
-          <w:sz w:val="24"/>
-          <w:szCs w:val="24"/>
-        </w:rPr>
-        <w:t>Microcystis aeruginosa</w:t>
-      </w:r>
-      <w:r>
-        <w:rPr>
-          <w:sz w:val="24"/>
-          <w:szCs w:val="24"/>
-        </w:rPr>
-        <w:t xml:space="preserve"> NIES-298. ASLO Aquatic Sciences Meeting, Charlotte, NC, USA, March 27</w:t>
-      </w:r>
-      <w:r>
-        <w:rPr>
-          <w:sz w:val="24"/>
-          <w:szCs w:val="24"/>
-          <w:vertAlign w:val="superscript"/>
-        </w:rPr>
-        <w:t>th</w:t>
-      </w:r>
-      <w:r>
-        <w:rPr>
-          <w:sz w:val="24"/>
-          <w:szCs w:val="24"/>
-        </w:rPr>
-        <w:t xml:space="preserve">, 2025.</w:t>
-      </w:r>
-    </w:p>
-    <w:p>
-      <w:pPr>
-        <w:rPr>
-          <w:sz w:val="24"/>
-          <w:szCs w:val="24"/>
-        </w:rPr>
-      </w:pPr>
-    </w:p>
-    <w:p>
-      <w:pPr>
-        <w:rPr>
-          <w:sz w:val="24"/>
-          <w:szCs w:val="24"/>
-        </w:rPr>
-      </w:pPr>
+        <w:t xml:space="preserve">Rajakaruna, H.</w:t>
+      </w:r>
+      <w:r>
+        <w:rPr>
+          <w:sz w:val="24"/>
+          <w:szCs w:val="24"/>
+        </w:rPr>
+        <w:t xml:space="preserve">, Omta, A.W., </w:t>
+      </w:r>
       <w:r>
         <w:rPr>
           <w:b/>
@@ -6692,14 +6518,14 @@
           <w:sz w:val="24"/>
           <w:szCs w:val="24"/>
         </w:rPr>
-        <w:t xml:space="preserve">Carr, E., Rajakaruna, H., Talmy, D.</w:t>
-      </w:r>
-      <w:r>
-        <w:rPr>
-          <w:sz w:val="24"/>
-          <w:szCs w:val="24"/>
-        </w:rPr>
-        <w:t xml:space="preserve"> On the influence of mortality on microbial predator-prey relationships in the surface ocean. 5</w:t>
+        <w:t xml:space="preserve">Carr, E., Talmy, D.</w:t>
+      </w:r>
+      <w:r>
+        <w:rPr>
+          <w:sz w:val="24"/>
+          <w:szCs w:val="24"/>
+        </w:rPr>
+        <w:t xml:space="preserve"> The power-law biomass scaling relationship in natural microbial ecosystems. 5</w:t>
       </w:r>
       <w:r>
         <w:rPr>
@@ -6777,7 +6603,7 @@
           <w:sz w:val="24"/>
           <w:szCs w:val="24"/>
         </w:rPr>
-        <w:t xml:space="preserve"> Toward a general model of the effects of exogenous reactive oxygen on bacterial community dynamics. 5</w:t>
+        <w:t xml:space="preserve"> Connecting hydrogen peroxide damage and nutrient limitation controls on marine cyanobacterial growth. 4</w:t>
       </w:r>
       <w:r>
         <w:rPr>
@@ -6792,7 +6618,7 @@
           <w:sz w:val="24"/>
           <w:szCs w:val="24"/>
         </w:rPr>
-        <w:t xml:space="preserve"> workshop on trait-based approaches to ocean life, Knoxville, TN, January 27</w:t>
+        <w:t xml:space="preserve"> workshop on trait-based approaches to ocean life, Buckinghamshire, UK, August 19</w:t>
       </w:r>
       <w:r>
         <w:rPr>
@@ -6807,7 +6633,7 @@
           <w:sz w:val="24"/>
           <w:szCs w:val="24"/>
         </w:rPr>
-        <w:t xml:space="preserve">, 2022.</w:t>
+        <w:t xml:space="preserve">, 2019.</w:t>
       </w:r>
     </w:p>
     <w:p>
@@ -6832,14 +6658,14 @@
           <w:sz w:val="24"/>
           <w:szCs w:val="24"/>
         </w:rPr>
-        <w:t xml:space="preserve">Rajakaruna, H.</w:t>
-      </w:r>
-      <w:r>
-        <w:rPr>
-          <w:sz w:val="24"/>
-          <w:szCs w:val="24"/>
-        </w:rPr>
-        <w:t xml:space="preserve">, Omta, A.W., </w:t>
+        <w:t xml:space="preserve">Papoulis, S.E.</w:t>
+      </w:r>
+      <w:r>
+        <w:rPr>
+          <w:sz w:val="24"/>
+          <w:szCs w:val="24"/>
+        </w:rPr>
+        <w:t xml:space="preserve">, Wilhelm, S.W., </w:t>
       </w:r>
       <w:r>
         <w:rPr>
@@ -6848,14 +6674,14 @@
           <w:sz w:val="24"/>
           <w:szCs w:val="24"/>
         </w:rPr>
-        <w:t xml:space="preserve">Carr, E., Talmy, D.</w:t>
-      </w:r>
-      <w:r>
-        <w:rPr>
-          <w:sz w:val="24"/>
-          <w:szCs w:val="24"/>
-        </w:rPr>
-        <w:t xml:space="preserve"> The power-law biomass scaling relationship in natural microbial ecosystems. 5</w:t>
+        <w:t xml:space="preserve">Talmy, D.</w:t>
+      </w:r>
+      <w:r>
+        <w:rPr>
+          <w:sz w:val="24"/>
+          <w:szCs w:val="24"/>
+        </w:rPr>
+        <w:t xml:space="preserve">, Zinser, E.R. Environmental nutrients explain the distribution of restriction modification systems in prokaryotic genomes. 4</w:t>
       </w:r>
       <w:r>
         <w:rPr>
@@ -6870,7 +6696,7 @@
           <w:sz w:val="24"/>
           <w:szCs w:val="24"/>
         </w:rPr>
-        <w:t xml:space="preserve"> workshop on trait-based approaches to ocean life, Knoxville, TN, January 27</w:t>
+        <w:t xml:space="preserve"> workshop on trait-based approaches to ocean life, Buckinghamshire, UK, August 20</w:t>
       </w:r>
       <w:r>
         <w:rPr>
@@ -6885,55 +6711,31 @@
           <w:sz w:val="24"/>
           <w:szCs w:val="24"/>
         </w:rPr>
-        <w:t xml:space="preserve">, 2022.</w:t>
-      </w:r>
-    </w:p>
-    <w:p>
-      <w:pPr>
-        <w:rPr>
-          <w:sz w:val="24"/>
-          <w:szCs w:val="24"/>
-        </w:rPr>
-      </w:pPr>
-    </w:p>
-    <w:p>
-      <w:pPr>
-        <w:rPr>
-          <w:sz w:val="24"/>
-          <w:szCs w:val="24"/>
-        </w:rPr>
-      </w:pPr>
-      <w:r>
+        <w:t xml:space="preserve">, 2019.</w:t>
+      </w:r>
+    </w:p>
+    <w:p>
+      <w:pPr>
         <w:rPr>
           <w:b/>
-          <w:bCs/>
-          <w:sz w:val="24"/>
-          <w:szCs w:val="24"/>
-        </w:rPr>
-        <w:t xml:space="preserve">McCullough, D.K.</w:t>
-      </w:r>
-      <w:r>
-        <w:rPr>
-          <w:sz w:val="24"/>
-          <w:szCs w:val="24"/>
-        </w:rPr>
-        <w:t xml:space="preserve">, Calfee, B., Zinser, E.R., </w:t>
-      </w:r>
-      <w:r>
-        <w:rPr>
-          <w:b/>
-          <w:bCs/>
-          <w:sz w:val="24"/>
-          <w:szCs w:val="24"/>
-        </w:rPr>
-        <w:t xml:space="preserve">Talmy, D.</w:t>
-      </w:r>
-      <w:r>
-        <w:rPr>
-          <w:sz w:val="24"/>
-          <w:szCs w:val="24"/>
-        </w:rPr>
-        <w:t xml:space="preserve"> Connecting hydrogen peroxide damage and nutrient limitation controls on marine cyanobacterial growth. 4</w:t>
+          <w:sz w:val="24"/>
+          <w:szCs w:val="24"/>
+        </w:rPr>
+      </w:pPr>
+    </w:p>
+    <w:p>
+      <w:pPr>
+        <w:rPr>
+          <w:sz w:val="24"/>
+          <w:szCs w:val="24"/>
+        </w:rPr>
+      </w:pPr>
+      <w:r>
+        <w:rPr>
+          <w:sz w:val="24"/>
+          <w:szCs w:val="24"/>
+        </w:rPr>
+        <w:t>Talmy, D., Follett, C.L., Follows, M.J. Viral regulation of dissolved organic matter elemental composition. Viruses of Microbes Meeting, Liverpool, UK, July 19</w:t>
       </w:r>
       <w:r>
         <w:rPr>
@@ -6941,138 +6743,6 @@
           <w:szCs w:val="24"/>
           <w:vertAlign w:val="superscript"/>
         </w:rPr>
-        <w:t xml:space="preserve">th</w:t>
-      </w:r>
-      <w:r>
-        <w:rPr>
-          <w:sz w:val="24"/>
-          <w:szCs w:val="24"/>
-        </w:rPr>
-        <w:t xml:space="preserve"> workshop on trait-based approaches to ocean life, Buckinghamshire, UK, August 19</w:t>
-      </w:r>
-      <w:r>
-        <w:rPr>
-          <w:sz w:val="24"/>
-          <w:szCs w:val="24"/>
-          <w:vertAlign w:val="superscript"/>
-        </w:rPr>
-        <w:t xml:space="preserve">th</w:t>
-      </w:r>
-      <w:r>
-        <w:rPr>
-          <w:sz w:val="24"/>
-          <w:szCs w:val="24"/>
-        </w:rPr>
-        <w:t xml:space="preserve">, 2019.</w:t>
-      </w:r>
-    </w:p>
-    <w:p>
-      <w:pPr>
-        <w:rPr>
-          <w:sz w:val="24"/>
-          <w:szCs w:val="24"/>
-        </w:rPr>
-      </w:pPr>
-    </w:p>
-    <w:p>
-      <w:pPr>
-        <w:rPr>
-          <w:sz w:val="24"/>
-          <w:szCs w:val="24"/>
-        </w:rPr>
-      </w:pPr>
-      <w:r>
-        <w:rPr>
-          <w:b/>
-          <w:bCs/>
-          <w:sz w:val="24"/>
-          <w:szCs w:val="24"/>
-        </w:rPr>
-        <w:t xml:space="preserve">Papoulis, S.E.</w:t>
-      </w:r>
-      <w:r>
-        <w:rPr>
-          <w:sz w:val="24"/>
-          <w:szCs w:val="24"/>
-        </w:rPr>
-        <w:t xml:space="preserve">, Wilhelm, S.W., </w:t>
-      </w:r>
-      <w:r>
-        <w:rPr>
-          <w:b/>
-          <w:bCs/>
-          <w:sz w:val="24"/>
-          <w:szCs w:val="24"/>
-        </w:rPr>
-        <w:t xml:space="preserve">Talmy, D.</w:t>
-      </w:r>
-      <w:r>
-        <w:rPr>
-          <w:sz w:val="24"/>
-          <w:szCs w:val="24"/>
-        </w:rPr>
-        <w:t xml:space="preserve">, Zinser, E.R. Environmental nutrients explain the distribution of restriction modification systems in prokaryotic genomes. 4</w:t>
-      </w:r>
-      <w:r>
-        <w:rPr>
-          <w:sz w:val="24"/>
-          <w:szCs w:val="24"/>
-          <w:vertAlign w:val="superscript"/>
-        </w:rPr>
-        <w:t xml:space="preserve">th</w:t>
-      </w:r>
-      <w:r>
-        <w:rPr>
-          <w:sz w:val="24"/>
-          <w:szCs w:val="24"/>
-        </w:rPr>
-        <w:t xml:space="preserve"> workshop on trait-based approaches to ocean life, Buckinghamshire, UK, August 20</w:t>
-      </w:r>
-      <w:r>
-        <w:rPr>
-          <w:sz w:val="24"/>
-          <w:szCs w:val="24"/>
-          <w:vertAlign w:val="superscript"/>
-        </w:rPr>
-        <w:t xml:space="preserve">th</w:t>
-      </w:r>
-      <w:r>
-        <w:rPr>
-          <w:sz w:val="24"/>
-          <w:szCs w:val="24"/>
-        </w:rPr>
-        <w:t xml:space="preserve">, 2019.</w:t>
-      </w:r>
-    </w:p>
-    <w:p>
-      <w:pPr>
-        <w:rPr>
-          <w:b/>
-          <w:sz w:val="24"/>
-          <w:szCs w:val="24"/>
-        </w:rPr>
-      </w:pPr>
-    </w:p>
-    <w:p>
-      <w:pPr>
-        <w:rPr>
-          <w:sz w:val="24"/>
-          <w:szCs w:val="24"/>
-        </w:rPr>
-      </w:pPr>
-      <w:r>
-        <w:rPr>
-          <w:sz w:val="24"/>
-          <w:szCs w:val="24"/>
-        </w:rPr>
-        <w:t>Talmy, D., Follett, C.L., Follows, M.J. Viral regulation of dissolved organic matter elemental composition. Viruses of Microbes Meeting, Liverpool, UK, July 19</w:t>
-      </w:r>
-      <w:r>
-        <w:rPr>
-          <w:sz w:val="24"/>
-          <w:szCs w:val="24"/>
-          <w:vertAlign w:val="superscript"/>
-        </w:rPr>
         <w:t>th</w:t>
       </w:r>
       <w:r>
@@ -7086,90 +6756,6 @@
     <w:p>
       <w:pPr>
         <w:rPr>
-          <w:sz w:val="24"/>
-          <w:szCs w:val="24"/>
-        </w:rPr>
-      </w:pPr>
-    </w:p>
-    <w:p>
-      <w:pPr>
-        <w:rPr>
-          <w:bCs/>
-          <w:color w:val="000000"/>
-          <w:sz w:val="24"/>
-          <w:szCs w:val="24"/>
-        </w:rPr>
-      </w:pPr>
-      <w:r>
-        <w:rPr>
-          <w:sz w:val="24"/>
-          <w:szCs w:val="24"/>
-        </w:rPr>
-        <w:t xml:space="preserve">Talmy, D., Blackford, J.C., Hardman-Mountford, N.J., Geider, R.J. Phytoplankton optimal resource allocation in response to variable light intensity. Advances in Marine Ecosystem Modelling Research (AMEMR) Symposium, Plymouth, UK, June 28</w:t>
-      </w:r>
-      <w:r>
-        <w:rPr>
-          <w:sz w:val="24"/>
-          <w:szCs w:val="24"/>
-          <w:vertAlign w:val="superscript"/>
-        </w:rPr>
-        <w:t xml:space="preserve">th</w:t>
-      </w:r>
-      <w:r>
-        <w:rPr>
-          <w:sz w:val="24"/>
-          <w:szCs w:val="24"/>
-        </w:rPr>
-        <w:t xml:space="preserve">, 2011.</w:t>
-      </w:r>
-    </w:p>
-    <w:p>
-      <w:pPr>
-        <w:rPr>
-          <w:b/>
-          <w:bCs/>
-          <w:sz w:val="24"/>
-          <w:szCs w:val="24"/>
-        </w:rPr>
-      </w:pPr>
-    </w:p>
-    <w:p>
-      <w:pPr>
-        <w:rPr>
-          <w:bCs/>
-          <w:color w:val="000000"/>
-          <w:sz w:val="24"/>
-          <w:szCs w:val="24"/>
-        </w:rPr>
-      </w:pPr>
-      <w:r>
-        <w:rPr>
-          <w:sz w:val="24"/>
-          <w:szCs w:val="24"/>
-        </w:rPr>
-        <w:t xml:space="preserve">Talmy, D., Blackford, J.C., Hardman-Mountford, N.J., Geider, R.J. Optimality in phytoplankton growth models and the link with satellite data. Advanced School on Complexity, Adaptation and Emergence in Marine Ecosystems, Trieste, Italy, October 21</w:t>
-      </w:r>
-      <w:r>
-        <w:rPr>
-          <w:sz w:val="24"/>
-          <w:szCs w:val="24"/>
-          <w:vertAlign w:val="superscript"/>
-        </w:rPr>
-        <w:t xml:space="preserve">st</w:t>
-      </w:r>
-      <w:r>
-        <w:rPr>
-          <w:sz w:val="24"/>
-          <w:szCs w:val="24"/>
-        </w:rPr>
-        <w:t xml:space="preserve">, 2010.</w:t>
-      </w:r>
-    </w:p>
-    <w:p>
-      <w:pPr>
-        <w:rPr>
-          <w:bCs/>
-          <w:color w:val="000000"/>
           <w:sz w:val="24"/>
           <w:szCs w:val="24"/>
         </w:rPr>

--- a/cv.docx
+++ b/cv.docx
@@ -945,7 +945,7 @@
           <w:sz w:val="24"/>
           <w:szCs w:val="24"/>
         </w:rPr>
-        <w:t>Boldened names indicate people in my research group</w:t>
+        <w:t xml:space="preserve">Underlined names indicate trainees in my research group</w:t>
       </w:r>
     </w:p>
     <w:p>
@@ -1064,10 +1064,9 @@
       </w:r>
       <w:r>
         <w:rPr>
-          <w:b/>
-          <w:bCs/>
-          <w:sz w:val="24"/>
-          <w:szCs w:val="24"/>
+          <w:sz w:val="24"/>
+          <w:szCs w:val="24"/>
+          <w:u w:val="single"/>
         </w:rPr>
         <w:t xml:space="preserve">Carr, E.</w:t>
       </w:r>
@@ -1140,12 +1139,27 @@
       </w:pPr>
       <w:r>
         <w:rPr>
+          <w:sz w:val="24"/>
+          <w:szCs w:val="24"/>
+          <w:u w:val="single"/>
+        </w:rPr>
+        <w:t xml:space="preserve">McCullough, D.K.</w:t>
+      </w:r>
+      <w:r>
+        <w:rPr>
+          <w:sz w:val="24"/>
+          <w:szCs w:val="24"/>
+        </w:rPr>
+        <w:t xml:space="preserve">, </w:t>
+      </w:r>
+      <w:r>
+        <w:rPr>
           <w:b/>
           <w:bCs/>
           <w:sz w:val="24"/>
           <w:szCs w:val="24"/>
         </w:rPr>
-        <w:t xml:space="preserve">McCullough, D.K., Talmy, D.</w:t>
+        <w:t xml:space="preserve">Talmy, D.</w:t>
       </w:r>
       <w:r>
         <w:rPr>
@@ -1207,10 +1221,9 @@
       </w:r>
       <w:r>
         <w:rPr>
-          <w:b/>
-          <w:bCs/>
-          <w:sz w:val="24"/>
-          <w:szCs w:val="24"/>
+          <w:sz w:val="24"/>
+          <w:szCs w:val="24"/>
+          <w:u w:val="single"/>
         </w:rPr>
         <w:t xml:space="preserve">Carr, E.</w:t>
       </w:r>
@@ -1283,10 +1296,9 @@
       </w:pPr>
       <w:r>
         <w:rPr>
-          <w:b/>
-          <w:bCs/>
-          <w:sz w:val="24"/>
-          <w:szCs w:val="24"/>
+          <w:sz w:val="24"/>
+          <w:szCs w:val="24"/>
+          <w:u w:val="single"/>
         </w:rPr>
         <w:t xml:space="preserve">McCullough, D.K.</w:t>
       </w:r>
@@ -1426,10 +1438,9 @@
       </w:r>
       <w:r>
         <w:rPr>
-          <w:b/>
-          <w:bCs/>
-          <w:sz w:val="24"/>
-          <w:szCs w:val="24"/>
+          <w:sz w:val="24"/>
+          <w:szCs w:val="24"/>
+          <w:u w:val="single"/>
         </w:rPr>
         <w:t xml:space="preserve">McCullough, D.K.</w:t>
       </w:r>
@@ -1641,7 +1652,37 @@
           <w:sz w:val="24"/>
           <w:szCs w:val="24"/>
         </w:rPr>
-        <w:t xml:space="preserve">Talmy, D., Carr, E., Rajakaruna, H.</w:t>
+        <w:t xml:space="preserve">Talmy, D.</w:t>
+      </w:r>
+      <w:r>
+        <w:rPr>
+          <w:sz w:val="24"/>
+          <w:szCs w:val="24"/>
+        </w:rPr>
+        <w:t xml:space="preserve">, </w:t>
+      </w:r>
+      <w:r>
+        <w:rPr>
+          <w:sz w:val="24"/>
+          <w:szCs w:val="24"/>
+          <w:u w:val="single"/>
+        </w:rPr>
+        <w:t xml:space="preserve">Carr, E.</w:t>
+      </w:r>
+      <w:r>
+        <w:rPr>
+          <w:sz w:val="24"/>
+          <w:szCs w:val="24"/>
+        </w:rPr>
+        <w:t xml:space="preserve">, </w:t>
+      </w:r>
+      <w:r>
+        <w:rPr>
+          <w:sz w:val="24"/>
+          <w:szCs w:val="24"/>
+          <w:u w:val="single"/>
+        </w:rPr>
+        <w:t xml:space="preserve">Rajakaruna, H.</w:t>
       </w:r>
       <w:r>
         <w:rPr>
@@ -1770,12 +1811,27 @@
       </w:r>
       <w:r>
         <w:rPr>
+          <w:sz w:val="24"/>
+          <w:szCs w:val="24"/>
+          <w:u w:val="single"/>
+        </w:rPr>
+        <w:t xml:space="preserve">Rajakaruna, H.</w:t>
+      </w:r>
+      <w:r>
+        <w:rPr>
+          <w:sz w:val="24"/>
+          <w:szCs w:val="24"/>
+        </w:rPr>
+        <w:t xml:space="preserve">, </w:t>
+      </w:r>
+      <w:r>
+        <w:rPr>
           <w:b/>
           <w:bCs/>
           <w:sz w:val="24"/>
           <w:szCs w:val="24"/>
         </w:rPr>
-        <w:t xml:space="preserve">Rajakaruna, H., Talmy, D.</w:t>
+        <w:t xml:space="preserve">Talmy, D.</w:t>
       </w:r>
       <w:r>
         <w:rPr>
@@ -1830,12 +1886,86 @@
       </w:pPr>
       <w:r>
         <w:rPr>
-          <w:b/>
-          <w:bCs/>
-          <w:sz w:val="24"/>
-          <w:szCs w:val="24"/>
-        </w:rPr>
-        <w:t xml:space="preserve">Hinson, A., Papoulis, S., Fiet, L., Knight, M., Cho, P., Szeltner, B.</w:t>
+          <w:sz w:val="24"/>
+          <w:szCs w:val="24"/>
+          <w:u w:val="single"/>
+        </w:rPr>
+        <w:t xml:space="preserve">Hinson, A.</w:t>
+      </w:r>
+      <w:r>
+        <w:rPr>
+          <w:sz w:val="24"/>
+          <w:szCs w:val="24"/>
+        </w:rPr>
+        <w:t xml:space="preserve">, </w:t>
+      </w:r>
+      <w:r>
+        <w:rPr>
+          <w:sz w:val="24"/>
+          <w:szCs w:val="24"/>
+          <w:u w:val="single"/>
+        </w:rPr>
+        <w:t xml:space="preserve">Papoulis, S.</w:t>
+      </w:r>
+      <w:r>
+        <w:rPr>
+          <w:sz w:val="24"/>
+          <w:szCs w:val="24"/>
+        </w:rPr>
+        <w:t xml:space="preserve">, </w:t>
+      </w:r>
+      <w:r>
+        <w:rPr>
+          <w:sz w:val="24"/>
+          <w:szCs w:val="24"/>
+          <w:u w:val="single"/>
+        </w:rPr>
+        <w:t xml:space="preserve">Fiet, L.</w:t>
+      </w:r>
+      <w:r>
+        <w:rPr>
+          <w:sz w:val="24"/>
+          <w:szCs w:val="24"/>
+        </w:rPr>
+        <w:t xml:space="preserve">, </w:t>
+      </w:r>
+      <w:r>
+        <w:rPr>
+          <w:sz w:val="24"/>
+          <w:szCs w:val="24"/>
+          <w:u w:val="single"/>
+        </w:rPr>
+        <w:t xml:space="preserve">Knight, M.</w:t>
+      </w:r>
+      <w:r>
+        <w:rPr>
+          <w:sz w:val="24"/>
+          <w:szCs w:val="24"/>
+        </w:rPr>
+        <w:t xml:space="preserve">, </w:t>
+      </w:r>
+      <w:r>
+        <w:rPr>
+          <w:sz w:val="24"/>
+          <w:szCs w:val="24"/>
+          <w:u w:val="single"/>
+        </w:rPr>
+        <w:t xml:space="preserve">Cho, P.</w:t>
+      </w:r>
+      <w:r>
+        <w:rPr>
+          <w:sz w:val="24"/>
+          <w:szCs w:val="24"/>
+        </w:rPr>
+        <w:t xml:space="preserve">, </w:t>
+      </w:r>
+      <w:r>
+        <w:rPr>
+          <w:sz w:val="24"/>
+          <w:szCs w:val="24"/>
+          <w:u w:val="single"/>
+        </w:rPr>
+        <w:t xml:space="preserve">Szeltner, B.</w:t>
       </w:r>
       <w:r>
         <w:rPr>
@@ -1906,12 +2036,26 @@
       </w:pPr>
       <w:r>
         <w:rPr>
-          <w:b/>
-          <w:bCs/>
-          <w:sz w:val="24"/>
-          <w:szCs w:val="24"/>
-        </w:rPr>
-        <w:t xml:space="preserve">Rajakaruna, H., Carr, E.</w:t>
+          <w:sz w:val="24"/>
+          <w:szCs w:val="24"/>
+          <w:u w:val="single"/>
+        </w:rPr>
+        <w:t xml:space="preserve">Rajakaruna, H.</w:t>
+      </w:r>
+      <w:r>
+        <w:rPr>
+          <w:sz w:val="24"/>
+          <w:szCs w:val="24"/>
+        </w:rPr>
+        <w:t xml:space="preserve">, </w:t>
+      </w:r>
+      <w:r>
+        <w:rPr>
+          <w:sz w:val="24"/>
+          <w:szCs w:val="24"/>
+          <w:u w:val="single"/>
+        </w:rPr>
+        <w:t xml:space="preserve">Carr, E.</w:t>
       </w:r>
       <w:r>
         <w:rPr>
@@ -2243,10 +2387,9 @@
       </w:pPr>
       <w:r>
         <w:rPr>
-          <w:b/>
-          <w:bCs/>
-          <w:sz w:val="24"/>
-          <w:szCs w:val="24"/>
+          <w:sz w:val="24"/>
+          <w:szCs w:val="24"/>
+          <w:u w:val="single"/>
         </w:rPr>
         <w:t xml:space="preserve">Papoulis, S.E.</w:t>
       </w:r>
@@ -2849,7 +2992,23 @@
           <w:sz w:val="24"/>
           <w:szCs w:val="24"/>
         </w:rPr>
-        <w:t xml:space="preserve">Omta, A.W., Talmy, D., Sher, D., Finkel, Z.V., Irwin, A.J., Follows, M.J. (2017). Extracting phytoplankton physiological traits from batch and chemostat culture data. </w:t>
+        <w:t xml:space="preserve">Omta, A.W., </w:t>
+      </w:r>
+      <w:r>
+        <w:rPr>
+          <w:b/>
+          <w:bCs/>
+          <w:sz w:val="24"/>
+          <w:szCs w:val="24"/>
+        </w:rPr>
+        <w:t xml:space="preserve">Talmy, D.</w:t>
+      </w:r>
+      <w:r>
+        <w:rPr>
+          <w:sz w:val="24"/>
+          <w:szCs w:val="24"/>
+        </w:rPr>
+        <w:t xml:space="preserve">, Sher, D., Finkel, Z.V., Irwin, A.J., Follows, M.J. (2017). Extracting phytoplankton physiological traits from batch and chemostat culture data. </w:t>
       </w:r>
       <w:r>
         <w:rPr>
@@ -2900,7 +3059,23 @@
           <w:sz w:val="24"/>
           <w:szCs w:val="24"/>
         </w:rPr>
-        <w:t xml:space="preserve">Li, G., Talmy, D., Campbell, D.A. (2017). Diatom growth responses to photoperiod and light are predictable from diel reductant generation. </w:t>
+        <w:t xml:space="preserve">Li, G., </w:t>
+      </w:r>
+      <w:r>
+        <w:rPr>
+          <w:b/>
+          <w:bCs/>
+          <w:sz w:val="24"/>
+          <w:szCs w:val="24"/>
+        </w:rPr>
+        <w:t xml:space="preserve">Talmy, D.</w:t>
+      </w:r>
+      <w:r>
+        <w:rPr>
+          <w:sz w:val="24"/>
+          <w:szCs w:val="24"/>
+        </w:rPr>
+        <w:t xml:space="preserve">, Campbell, D.A. (2017). Diatom growth responses to photoperiod and light are predictable from diel reductant generation. </w:t>
       </w:r>
       <w:r>
         <w:rPr>
@@ -2951,7 +3126,23 @@
           <w:sz w:val="24"/>
           <w:szCs w:val="24"/>
         </w:rPr>
-        <w:t xml:space="preserve">Record, N.R., Talmy, D., Våge, S. (2016). Quantifying tradeoffs for marine viruses. </w:t>
+        <w:t xml:space="preserve">Record, N.R., </w:t>
+      </w:r>
+      <w:r>
+        <w:rPr>
+          <w:b/>
+          <w:bCs/>
+          <w:sz w:val="24"/>
+          <w:szCs w:val="24"/>
+        </w:rPr>
+        <w:t xml:space="preserve">Talmy, D.</w:t>
+      </w:r>
+      <w:r>
+        <w:rPr>
+          <w:sz w:val="24"/>
+          <w:szCs w:val="24"/>
+        </w:rPr>
+        <w:t xml:space="preserve">, Våge, S. (2016). Quantifying tradeoffs for marine viruses. </w:t>
       </w:r>
       <w:r>
         <w:rPr>
@@ -3002,7 +3193,23 @@
           <w:sz w:val="24"/>
           <w:szCs w:val="24"/>
         </w:rPr>
-        <w:t xml:space="preserve">Lopez, J.S., Garcia, N.S., Talmy, D., Martiny, A.C. (2016). Diel variability in the elemental composition of the marine cyanobacterium </w:t>
+        <w:t xml:space="preserve">Lopez, J.S., Garcia, N.S., </w:t>
+      </w:r>
+      <w:r>
+        <w:rPr>
+          <w:b/>
+          <w:bCs/>
+          <w:sz w:val="24"/>
+          <w:szCs w:val="24"/>
+        </w:rPr>
+        <w:t xml:space="preserve">Talmy, D.</w:t>
+      </w:r>
+      <w:r>
+        <w:rPr>
+          <w:sz w:val="24"/>
+          <w:szCs w:val="24"/>
+        </w:rPr>
+        <w:t xml:space="preserve">, Martiny, A.C. (2016). Diel variability in the elemental composition of the marine cyanobacterium </w:t>
       </w:r>
       <w:r>
         <w:rPr>
@@ -3066,10 +3273,19 @@
       </w:pPr>
       <w:r>
         <w:rPr>
-          <w:sz w:val="24"/>
-          <w:szCs w:val="24"/>
-        </w:rPr>
-        <w:t xml:space="preserve">Talmy, D., Martiny, A.C., Hill, C.N., Hickman, A.E., Follows, M.J. (2016). Microzooplankton regulation of surface ocean POC:PON ratios. </w:t>
+          <w:b/>
+          <w:bCs/>
+          <w:sz w:val="24"/>
+          <w:szCs w:val="24"/>
+        </w:rPr>
+        <w:t xml:space="preserve">Talmy, D.</w:t>
+      </w:r>
+      <w:r>
+        <w:rPr>
+          <w:sz w:val="24"/>
+          <w:szCs w:val="24"/>
+        </w:rPr>
+        <w:t xml:space="preserve">, Martiny, A.C., Hill, C.N., Hickman, A.E., Follows, M.J. (2016). Microzooplankton regulation of surface ocean POC:PON ratios. </w:t>
       </w:r>
       <w:r>
         <w:rPr>
@@ -3117,10 +3333,19 @@
       </w:pPr>
       <w:r>
         <w:rPr>
-          <w:sz w:val="24"/>
-          <w:szCs w:val="24"/>
-        </w:rPr>
-        <w:t xml:space="preserve">Talmy, D., Blackford, J., Hardman-Mountford, N.J., Polimene, L., Follows, M.J., Geider, R.J. (2014). Flexible C:N ratio enhances metabolism of large phytoplankton when resource supply is intermittent. </w:t>
+          <w:b/>
+          <w:bCs/>
+          <w:sz w:val="24"/>
+          <w:szCs w:val="24"/>
+        </w:rPr>
+        <w:t xml:space="preserve">Talmy, D.</w:t>
+      </w:r>
+      <w:r>
+        <w:rPr>
+          <w:sz w:val="24"/>
+          <w:szCs w:val="24"/>
+        </w:rPr>
+        <w:t xml:space="preserve">, Blackford, J., Hardman-Mountford, N.J., Polimene, L., Follows, M.J., Geider, R.J. (2014). Flexible C:N ratio enhances metabolism of large phytoplankton when resource supply is intermittent. </w:t>
       </w:r>
       <w:r>
         <w:rPr>
@@ -3168,10 +3393,19 @@
       </w:pPr>
       <w:r>
         <w:rPr>
-          <w:sz w:val="24"/>
-          <w:szCs w:val="24"/>
-        </w:rPr>
-        <w:t xml:space="preserve">Talmy, D., Blackford, J., Hardman-Mountford, N.J., Dumbrell, A.J., Geider, R.J. (2013). An optimality model of photoadaptation in contrasting aquatic light regimes. </w:t>
+          <w:b/>
+          <w:bCs/>
+          <w:sz w:val="24"/>
+          <w:szCs w:val="24"/>
+        </w:rPr>
+        <w:t xml:space="preserve">Talmy, D.</w:t>
+      </w:r>
+      <w:r>
+        <w:rPr>
+          <w:sz w:val="24"/>
+          <w:szCs w:val="24"/>
+        </w:rPr>
+        <w:t xml:space="preserve">, Blackford, J., Hardman-Mountford, N.J., Dumbrell, A.J., Geider, R.J. (2013). An optimality model of photoadaptation in contrasting aquatic light regimes. </w:t>
       </w:r>
       <w:r>
         <w:rPr>
@@ -3255,7 +3489,22 @@
           <w:sz w:val="24"/>
           <w:szCs w:val="24"/>
         </w:rPr>
-        <w:t xml:space="preserve">Talmy, D., Carr, E.</w:t>
+        <w:t xml:space="preserve">Talmy, D.</w:t>
+      </w:r>
+      <w:r>
+        <w:rPr>
+          <w:sz w:val="24"/>
+          <w:szCs w:val="24"/>
+        </w:rPr>
+        <w:t xml:space="preserve">, </w:t>
+      </w:r>
+      <w:r>
+        <w:rPr>
+          <w:sz w:val="24"/>
+          <w:szCs w:val="24"/>
+          <w:u w:val="single"/>
+        </w:rPr>
+        <w:t xml:space="preserve">Carr, E.</w:t>
       </w:r>
       <w:r>
         <w:rPr>
@@ -3317,10 +3566,9 @@
       </w:r>
       <w:r>
         <w:rPr>
-          <w:b/>
-          <w:bCs/>
-          <w:sz w:val="24"/>
-          <w:szCs w:val="24"/>
+          <w:sz w:val="24"/>
+          <w:szCs w:val="24"/>
+          <w:u w:val="single"/>
         </w:rPr>
         <w:t xml:space="preserve">Carr, E.</w:t>
       </w:r>
@@ -5278,7 +5526,7 @@
           <w:sz w:val="24"/>
           <w:szCs w:val="24"/>
         </w:rPr>
-        <w:t>Boldened names indicate people in my research group</w:t>
+        <w:t xml:space="preserve">Underlined names indicate trainees in my research group</w:t>
       </w:r>
     </w:p>
     <w:p>
@@ -5369,19 +5617,95 @@
       </w:pPr>
       <w:r>
         <w:rPr>
+          <w:sz w:val="24"/>
+          <w:szCs w:val="24"/>
+          <w:u w:val="single"/>
+        </w:rPr>
+        <w:t xml:space="preserve">Carr, E.</w:t>
+      </w:r>
+      <w:r>
+        <w:rPr>
+          <w:sz w:val="24"/>
+          <w:szCs w:val="24"/>
+        </w:rPr>
+        <w:t xml:space="preserve">, </w:t>
+      </w:r>
+      <w:r>
+        <w:rPr>
+          <w:sz w:val="24"/>
+          <w:szCs w:val="24"/>
+          <w:u w:val="single"/>
+        </w:rPr>
+        <w:t xml:space="preserve">Rajakaruna, H.</w:t>
+      </w:r>
+      <w:r>
+        <w:rPr>
+          <w:sz w:val="24"/>
+          <w:szCs w:val="24"/>
+        </w:rPr>
+        <w:t xml:space="preserve">, Våge, S., Omta, A.W., </w:t>
+      </w:r>
+      <w:r>
+        <w:rPr>
           <w:b/>
           <w:bCs/>
           <w:sz w:val="24"/>
           <w:szCs w:val="24"/>
         </w:rPr>
-        <w:t xml:space="preserve">Carr, E.</w:t>
-      </w:r>
-      <w:r>
-        <w:rPr>
-          <w:sz w:val="24"/>
-          <w:szCs w:val="24"/>
-        </w:rPr>
-        <w:t xml:space="preserve">, </w:t>
+        <w:t xml:space="preserve">Talmy, D.</w:t>
+      </w:r>
+      <w:r>
+        <w:rPr>
+          <w:sz w:val="24"/>
+          <w:szCs w:val="24"/>
+        </w:rPr>
+        <w:t xml:space="preserve"> Killing the predator: impacts of top-predator mortality on global ocean ecosystem structure. Aquatic Sciences Meeting, Palma de Mallorca, Spain, June 9</w:t>
+      </w:r>
+      <w:r>
+        <w:rPr>
+          <w:sz w:val="24"/>
+          <w:szCs w:val="24"/>
+          <w:vertAlign w:val="superscript"/>
+        </w:rPr>
+        <w:t xml:space="preserve">th</w:t>
+      </w:r>
+      <w:r>
+        <w:rPr>
+          <w:sz w:val="24"/>
+          <w:szCs w:val="24"/>
+        </w:rPr>
+        <w:t xml:space="preserve">, 2023.</w:t>
+      </w:r>
+    </w:p>
+    <w:p>
+      <w:pPr>
+        <w:rPr>
+          <w:sz w:val="24"/>
+          <w:szCs w:val="24"/>
+        </w:rPr>
+      </w:pPr>
+    </w:p>
+    <w:p>
+      <w:pPr>
+        <w:rPr>
+          <w:sz w:val="24"/>
+          <w:szCs w:val="24"/>
+        </w:rPr>
+      </w:pPr>
+      <w:r>
+        <w:rPr>
+          <w:sz w:val="24"/>
+          <w:szCs w:val="24"/>
+          <w:u w:val="single"/>
+        </w:rPr>
+        <w:t xml:space="preserve">McCullough, D.K.</w:t>
+      </w:r>
+      <w:r>
+        <w:rPr>
+          <w:sz w:val="24"/>
+          <w:szCs w:val="24"/>
+        </w:rPr>
+        <w:t xml:space="preserve">, Calfee, B., Zinser, E.R., </w:t>
       </w:r>
       <w:r>
         <w:rPr>
@@ -5390,14 +5714,60 @@
           <w:sz w:val="24"/>
           <w:szCs w:val="24"/>
         </w:rPr>
-        <w:t xml:space="preserve">Rajakaruna, H.</w:t>
-      </w:r>
-      <w:r>
-        <w:rPr>
-          <w:sz w:val="24"/>
-          <w:szCs w:val="24"/>
-        </w:rPr>
-        <w:t xml:space="preserve">, Våge, S., Omta, A.W., </w:t>
+        <w:t xml:space="preserve">Talmy, D.</w:t>
+      </w:r>
+      <w:r>
+        <w:rPr>
+          <w:sz w:val="24"/>
+          <w:szCs w:val="24"/>
+        </w:rPr>
+        <w:t xml:space="preserve"> Modeling the intersection of nutrient limitation and hydrogen peroxide on surface microbial communities. Aquatic Sciences Meeting, Palma de Mallorca, Spain, June 5</w:t>
+      </w:r>
+      <w:r>
+        <w:rPr>
+          <w:sz w:val="24"/>
+          <w:szCs w:val="24"/>
+          <w:vertAlign w:val="superscript"/>
+        </w:rPr>
+        <w:t xml:space="preserve">th</w:t>
+      </w:r>
+      <w:r>
+        <w:rPr>
+          <w:sz w:val="24"/>
+          <w:szCs w:val="24"/>
+        </w:rPr>
+        <w:t xml:space="preserve">, 2023.</w:t>
+      </w:r>
+    </w:p>
+    <w:p>
+      <w:pPr>
+        <w:rPr>
+          <w:sz w:val="24"/>
+          <w:szCs w:val="24"/>
+        </w:rPr>
+      </w:pPr>
+    </w:p>
+    <w:p>
+      <w:pPr>
+        <w:rPr>
+          <w:sz w:val="24"/>
+          <w:szCs w:val="24"/>
+        </w:rPr>
+      </w:pPr>
+      <w:r>
+        <w:rPr>
+          <w:sz w:val="24"/>
+          <w:szCs w:val="24"/>
+          <w:u w:val="single"/>
+        </w:rPr>
+        <w:t xml:space="preserve">Papoulis, S.E.</w:t>
+      </w:r>
+      <w:r>
+        <w:rPr>
+          <w:sz w:val="24"/>
+          <w:szCs w:val="24"/>
+        </w:rPr>
+        <w:t xml:space="preserve">, Wilhelm, S.W., </w:t>
       </w:r>
       <w:r>
         <w:rPr>
@@ -5413,7 +5783,7 @@
           <w:sz w:val="24"/>
           <w:szCs w:val="24"/>
         </w:rPr>
-        <w:t xml:space="preserve"> Killing the predator: impacts of top-predator mortality on global ocean ecosystem structure. Aquatic Sciences Meeting, Palma de Mallorca, Spain, June 9</w:t>
+        <w:t xml:space="preserve">, Zinser, E.R. Nutrient enrichment and predation defense drive cyanobacteria population dynamics. Ocean Sciences Meeting, Virtual, March 3</w:t>
       </w:r>
       <w:r>
         <w:rPr>
@@ -5421,31 +5791,61 @@
           <w:szCs w:val="24"/>
           <w:vertAlign w:val="superscript"/>
         </w:rPr>
-        <w:t xml:space="preserve">th</w:t>
-      </w:r>
-      <w:r>
-        <w:rPr>
-          <w:sz w:val="24"/>
-          <w:szCs w:val="24"/>
-        </w:rPr>
-        <w:t xml:space="preserve">, 2023.</w:t>
-      </w:r>
-    </w:p>
-    <w:p>
-      <w:pPr>
-        <w:rPr>
-          <w:sz w:val="24"/>
-          <w:szCs w:val="24"/>
-        </w:rPr>
-      </w:pPr>
-    </w:p>
-    <w:p>
-      <w:pPr>
-        <w:rPr>
-          <w:sz w:val="24"/>
-          <w:szCs w:val="24"/>
-        </w:rPr>
-      </w:pPr>
+        <w:t xml:space="preserve">rd</w:t>
+      </w:r>
+      <w:r>
+        <w:rPr>
+          <w:sz w:val="24"/>
+          <w:szCs w:val="24"/>
+        </w:rPr>
+        <w:t xml:space="preserve">, 2022.</w:t>
+      </w:r>
+    </w:p>
+    <w:p>
+      <w:pPr>
+        <w:rPr>
+          <w:sz w:val="24"/>
+          <w:szCs w:val="24"/>
+        </w:rPr>
+      </w:pPr>
+    </w:p>
+    <w:p>
+      <w:pPr>
+        <w:rPr>
+          <w:sz w:val="24"/>
+          <w:szCs w:val="24"/>
+        </w:rPr>
+      </w:pPr>
+      <w:r>
+        <w:rPr>
+          <w:sz w:val="24"/>
+          <w:szCs w:val="24"/>
+          <w:u w:val="single"/>
+        </w:rPr>
+        <w:t xml:space="preserve">Rajakaruna, H.</w:t>
+      </w:r>
+      <w:r>
+        <w:rPr>
+          <w:sz w:val="24"/>
+          <w:szCs w:val="24"/>
+        </w:rPr>
+        <w:t xml:space="preserve">, Omta, A.W., </w:t>
+      </w:r>
+      <w:r>
+        <w:rPr>
+          <w:sz w:val="24"/>
+          <w:szCs w:val="24"/>
+          <w:u w:val="single"/>
+        </w:rPr>
+        <w:t xml:space="preserve">Carr, E.</w:t>
+      </w:r>
+      <w:r>
+        <w:rPr>
+          <w:sz w:val="24"/>
+          <w:szCs w:val="24"/>
+        </w:rPr>
+        <w:t xml:space="preserve">, </w:t>
+      </w:r>
       <w:r>
         <w:rPr>
           <w:b/>
@@ -5453,15 +5853,46 @@
           <w:sz w:val="24"/>
           <w:szCs w:val="24"/>
         </w:rPr>
-        <w:t xml:space="preserve">McCullough, D.K.</w:t>
-      </w:r>
-      <w:r>
-        <w:rPr>
-          <w:sz w:val="24"/>
-          <w:szCs w:val="24"/>
-        </w:rPr>
-        <w:t xml:space="preserve">, Calfee, B., Zinser, E.R., </w:t>
-      </w:r>
+        <w:t xml:space="preserve">Talmy, D.</w:t>
+      </w:r>
+      <w:r>
+        <w:rPr>
+          <w:sz w:val="24"/>
+          <w:szCs w:val="24"/>
+        </w:rPr>
+        <w:t xml:space="preserve"> The power-law biomass scaling relationship in natural microbial ecosystems. Ocean Sciences Meeting, Virtual, March 4</w:t>
+      </w:r>
+      <w:r>
+        <w:rPr>
+          <w:sz w:val="24"/>
+          <w:szCs w:val="24"/>
+          <w:vertAlign w:val="superscript"/>
+        </w:rPr>
+        <w:t xml:space="preserve">th</w:t>
+      </w:r>
+      <w:r>
+        <w:rPr>
+          <w:sz w:val="24"/>
+          <w:szCs w:val="24"/>
+        </w:rPr>
+        <w:t xml:space="preserve">, 2022.</w:t>
+      </w:r>
+    </w:p>
+    <w:p>
+      <w:pPr>
+        <w:rPr>
+          <w:sz w:val="24"/>
+          <w:szCs w:val="24"/>
+        </w:rPr>
+      </w:pPr>
+    </w:p>
+    <w:p>
+      <w:pPr>
+        <w:rPr>
+          <w:sz w:val="24"/>
+          <w:szCs w:val="24"/>
+        </w:rPr>
+      </w:pPr>
       <w:r>
         <w:rPr>
           <w:b/>
@@ -5476,7 +5907,7 @@
           <w:sz w:val="24"/>
           <w:szCs w:val="24"/>
         </w:rPr>
-        <w:t xml:space="preserve"> Modeling the intersection of nutrient limitation and hydrogen peroxide on surface microbial communities. Aquatic Sciences Meeting, Palma de Mallorca, Spain, June 5</w:t>
+        <w:t xml:space="preserve">, Våge, S., Cael, B.B., Follows, M.J. Trade-offs modify ecosystem biomass structure along trophic gradients. 4</w:t>
       </w:r>
       <w:r>
         <w:rPr>
@@ -5491,24 +5922,54 @@
           <w:sz w:val="24"/>
           <w:szCs w:val="24"/>
         </w:rPr>
-        <w:t xml:space="preserve">, 2023.</w:t>
-      </w:r>
-    </w:p>
-    <w:p>
-      <w:pPr>
-        <w:rPr>
-          <w:sz w:val="24"/>
-          <w:szCs w:val="24"/>
-        </w:rPr>
-      </w:pPr>
-    </w:p>
-    <w:p>
-      <w:pPr>
-        <w:rPr>
-          <w:sz w:val="24"/>
-          <w:szCs w:val="24"/>
-        </w:rPr>
-      </w:pPr>
+        <w:t xml:space="preserve"> workshop on trait-based approaches to ocean life, Buckinghamshire, UK, August 18</w:t>
+      </w:r>
+      <w:r>
+        <w:rPr>
+          <w:sz w:val="24"/>
+          <w:szCs w:val="24"/>
+          <w:vertAlign w:val="superscript"/>
+        </w:rPr>
+        <w:t xml:space="preserve">th</w:t>
+      </w:r>
+      <w:r>
+        <w:rPr>
+          <w:sz w:val="24"/>
+          <w:szCs w:val="24"/>
+        </w:rPr>
+        <w:t xml:space="preserve">, 2019.</w:t>
+      </w:r>
+    </w:p>
+    <w:p>
+      <w:pPr>
+        <w:rPr>
+          <w:sz w:val="24"/>
+          <w:szCs w:val="24"/>
+        </w:rPr>
+      </w:pPr>
+    </w:p>
+    <w:p>
+      <w:pPr>
+        <w:rPr>
+          <w:sz w:val="24"/>
+          <w:szCs w:val="24"/>
+        </w:rPr>
+      </w:pPr>
+      <w:r>
+        <w:rPr>
+          <w:sz w:val="24"/>
+          <w:szCs w:val="24"/>
+          <w:u w:val="single"/>
+        </w:rPr>
+        <w:t xml:space="preserve">Showalter, G.M.</w:t>
+      </w:r>
+      <w:r>
+        <w:rPr>
+          <w:sz w:val="24"/>
+          <w:szCs w:val="24"/>
+        </w:rPr>
+        <w:t xml:space="preserve">, </w:t>
+      </w:r>
       <w:r>
         <w:rPr>
           <w:b/>
@@ -5516,14 +5977,60 @@
           <w:sz w:val="24"/>
           <w:szCs w:val="24"/>
         </w:rPr>
-        <w:t>Papoulis, S.E.</w:t>
-      </w:r>
-      <w:r>
-        <w:rPr>
-          <w:sz w:val="24"/>
-          <w:szCs w:val="24"/>
-        </w:rPr>
-        <w:t xml:space="preserve">, Wilhelm, S.W., </w:t>
+        <w:t xml:space="preserve">Talmy, D.</w:t>
+      </w:r>
+      <w:r>
+        <w:rPr>
+          <w:sz w:val="24"/>
+          <w:szCs w:val="24"/>
+        </w:rPr>
+        <w:t xml:space="preserve">, Deming, J.W. Modeling virus-host dynamics in sea ice brines. International Symposium on Sea Ice, Winnipeg, Manitoba, Canada, August 17-21</w:t>
+      </w:r>
+      <w:r>
+        <w:rPr>
+          <w:sz w:val="24"/>
+          <w:szCs w:val="24"/>
+          <w:vertAlign w:val="superscript"/>
+        </w:rPr>
+        <w:t xml:space="preserve">st</w:t>
+      </w:r>
+      <w:r>
+        <w:rPr>
+          <w:sz w:val="24"/>
+          <w:szCs w:val="24"/>
+        </w:rPr>
+        <w:t xml:space="preserve">, 2019.</w:t>
+      </w:r>
+    </w:p>
+    <w:p>
+      <w:pPr>
+        <w:rPr>
+          <w:sz w:val="24"/>
+          <w:szCs w:val="24"/>
+        </w:rPr>
+      </w:pPr>
+    </w:p>
+    <w:p>
+      <w:pPr>
+        <w:rPr>
+          <w:sz w:val="24"/>
+          <w:szCs w:val="24"/>
+        </w:rPr>
+      </w:pPr>
+      <w:r>
+        <w:rPr>
+          <w:sz w:val="24"/>
+          <w:szCs w:val="24"/>
+          <w:u w:val="single"/>
+        </w:rPr>
+        <w:t xml:space="preserve">Hinson, A.</w:t>
+      </w:r>
+      <w:r>
+        <w:rPr>
+          <w:sz w:val="24"/>
+          <w:szCs w:val="24"/>
+        </w:rPr>
+        <w:t xml:space="preserve">, </w:t>
       </w:r>
       <w:r>
         <w:rPr>
@@ -5532,14 +6039,14 @@
           <w:sz w:val="24"/>
           <w:szCs w:val="24"/>
         </w:rPr>
-        <w:t>Talmy, D.</w:t>
-      </w:r>
-      <w:r>
-        <w:rPr>
-          <w:sz w:val="24"/>
-          <w:szCs w:val="24"/>
-        </w:rPr>
-        <w:t>, Zinser, E.R. Nutrient enrichment and predation defense drive cyanobacteria population dynamics. Ocean Sciences Meeting, Virtual, March 3</w:t>
+        <w:t xml:space="preserve">Talmy, D.</w:t>
+      </w:r>
+      <w:r>
+        <w:rPr>
+          <w:sz w:val="24"/>
+          <w:szCs w:val="24"/>
+        </w:rPr>
+        <w:t xml:space="preserve"> What controls algal-virus population dynamics in diverse systems? Aquatic Sciences Meeting, San Juan, Puerto Rico, February 26</w:t>
       </w:r>
       <w:r>
         <w:rPr>
@@ -5547,14 +6054,14 @@
           <w:szCs w:val="24"/>
           <w:vertAlign w:val="superscript"/>
         </w:rPr>
-        <w:t>rd</w:t>
-      </w:r>
-      <w:r>
-        <w:rPr>
-          <w:sz w:val="24"/>
-          <w:szCs w:val="24"/>
-        </w:rPr>
-        <w:t>, 2022.</w:t>
+        <w:t xml:space="preserve">th</w:t>
+      </w:r>
+      <w:r>
+        <w:rPr>
+          <w:sz w:val="24"/>
+          <w:szCs w:val="24"/>
+        </w:rPr>
+        <w:t xml:space="preserve">, 2019.</w:t>
       </w:r>
     </w:p>
     <w:p>
@@ -5579,15 +6086,61 @@
           <w:sz w:val="24"/>
           <w:szCs w:val="24"/>
         </w:rPr>
-        <w:t xml:space="preserve">Rajakaruna, H.</w:t>
-      </w:r>
-      <w:r>
-        <w:rPr>
-          <w:sz w:val="24"/>
-          <w:szCs w:val="24"/>
-        </w:rPr>
-        <w:t xml:space="preserve">, Omta, A.W., </w:t>
-      </w:r>
+        <w:t xml:space="preserve">Talmy, D.</w:t>
+      </w:r>
+      <w:r>
+        <w:rPr>
+          <w:sz w:val="24"/>
+          <w:szCs w:val="24"/>
+        </w:rPr>
+        <w:t xml:space="preserve">, Bidle, K.D., Kranzler, C., Thamatrakoln, K. Inferring nutrient and light sensitivity of phytoplankton host-virus metabolism from laboratory population dynamics. 9</w:t>
+      </w:r>
+      <w:r>
+        <w:rPr>
+          <w:sz w:val="24"/>
+          <w:szCs w:val="24"/>
+          <w:vertAlign w:val="superscript"/>
+        </w:rPr>
+        <w:t xml:space="preserve">th</w:t>
+      </w:r>
+      <w:r>
+        <w:rPr>
+          <w:sz w:val="24"/>
+          <w:szCs w:val="24"/>
+        </w:rPr>
+        <w:t xml:space="preserve"> Aquatic Virus Workshop, Lincoln, Nebraska, USA, June 20</w:t>
+      </w:r>
+      <w:r>
+        <w:rPr>
+          <w:sz w:val="24"/>
+          <w:szCs w:val="24"/>
+          <w:vertAlign w:val="superscript"/>
+        </w:rPr>
+        <w:t xml:space="preserve">th</w:t>
+      </w:r>
+      <w:r>
+        <w:rPr>
+          <w:sz w:val="24"/>
+          <w:szCs w:val="24"/>
+        </w:rPr>
+        <w:t xml:space="preserve">, 2018.</w:t>
+      </w:r>
+    </w:p>
+    <w:p>
+      <w:pPr>
+        <w:rPr>
+          <w:sz w:val="24"/>
+          <w:szCs w:val="24"/>
+        </w:rPr>
+      </w:pPr>
+    </w:p>
+    <w:p>
+      <w:pPr>
+        <w:rPr>
+          <w:sz w:val="24"/>
+          <w:szCs w:val="24"/>
+        </w:rPr>
+      </w:pPr>
       <w:r>
         <w:rPr>
           <w:b/>
@@ -5595,14 +6148,14 @@
           <w:sz w:val="24"/>
           <w:szCs w:val="24"/>
         </w:rPr>
-        <w:t xml:space="preserve">Carr, E., Talmy, D.</w:t>
-      </w:r>
-      <w:r>
-        <w:rPr>
-          <w:sz w:val="24"/>
-          <w:szCs w:val="24"/>
-        </w:rPr>
-        <w:t xml:space="preserve"> The power-law biomass scaling relationship in natural microbial ecosystems. Ocean Sciences Meeting, Virtual, March 4</w:t>
+        <w:t xml:space="preserve">Talmy, D.</w:t>
+      </w:r>
+      <w:r>
+        <w:rPr>
+          <w:sz w:val="24"/>
+          <w:szCs w:val="24"/>
+        </w:rPr>
+        <w:t xml:space="preserve">, Zakem, E., Follows, M.J. Modeling competitive interactions among viruses and microzooplankton grazers in the global ocean. Ocean Sciences Meeting, Portland, Oregon, USA, February 15</w:t>
       </w:r>
       <w:r>
         <w:rPr>
@@ -5617,7 +6170,7 @@
           <w:sz w:val="24"/>
           <w:szCs w:val="24"/>
         </w:rPr>
-        <w:t xml:space="preserve">, 2022.</w:t>
+        <w:t xml:space="preserve">, 2018.</w:t>
       </w:r>
     </w:p>
     <w:p>
@@ -5649,7 +6202,7 @@
           <w:sz w:val="24"/>
           <w:szCs w:val="24"/>
         </w:rPr>
-        <w:t xml:space="preserve">, Våge, S., Cael, B.B., Follows, M.J. Trade-offs modify ecosystem biomass structure along trophic gradients. 4</w:t>
+        <w:t xml:space="preserve">, Follett, C.L., Follows, M.J. Does viral lysis influence dissolved organic matter elemental composition? Aquatic Sciences Meeting, Honolulu, Hawaii, USA, February 28</w:t>
       </w:r>
       <w:r>
         <w:rPr>
@@ -5664,27 +6217,13 @@
           <w:sz w:val="24"/>
           <w:szCs w:val="24"/>
         </w:rPr>
-        <w:t xml:space="preserve"> workshop on trait-based approaches to ocean life, Buckinghamshire, UK, August 18</w:t>
-      </w:r>
-      <w:r>
-        <w:rPr>
-          <w:sz w:val="24"/>
-          <w:szCs w:val="24"/>
-          <w:vertAlign w:val="superscript"/>
-        </w:rPr>
-        <w:t xml:space="preserve">th</w:t>
-      </w:r>
-      <w:r>
-        <w:rPr>
-          <w:sz w:val="24"/>
-          <w:szCs w:val="24"/>
-        </w:rPr>
-        <w:t xml:space="preserve">, 2019.</w:t>
-      </w:r>
-    </w:p>
-    <w:p>
-      <w:pPr>
-        <w:rPr>
+        <w:t xml:space="preserve">, 2017.</w:t>
+      </w:r>
+    </w:p>
+    <w:p>
+      <w:pPr>
+        <w:rPr>
+          <w:b/>
           <w:sz w:val="24"/>
           <w:szCs w:val="24"/>
         </w:rPr>
@@ -5704,14 +6243,30 @@
           <w:sz w:val="24"/>
           <w:szCs w:val="24"/>
         </w:rPr>
-        <w:t>Showalter, G.M., Talmy, D.</w:t>
-      </w:r>
-      <w:r>
-        <w:rPr>
-          <w:sz w:val="24"/>
-          <w:szCs w:val="24"/>
-        </w:rPr>
-        <w:t>, Deming, J.W. Modeling virus-host dynamics in sea ice brines. International Symposium on Sea Ice, Winnipeg, Manitoba, Canada, August 17-21</w:t>
+        <w:t xml:space="preserve">Talmy, D.</w:t>
+      </w:r>
+      <w:r>
+        <w:rPr>
+          <w:sz w:val="24"/>
+          <w:szCs w:val="24"/>
+        </w:rPr>
+        <w:t xml:space="preserve">, Thamatrakoln, K., Bidle, K.D., Follows, M.J. How does viral infection of </w:t>
+      </w:r>
+      <w:r>
+        <w:rPr>
+          <w:i/>
+          <w:iCs/>
+          <w:sz w:val="24"/>
+          <w:szCs w:val="24"/>
+        </w:rPr>
+        <w:t xml:space="preserve">Emiliania huxleyi</w:t>
+      </w:r>
+      <w:r>
+        <w:rPr>
+          <w:sz w:val="24"/>
+          <w:szCs w:val="24"/>
+        </w:rPr>
+        <w:t xml:space="preserve"> depend on ambient irradiance? Monteiro group meeting, University of Bristol, Bristol, UK, July 26</w:t>
       </w:r>
       <w:r>
         <w:rPr>
@@ -5719,19 +6274,20 @@
           <w:szCs w:val="24"/>
           <w:vertAlign w:val="superscript"/>
         </w:rPr>
-        <w:t>st</w:t>
-      </w:r>
-      <w:r>
-        <w:rPr>
-          <w:sz w:val="24"/>
-          <w:szCs w:val="24"/>
-        </w:rPr>
-        <w:t>, 2019.</w:t>
-      </w:r>
-    </w:p>
-    <w:p>
-      <w:pPr>
-        <w:rPr>
+        <w:t xml:space="preserve">th</w:t>
+      </w:r>
+      <w:r>
+        <w:rPr>
+          <w:sz w:val="24"/>
+          <w:szCs w:val="24"/>
+        </w:rPr>
+        <w:t xml:space="preserve">, 2016.</w:t>
+      </w:r>
+    </w:p>
+    <w:p>
+      <w:pPr>
+        <w:rPr>
+          <w:b/>
           <w:sz w:val="24"/>
           <w:szCs w:val="24"/>
         </w:rPr>
@@ -5751,14 +6307,14 @@
           <w:sz w:val="24"/>
           <w:szCs w:val="24"/>
         </w:rPr>
-        <w:t xml:space="preserve">Hinson, A., Talmy, D.</w:t>
-      </w:r>
-      <w:r>
-        <w:rPr>
-          <w:sz w:val="24"/>
-          <w:szCs w:val="24"/>
-        </w:rPr>
-        <w:t xml:space="preserve"> What controls algal-virus population dynamics in diverse systems? Aquatic Sciences Meeting, San Juan, Puerto Rico, February 26</w:t>
+        <w:t xml:space="preserve">Talmy, D.</w:t>
+      </w:r>
+      <w:r>
+        <w:rPr>
+          <w:sz w:val="24"/>
+          <w:szCs w:val="24"/>
+        </w:rPr>
+        <w:t xml:space="preserve">, Hussain, F., Follows, M.J. The influence of lytic vs. lysogenic viral reproduction on host-virus populations. 8</w:t>
       </w:r>
       <w:r>
         <w:rPr>
@@ -5773,12 +6329,28 @@
           <w:sz w:val="24"/>
           <w:szCs w:val="24"/>
         </w:rPr>
-        <w:t xml:space="preserve">, 2019.</w:t>
-      </w:r>
-    </w:p>
-    <w:p>
-      <w:pPr>
-        <w:rPr>
+        <w:t xml:space="preserve"> Aquatic Virus Workshop, Plymouth, UK, July 11</w:t>
+      </w:r>
+      <w:r>
+        <w:rPr>
+          <w:sz w:val="24"/>
+          <w:szCs w:val="24"/>
+          <w:vertAlign w:val="superscript"/>
+        </w:rPr>
+        <w:t xml:space="preserve">th</w:t>
+      </w:r>
+      <w:r>
+        <w:rPr>
+          <w:sz w:val="24"/>
+          <w:szCs w:val="24"/>
+        </w:rPr>
+        <w:t xml:space="preserve">, 2016.</w:t>
+      </w:r>
+    </w:p>
+    <w:p>
+      <w:pPr>
+        <w:rPr>
+          <w:b/>
           <w:sz w:val="24"/>
           <w:szCs w:val="24"/>
         </w:rPr>
@@ -5805,7 +6377,7 @@
           <w:sz w:val="24"/>
           <w:szCs w:val="24"/>
         </w:rPr>
-        <w:t xml:space="preserve">, Bidle, K.D., Kranzler, C., Thamatrakoln, K. Inferring nutrient and light sensitivity of phytoplankton host-virus metabolism from laboratory population dynamics. 9</w:t>
+        <w:t xml:space="preserve">, Martiny, A.C., Hickman, A.E., Hill, C.N., Follows, M.J. Microzooplankton regulation of surface ocean POC:PON ratios. Ocean Sciences Meeting, New Orleans, Louisiana, USA, February 25</w:t>
       </w:r>
       <w:r>
         <w:rPr>
@@ -5820,274 +6392,81 @@
           <w:sz w:val="24"/>
           <w:szCs w:val="24"/>
         </w:rPr>
-        <w:t xml:space="preserve"> Aquatic Virus Workshop, Lincoln, Nebraska, USA, June 20</w:t>
-      </w:r>
-      <w:r>
-        <w:rPr>
-          <w:sz w:val="24"/>
-          <w:szCs w:val="24"/>
-          <w:vertAlign w:val="superscript"/>
-        </w:rPr>
-        <w:t xml:space="preserve">th</w:t>
-      </w:r>
-      <w:r>
-        <w:rPr>
-          <w:sz w:val="24"/>
-          <w:szCs w:val="24"/>
-        </w:rPr>
-        <w:t xml:space="preserve">, 2018.</w:t>
-      </w:r>
-    </w:p>
-    <w:p>
-      <w:pPr>
-        <w:rPr>
-          <w:sz w:val="24"/>
-          <w:szCs w:val="24"/>
-        </w:rPr>
-      </w:pPr>
-    </w:p>
-    <w:p>
-      <w:pPr>
-        <w:rPr>
-          <w:sz w:val="24"/>
-          <w:szCs w:val="24"/>
-        </w:rPr>
-      </w:pPr>
-      <w:r>
+        <w:t xml:space="preserve">, 2016.</w:t>
+      </w:r>
+    </w:p>
+    <w:p>
+      <w:pPr>
+        <w:rPr>
+          <w:sz w:val="24"/>
+          <w:szCs w:val="24"/>
+        </w:rPr>
+      </w:pPr>
+    </w:p>
+    <w:p>
+      <w:pPr>
+        <w:keepNext/>
         <w:rPr>
           <w:b/>
           <w:bCs/>
           <w:sz w:val="24"/>
           <w:szCs w:val="24"/>
         </w:rPr>
-        <w:t>Talmy, D.</w:t>
-      </w:r>
-      <w:r>
-        <w:rPr>
-          <w:sz w:val="24"/>
-          <w:szCs w:val="24"/>
-        </w:rPr>
-        <w:t>, Zakem, E., Follows, M.J. Modeling competitive interactions among viruses and microzooplankton grazers in the global ocean. Ocean Sciences Meeting, Portland, Oregon, USA, February 15</w:t>
-      </w:r>
-      <w:r>
-        <w:rPr>
-          <w:sz w:val="24"/>
-          <w:szCs w:val="24"/>
-          <w:vertAlign w:val="superscript"/>
-        </w:rPr>
-        <w:t>th</w:t>
-      </w:r>
-      <w:r>
-        <w:rPr>
-          <w:sz w:val="24"/>
-          <w:szCs w:val="24"/>
-        </w:rPr>
-        <w:t>, 2018.</w:t>
-      </w:r>
-    </w:p>
-    <w:p>
-      <w:pPr>
-        <w:rPr>
-          <w:sz w:val="24"/>
-          <w:szCs w:val="24"/>
-        </w:rPr>
-      </w:pPr>
-    </w:p>
-    <w:p>
-      <w:pPr>
-        <w:rPr>
-          <w:sz w:val="24"/>
-          <w:szCs w:val="24"/>
-        </w:rPr>
-      </w:pPr>
-      <w:r>
-        <w:rPr>
-          <w:sz w:val="24"/>
-          <w:szCs w:val="24"/>
-        </w:rPr>
-        <w:t>Talmy, D., Follett, C.L., Follows, M.J. Does viral lysis influence dissolved organic matter elemental composition? Aquatic Sciences Meeting, Honolulu, Hawaii, USA, February 28</w:t>
-      </w:r>
-      <w:r>
-        <w:rPr>
-          <w:sz w:val="24"/>
-          <w:szCs w:val="24"/>
-          <w:vertAlign w:val="superscript"/>
-        </w:rPr>
-        <w:t>th</w:t>
-      </w:r>
-      <w:r>
-        <w:rPr>
-          <w:sz w:val="24"/>
-          <w:szCs w:val="24"/>
-        </w:rPr>
-        <w:t>, 2017.</w:t>
-      </w:r>
-    </w:p>
-    <w:p>
-      <w:pPr>
-        <w:rPr>
-          <w:b/>
-          <w:sz w:val="24"/>
-          <w:szCs w:val="24"/>
-        </w:rPr>
-      </w:pPr>
-    </w:p>
-    <w:p>
-      <w:pPr>
-        <w:rPr>
-          <w:sz w:val="24"/>
-          <w:szCs w:val="24"/>
-        </w:rPr>
-      </w:pPr>
-      <w:r>
-        <w:rPr>
-          <w:sz w:val="24"/>
-          <w:szCs w:val="24"/>
-        </w:rPr>
-        <w:lastRenderedPageBreak/>
-        <w:t xml:space="preserve">Talmy, D., Thamatrakoln, K., Bidle, K.D., Follows, M.J. How does viral infection of </w:t>
-      </w:r>
-      <w:r>
-        <w:rPr>
-          <w:i/>
-          <w:sz w:val="24"/>
-          <w:szCs w:val="24"/>
-        </w:rPr>
-        <w:t xml:space="preserve">Emiliania huxleyi</w:t>
-      </w:r>
-      <w:r>
-        <w:rPr>
-          <w:sz w:val="24"/>
-          <w:szCs w:val="24"/>
-        </w:rPr>
-        <w:t xml:space="preserve"> depend on ambient irradiance? Monteiro group meeting, University of Bristol, Bristol, UK, July 26</w:t>
-      </w:r>
-      <w:r>
-        <w:rPr>
-          <w:sz w:val="24"/>
-          <w:szCs w:val="24"/>
-          <w:vertAlign w:val="superscript"/>
-        </w:rPr>
-        <w:t>th</w:t>
-      </w:r>
-      <w:r>
-        <w:rPr>
-          <w:sz w:val="24"/>
-          <w:szCs w:val="24"/>
-        </w:rPr>
-        <w:t>, 2016.</w:t>
-      </w:r>
-    </w:p>
-    <w:p>
-      <w:pPr>
-        <w:rPr>
-          <w:b/>
-          <w:sz w:val="24"/>
-          <w:szCs w:val="24"/>
-        </w:rPr>
-      </w:pPr>
-    </w:p>
-    <w:p>
-      <w:pPr>
-        <w:rPr>
-          <w:sz w:val="24"/>
-          <w:szCs w:val="24"/>
-        </w:rPr>
-      </w:pPr>
-      <w:r>
-        <w:rPr>
-          <w:sz w:val="24"/>
-          <w:szCs w:val="24"/>
-        </w:rPr>
-        <w:t>Talmy, D., Hussain, F., Follows, M.J. The influence of lytic vs. lysogenic viral reproduction on host-virus populations. 8</w:t>
-      </w:r>
-      <w:r>
-        <w:rPr>
-          <w:sz w:val="24"/>
-          <w:szCs w:val="24"/>
-          <w:vertAlign w:val="superscript"/>
-        </w:rPr>
-        <w:t>th</w:t>
-      </w:r>
-      <w:r>
-        <w:rPr>
-          <w:sz w:val="24"/>
-          <w:szCs w:val="24"/>
-        </w:rPr>
-        <w:t xml:space="preserve"> Aquatic Virus Workshop, Plymouth, UK, July 11</w:t>
-      </w:r>
-      <w:r>
-        <w:rPr>
-          <w:sz w:val="24"/>
-          <w:szCs w:val="24"/>
-          <w:vertAlign w:val="superscript"/>
-        </w:rPr>
-        <w:t>th</w:t>
-      </w:r>
-      <w:r>
-        <w:rPr>
-          <w:sz w:val="24"/>
-          <w:szCs w:val="24"/>
-        </w:rPr>
-        <w:t>, 2016.</w:t>
-      </w:r>
-    </w:p>
-    <w:p>
-      <w:pPr>
-        <w:rPr>
-          <w:b/>
-          <w:sz w:val="24"/>
-          <w:szCs w:val="24"/>
-        </w:rPr>
-      </w:pPr>
-    </w:p>
-    <w:p>
-      <w:pPr>
-        <w:rPr>
-          <w:sz w:val="24"/>
-          <w:szCs w:val="24"/>
-        </w:rPr>
-      </w:pPr>
-      <w:r>
-        <w:rPr>
-          <w:sz w:val="24"/>
-          <w:szCs w:val="24"/>
-        </w:rPr>
-        <w:t>Talmy, D., Martiny, A.C., Hickman, A.E., Hill, C.N., Follows, M.J. Microzooplankton regulation of surface ocean POC:PON ratios. Ocean Sciences Meeting, New Orleans, Louisiana, USA, February 25</w:t>
-      </w:r>
-      <w:r>
-        <w:rPr>
-          <w:sz w:val="24"/>
-          <w:szCs w:val="24"/>
-          <w:vertAlign w:val="superscript"/>
-        </w:rPr>
-        <w:t>th</w:t>
-      </w:r>
-      <w:r>
-        <w:rPr>
-          <w:sz w:val="24"/>
-          <w:szCs w:val="24"/>
-        </w:rPr>
-        <w:t>, 2016.</w:t>
-      </w:r>
-    </w:p>
-    <w:p>
-      <w:pPr>
-        <w:rPr>
-          <w:sz w:val="24"/>
-          <w:szCs w:val="24"/>
-        </w:rPr>
-      </w:pPr>
-    </w:p>
-    <w:p>
-      <w:pPr>
-        <w:keepNext/>
+      </w:pPr>
+      <w:r>
         <w:rPr>
           <w:b/>
           <w:bCs/>
           <w:sz w:val="24"/>
           <w:szCs w:val="24"/>
         </w:rPr>
+        <w:t>Poster Presentations</w:t>
+      </w:r>
+    </w:p>
+    <w:p>
+      <w:pPr>
+        <w:keepNext/>
+        <w:rPr>
+          <w:sz w:val="24"/>
+          <w:szCs w:val="24"/>
+        </w:rPr>
+      </w:pPr>
+    </w:p>
+    <w:p>
+      <w:pPr>
+        <w:keepNext/>
+        <w:rPr>
+          <w:i/>
+          <w:iCs/>
+          <w:sz w:val="24"/>
+          <w:szCs w:val="24"/>
+        </w:rPr>
+      </w:pPr>
+      <w:r>
+        <w:rPr>
+          <w:i/>
+          <w:iCs/>
+          <w:sz w:val="24"/>
+          <w:szCs w:val="24"/>
+        </w:rPr>
+        <w:t xml:space="preserve">Underlined names indicate trainees in my research group</w:t>
+      </w:r>
+    </w:p>
+    <w:p>
+      <w:pPr>
+        <w:keepNext/>
+        <w:rPr>
+          <w:sz w:val="24"/>
+          <w:szCs w:val="24"/>
+        </w:rPr>
+      </w:pPr>
+    </w:p>
+    <w:p>
+      <w:pPr>
+        <w:rPr>
+          <w:sz w:val="24"/>
+          <w:szCs w:val="24"/>
+        </w:rPr>
       </w:pPr>
       <w:r>
         <w:rPr>
@@ -6096,54 +6475,285 @@
           <w:sz w:val="24"/>
           <w:szCs w:val="24"/>
         </w:rPr>
-        <w:t>Poster Presentations</w:t>
-      </w:r>
-    </w:p>
-    <w:p>
-      <w:pPr>
-        <w:keepNext/>
-        <w:rPr>
-          <w:sz w:val="24"/>
-          <w:szCs w:val="24"/>
-        </w:rPr>
-      </w:pPr>
-    </w:p>
-    <w:p>
-      <w:pPr>
-        <w:keepNext/>
+        <w:t xml:space="preserve">Talmy, D.</w:t>
+      </w:r>
+      <w:r>
+        <w:rPr>
+          <w:sz w:val="24"/>
+          <w:szCs w:val="24"/>
+        </w:rPr>
+        <w:t xml:space="preserve">, </w:t>
+      </w:r>
+      <w:r>
+        <w:rPr>
+          <w:sz w:val="24"/>
+          <w:szCs w:val="24"/>
+          <w:u w:val="single"/>
+        </w:rPr>
+        <w:t xml:space="preserve">Carr, E.</w:t>
+      </w:r>
+      <w:r>
+        <w:rPr>
+          <w:sz w:val="24"/>
+          <w:szCs w:val="24"/>
+        </w:rPr>
+        <w:t xml:space="preserve"> Modeling community dynamics: impacts of hydrogen peroxide on marine cyanobacteria composition. BioGeoScapes / C-CoMP Modeling Workshop, Woods Hole Oceanographic Institution, Massachusetts, USA, September 10</w:t>
+      </w:r>
+      <w:r>
+        <w:rPr>
+          <w:sz w:val="24"/>
+          <w:szCs w:val="24"/>
+          <w:vertAlign w:val="superscript"/>
+        </w:rPr>
+        <w:t xml:space="preserve">th</w:t>
+      </w:r>
+      <w:r>
+        <w:rPr>
+          <w:sz w:val="24"/>
+          <w:szCs w:val="24"/>
+        </w:rPr>
+        <w:t xml:space="preserve">, 2025.</w:t>
+      </w:r>
+    </w:p>
+    <w:p>
+      <w:pPr>
+        <w:rPr>
+          <w:sz w:val="24"/>
+          <w:szCs w:val="24"/>
+        </w:rPr>
+      </w:pPr>
+    </w:p>
+    <w:p>
+      <w:pPr>
+        <w:rPr>
+          <w:sz w:val="24"/>
+          <w:szCs w:val="24"/>
+        </w:rPr>
+      </w:pPr>
+      <w:r>
+        <w:rPr>
+          <w:b/>
+          <w:bCs/>
+          <w:sz w:val="24"/>
+          <w:szCs w:val="24"/>
+        </w:rPr>
+        <w:t xml:space="preserve">Talmy, D.</w:t>
+      </w:r>
+      <w:r>
+        <w:rPr>
+          <w:sz w:val="24"/>
+          <w:szCs w:val="24"/>
+        </w:rPr>
+        <w:t xml:space="preserve">, </w:t>
+      </w:r>
+      <w:r>
+        <w:rPr>
+          <w:sz w:val="24"/>
+          <w:szCs w:val="24"/>
+          <w:u w:val="single"/>
+        </w:rPr>
+        <w:t xml:space="preserve">Carr, E.</w:t>
+      </w:r>
+      <w:r>
+        <w:rPr>
+          <w:sz w:val="24"/>
+          <w:szCs w:val="24"/>
+        </w:rPr>
+        <w:t xml:space="preserve">, Weitz, J., Dutkiewicz, S. Can viral induced mortality be represented implicitly and capture marine ecological dynamics? BioGeoScapes / C-CoMP Modeling Workshop, Woods Hole Oceanographic Institution, Massachusetts, USA, September 10</w:t>
+      </w:r>
+      <w:r>
+        <w:rPr>
+          <w:sz w:val="24"/>
+          <w:szCs w:val="24"/>
+          <w:vertAlign w:val="superscript"/>
+        </w:rPr>
+        <w:t xml:space="preserve">th</w:t>
+      </w:r>
+      <w:r>
+        <w:rPr>
+          <w:sz w:val="24"/>
+          <w:szCs w:val="24"/>
+        </w:rPr>
+        <w:t xml:space="preserve">, 2025.</w:t>
+      </w:r>
+    </w:p>
+    <w:p>
+      <w:pPr>
+        <w:rPr>
+          <w:sz w:val="24"/>
+          <w:szCs w:val="24"/>
+        </w:rPr>
+      </w:pPr>
+    </w:p>
+    <w:p>
+      <w:pPr>
+        <w:rPr>
+          <w:sz w:val="24"/>
+          <w:szCs w:val="24"/>
+        </w:rPr>
+      </w:pPr>
+      <w:r>
+        <w:rPr>
+          <w:b/>
+          <w:bCs/>
+          <w:sz w:val="24"/>
+          <w:szCs w:val="24"/>
+        </w:rPr>
+        <w:t xml:space="preserve">Talmy, D.</w:t>
+      </w:r>
+      <w:r>
+        <w:rPr>
+          <w:sz w:val="24"/>
+          <w:szCs w:val="24"/>
+        </w:rPr>
+        <w:t xml:space="preserve">, </w:t>
+      </w:r>
+      <w:r>
+        <w:rPr>
+          <w:sz w:val="24"/>
+          <w:szCs w:val="24"/>
+          <w:u w:val="single"/>
+        </w:rPr>
+        <w:t xml:space="preserve">Carr, E.</w:t>
+      </w:r>
+      <w:r>
+        <w:rPr>
+          <w:sz w:val="24"/>
+          <w:szCs w:val="24"/>
+        </w:rPr>
+        <w:t xml:space="preserve">, Dutkiewicz, S., Weitz, J. Can viral induced mortality be represented implicitly and capture marine ecological dynamics? ASLO Aquatic Sciences Meeting, Charlotte, NC, USA, March 27</w:t>
+      </w:r>
+      <w:r>
+        <w:rPr>
+          <w:sz w:val="24"/>
+          <w:szCs w:val="24"/>
+          <w:vertAlign w:val="superscript"/>
+        </w:rPr>
+        <w:t xml:space="preserve">th</w:t>
+      </w:r>
+      <w:r>
+        <w:rPr>
+          <w:sz w:val="24"/>
+          <w:szCs w:val="24"/>
+        </w:rPr>
+        <w:t xml:space="preserve">, 2025.</w:t>
+      </w:r>
+    </w:p>
+    <w:p>
+      <w:pPr>
+        <w:rPr>
+          <w:sz w:val="24"/>
+          <w:szCs w:val="24"/>
+        </w:rPr>
+      </w:pPr>
+    </w:p>
+    <w:p>
+      <w:pPr>
+        <w:rPr>
+          <w:sz w:val="24"/>
+          <w:szCs w:val="24"/>
+        </w:rPr>
+      </w:pPr>
+      <w:r>
+        <w:rPr>
+          <w:sz w:val="24"/>
+          <w:szCs w:val="24"/>
+        </w:rPr>
+        <w:t xml:space="preserve">Hambrick, K.M., Smith, L.E., Martin, R.M., Stark, G.F., </w:t>
+      </w:r>
+      <w:r>
+        <w:rPr>
+          <w:b/>
+          <w:bCs/>
+          <w:sz w:val="24"/>
+          <w:szCs w:val="24"/>
+        </w:rPr>
+        <w:t xml:space="preserve">Talmy, D.</w:t>
+      </w:r>
+      <w:r>
+        <w:rPr>
+          <w:sz w:val="24"/>
+          <w:szCs w:val="24"/>
+        </w:rPr>
+        <w:t xml:space="preserve">, Wilhelm, S.W., Zinser, E.R. Temperature correlates with phage resistance in </w:t>
+      </w:r>
+      <w:r>
         <w:rPr>
           <w:i/>
           <w:iCs/>
           <w:sz w:val="24"/>
           <w:szCs w:val="24"/>
         </w:rPr>
-      </w:pPr>
-      <w:r>
-        <w:rPr>
-          <w:i/>
-          <w:iCs/>
-          <w:sz w:val="24"/>
-          <w:szCs w:val="24"/>
-        </w:rPr>
-        <w:t>Boldened names indicate people in my research group</w:t>
-      </w:r>
-    </w:p>
-    <w:p>
-      <w:pPr>
-        <w:keepNext/>
-        <w:rPr>
-          <w:sz w:val="24"/>
-          <w:szCs w:val="24"/>
-        </w:rPr>
-      </w:pPr>
-    </w:p>
-    <w:p>
-      <w:pPr>
-        <w:rPr>
-          <w:sz w:val="24"/>
-          <w:szCs w:val="24"/>
-        </w:rPr>
-      </w:pPr>
+        <w:t xml:space="preserve">Microcystis aeruginosa</w:t>
+      </w:r>
+      <w:r>
+        <w:rPr>
+          <w:sz w:val="24"/>
+          <w:szCs w:val="24"/>
+        </w:rPr>
+        <w:t xml:space="preserve"> NIES-298. ASLO Aquatic Sciences Meeting, Charlotte, NC, USA, March 27</w:t>
+      </w:r>
+      <w:r>
+        <w:rPr>
+          <w:sz w:val="24"/>
+          <w:szCs w:val="24"/>
+          <w:vertAlign w:val="superscript"/>
+        </w:rPr>
+        <w:t xml:space="preserve">th</w:t>
+      </w:r>
+      <w:r>
+        <w:rPr>
+          <w:sz w:val="24"/>
+          <w:szCs w:val="24"/>
+        </w:rPr>
+        <w:t xml:space="preserve">, 2025.</w:t>
+      </w:r>
+    </w:p>
+    <w:p>
+      <w:pPr>
+        <w:rPr>
+          <w:sz w:val="24"/>
+          <w:szCs w:val="24"/>
+        </w:rPr>
+      </w:pPr>
+    </w:p>
+    <w:p>
+      <w:pPr>
+        <w:rPr>
+          <w:sz w:val="24"/>
+          <w:szCs w:val="24"/>
+        </w:rPr>
+      </w:pPr>
+      <w:r>
+        <w:rPr>
+          <w:sz w:val="24"/>
+          <w:szCs w:val="24"/>
+          <w:u w:val="single"/>
+        </w:rPr>
+        <w:t xml:space="preserve">Carr, E.</w:t>
+      </w:r>
+      <w:r>
+        <w:rPr>
+          <w:sz w:val="24"/>
+          <w:szCs w:val="24"/>
+        </w:rPr>
+        <w:t xml:space="preserve">, </w:t>
+      </w:r>
+      <w:r>
+        <w:rPr>
+          <w:sz w:val="24"/>
+          <w:szCs w:val="24"/>
+          <w:u w:val="single"/>
+        </w:rPr>
+        <w:t xml:space="preserve">Rajakaruna, H.</w:t>
+      </w:r>
+      <w:r>
+        <w:rPr>
+          <w:sz w:val="24"/>
+          <w:szCs w:val="24"/>
+        </w:rPr>
+        <w:t xml:space="preserve">, </w:t>
+      </w:r>
       <w:r>
         <w:rPr>
           <w:b/>
@@ -6151,14 +6761,14 @@
           <w:sz w:val="24"/>
           <w:szCs w:val="24"/>
         </w:rPr>
-        <w:t xml:space="preserve">Talmy, D., Carr, E.</w:t>
-      </w:r>
-      <w:r>
-        <w:rPr>
-          <w:sz w:val="24"/>
-          <w:szCs w:val="24"/>
-        </w:rPr>
-        <w:t xml:space="preserve"> Modeling community dynamics: impacts of hydrogen peroxide on marine cyanobacteria composition. BioGeoScapes / C-CoMP Modeling Workshop, Woods Hole Oceanographic Institution, Massachusetts, USA, September 10</w:t>
+        <w:t xml:space="preserve">Talmy, D.</w:t>
+      </w:r>
+      <w:r>
+        <w:rPr>
+          <w:sz w:val="24"/>
+          <w:szCs w:val="24"/>
+        </w:rPr>
+        <w:t xml:space="preserve"> On the influence of mortality on microbial predator-prey relationships in the surface ocean. 5</w:t>
       </w:r>
       <w:r>
         <w:rPr>
@@ -6173,24 +6783,54 @@
           <w:sz w:val="24"/>
           <w:szCs w:val="24"/>
         </w:rPr>
-        <w:t xml:space="preserve">, 2025.</w:t>
-      </w:r>
-    </w:p>
-    <w:p>
-      <w:pPr>
-        <w:rPr>
-          <w:sz w:val="24"/>
-          <w:szCs w:val="24"/>
-        </w:rPr>
-      </w:pPr>
-    </w:p>
-    <w:p>
-      <w:pPr>
-        <w:rPr>
-          <w:sz w:val="24"/>
-          <w:szCs w:val="24"/>
-        </w:rPr>
-      </w:pPr>
+        <w:t xml:space="preserve"> workshop on trait-based approaches to ocean life, Knoxville, TN, January 27</w:t>
+      </w:r>
+      <w:r>
+        <w:rPr>
+          <w:sz w:val="24"/>
+          <w:szCs w:val="24"/>
+          <w:vertAlign w:val="superscript"/>
+        </w:rPr>
+        <w:t xml:space="preserve">th</w:t>
+      </w:r>
+      <w:r>
+        <w:rPr>
+          <w:sz w:val="24"/>
+          <w:szCs w:val="24"/>
+        </w:rPr>
+        <w:t xml:space="preserve">, 2022.</w:t>
+      </w:r>
+    </w:p>
+    <w:p>
+      <w:pPr>
+        <w:rPr>
+          <w:sz w:val="24"/>
+          <w:szCs w:val="24"/>
+        </w:rPr>
+      </w:pPr>
+    </w:p>
+    <w:p>
+      <w:pPr>
+        <w:rPr>
+          <w:sz w:val="24"/>
+          <w:szCs w:val="24"/>
+        </w:rPr>
+      </w:pPr>
+      <w:r>
+        <w:rPr>
+          <w:sz w:val="24"/>
+          <w:szCs w:val="24"/>
+          <w:u w:val="single"/>
+        </w:rPr>
+        <w:t xml:space="preserve">McCullough, D.K.</w:t>
+      </w:r>
+      <w:r>
+        <w:rPr>
+          <w:sz w:val="24"/>
+          <w:szCs w:val="24"/>
+        </w:rPr>
+        <w:t xml:space="preserve">, Calfee, B., Zinser, E.R., </w:t>
+      </w:r>
       <w:r>
         <w:rPr>
           <w:b/>
@@ -6198,14 +6838,14 @@
           <w:sz w:val="24"/>
           <w:szCs w:val="24"/>
         </w:rPr>
-        <w:t xml:space="preserve">Talmy, D., Carr, E.</w:t>
-      </w:r>
-      <w:r>
-        <w:rPr>
-          <w:sz w:val="24"/>
-          <w:szCs w:val="24"/>
-        </w:rPr>
-        <w:t xml:space="preserve">, Weitz, J., Dutkiewicz, S. Can viral induced mortality be represented implicitly and capture marine ecological dynamics? BioGeoScapes / C-CoMP Modeling Workshop, Woods Hole Oceanographic Institution, Massachusetts, USA, September 10</w:t>
+        <w:t xml:space="preserve">Talmy, D.</w:t>
+      </w:r>
+      <w:r>
+        <w:rPr>
+          <w:sz w:val="24"/>
+          <w:szCs w:val="24"/>
+        </w:rPr>
+        <w:t xml:space="preserve"> Toward a general model of the effects of exogenous reactive oxygen on bacterial community dynamics. 5</w:t>
       </w:r>
       <w:r>
         <w:rPr>
@@ -6220,24 +6860,69 @@
           <w:sz w:val="24"/>
           <w:szCs w:val="24"/>
         </w:rPr>
-        <w:t xml:space="preserve">, 2025.</w:t>
-      </w:r>
-    </w:p>
-    <w:p>
-      <w:pPr>
-        <w:rPr>
-          <w:sz w:val="24"/>
-          <w:szCs w:val="24"/>
-        </w:rPr>
-      </w:pPr>
-    </w:p>
-    <w:p>
-      <w:pPr>
-        <w:rPr>
-          <w:sz w:val="24"/>
-          <w:szCs w:val="24"/>
-        </w:rPr>
-      </w:pPr>
+        <w:t xml:space="preserve"> workshop on trait-based approaches to ocean life, Knoxville, TN, January 27</w:t>
+      </w:r>
+      <w:r>
+        <w:rPr>
+          <w:sz w:val="24"/>
+          <w:szCs w:val="24"/>
+          <w:vertAlign w:val="superscript"/>
+        </w:rPr>
+        <w:t xml:space="preserve">th</w:t>
+      </w:r>
+      <w:r>
+        <w:rPr>
+          <w:sz w:val="24"/>
+          <w:szCs w:val="24"/>
+        </w:rPr>
+        <w:t xml:space="preserve">, 2022.</w:t>
+      </w:r>
+    </w:p>
+    <w:p>
+      <w:pPr>
+        <w:rPr>
+          <w:sz w:val="24"/>
+          <w:szCs w:val="24"/>
+        </w:rPr>
+      </w:pPr>
+    </w:p>
+    <w:p>
+      <w:pPr>
+        <w:rPr>
+          <w:sz w:val="24"/>
+          <w:szCs w:val="24"/>
+        </w:rPr>
+      </w:pPr>
+      <w:r>
+        <w:rPr>
+          <w:sz w:val="24"/>
+          <w:szCs w:val="24"/>
+          <w:u w:val="single"/>
+        </w:rPr>
+        <w:t xml:space="preserve">Rajakaruna, H.</w:t>
+      </w:r>
+      <w:r>
+        <w:rPr>
+          <w:sz w:val="24"/>
+          <w:szCs w:val="24"/>
+        </w:rPr>
+        <w:t xml:space="preserve">, Omta, A.W., </w:t>
+      </w:r>
+      <w:r>
+        <w:rPr>
+          <w:sz w:val="24"/>
+          <w:szCs w:val="24"/>
+          <w:u w:val="single"/>
+        </w:rPr>
+        <w:t xml:space="preserve">Carr, E.</w:t>
+      </w:r>
+      <w:r>
+        <w:rPr>
+          <w:sz w:val="24"/>
+          <w:szCs w:val="24"/>
+        </w:rPr>
+        <w:t xml:space="preserve">, </w:t>
+      </w:r>
       <w:r>
         <w:rPr>
           <w:b/>
@@ -6245,14 +6930,14 @@
           <w:sz w:val="24"/>
           <w:szCs w:val="24"/>
         </w:rPr>
-        <w:t>Talmy, D., Carr, E.</w:t>
-      </w:r>
-      <w:r>
-        <w:rPr>
-          <w:sz w:val="24"/>
-          <w:szCs w:val="24"/>
-        </w:rPr>
-        <w:t xml:space="preserve">, Dutkiewicz, S., Weitz, J. Can viral induced mortality be represented implicitly and capture marine ecological dynamics? ASLO Aquatic Sciences Meeting, Charlotte, NC, USA, March 27</w:t>
+        <w:t xml:space="preserve">Talmy, D.</w:t>
+      </w:r>
+      <w:r>
+        <w:rPr>
+          <w:sz w:val="24"/>
+          <w:szCs w:val="24"/>
+        </w:rPr>
+        <w:t xml:space="preserve"> The power-law biomass scaling relationship in natural microbial ecosystems. 5</w:t>
       </w:r>
       <w:r>
         <w:rPr>
@@ -6260,37 +6945,60 @@
           <w:szCs w:val="24"/>
           <w:vertAlign w:val="superscript"/>
         </w:rPr>
-        <w:t>th</w:t>
-      </w:r>
-      <w:r>
-        <w:rPr>
-          <w:sz w:val="24"/>
-          <w:szCs w:val="24"/>
-        </w:rPr>
-        <w:t xml:space="preserve">, 2025.</w:t>
-      </w:r>
-    </w:p>
-    <w:p>
-      <w:pPr>
-        <w:rPr>
-          <w:sz w:val="24"/>
-          <w:szCs w:val="24"/>
-        </w:rPr>
-      </w:pPr>
-    </w:p>
-    <w:p>
-      <w:pPr>
-        <w:rPr>
-          <w:sz w:val="24"/>
-          <w:szCs w:val="24"/>
-        </w:rPr>
-      </w:pPr>
-      <w:r>
-        <w:rPr>
-          <w:sz w:val="24"/>
-          <w:szCs w:val="24"/>
-        </w:rPr>
-        <w:t xml:space="preserve">Hambrick, K.M., Smith, L.E., Martin, R.M., Stark, G.F., </w:t>
+        <w:t xml:space="preserve">th</w:t>
+      </w:r>
+      <w:r>
+        <w:rPr>
+          <w:sz w:val="24"/>
+          <w:szCs w:val="24"/>
+        </w:rPr>
+        <w:t xml:space="preserve"> workshop on trait-based approaches to ocean life, Knoxville, TN, January 27</w:t>
+      </w:r>
+      <w:r>
+        <w:rPr>
+          <w:sz w:val="24"/>
+          <w:szCs w:val="24"/>
+          <w:vertAlign w:val="superscript"/>
+        </w:rPr>
+        <w:t xml:space="preserve">th</w:t>
+      </w:r>
+      <w:r>
+        <w:rPr>
+          <w:sz w:val="24"/>
+          <w:szCs w:val="24"/>
+        </w:rPr>
+        <w:t xml:space="preserve">, 2022.</w:t>
+      </w:r>
+    </w:p>
+    <w:p>
+      <w:pPr>
+        <w:rPr>
+          <w:sz w:val="24"/>
+          <w:szCs w:val="24"/>
+        </w:rPr>
+      </w:pPr>
+    </w:p>
+    <w:p>
+      <w:pPr>
+        <w:rPr>
+          <w:sz w:val="24"/>
+          <w:szCs w:val="24"/>
+        </w:rPr>
+      </w:pPr>
+      <w:r>
+        <w:rPr>
+          <w:sz w:val="24"/>
+          <w:szCs w:val="24"/>
+          <w:u w:val="single"/>
+        </w:rPr>
+        <w:t xml:space="preserve">McCullough, D.K.</w:t>
+      </w:r>
+      <w:r>
+        <w:rPr>
+          <w:sz w:val="24"/>
+          <w:szCs w:val="24"/>
+        </w:rPr>
+        <w:t xml:space="preserve">, Calfee, B., Zinser, E.R., </w:t>
       </w:r>
       <w:r>
         <w:rPr>
@@ -6299,30 +7007,14 @@
           <w:sz w:val="24"/>
           <w:szCs w:val="24"/>
         </w:rPr>
-        <w:t>Talmy, D.,</w:t>
-      </w:r>
-      <w:r>
-        <w:rPr>
-          <w:sz w:val="24"/>
-          <w:szCs w:val="24"/>
-        </w:rPr>
-        <w:t xml:space="preserve"> Wilhelm, S.W., Zinser, E.R. Temperature correlates with phage resistance in </w:t>
-      </w:r>
-      <w:r>
-        <w:rPr>
-          <w:i/>
-          <w:iCs/>
-          <w:sz w:val="24"/>
-          <w:szCs w:val="24"/>
-        </w:rPr>
-        <w:t>Microcystis aeruginosa</w:t>
-      </w:r>
-      <w:r>
-        <w:rPr>
-          <w:sz w:val="24"/>
-          <w:szCs w:val="24"/>
-        </w:rPr>
-        <w:t xml:space="preserve"> NIES-298. ASLO Aquatic Sciences Meeting, Charlotte, NC, USA, March 27</w:t>
+        <w:t xml:space="preserve">Talmy, D.</w:t>
+      </w:r>
+      <w:r>
+        <w:rPr>
+          <w:sz w:val="24"/>
+          <w:szCs w:val="24"/>
+        </w:rPr>
+        <w:t xml:space="preserve"> Connecting hydrogen peroxide damage and nutrient limitation controls on marine cyanobacterial growth. 4</w:t>
       </w:r>
       <w:r>
         <w:rPr>
@@ -6330,31 +7022,61 @@
           <w:szCs w:val="24"/>
           <w:vertAlign w:val="superscript"/>
         </w:rPr>
-        <w:t>th</w:t>
-      </w:r>
-      <w:r>
-        <w:rPr>
-          <w:sz w:val="24"/>
-          <w:szCs w:val="24"/>
-        </w:rPr>
-        <w:t xml:space="preserve">, 2025.</w:t>
-      </w:r>
-    </w:p>
-    <w:p>
-      <w:pPr>
-        <w:rPr>
-          <w:sz w:val="24"/>
-          <w:szCs w:val="24"/>
-        </w:rPr>
-      </w:pPr>
-    </w:p>
-    <w:p>
-      <w:pPr>
-        <w:rPr>
-          <w:sz w:val="24"/>
-          <w:szCs w:val="24"/>
-        </w:rPr>
-      </w:pPr>
+        <w:t xml:space="preserve">th</w:t>
+      </w:r>
+      <w:r>
+        <w:rPr>
+          <w:sz w:val="24"/>
+          <w:szCs w:val="24"/>
+        </w:rPr>
+        <w:t xml:space="preserve"> workshop on trait-based approaches to ocean life, Buckinghamshire, UK, August 19</w:t>
+      </w:r>
+      <w:r>
+        <w:rPr>
+          <w:sz w:val="24"/>
+          <w:szCs w:val="24"/>
+          <w:vertAlign w:val="superscript"/>
+        </w:rPr>
+        <w:t xml:space="preserve">th</w:t>
+      </w:r>
+      <w:r>
+        <w:rPr>
+          <w:sz w:val="24"/>
+          <w:szCs w:val="24"/>
+        </w:rPr>
+        <w:t xml:space="preserve">, 2019.</w:t>
+      </w:r>
+    </w:p>
+    <w:p>
+      <w:pPr>
+        <w:rPr>
+          <w:sz w:val="24"/>
+          <w:szCs w:val="24"/>
+        </w:rPr>
+      </w:pPr>
+    </w:p>
+    <w:p>
+      <w:pPr>
+        <w:rPr>
+          <w:sz w:val="24"/>
+          <w:szCs w:val="24"/>
+        </w:rPr>
+      </w:pPr>
+      <w:r>
+        <w:rPr>
+          <w:sz w:val="24"/>
+          <w:szCs w:val="24"/>
+          <w:u w:val="single"/>
+        </w:rPr>
+        <w:t xml:space="preserve">Papoulis, S.E.</w:t>
+      </w:r>
+      <w:r>
+        <w:rPr>
+          <w:sz w:val="24"/>
+          <w:szCs w:val="24"/>
+        </w:rPr>
+        <w:t xml:space="preserve">, Wilhelm, S.W., </w:t>
+      </w:r>
       <w:r>
         <w:rPr>
           <w:b/>
@@ -6362,14 +7084,14 @@
           <w:sz w:val="24"/>
           <w:szCs w:val="24"/>
         </w:rPr>
-        <w:t xml:space="preserve">Carr, E., Rajakaruna, H., Talmy, D.</w:t>
-      </w:r>
-      <w:r>
-        <w:rPr>
-          <w:sz w:val="24"/>
-          <w:szCs w:val="24"/>
-        </w:rPr>
-        <w:t xml:space="preserve"> On the influence of mortality on microbial predator-prey relationships in the surface ocean. 5</w:t>
+        <w:t xml:space="preserve">Talmy, D.</w:t>
+      </w:r>
+      <w:r>
+        <w:rPr>
+          <w:sz w:val="24"/>
+          <w:szCs w:val="24"/>
+        </w:rPr>
+        <w:t xml:space="preserve">, Zinser, E.R. Environmental nutrients explain the distribution of restriction modification systems in prokaryotic genomes. 4</w:t>
       </w:r>
       <w:r>
         <w:rPr>
@@ -6384,7 +7106,7 @@
           <w:sz w:val="24"/>
           <w:szCs w:val="24"/>
         </w:rPr>
-        <w:t xml:space="preserve"> workshop on trait-based approaches to ocean life, Knoxville, TN, January 27</w:t>
+        <w:t xml:space="preserve"> workshop on trait-based approaches to ocean life, Buckinghamshire, UK, August 20</w:t>
       </w:r>
       <w:r>
         <w:rPr>
@@ -6399,12 +7121,13 @@
           <w:sz w:val="24"/>
           <w:szCs w:val="24"/>
         </w:rPr>
-        <w:t xml:space="preserve">, 2022.</w:t>
-      </w:r>
-    </w:p>
-    <w:p>
-      <w:pPr>
-        <w:rPr>
+        <w:t xml:space="preserve">, 2019.</w:t>
+      </w:r>
+    </w:p>
+    <w:p>
+      <w:pPr>
+        <w:rPr>
+          <w:b/>
           <w:sz w:val="24"/>
           <w:szCs w:val="24"/>
         </w:rPr>
@@ -6424,22 +7147,6 @@
           <w:sz w:val="24"/>
           <w:szCs w:val="24"/>
         </w:rPr>
-        <w:t xml:space="preserve">McCullough, D.K.</w:t>
-      </w:r>
-      <w:r>
-        <w:rPr>
-          <w:sz w:val="24"/>
-          <w:szCs w:val="24"/>
-        </w:rPr>
-        <w:t xml:space="preserve">, Calfee, B., Zinser, E.R., </w:t>
-      </w:r>
-      <w:r>
-        <w:rPr>
-          <w:b/>
-          <w:bCs/>
-          <w:sz w:val="24"/>
-          <w:szCs w:val="24"/>
-        </w:rPr>
         <w:t xml:space="preserve">Talmy, D.</w:t>
       </w:r>
       <w:r>
@@ -6447,7 +7154,7 @@
           <w:sz w:val="24"/>
           <w:szCs w:val="24"/>
         </w:rPr>
-        <w:t xml:space="preserve"> Toward a general model of the effects of exogenous reactive oxygen on bacterial community dynamics. 5</w:t>
+        <w:t xml:space="preserve">, Follett, C.L., Follows, M.J. Viral regulation of dissolved organic matter elemental composition. Viruses of Microbes Meeting, Liverpool, UK, July 19</w:t>
       </w:r>
       <w:r>
         <w:rPr>
@@ -6462,295 +7169,7 @@
           <w:sz w:val="24"/>
           <w:szCs w:val="24"/>
         </w:rPr>
-        <w:t xml:space="preserve"> workshop on trait-based approaches to ocean life, Knoxville, TN, January 27</w:t>
-      </w:r>
-      <w:r>
-        <w:rPr>
-          <w:sz w:val="24"/>
-          <w:szCs w:val="24"/>
-          <w:vertAlign w:val="superscript"/>
-        </w:rPr>
-        <w:t xml:space="preserve">th</w:t>
-      </w:r>
-      <w:r>
-        <w:rPr>
-          <w:sz w:val="24"/>
-          <w:szCs w:val="24"/>
-        </w:rPr>
-        <w:t xml:space="preserve">, 2022.</w:t>
-      </w:r>
-    </w:p>
-    <w:p>
-      <w:pPr>
-        <w:rPr>
-          <w:sz w:val="24"/>
-          <w:szCs w:val="24"/>
-        </w:rPr>
-      </w:pPr>
-    </w:p>
-    <w:p>
-      <w:pPr>
-        <w:rPr>
-          <w:sz w:val="24"/>
-          <w:szCs w:val="24"/>
-        </w:rPr>
-      </w:pPr>
-      <w:r>
-        <w:rPr>
-          <w:b/>
-          <w:bCs/>
-          <w:sz w:val="24"/>
-          <w:szCs w:val="24"/>
-        </w:rPr>
-        <w:t xml:space="preserve">Rajakaruna, H.</w:t>
-      </w:r>
-      <w:r>
-        <w:rPr>
-          <w:sz w:val="24"/>
-          <w:szCs w:val="24"/>
-        </w:rPr>
-        <w:t xml:space="preserve">, Omta, A.W., </w:t>
-      </w:r>
-      <w:r>
-        <w:rPr>
-          <w:b/>
-          <w:bCs/>
-          <w:sz w:val="24"/>
-          <w:szCs w:val="24"/>
-        </w:rPr>
-        <w:t xml:space="preserve">Carr, E., Talmy, D.</w:t>
-      </w:r>
-      <w:r>
-        <w:rPr>
-          <w:sz w:val="24"/>
-          <w:szCs w:val="24"/>
-        </w:rPr>
-        <w:t xml:space="preserve"> The power-law biomass scaling relationship in natural microbial ecosystems. 5</w:t>
-      </w:r>
-      <w:r>
-        <w:rPr>
-          <w:sz w:val="24"/>
-          <w:szCs w:val="24"/>
-          <w:vertAlign w:val="superscript"/>
-        </w:rPr>
-        <w:t xml:space="preserve">th</w:t>
-      </w:r>
-      <w:r>
-        <w:rPr>
-          <w:sz w:val="24"/>
-          <w:szCs w:val="24"/>
-        </w:rPr>
-        <w:t xml:space="preserve"> workshop on trait-based approaches to ocean life, Knoxville, TN, January 27</w:t>
-      </w:r>
-      <w:r>
-        <w:rPr>
-          <w:sz w:val="24"/>
-          <w:szCs w:val="24"/>
-          <w:vertAlign w:val="superscript"/>
-        </w:rPr>
-        <w:t xml:space="preserve">th</w:t>
-      </w:r>
-      <w:r>
-        <w:rPr>
-          <w:sz w:val="24"/>
-          <w:szCs w:val="24"/>
-        </w:rPr>
-        <w:t xml:space="preserve">, 2022.</w:t>
-      </w:r>
-    </w:p>
-    <w:p>
-      <w:pPr>
-        <w:rPr>
-          <w:sz w:val="24"/>
-          <w:szCs w:val="24"/>
-        </w:rPr>
-      </w:pPr>
-    </w:p>
-    <w:p>
-      <w:pPr>
-        <w:rPr>
-          <w:sz w:val="24"/>
-          <w:szCs w:val="24"/>
-        </w:rPr>
-      </w:pPr>
-      <w:r>
-        <w:rPr>
-          <w:b/>
-          <w:bCs/>
-          <w:sz w:val="24"/>
-          <w:szCs w:val="24"/>
-        </w:rPr>
-        <w:t xml:space="preserve">McCullough, D.K.</w:t>
-      </w:r>
-      <w:r>
-        <w:rPr>
-          <w:sz w:val="24"/>
-          <w:szCs w:val="24"/>
-        </w:rPr>
-        <w:t xml:space="preserve">, Calfee, B., Zinser, E.R., </w:t>
-      </w:r>
-      <w:r>
-        <w:rPr>
-          <w:b/>
-          <w:bCs/>
-          <w:sz w:val="24"/>
-          <w:szCs w:val="24"/>
-        </w:rPr>
-        <w:t xml:space="preserve">Talmy, D.</w:t>
-      </w:r>
-      <w:r>
-        <w:rPr>
-          <w:sz w:val="24"/>
-          <w:szCs w:val="24"/>
-        </w:rPr>
-        <w:t xml:space="preserve"> Connecting hydrogen peroxide damage and nutrient limitation controls on marine cyanobacterial growth. 4</w:t>
-      </w:r>
-      <w:r>
-        <w:rPr>
-          <w:sz w:val="24"/>
-          <w:szCs w:val="24"/>
-          <w:vertAlign w:val="superscript"/>
-        </w:rPr>
-        <w:t xml:space="preserve">th</w:t>
-      </w:r>
-      <w:r>
-        <w:rPr>
-          <w:sz w:val="24"/>
-          <w:szCs w:val="24"/>
-        </w:rPr>
-        <w:t xml:space="preserve"> workshop on trait-based approaches to ocean life, Buckinghamshire, UK, August 19</w:t>
-      </w:r>
-      <w:r>
-        <w:rPr>
-          <w:sz w:val="24"/>
-          <w:szCs w:val="24"/>
-          <w:vertAlign w:val="superscript"/>
-        </w:rPr>
-        <w:t xml:space="preserve">th</w:t>
-      </w:r>
-      <w:r>
-        <w:rPr>
-          <w:sz w:val="24"/>
-          <w:szCs w:val="24"/>
-        </w:rPr>
-        <w:t xml:space="preserve">, 2019.</w:t>
-      </w:r>
-    </w:p>
-    <w:p>
-      <w:pPr>
-        <w:rPr>
-          <w:sz w:val="24"/>
-          <w:szCs w:val="24"/>
-        </w:rPr>
-      </w:pPr>
-    </w:p>
-    <w:p>
-      <w:pPr>
-        <w:rPr>
-          <w:sz w:val="24"/>
-          <w:szCs w:val="24"/>
-        </w:rPr>
-      </w:pPr>
-      <w:r>
-        <w:rPr>
-          <w:b/>
-          <w:bCs/>
-          <w:sz w:val="24"/>
-          <w:szCs w:val="24"/>
-        </w:rPr>
-        <w:t xml:space="preserve">Papoulis, S.E.</w:t>
-      </w:r>
-      <w:r>
-        <w:rPr>
-          <w:sz w:val="24"/>
-          <w:szCs w:val="24"/>
-        </w:rPr>
-        <w:t xml:space="preserve">, Wilhelm, S.W., </w:t>
-      </w:r>
-      <w:r>
-        <w:rPr>
-          <w:b/>
-          <w:bCs/>
-          <w:sz w:val="24"/>
-          <w:szCs w:val="24"/>
-        </w:rPr>
-        <w:t xml:space="preserve">Talmy, D.</w:t>
-      </w:r>
-      <w:r>
-        <w:rPr>
-          <w:sz w:val="24"/>
-          <w:szCs w:val="24"/>
-        </w:rPr>
-        <w:t xml:space="preserve">, Zinser, E.R. Environmental nutrients explain the distribution of restriction modification systems in prokaryotic genomes. 4</w:t>
-      </w:r>
-      <w:r>
-        <w:rPr>
-          <w:sz w:val="24"/>
-          <w:szCs w:val="24"/>
-          <w:vertAlign w:val="superscript"/>
-        </w:rPr>
-        <w:t xml:space="preserve">th</w:t>
-      </w:r>
-      <w:r>
-        <w:rPr>
-          <w:sz w:val="24"/>
-          <w:szCs w:val="24"/>
-        </w:rPr>
-        <w:t xml:space="preserve"> workshop on trait-based approaches to ocean life, Buckinghamshire, UK, August 20</w:t>
-      </w:r>
-      <w:r>
-        <w:rPr>
-          <w:sz w:val="24"/>
-          <w:szCs w:val="24"/>
-          <w:vertAlign w:val="superscript"/>
-        </w:rPr>
-        <w:t xml:space="preserve">th</w:t>
-      </w:r>
-      <w:r>
-        <w:rPr>
-          <w:sz w:val="24"/>
-          <w:szCs w:val="24"/>
-        </w:rPr>
-        <w:t xml:space="preserve">, 2019.</w:t>
-      </w:r>
-    </w:p>
-    <w:p>
-      <w:pPr>
-        <w:rPr>
-          <w:b/>
-          <w:sz w:val="24"/>
-          <w:szCs w:val="24"/>
-        </w:rPr>
-      </w:pPr>
-    </w:p>
-    <w:p>
-      <w:pPr>
-        <w:rPr>
-          <w:sz w:val="24"/>
-          <w:szCs w:val="24"/>
-        </w:rPr>
-      </w:pPr>
-      <w:r>
-        <w:rPr>
-          <w:sz w:val="24"/>
-          <w:szCs w:val="24"/>
-        </w:rPr>
-        <w:t>Talmy, D., Follett, C.L., Follows, M.J. Viral regulation of dissolved organic matter elemental composition. Viruses of Microbes Meeting, Liverpool, UK, July 19</w:t>
-      </w:r>
-      <w:r>
-        <w:rPr>
-          <w:sz w:val="24"/>
-          <w:szCs w:val="24"/>
-          <w:vertAlign w:val="superscript"/>
-        </w:rPr>
-        <w:t>th</w:t>
-      </w:r>
-      <w:r>
-        <w:rPr>
-          <w:sz w:val="24"/>
-          <w:szCs w:val="24"/>
-        </w:rPr>
-        <w:t>, 2016.</w:t>
+        <w:t xml:space="preserve">, 2016.</w:t>
       </w:r>
     </w:p>
     <w:p>

--- a/cv.docx
+++ b/cv.docx
@@ -69,7 +69,7 @@
           <w:szCs w:val="24"/>
           <w:lang w:val="fr-FR"/>
         </w:rPr>
-        <w:t xml:space="preserve">Tel: +1-865-974-3718</w:t>
+        <w:t xml:space="preserve">Tel: +1-865-974-3719</w:t>
       </w:r>
     </w:p>
     <w:p>
